--- a/tests/team_self_test/오이소창원_최종자체테스트_체크리스트_20261003.docx
+++ b/tests/team_self_test/오이소창원_최종자체테스트_체크리스트_20261003.docx
@@ -44,7 +44,7 @@
         </w:rPr>
         <w:t xml:space="preserve"> 배포본 </w:t>
       </w:r>
-      <w:hyperlink w:history="1" r:id="rId5_a-wnd5tjle7obtrprye">
+      <w:hyperlink w:history="1" r:id="rIdyqjkhtnsezg2brip8fz2x">
         <w:r>
           <w:rPr>
             <w:rStyle w:val="Hyperlink"/>
@@ -618,7 +618,7 @@
                 <w:sz w:val="17"/>
                 <w:szCs w:val="17"/>
               </w:rPr>
-              <w:t xml:space="preserve">캡처는 문제 화면만, 파일명 이름_기기_항목번호.png (예: 이미영_폰_F-5.png)</w:t>
+              <w:t xml:space="preserve">캡처는 문제 화면만, 파일명 이름_기기_항목번호.png (예: 이미영_폰_F-5.png), 저장 위치 screenshots/team_self_test/</w:t>
             </w:r>
           </w:p>
         </w:tc>
@@ -11748,7 +11748,7 @@
               </w:rPr>
               <w:t xml:space="preserve">설문 링크(</w:t>
             </w:r>
-            <w:hyperlink w:history="1" r:id="rIdrzfhtezvtumirikmowcbi">
+            <w:hyperlink w:history="1" r:id="rIds76zoruzvwab58ltigohq">
               <w:r>
                 <w:rPr>
                   <w:rStyle w:val="Hyperlink"/>

--- a/tests/team_self_test/오이소창원_최종자체테스트_체크리스트_20261003.docx
+++ b/tests/team_self_test/오이소창원_최종자체테스트_체크리스트_20261003.docx
@@ -44,7 +44,7 @@
         </w:rPr>
         <w:t xml:space="preserve"> 배포본 </w:t>
       </w:r>
-      <w:hyperlink w:history="1" r:id="rIdyqjkhtnsezg2brip8fz2x">
+      <w:hyperlink w:history="1" r:id="rIdaq8dzfvqo4bhzjcavm_8t">
         <w:r>
           <w:rPr>
             <w:rStyle w:val="Hyperlink"/>
@@ -190,10 +190,10 @@
         </w:tblBorders>
       </w:tblPr>
       <w:tblGrid>
-        <w:gridCol w:w="918"/>
-        <w:gridCol w:w="6837"/>
-        <w:gridCol w:w="1224"/>
-        <w:gridCol w:w="1225"/>
+        <w:gridCol w:w="2046"/>
+        <w:gridCol w:w="5042"/>
+        <w:gridCol w:w="1514"/>
+        <w:gridCol w:w="1602"/>
       </w:tblGrid>
       <w:tr>
         <w:trPr>
@@ -202,7 +202,7 @@
         </w:trPr>
         <w:tc>
           <w:tcPr>
-            <w:tcW w:type="dxa" w:w="918"/>
+            <w:tcW w:type="dxa" w:w="2046"/>
             <w:tcBorders>
               <w:top w:val="single" w:color="C9D3DF" w:sz="4"/>
               <w:left w:val="single" w:color="C9D3DF" w:sz="4"/>
@@ -236,7 +236,7 @@
         </w:tc>
         <w:tc>
           <w:tcPr>
-            <w:tcW w:type="dxa" w:w="6837"/>
+            <w:tcW w:type="dxa" w:w="5042"/>
             <w:tcBorders>
               <w:top w:val="single" w:color="C9D3DF" w:sz="4"/>
               <w:left w:val="single" w:color="C9D3DF" w:sz="4"/>
@@ -270,7 +270,7 @@
         </w:tc>
         <w:tc>
           <w:tcPr>
-            <w:tcW w:type="dxa" w:w="1224"/>
+            <w:tcW w:type="dxa" w:w="1514"/>
             <w:tcBorders>
               <w:top w:val="single" w:color="C9D3DF" w:sz="4"/>
               <w:left w:val="single" w:color="C9D3DF" w:sz="4"/>
@@ -304,7 +304,7 @@
         </w:tc>
         <w:tc>
           <w:tcPr>
-            <w:tcW w:type="dxa" w:w="1225"/>
+            <w:tcW w:type="dxa" w:w="1602"/>
             <w:tcBorders>
               <w:top w:val="single" w:color="C9D3DF" w:sz="4"/>
               <w:left w:val="single" w:color="C9D3DF" w:sz="4"/>
@@ -344,7 +344,7 @@
         </w:trPr>
         <w:tc>
           <w:tcPr>
-            <w:tcW w:type="dxa" w:w="918"/>
+            <w:tcW w:type="dxa" w:w="2046"/>
             <w:tcBorders>
               <w:top w:val="single" w:color="C9D3DF" w:sz="4"/>
               <w:left w:val="single" w:color="C9D3DF" w:sz="4"/>
@@ -374,7 +374,7 @@
         </w:tc>
         <w:tc>
           <w:tcPr>
-            <w:tcW w:type="dxa" w:w="6837"/>
+            <w:tcW w:type="dxa" w:w="5042"/>
             <w:tcBorders>
               <w:top w:val="single" w:color="C9D3DF" w:sz="4"/>
               <w:left w:val="single" w:color="C9D3DF" w:sz="4"/>
@@ -404,29 +404,29 @@
         </w:tc>
         <w:tc>
           <w:tcPr>
-            <w:tcW w:type="dxa" w:w="1224"/>
-            <w:tcBorders>
-              <w:top w:val="single" w:color="C9D3DF" w:sz="4"/>
-              <w:left w:val="single" w:color="C9D3DF" w:sz="4"/>
-              <w:bottom w:val="single" w:color="C9D3DF" w:sz="4"/>
-              <w:right w:val="single" w:color="C9D3DF" w:sz="4"/>
-            </w:tcBorders>
-            <w:tcMar>
-              <w:top w:type="dxa" w:w="50"/>
-              <w:left w:type="dxa" w:w="80"/>
-              <w:bottom w:type="dxa" w:w="50"/>
-              <w:right w:type="dxa" w:w="80"/>
-            </w:tcMar>
-          </w:tcPr>
-          <w:p>
-            <w:pPr>
-              <w:jc w:val="center"/>
-            </w:pPr>
-          </w:p>
-        </w:tc>
-        <w:tc>
-          <w:tcPr>
-            <w:tcW w:type="dxa" w:w="1225"/>
+            <w:tcW w:type="dxa" w:w="1514"/>
+            <w:tcBorders>
+              <w:top w:val="single" w:color="C9D3DF" w:sz="4"/>
+              <w:left w:val="single" w:color="C9D3DF" w:sz="4"/>
+              <w:bottom w:val="single" w:color="C9D3DF" w:sz="4"/>
+              <w:right w:val="single" w:color="C9D3DF" w:sz="4"/>
+            </w:tcBorders>
+            <w:tcMar>
+              <w:top w:type="dxa" w:w="50"/>
+              <w:left w:type="dxa" w:w="80"/>
+              <w:bottom w:type="dxa" w:w="50"/>
+              <w:right w:type="dxa" w:w="80"/>
+            </w:tcMar>
+          </w:tcPr>
+          <w:p>
+            <w:pPr>
+              <w:jc w:val="center"/>
+            </w:pPr>
+          </w:p>
+        </w:tc>
+        <w:tc>
+          <w:tcPr>
+            <w:tcW w:type="dxa" w:w="1602"/>
             <w:tcBorders>
               <w:top w:val="single" w:color="C9D3DF" w:sz="4"/>
               <w:left w:val="single" w:color="C9D3DF" w:sz="4"/>
@@ -454,7 +454,7 @@
         </w:trPr>
         <w:tc>
           <w:tcPr>
-            <w:tcW w:type="dxa" w:w="918"/>
+            <w:tcW w:type="dxa" w:w="2046"/>
             <w:tcBorders>
               <w:top w:val="single" w:color="C9D3DF" w:sz="4"/>
               <w:left w:val="single" w:color="C9D3DF" w:sz="4"/>
@@ -484,7 +484,7 @@
         </w:tc>
         <w:tc>
           <w:tcPr>
-            <w:tcW w:type="dxa" w:w="6837"/>
+            <w:tcW w:type="dxa" w:w="5042"/>
             <w:tcBorders>
               <w:top w:val="single" w:color="C9D3DF" w:sz="4"/>
               <w:left w:val="single" w:color="C9D3DF" w:sz="4"/>
@@ -514,29 +514,29 @@
         </w:tc>
         <w:tc>
           <w:tcPr>
-            <w:tcW w:type="dxa" w:w="1224"/>
-            <w:tcBorders>
-              <w:top w:val="single" w:color="C9D3DF" w:sz="4"/>
-              <w:left w:val="single" w:color="C9D3DF" w:sz="4"/>
-              <w:bottom w:val="single" w:color="C9D3DF" w:sz="4"/>
-              <w:right w:val="single" w:color="C9D3DF" w:sz="4"/>
-            </w:tcBorders>
-            <w:tcMar>
-              <w:top w:type="dxa" w:w="50"/>
-              <w:left w:type="dxa" w:w="80"/>
-              <w:bottom w:type="dxa" w:w="50"/>
-              <w:right w:type="dxa" w:w="80"/>
-            </w:tcMar>
-          </w:tcPr>
-          <w:p>
-            <w:pPr>
-              <w:jc w:val="center"/>
-            </w:pPr>
-          </w:p>
-        </w:tc>
-        <w:tc>
-          <w:tcPr>
-            <w:tcW w:type="dxa" w:w="1225"/>
+            <w:tcW w:type="dxa" w:w="1514"/>
+            <w:tcBorders>
+              <w:top w:val="single" w:color="C9D3DF" w:sz="4"/>
+              <w:left w:val="single" w:color="C9D3DF" w:sz="4"/>
+              <w:bottom w:val="single" w:color="C9D3DF" w:sz="4"/>
+              <w:right w:val="single" w:color="C9D3DF" w:sz="4"/>
+            </w:tcBorders>
+            <w:tcMar>
+              <w:top w:type="dxa" w:w="50"/>
+              <w:left w:type="dxa" w:w="80"/>
+              <w:bottom w:type="dxa" w:w="50"/>
+              <w:right w:type="dxa" w:w="80"/>
+            </w:tcMar>
+          </w:tcPr>
+          <w:p>
+            <w:pPr>
+              <w:jc w:val="center"/>
+            </w:pPr>
+          </w:p>
+        </w:tc>
+        <w:tc>
+          <w:tcPr>
+            <w:tcW w:type="dxa" w:w="1602"/>
             <w:tcBorders>
               <w:top w:val="single" w:color="C9D3DF" w:sz="4"/>
               <w:left w:val="single" w:color="C9D3DF" w:sz="4"/>
@@ -564,7 +564,7 @@
         </w:trPr>
         <w:tc>
           <w:tcPr>
-            <w:tcW w:type="dxa" w:w="918"/>
+            <w:tcW w:type="dxa" w:w="2046"/>
             <w:tcBorders>
               <w:top w:val="single" w:color="C9D3DF" w:sz="4"/>
               <w:left w:val="single" w:color="C9D3DF" w:sz="4"/>
@@ -594,7 +594,7 @@
         </w:tc>
         <w:tc>
           <w:tcPr>
-            <w:tcW w:type="dxa" w:w="6837"/>
+            <w:tcW w:type="dxa" w:w="5042"/>
             <w:tcBorders>
               <w:top w:val="single" w:color="C9D3DF" w:sz="4"/>
               <w:left w:val="single" w:color="C9D3DF" w:sz="4"/>
@@ -618,35 +618,35 @@
                 <w:sz w:val="17"/>
                 <w:szCs w:val="17"/>
               </w:rPr>
-              <w:t xml:space="preserve">캡처는 문제 화면만, 파일명 이름_기기_항목번호.png (예: 이미영_폰_F-5.png), 저장 위치 screenshots/team_self_test/</w:t>
-            </w:r>
-          </w:p>
-        </w:tc>
-        <w:tc>
-          <w:tcPr>
-            <w:tcW w:type="dxa" w:w="1224"/>
-            <w:tcBorders>
-              <w:top w:val="single" w:color="C9D3DF" w:sz="4"/>
-              <w:left w:val="single" w:color="C9D3DF" w:sz="4"/>
-              <w:bottom w:val="single" w:color="C9D3DF" w:sz="4"/>
-              <w:right w:val="single" w:color="C9D3DF" w:sz="4"/>
-            </w:tcBorders>
-            <w:tcMar>
-              <w:top w:type="dxa" w:w="50"/>
-              <w:left w:type="dxa" w:w="80"/>
-              <w:bottom w:type="dxa" w:w="50"/>
-              <w:right w:type="dxa" w:w="80"/>
-            </w:tcMar>
-          </w:tcPr>
-          <w:p>
-            <w:pPr>
-              <w:jc w:val="center"/>
-            </w:pPr>
-          </w:p>
-        </w:tc>
-        <w:tc>
-          <w:tcPr>
-            <w:tcW w:type="dxa" w:w="1225"/>
+              <w:t xml:space="preserve">캡처는 문제 화면만, 파일명 이름_기기_항목번호.png (예: 이미영_폰_F-5.png), 저장 위치 screenshots/after_development/team_self_test/</w:t>
+            </w:r>
+          </w:p>
+        </w:tc>
+        <w:tc>
+          <w:tcPr>
+            <w:tcW w:type="dxa" w:w="1514"/>
+            <w:tcBorders>
+              <w:top w:val="single" w:color="C9D3DF" w:sz="4"/>
+              <w:left w:val="single" w:color="C9D3DF" w:sz="4"/>
+              <w:bottom w:val="single" w:color="C9D3DF" w:sz="4"/>
+              <w:right w:val="single" w:color="C9D3DF" w:sz="4"/>
+            </w:tcBorders>
+            <w:tcMar>
+              <w:top w:type="dxa" w:w="50"/>
+              <w:left w:type="dxa" w:w="80"/>
+              <w:bottom w:type="dxa" w:w="50"/>
+              <w:right w:type="dxa" w:w="80"/>
+            </w:tcMar>
+          </w:tcPr>
+          <w:p>
+            <w:pPr>
+              <w:jc w:val="center"/>
+            </w:pPr>
+          </w:p>
+        </w:tc>
+        <w:tc>
+          <w:tcPr>
+            <w:tcW w:type="dxa" w:w="1602"/>
             <w:tcBorders>
               <w:top w:val="single" w:color="C9D3DF" w:sz="4"/>
               <w:left w:val="single" w:color="C9D3DF" w:sz="4"/>
@@ -704,10 +704,10 @@
         </w:tblBorders>
       </w:tblPr>
       <w:tblGrid>
-        <w:gridCol w:w="918"/>
-        <w:gridCol w:w="6837"/>
-        <w:gridCol w:w="1224"/>
-        <w:gridCol w:w="1225"/>
+        <w:gridCol w:w="2247"/>
+        <w:gridCol w:w="4733"/>
+        <w:gridCol w:w="1572"/>
+        <w:gridCol w:w="1652"/>
       </w:tblGrid>
       <w:tr>
         <w:trPr>
@@ -716,7 +716,7 @@
         </w:trPr>
         <w:tc>
           <w:tcPr>
-            <w:tcW w:type="dxa" w:w="918"/>
+            <w:tcW w:type="dxa" w:w="2247"/>
             <w:tcBorders>
               <w:top w:val="single" w:color="C9D3DF" w:sz="4"/>
               <w:left w:val="single" w:color="C9D3DF" w:sz="4"/>
@@ -750,7 +750,7 @@
         </w:tc>
         <w:tc>
           <w:tcPr>
-            <w:tcW w:type="dxa" w:w="6837"/>
+            <w:tcW w:type="dxa" w:w="4733"/>
             <w:tcBorders>
               <w:top w:val="single" w:color="C9D3DF" w:sz="4"/>
               <w:left w:val="single" w:color="C9D3DF" w:sz="4"/>
@@ -784,7 +784,7 @@
         </w:tc>
         <w:tc>
           <w:tcPr>
-            <w:tcW w:type="dxa" w:w="1224"/>
+            <w:tcW w:type="dxa" w:w="1572"/>
             <w:tcBorders>
               <w:top w:val="single" w:color="C9D3DF" w:sz="4"/>
               <w:left w:val="single" w:color="C9D3DF" w:sz="4"/>
@@ -818,7 +818,7 @@
         </w:tc>
         <w:tc>
           <w:tcPr>
-            <w:tcW w:type="dxa" w:w="1225"/>
+            <w:tcW w:type="dxa" w:w="1652"/>
             <w:tcBorders>
               <w:top w:val="single" w:color="C9D3DF" w:sz="4"/>
               <w:left w:val="single" w:color="C9D3DF" w:sz="4"/>
@@ -858,7 +858,7 @@
         </w:trPr>
         <w:tc>
           <w:tcPr>
-            <w:tcW w:type="dxa" w:w="918"/>
+            <w:tcW w:type="dxa" w:w="2247"/>
             <w:tcBorders>
               <w:top w:val="single" w:color="C9D3DF" w:sz="4"/>
               <w:left w:val="single" w:color="C9D3DF" w:sz="4"/>
@@ -888,7 +888,7 @@
         </w:tc>
         <w:tc>
           <w:tcPr>
-            <w:tcW w:type="dxa" w:w="6837"/>
+            <w:tcW w:type="dxa" w:w="4733"/>
             <w:tcBorders>
               <w:top w:val="single" w:color="C9D3DF" w:sz="4"/>
               <w:left w:val="single" w:color="C9D3DF" w:sz="4"/>
@@ -918,29 +918,29 @@
         </w:tc>
         <w:tc>
           <w:tcPr>
-            <w:tcW w:type="dxa" w:w="1224"/>
-            <w:tcBorders>
-              <w:top w:val="single" w:color="C9D3DF" w:sz="4"/>
-              <w:left w:val="single" w:color="C9D3DF" w:sz="4"/>
-              <w:bottom w:val="single" w:color="C9D3DF" w:sz="4"/>
-              <w:right w:val="single" w:color="C9D3DF" w:sz="4"/>
-            </w:tcBorders>
-            <w:tcMar>
-              <w:top w:type="dxa" w:w="50"/>
-              <w:left w:type="dxa" w:w="80"/>
-              <w:bottom w:type="dxa" w:w="50"/>
-              <w:right w:type="dxa" w:w="80"/>
-            </w:tcMar>
-          </w:tcPr>
-          <w:p>
-            <w:pPr>
-              <w:jc w:val="center"/>
-            </w:pPr>
-          </w:p>
-        </w:tc>
-        <w:tc>
-          <w:tcPr>
-            <w:tcW w:type="dxa" w:w="1225"/>
+            <w:tcW w:type="dxa" w:w="1572"/>
+            <w:tcBorders>
+              <w:top w:val="single" w:color="C9D3DF" w:sz="4"/>
+              <w:left w:val="single" w:color="C9D3DF" w:sz="4"/>
+              <w:bottom w:val="single" w:color="C9D3DF" w:sz="4"/>
+              <w:right w:val="single" w:color="C9D3DF" w:sz="4"/>
+            </w:tcBorders>
+            <w:tcMar>
+              <w:top w:type="dxa" w:w="50"/>
+              <w:left w:type="dxa" w:w="80"/>
+              <w:bottom w:type="dxa" w:w="50"/>
+              <w:right w:type="dxa" w:w="80"/>
+            </w:tcMar>
+          </w:tcPr>
+          <w:p>
+            <w:pPr>
+              <w:jc w:val="center"/>
+            </w:pPr>
+          </w:p>
+        </w:tc>
+        <w:tc>
+          <w:tcPr>
+            <w:tcW w:type="dxa" w:w="1652"/>
             <w:tcBorders>
               <w:top w:val="single" w:color="C9D3DF" w:sz="4"/>
               <w:left w:val="single" w:color="C9D3DF" w:sz="4"/>
@@ -968,7 +968,7 @@
         </w:trPr>
         <w:tc>
           <w:tcPr>
-            <w:tcW w:type="dxa" w:w="918"/>
+            <w:tcW w:type="dxa" w:w="2247"/>
             <w:tcBorders>
               <w:top w:val="single" w:color="C9D3DF" w:sz="4"/>
               <w:left w:val="single" w:color="C9D3DF" w:sz="4"/>
@@ -998,7 +998,7 @@
         </w:tc>
         <w:tc>
           <w:tcPr>
-            <w:tcW w:type="dxa" w:w="6837"/>
+            <w:tcW w:type="dxa" w:w="4733"/>
             <w:tcBorders>
               <w:top w:val="single" w:color="C9D3DF" w:sz="4"/>
               <w:left w:val="single" w:color="C9D3DF" w:sz="4"/>
@@ -1028,29 +1028,29 @@
         </w:tc>
         <w:tc>
           <w:tcPr>
-            <w:tcW w:type="dxa" w:w="1224"/>
-            <w:tcBorders>
-              <w:top w:val="single" w:color="C9D3DF" w:sz="4"/>
-              <w:left w:val="single" w:color="C9D3DF" w:sz="4"/>
-              <w:bottom w:val="single" w:color="C9D3DF" w:sz="4"/>
-              <w:right w:val="single" w:color="C9D3DF" w:sz="4"/>
-            </w:tcBorders>
-            <w:tcMar>
-              <w:top w:type="dxa" w:w="50"/>
-              <w:left w:type="dxa" w:w="80"/>
-              <w:bottom w:type="dxa" w:w="50"/>
-              <w:right w:type="dxa" w:w="80"/>
-            </w:tcMar>
-          </w:tcPr>
-          <w:p>
-            <w:pPr>
-              <w:jc w:val="center"/>
-            </w:pPr>
-          </w:p>
-        </w:tc>
-        <w:tc>
-          <w:tcPr>
-            <w:tcW w:type="dxa" w:w="1225"/>
+            <w:tcW w:type="dxa" w:w="1572"/>
+            <w:tcBorders>
+              <w:top w:val="single" w:color="C9D3DF" w:sz="4"/>
+              <w:left w:val="single" w:color="C9D3DF" w:sz="4"/>
+              <w:bottom w:val="single" w:color="C9D3DF" w:sz="4"/>
+              <w:right w:val="single" w:color="C9D3DF" w:sz="4"/>
+            </w:tcBorders>
+            <w:tcMar>
+              <w:top w:type="dxa" w:w="50"/>
+              <w:left w:type="dxa" w:w="80"/>
+              <w:bottom w:type="dxa" w:w="50"/>
+              <w:right w:type="dxa" w:w="80"/>
+            </w:tcMar>
+          </w:tcPr>
+          <w:p>
+            <w:pPr>
+              <w:jc w:val="center"/>
+            </w:pPr>
+          </w:p>
+        </w:tc>
+        <w:tc>
+          <w:tcPr>
+            <w:tcW w:type="dxa" w:w="1652"/>
             <w:tcBorders>
               <w:top w:val="single" w:color="C9D3DF" w:sz="4"/>
               <w:left w:val="single" w:color="C9D3DF" w:sz="4"/>
@@ -1078,7 +1078,7 @@
         </w:trPr>
         <w:tc>
           <w:tcPr>
-            <w:tcW w:type="dxa" w:w="918"/>
+            <w:tcW w:type="dxa" w:w="2247"/>
             <w:tcBorders>
               <w:top w:val="single" w:color="C9D3DF" w:sz="4"/>
               <w:left w:val="single" w:color="C9D3DF" w:sz="4"/>
@@ -1108,7 +1108,7 @@
         </w:tc>
         <w:tc>
           <w:tcPr>
-            <w:tcW w:type="dxa" w:w="6837"/>
+            <w:tcW w:type="dxa" w:w="4733"/>
             <w:tcBorders>
               <w:top w:val="single" w:color="C9D3DF" w:sz="4"/>
               <w:left w:val="single" w:color="C9D3DF" w:sz="4"/>
@@ -1154,29 +1154,29 @@
         </w:tc>
         <w:tc>
           <w:tcPr>
-            <w:tcW w:type="dxa" w:w="1224"/>
-            <w:tcBorders>
-              <w:top w:val="single" w:color="C9D3DF" w:sz="4"/>
-              <w:left w:val="single" w:color="C9D3DF" w:sz="4"/>
-              <w:bottom w:val="single" w:color="C9D3DF" w:sz="4"/>
-              <w:right w:val="single" w:color="C9D3DF" w:sz="4"/>
-            </w:tcBorders>
-            <w:tcMar>
-              <w:top w:type="dxa" w:w="50"/>
-              <w:left w:type="dxa" w:w="80"/>
-              <w:bottom w:type="dxa" w:w="50"/>
-              <w:right w:type="dxa" w:w="80"/>
-            </w:tcMar>
-          </w:tcPr>
-          <w:p>
-            <w:pPr>
-              <w:jc w:val="center"/>
-            </w:pPr>
-          </w:p>
-        </w:tc>
-        <w:tc>
-          <w:tcPr>
-            <w:tcW w:type="dxa" w:w="1225"/>
+            <w:tcW w:type="dxa" w:w="1572"/>
+            <w:tcBorders>
+              <w:top w:val="single" w:color="C9D3DF" w:sz="4"/>
+              <w:left w:val="single" w:color="C9D3DF" w:sz="4"/>
+              <w:bottom w:val="single" w:color="C9D3DF" w:sz="4"/>
+              <w:right w:val="single" w:color="C9D3DF" w:sz="4"/>
+            </w:tcBorders>
+            <w:tcMar>
+              <w:top w:type="dxa" w:w="50"/>
+              <w:left w:type="dxa" w:w="80"/>
+              <w:bottom w:type="dxa" w:w="50"/>
+              <w:right w:type="dxa" w:w="80"/>
+            </w:tcMar>
+          </w:tcPr>
+          <w:p>
+            <w:pPr>
+              <w:jc w:val="center"/>
+            </w:pPr>
+          </w:p>
+        </w:tc>
+        <w:tc>
+          <w:tcPr>
+            <w:tcW w:type="dxa" w:w="1652"/>
             <w:tcBorders>
               <w:top w:val="single" w:color="C9D3DF" w:sz="4"/>
               <w:left w:val="single" w:color="C9D3DF" w:sz="4"/>
@@ -1204,7 +1204,7 @@
         </w:trPr>
         <w:tc>
           <w:tcPr>
-            <w:tcW w:type="dxa" w:w="918"/>
+            <w:tcW w:type="dxa" w:w="2247"/>
             <w:tcBorders>
               <w:top w:val="single" w:color="C9D3DF" w:sz="4"/>
               <w:left w:val="single" w:color="C9D3DF" w:sz="4"/>
@@ -1234,7 +1234,7 @@
         </w:tc>
         <w:tc>
           <w:tcPr>
-            <w:tcW w:type="dxa" w:w="6837"/>
+            <w:tcW w:type="dxa" w:w="4733"/>
             <w:tcBorders>
               <w:top w:val="single" w:color="C9D3DF" w:sz="4"/>
               <w:left w:val="single" w:color="C9D3DF" w:sz="4"/>
@@ -1272,29 +1272,29 @@
         </w:tc>
         <w:tc>
           <w:tcPr>
-            <w:tcW w:type="dxa" w:w="1224"/>
-            <w:tcBorders>
-              <w:top w:val="single" w:color="C9D3DF" w:sz="4"/>
-              <w:left w:val="single" w:color="C9D3DF" w:sz="4"/>
-              <w:bottom w:val="single" w:color="C9D3DF" w:sz="4"/>
-              <w:right w:val="single" w:color="C9D3DF" w:sz="4"/>
-            </w:tcBorders>
-            <w:tcMar>
-              <w:top w:type="dxa" w:w="50"/>
-              <w:left w:type="dxa" w:w="80"/>
-              <w:bottom w:type="dxa" w:w="50"/>
-              <w:right w:type="dxa" w:w="80"/>
-            </w:tcMar>
-          </w:tcPr>
-          <w:p>
-            <w:pPr>
-              <w:jc w:val="center"/>
-            </w:pPr>
-          </w:p>
-        </w:tc>
-        <w:tc>
-          <w:tcPr>
-            <w:tcW w:type="dxa" w:w="1225"/>
+            <w:tcW w:type="dxa" w:w="1572"/>
+            <w:tcBorders>
+              <w:top w:val="single" w:color="C9D3DF" w:sz="4"/>
+              <w:left w:val="single" w:color="C9D3DF" w:sz="4"/>
+              <w:bottom w:val="single" w:color="C9D3DF" w:sz="4"/>
+              <w:right w:val="single" w:color="C9D3DF" w:sz="4"/>
+            </w:tcBorders>
+            <w:tcMar>
+              <w:top w:type="dxa" w:w="50"/>
+              <w:left w:type="dxa" w:w="80"/>
+              <w:bottom w:type="dxa" w:w="50"/>
+              <w:right w:type="dxa" w:w="80"/>
+            </w:tcMar>
+          </w:tcPr>
+          <w:p>
+            <w:pPr>
+              <w:jc w:val="center"/>
+            </w:pPr>
+          </w:p>
+        </w:tc>
+        <w:tc>
+          <w:tcPr>
+            <w:tcW w:type="dxa" w:w="1652"/>
             <w:tcBorders>
               <w:top w:val="single" w:color="C9D3DF" w:sz="4"/>
               <w:left w:val="single" w:color="C9D3DF" w:sz="4"/>
@@ -1322,7 +1322,7 @@
         </w:trPr>
         <w:tc>
           <w:tcPr>
-            <w:tcW w:type="dxa" w:w="918"/>
+            <w:tcW w:type="dxa" w:w="2247"/>
             <w:tcBorders>
               <w:top w:val="single" w:color="C9D3DF" w:sz="4"/>
               <w:left w:val="single" w:color="C9D3DF" w:sz="4"/>
@@ -1352,7 +1352,7 @@
         </w:tc>
         <w:tc>
           <w:tcPr>
-            <w:tcW w:type="dxa" w:w="6837"/>
+            <w:tcW w:type="dxa" w:w="4733"/>
             <w:tcBorders>
               <w:top w:val="single" w:color="C9D3DF" w:sz="4"/>
               <w:left w:val="single" w:color="C9D3DF" w:sz="4"/>
@@ -1382,29 +1382,29 @@
         </w:tc>
         <w:tc>
           <w:tcPr>
-            <w:tcW w:type="dxa" w:w="1224"/>
-            <w:tcBorders>
-              <w:top w:val="single" w:color="C9D3DF" w:sz="4"/>
-              <w:left w:val="single" w:color="C9D3DF" w:sz="4"/>
-              <w:bottom w:val="single" w:color="C9D3DF" w:sz="4"/>
-              <w:right w:val="single" w:color="C9D3DF" w:sz="4"/>
-            </w:tcBorders>
-            <w:tcMar>
-              <w:top w:type="dxa" w:w="50"/>
-              <w:left w:type="dxa" w:w="80"/>
-              <w:bottom w:type="dxa" w:w="50"/>
-              <w:right w:type="dxa" w:w="80"/>
-            </w:tcMar>
-          </w:tcPr>
-          <w:p>
-            <w:pPr>
-              <w:jc w:val="center"/>
-            </w:pPr>
-          </w:p>
-        </w:tc>
-        <w:tc>
-          <w:tcPr>
-            <w:tcW w:type="dxa" w:w="1225"/>
+            <w:tcW w:type="dxa" w:w="1572"/>
+            <w:tcBorders>
+              <w:top w:val="single" w:color="C9D3DF" w:sz="4"/>
+              <w:left w:val="single" w:color="C9D3DF" w:sz="4"/>
+              <w:bottom w:val="single" w:color="C9D3DF" w:sz="4"/>
+              <w:right w:val="single" w:color="C9D3DF" w:sz="4"/>
+            </w:tcBorders>
+            <w:tcMar>
+              <w:top w:type="dxa" w:w="50"/>
+              <w:left w:type="dxa" w:w="80"/>
+              <w:bottom w:type="dxa" w:w="50"/>
+              <w:right w:type="dxa" w:w="80"/>
+            </w:tcMar>
+          </w:tcPr>
+          <w:p>
+            <w:pPr>
+              <w:jc w:val="center"/>
+            </w:pPr>
+          </w:p>
+        </w:tc>
+        <w:tc>
+          <w:tcPr>
+            <w:tcW w:type="dxa" w:w="1652"/>
             <w:tcBorders>
               <w:top w:val="single" w:color="C9D3DF" w:sz="4"/>
               <w:left w:val="single" w:color="C9D3DF" w:sz="4"/>
@@ -1462,10 +1462,10 @@
         </w:tblBorders>
       </w:tblPr>
       <w:tblGrid>
-        <w:gridCol w:w="918"/>
-        <w:gridCol w:w="6837"/>
-        <w:gridCol w:w="1224"/>
-        <w:gridCol w:w="1225"/>
+        <w:gridCol w:w="1999"/>
+        <w:gridCol w:w="5393"/>
+        <w:gridCol w:w="1373"/>
+        <w:gridCol w:w="1439"/>
       </w:tblGrid>
       <w:tr>
         <w:trPr>
@@ -1474,7 +1474,7 @@
         </w:trPr>
         <w:tc>
           <w:tcPr>
-            <w:tcW w:type="dxa" w:w="918"/>
+            <w:tcW w:type="dxa" w:w="1999"/>
             <w:tcBorders>
               <w:top w:val="single" w:color="C9D3DF" w:sz="4"/>
               <w:left w:val="single" w:color="C9D3DF" w:sz="4"/>
@@ -1508,7 +1508,7 @@
         </w:tc>
         <w:tc>
           <w:tcPr>
-            <w:tcW w:type="dxa" w:w="6837"/>
+            <w:tcW w:type="dxa" w:w="5393"/>
             <w:tcBorders>
               <w:top w:val="single" w:color="C9D3DF" w:sz="4"/>
               <w:left w:val="single" w:color="C9D3DF" w:sz="4"/>
@@ -1542,7 +1542,7 @@
         </w:tc>
         <w:tc>
           <w:tcPr>
-            <w:tcW w:type="dxa" w:w="1224"/>
+            <w:tcW w:type="dxa" w:w="1373"/>
             <w:tcBorders>
               <w:top w:val="single" w:color="C9D3DF" w:sz="4"/>
               <w:left w:val="single" w:color="C9D3DF" w:sz="4"/>
@@ -1576,7 +1576,7 @@
         </w:tc>
         <w:tc>
           <w:tcPr>
-            <w:tcW w:type="dxa" w:w="1225"/>
+            <w:tcW w:type="dxa" w:w="1439"/>
             <w:tcBorders>
               <w:top w:val="single" w:color="C9D3DF" w:sz="4"/>
               <w:left w:val="single" w:color="C9D3DF" w:sz="4"/>
@@ -1616,7 +1616,7 @@
         </w:trPr>
         <w:tc>
           <w:tcPr>
-            <w:tcW w:type="dxa" w:w="918"/>
+            <w:tcW w:type="dxa" w:w="1999"/>
             <w:tcBorders>
               <w:top w:val="single" w:color="C9D3DF" w:sz="4"/>
               <w:left w:val="single" w:color="C9D3DF" w:sz="4"/>
@@ -1646,7 +1646,7 @@
         </w:tc>
         <w:tc>
           <w:tcPr>
-            <w:tcW w:type="dxa" w:w="6837"/>
+            <w:tcW w:type="dxa" w:w="5393"/>
             <w:tcBorders>
               <w:top w:val="single" w:color="C9D3DF" w:sz="4"/>
               <w:left w:val="single" w:color="C9D3DF" w:sz="4"/>
@@ -1676,29 +1676,29 @@
         </w:tc>
         <w:tc>
           <w:tcPr>
-            <w:tcW w:type="dxa" w:w="1224"/>
-            <w:tcBorders>
-              <w:top w:val="single" w:color="C9D3DF" w:sz="4"/>
-              <w:left w:val="single" w:color="C9D3DF" w:sz="4"/>
-              <w:bottom w:val="single" w:color="C9D3DF" w:sz="4"/>
-              <w:right w:val="single" w:color="C9D3DF" w:sz="4"/>
-            </w:tcBorders>
-            <w:tcMar>
-              <w:top w:type="dxa" w:w="50"/>
-              <w:left w:type="dxa" w:w="80"/>
-              <w:bottom w:type="dxa" w:w="50"/>
-              <w:right w:type="dxa" w:w="80"/>
-            </w:tcMar>
-          </w:tcPr>
-          <w:p>
-            <w:pPr>
-              <w:jc w:val="center"/>
-            </w:pPr>
-          </w:p>
-        </w:tc>
-        <w:tc>
-          <w:tcPr>
-            <w:tcW w:type="dxa" w:w="1225"/>
+            <w:tcW w:type="dxa" w:w="1373"/>
+            <w:tcBorders>
+              <w:top w:val="single" w:color="C9D3DF" w:sz="4"/>
+              <w:left w:val="single" w:color="C9D3DF" w:sz="4"/>
+              <w:bottom w:val="single" w:color="C9D3DF" w:sz="4"/>
+              <w:right w:val="single" w:color="C9D3DF" w:sz="4"/>
+            </w:tcBorders>
+            <w:tcMar>
+              <w:top w:type="dxa" w:w="50"/>
+              <w:left w:type="dxa" w:w="80"/>
+              <w:bottom w:type="dxa" w:w="50"/>
+              <w:right w:type="dxa" w:w="80"/>
+            </w:tcMar>
+          </w:tcPr>
+          <w:p>
+            <w:pPr>
+              <w:jc w:val="center"/>
+            </w:pPr>
+          </w:p>
+        </w:tc>
+        <w:tc>
+          <w:tcPr>
+            <w:tcW w:type="dxa" w:w="1439"/>
             <w:tcBorders>
               <w:top w:val="single" w:color="C9D3DF" w:sz="4"/>
               <w:left w:val="single" w:color="C9D3DF" w:sz="4"/>
@@ -1726,7 +1726,7 @@
         </w:trPr>
         <w:tc>
           <w:tcPr>
-            <w:tcW w:type="dxa" w:w="918"/>
+            <w:tcW w:type="dxa" w:w="1999"/>
             <w:tcBorders>
               <w:top w:val="single" w:color="C9D3DF" w:sz="4"/>
               <w:left w:val="single" w:color="C9D3DF" w:sz="4"/>
@@ -1756,7 +1756,7 @@
         </w:tc>
         <w:tc>
           <w:tcPr>
-            <w:tcW w:type="dxa" w:w="6837"/>
+            <w:tcW w:type="dxa" w:w="5393"/>
             <w:tcBorders>
               <w:top w:val="single" w:color="C9D3DF" w:sz="4"/>
               <w:left w:val="single" w:color="C9D3DF" w:sz="4"/>
@@ -1786,29 +1786,29 @@
         </w:tc>
         <w:tc>
           <w:tcPr>
-            <w:tcW w:type="dxa" w:w="1224"/>
-            <w:tcBorders>
-              <w:top w:val="single" w:color="C9D3DF" w:sz="4"/>
-              <w:left w:val="single" w:color="C9D3DF" w:sz="4"/>
-              <w:bottom w:val="single" w:color="C9D3DF" w:sz="4"/>
-              <w:right w:val="single" w:color="C9D3DF" w:sz="4"/>
-            </w:tcBorders>
-            <w:tcMar>
-              <w:top w:type="dxa" w:w="50"/>
-              <w:left w:type="dxa" w:w="80"/>
-              <w:bottom w:type="dxa" w:w="50"/>
-              <w:right w:type="dxa" w:w="80"/>
-            </w:tcMar>
-          </w:tcPr>
-          <w:p>
-            <w:pPr>
-              <w:jc w:val="center"/>
-            </w:pPr>
-          </w:p>
-        </w:tc>
-        <w:tc>
-          <w:tcPr>
-            <w:tcW w:type="dxa" w:w="1225"/>
+            <w:tcW w:type="dxa" w:w="1373"/>
+            <w:tcBorders>
+              <w:top w:val="single" w:color="C9D3DF" w:sz="4"/>
+              <w:left w:val="single" w:color="C9D3DF" w:sz="4"/>
+              <w:bottom w:val="single" w:color="C9D3DF" w:sz="4"/>
+              <w:right w:val="single" w:color="C9D3DF" w:sz="4"/>
+            </w:tcBorders>
+            <w:tcMar>
+              <w:top w:type="dxa" w:w="50"/>
+              <w:left w:type="dxa" w:w="80"/>
+              <w:bottom w:type="dxa" w:w="50"/>
+              <w:right w:type="dxa" w:w="80"/>
+            </w:tcMar>
+          </w:tcPr>
+          <w:p>
+            <w:pPr>
+              <w:jc w:val="center"/>
+            </w:pPr>
+          </w:p>
+        </w:tc>
+        <w:tc>
+          <w:tcPr>
+            <w:tcW w:type="dxa" w:w="1439"/>
             <w:tcBorders>
               <w:top w:val="single" w:color="C9D3DF" w:sz="4"/>
               <w:left w:val="single" w:color="C9D3DF" w:sz="4"/>
@@ -1836,7 +1836,7 @@
         </w:trPr>
         <w:tc>
           <w:tcPr>
-            <w:tcW w:type="dxa" w:w="918"/>
+            <w:tcW w:type="dxa" w:w="1999"/>
             <w:tcBorders>
               <w:top w:val="single" w:color="C9D3DF" w:sz="4"/>
               <w:left w:val="single" w:color="C9D3DF" w:sz="4"/>
@@ -1866,7 +1866,7 @@
         </w:tc>
         <w:tc>
           <w:tcPr>
-            <w:tcW w:type="dxa" w:w="6837"/>
+            <w:tcW w:type="dxa" w:w="5393"/>
             <w:tcBorders>
               <w:top w:val="single" w:color="C9D3DF" w:sz="4"/>
               <w:left w:val="single" w:color="C9D3DF" w:sz="4"/>
@@ -1896,29 +1896,29 @@
         </w:tc>
         <w:tc>
           <w:tcPr>
-            <w:tcW w:type="dxa" w:w="1224"/>
-            <w:tcBorders>
-              <w:top w:val="single" w:color="C9D3DF" w:sz="4"/>
-              <w:left w:val="single" w:color="C9D3DF" w:sz="4"/>
-              <w:bottom w:val="single" w:color="C9D3DF" w:sz="4"/>
-              <w:right w:val="single" w:color="C9D3DF" w:sz="4"/>
-            </w:tcBorders>
-            <w:tcMar>
-              <w:top w:type="dxa" w:w="50"/>
-              <w:left w:type="dxa" w:w="80"/>
-              <w:bottom w:type="dxa" w:w="50"/>
-              <w:right w:type="dxa" w:w="80"/>
-            </w:tcMar>
-          </w:tcPr>
-          <w:p>
-            <w:pPr>
-              <w:jc w:val="center"/>
-            </w:pPr>
-          </w:p>
-        </w:tc>
-        <w:tc>
-          <w:tcPr>
-            <w:tcW w:type="dxa" w:w="1225"/>
+            <w:tcW w:type="dxa" w:w="1373"/>
+            <w:tcBorders>
+              <w:top w:val="single" w:color="C9D3DF" w:sz="4"/>
+              <w:left w:val="single" w:color="C9D3DF" w:sz="4"/>
+              <w:bottom w:val="single" w:color="C9D3DF" w:sz="4"/>
+              <w:right w:val="single" w:color="C9D3DF" w:sz="4"/>
+            </w:tcBorders>
+            <w:tcMar>
+              <w:top w:type="dxa" w:w="50"/>
+              <w:left w:type="dxa" w:w="80"/>
+              <w:bottom w:type="dxa" w:w="50"/>
+              <w:right w:type="dxa" w:w="80"/>
+            </w:tcMar>
+          </w:tcPr>
+          <w:p>
+            <w:pPr>
+              <w:jc w:val="center"/>
+            </w:pPr>
+          </w:p>
+        </w:tc>
+        <w:tc>
+          <w:tcPr>
+            <w:tcW w:type="dxa" w:w="1439"/>
             <w:tcBorders>
               <w:top w:val="single" w:color="C9D3DF" w:sz="4"/>
               <w:left w:val="single" w:color="C9D3DF" w:sz="4"/>
@@ -1946,7 +1946,7 @@
         </w:trPr>
         <w:tc>
           <w:tcPr>
-            <w:tcW w:type="dxa" w:w="918"/>
+            <w:tcW w:type="dxa" w:w="1999"/>
             <w:tcBorders>
               <w:top w:val="single" w:color="C9D3DF" w:sz="4"/>
               <w:left w:val="single" w:color="C9D3DF" w:sz="4"/>
@@ -1976,7 +1976,7 @@
         </w:tc>
         <w:tc>
           <w:tcPr>
-            <w:tcW w:type="dxa" w:w="6837"/>
+            <w:tcW w:type="dxa" w:w="5393"/>
             <w:tcBorders>
               <w:top w:val="single" w:color="C9D3DF" w:sz="4"/>
               <w:left w:val="single" w:color="C9D3DF" w:sz="4"/>
@@ -2006,29 +2006,29 @@
         </w:tc>
         <w:tc>
           <w:tcPr>
-            <w:tcW w:type="dxa" w:w="1224"/>
-            <w:tcBorders>
-              <w:top w:val="single" w:color="C9D3DF" w:sz="4"/>
-              <w:left w:val="single" w:color="C9D3DF" w:sz="4"/>
-              <w:bottom w:val="single" w:color="C9D3DF" w:sz="4"/>
-              <w:right w:val="single" w:color="C9D3DF" w:sz="4"/>
-            </w:tcBorders>
-            <w:tcMar>
-              <w:top w:type="dxa" w:w="50"/>
-              <w:left w:type="dxa" w:w="80"/>
-              <w:bottom w:type="dxa" w:w="50"/>
-              <w:right w:type="dxa" w:w="80"/>
-            </w:tcMar>
-          </w:tcPr>
-          <w:p>
-            <w:pPr>
-              <w:jc w:val="center"/>
-            </w:pPr>
-          </w:p>
-        </w:tc>
-        <w:tc>
-          <w:tcPr>
-            <w:tcW w:type="dxa" w:w="1225"/>
+            <w:tcW w:type="dxa" w:w="1373"/>
+            <w:tcBorders>
+              <w:top w:val="single" w:color="C9D3DF" w:sz="4"/>
+              <w:left w:val="single" w:color="C9D3DF" w:sz="4"/>
+              <w:bottom w:val="single" w:color="C9D3DF" w:sz="4"/>
+              <w:right w:val="single" w:color="C9D3DF" w:sz="4"/>
+            </w:tcBorders>
+            <w:tcMar>
+              <w:top w:type="dxa" w:w="50"/>
+              <w:left w:type="dxa" w:w="80"/>
+              <w:bottom w:type="dxa" w:w="50"/>
+              <w:right w:type="dxa" w:w="80"/>
+            </w:tcMar>
+          </w:tcPr>
+          <w:p>
+            <w:pPr>
+              <w:jc w:val="center"/>
+            </w:pPr>
+          </w:p>
+        </w:tc>
+        <w:tc>
+          <w:tcPr>
+            <w:tcW w:type="dxa" w:w="1439"/>
             <w:tcBorders>
               <w:top w:val="single" w:color="C9D3DF" w:sz="4"/>
               <w:left w:val="single" w:color="C9D3DF" w:sz="4"/>
@@ -2056,7 +2056,7 @@
         </w:trPr>
         <w:tc>
           <w:tcPr>
-            <w:tcW w:type="dxa" w:w="918"/>
+            <w:tcW w:type="dxa" w:w="1999"/>
             <w:tcBorders>
               <w:top w:val="single" w:color="C9D3DF" w:sz="4"/>
               <w:left w:val="single" w:color="C9D3DF" w:sz="4"/>
@@ -2086,7 +2086,7 @@
         </w:tc>
         <w:tc>
           <w:tcPr>
-            <w:tcW w:type="dxa" w:w="6837"/>
+            <w:tcW w:type="dxa" w:w="5393"/>
             <w:tcBorders>
               <w:top w:val="single" w:color="C9D3DF" w:sz="4"/>
               <w:left w:val="single" w:color="C9D3DF" w:sz="4"/>
@@ -2116,29 +2116,29 @@
         </w:tc>
         <w:tc>
           <w:tcPr>
-            <w:tcW w:type="dxa" w:w="1224"/>
-            <w:tcBorders>
-              <w:top w:val="single" w:color="C9D3DF" w:sz="4"/>
-              <w:left w:val="single" w:color="C9D3DF" w:sz="4"/>
-              <w:bottom w:val="single" w:color="C9D3DF" w:sz="4"/>
-              <w:right w:val="single" w:color="C9D3DF" w:sz="4"/>
-            </w:tcBorders>
-            <w:tcMar>
-              <w:top w:type="dxa" w:w="50"/>
-              <w:left w:type="dxa" w:w="80"/>
-              <w:bottom w:type="dxa" w:w="50"/>
-              <w:right w:type="dxa" w:w="80"/>
-            </w:tcMar>
-          </w:tcPr>
-          <w:p>
-            <w:pPr>
-              <w:jc w:val="center"/>
-            </w:pPr>
-          </w:p>
-        </w:tc>
-        <w:tc>
-          <w:tcPr>
-            <w:tcW w:type="dxa" w:w="1225"/>
+            <w:tcW w:type="dxa" w:w="1373"/>
+            <w:tcBorders>
+              <w:top w:val="single" w:color="C9D3DF" w:sz="4"/>
+              <w:left w:val="single" w:color="C9D3DF" w:sz="4"/>
+              <w:bottom w:val="single" w:color="C9D3DF" w:sz="4"/>
+              <w:right w:val="single" w:color="C9D3DF" w:sz="4"/>
+            </w:tcBorders>
+            <w:tcMar>
+              <w:top w:type="dxa" w:w="50"/>
+              <w:left w:type="dxa" w:w="80"/>
+              <w:bottom w:type="dxa" w:w="50"/>
+              <w:right w:type="dxa" w:w="80"/>
+            </w:tcMar>
+          </w:tcPr>
+          <w:p>
+            <w:pPr>
+              <w:jc w:val="center"/>
+            </w:pPr>
+          </w:p>
+        </w:tc>
+        <w:tc>
+          <w:tcPr>
+            <w:tcW w:type="dxa" w:w="1439"/>
             <w:tcBorders>
               <w:top w:val="single" w:color="C9D3DF" w:sz="4"/>
               <w:left w:val="single" w:color="C9D3DF" w:sz="4"/>
@@ -2166,7 +2166,7 @@
         </w:trPr>
         <w:tc>
           <w:tcPr>
-            <w:tcW w:type="dxa" w:w="918"/>
+            <w:tcW w:type="dxa" w:w="1999"/>
             <w:tcBorders>
               <w:top w:val="single" w:color="C9D3DF" w:sz="4"/>
               <w:left w:val="single" w:color="C9D3DF" w:sz="4"/>
@@ -2196,7 +2196,7 @@
         </w:tc>
         <w:tc>
           <w:tcPr>
-            <w:tcW w:type="dxa" w:w="6837"/>
+            <w:tcW w:type="dxa" w:w="5393"/>
             <w:tcBorders>
               <w:top w:val="single" w:color="C9D3DF" w:sz="4"/>
               <w:left w:val="single" w:color="C9D3DF" w:sz="4"/>
@@ -2234,29 +2234,29 @@
         </w:tc>
         <w:tc>
           <w:tcPr>
-            <w:tcW w:type="dxa" w:w="1224"/>
-            <w:tcBorders>
-              <w:top w:val="single" w:color="C9D3DF" w:sz="4"/>
-              <w:left w:val="single" w:color="C9D3DF" w:sz="4"/>
-              <w:bottom w:val="single" w:color="C9D3DF" w:sz="4"/>
-              <w:right w:val="single" w:color="C9D3DF" w:sz="4"/>
-            </w:tcBorders>
-            <w:tcMar>
-              <w:top w:type="dxa" w:w="50"/>
-              <w:left w:type="dxa" w:w="80"/>
-              <w:bottom w:type="dxa" w:w="50"/>
-              <w:right w:type="dxa" w:w="80"/>
-            </w:tcMar>
-          </w:tcPr>
-          <w:p>
-            <w:pPr>
-              <w:jc w:val="center"/>
-            </w:pPr>
-          </w:p>
-        </w:tc>
-        <w:tc>
-          <w:tcPr>
-            <w:tcW w:type="dxa" w:w="1225"/>
+            <w:tcW w:type="dxa" w:w="1373"/>
+            <w:tcBorders>
+              <w:top w:val="single" w:color="C9D3DF" w:sz="4"/>
+              <w:left w:val="single" w:color="C9D3DF" w:sz="4"/>
+              <w:bottom w:val="single" w:color="C9D3DF" w:sz="4"/>
+              <w:right w:val="single" w:color="C9D3DF" w:sz="4"/>
+            </w:tcBorders>
+            <w:tcMar>
+              <w:top w:type="dxa" w:w="50"/>
+              <w:left w:type="dxa" w:w="80"/>
+              <w:bottom w:type="dxa" w:w="50"/>
+              <w:right w:type="dxa" w:w="80"/>
+            </w:tcMar>
+          </w:tcPr>
+          <w:p>
+            <w:pPr>
+              <w:jc w:val="center"/>
+            </w:pPr>
+          </w:p>
+        </w:tc>
+        <w:tc>
+          <w:tcPr>
+            <w:tcW w:type="dxa" w:w="1439"/>
             <w:tcBorders>
               <w:top w:val="single" w:color="C9D3DF" w:sz="4"/>
               <w:left w:val="single" w:color="C9D3DF" w:sz="4"/>
@@ -2314,11 +2314,11 @@
         </w:tblBorders>
       </w:tblPr>
       <w:tblGrid>
-        <w:gridCol w:w="816"/>
-        <w:gridCol w:w="2755"/>
-        <w:gridCol w:w="4184"/>
-        <w:gridCol w:w="1224"/>
-        <w:gridCol w:w="1225"/>
+        <w:gridCol w:w="1690"/>
+        <w:gridCol w:w="2665"/>
+        <w:gridCol w:w="3362"/>
+        <w:gridCol w:w="1211"/>
+        <w:gridCol w:w="1276"/>
       </w:tblGrid>
       <w:tr>
         <w:trPr>
@@ -2327,7 +2327,7 @@
         </w:trPr>
         <w:tc>
           <w:tcPr>
-            <w:tcW w:type="dxa" w:w="816"/>
+            <w:tcW w:type="dxa" w:w="1690"/>
             <w:tcBorders>
               <w:top w:val="single" w:color="C9D3DF" w:sz="4"/>
               <w:left w:val="single" w:color="C9D3DF" w:sz="4"/>
@@ -2361,7 +2361,7 @@
         </w:tc>
         <w:tc>
           <w:tcPr>
-            <w:tcW w:type="dxa" w:w="2755"/>
+            <w:tcW w:type="dxa" w:w="2665"/>
             <w:tcBorders>
               <w:top w:val="single" w:color="C9D3DF" w:sz="4"/>
               <w:left w:val="single" w:color="C9D3DF" w:sz="4"/>
@@ -2395,7 +2395,7 @@
         </w:tc>
         <w:tc>
           <w:tcPr>
-            <w:tcW w:type="dxa" w:w="4184"/>
+            <w:tcW w:type="dxa" w:w="3362"/>
             <w:tcBorders>
               <w:top w:val="single" w:color="C9D3DF" w:sz="4"/>
               <w:left w:val="single" w:color="C9D3DF" w:sz="4"/>
@@ -2429,7 +2429,7 @@
         </w:tc>
         <w:tc>
           <w:tcPr>
-            <w:tcW w:type="dxa" w:w="1224"/>
+            <w:tcW w:type="dxa" w:w="1211"/>
             <w:tcBorders>
               <w:top w:val="single" w:color="C9D3DF" w:sz="4"/>
               <w:left w:val="single" w:color="C9D3DF" w:sz="4"/>
@@ -2463,7 +2463,7 @@
         </w:tc>
         <w:tc>
           <w:tcPr>
-            <w:tcW w:type="dxa" w:w="1225"/>
+            <w:tcW w:type="dxa" w:w="1276"/>
             <w:tcBorders>
               <w:top w:val="single" w:color="C9D3DF" w:sz="4"/>
               <w:left w:val="single" w:color="C9D3DF" w:sz="4"/>
@@ -2503,7 +2503,7 @@
         </w:trPr>
         <w:tc>
           <w:tcPr>
-            <w:tcW w:type="dxa" w:w="816"/>
+            <w:tcW w:type="dxa" w:w="1690"/>
             <w:tcBorders>
               <w:top w:val="single" w:color="C9D3DF" w:sz="4"/>
               <w:left w:val="single" w:color="C9D3DF" w:sz="4"/>
@@ -2533,7 +2533,7 @@
         </w:tc>
         <w:tc>
           <w:tcPr>
-            <w:tcW w:type="dxa" w:w="2755"/>
+            <w:tcW w:type="dxa" w:w="2665"/>
             <w:tcBorders>
               <w:top w:val="single" w:color="C9D3DF" w:sz="4"/>
               <w:left w:val="single" w:color="C9D3DF" w:sz="4"/>
@@ -2563,7 +2563,7 @@
         </w:tc>
         <w:tc>
           <w:tcPr>
-            <w:tcW w:type="dxa" w:w="4184"/>
+            <w:tcW w:type="dxa" w:w="3362"/>
             <w:tcBorders>
               <w:top w:val="single" w:color="C9D3DF" w:sz="4"/>
               <w:left w:val="single" w:color="C9D3DF" w:sz="4"/>
@@ -2593,29 +2593,29 @@
         </w:tc>
         <w:tc>
           <w:tcPr>
-            <w:tcW w:type="dxa" w:w="1224"/>
-            <w:tcBorders>
-              <w:top w:val="single" w:color="C9D3DF" w:sz="4"/>
-              <w:left w:val="single" w:color="C9D3DF" w:sz="4"/>
-              <w:bottom w:val="single" w:color="C9D3DF" w:sz="4"/>
-              <w:right w:val="single" w:color="C9D3DF" w:sz="4"/>
-            </w:tcBorders>
-            <w:tcMar>
-              <w:top w:type="dxa" w:w="50"/>
-              <w:left w:type="dxa" w:w="80"/>
-              <w:bottom w:type="dxa" w:w="50"/>
-              <w:right w:type="dxa" w:w="80"/>
-            </w:tcMar>
-          </w:tcPr>
-          <w:p>
-            <w:pPr>
-              <w:jc w:val="center"/>
-            </w:pPr>
-          </w:p>
-        </w:tc>
-        <w:tc>
-          <w:tcPr>
-            <w:tcW w:type="dxa" w:w="1225"/>
+            <w:tcW w:type="dxa" w:w="1211"/>
+            <w:tcBorders>
+              <w:top w:val="single" w:color="C9D3DF" w:sz="4"/>
+              <w:left w:val="single" w:color="C9D3DF" w:sz="4"/>
+              <w:bottom w:val="single" w:color="C9D3DF" w:sz="4"/>
+              <w:right w:val="single" w:color="C9D3DF" w:sz="4"/>
+            </w:tcBorders>
+            <w:tcMar>
+              <w:top w:type="dxa" w:w="50"/>
+              <w:left w:type="dxa" w:w="80"/>
+              <w:bottom w:type="dxa" w:w="50"/>
+              <w:right w:type="dxa" w:w="80"/>
+            </w:tcMar>
+          </w:tcPr>
+          <w:p>
+            <w:pPr>
+              <w:jc w:val="center"/>
+            </w:pPr>
+          </w:p>
+        </w:tc>
+        <w:tc>
+          <w:tcPr>
+            <w:tcW w:type="dxa" w:w="1276"/>
             <w:tcBorders>
               <w:top w:val="single" w:color="C9D3DF" w:sz="4"/>
               <w:left w:val="single" w:color="C9D3DF" w:sz="4"/>
@@ -2643,7 +2643,7 @@
         </w:trPr>
         <w:tc>
           <w:tcPr>
-            <w:tcW w:type="dxa" w:w="816"/>
+            <w:tcW w:type="dxa" w:w="1690"/>
             <w:tcBorders>
               <w:top w:val="single" w:color="C9D3DF" w:sz="4"/>
               <w:left w:val="single" w:color="C9D3DF" w:sz="4"/>
@@ -2673,7 +2673,7 @@
         </w:tc>
         <w:tc>
           <w:tcPr>
-            <w:tcW w:type="dxa" w:w="2755"/>
+            <w:tcW w:type="dxa" w:w="2665"/>
             <w:tcBorders>
               <w:top w:val="single" w:color="C9D3DF" w:sz="4"/>
               <w:left w:val="single" w:color="C9D3DF" w:sz="4"/>
@@ -2703,7 +2703,7 @@
         </w:tc>
         <w:tc>
           <w:tcPr>
-            <w:tcW w:type="dxa" w:w="4184"/>
+            <w:tcW w:type="dxa" w:w="3362"/>
             <w:tcBorders>
               <w:top w:val="single" w:color="C9D3DF" w:sz="4"/>
               <w:left w:val="single" w:color="C9D3DF" w:sz="4"/>
@@ -2733,29 +2733,29 @@
         </w:tc>
         <w:tc>
           <w:tcPr>
-            <w:tcW w:type="dxa" w:w="1224"/>
-            <w:tcBorders>
-              <w:top w:val="single" w:color="C9D3DF" w:sz="4"/>
-              <w:left w:val="single" w:color="C9D3DF" w:sz="4"/>
-              <w:bottom w:val="single" w:color="C9D3DF" w:sz="4"/>
-              <w:right w:val="single" w:color="C9D3DF" w:sz="4"/>
-            </w:tcBorders>
-            <w:tcMar>
-              <w:top w:type="dxa" w:w="50"/>
-              <w:left w:type="dxa" w:w="80"/>
-              <w:bottom w:type="dxa" w:w="50"/>
-              <w:right w:type="dxa" w:w="80"/>
-            </w:tcMar>
-          </w:tcPr>
-          <w:p>
-            <w:pPr>
-              <w:jc w:val="center"/>
-            </w:pPr>
-          </w:p>
-        </w:tc>
-        <w:tc>
-          <w:tcPr>
-            <w:tcW w:type="dxa" w:w="1225"/>
+            <w:tcW w:type="dxa" w:w="1211"/>
+            <w:tcBorders>
+              <w:top w:val="single" w:color="C9D3DF" w:sz="4"/>
+              <w:left w:val="single" w:color="C9D3DF" w:sz="4"/>
+              <w:bottom w:val="single" w:color="C9D3DF" w:sz="4"/>
+              <w:right w:val="single" w:color="C9D3DF" w:sz="4"/>
+            </w:tcBorders>
+            <w:tcMar>
+              <w:top w:type="dxa" w:w="50"/>
+              <w:left w:type="dxa" w:w="80"/>
+              <w:bottom w:type="dxa" w:w="50"/>
+              <w:right w:type="dxa" w:w="80"/>
+            </w:tcMar>
+          </w:tcPr>
+          <w:p>
+            <w:pPr>
+              <w:jc w:val="center"/>
+            </w:pPr>
+          </w:p>
+        </w:tc>
+        <w:tc>
+          <w:tcPr>
+            <w:tcW w:type="dxa" w:w="1276"/>
             <w:tcBorders>
               <w:top w:val="single" w:color="C9D3DF" w:sz="4"/>
               <w:left w:val="single" w:color="C9D3DF" w:sz="4"/>
@@ -2783,7 +2783,7 @@
         </w:trPr>
         <w:tc>
           <w:tcPr>
-            <w:tcW w:type="dxa" w:w="816"/>
+            <w:tcW w:type="dxa" w:w="1690"/>
             <w:tcBorders>
               <w:top w:val="single" w:color="C9D3DF" w:sz="4"/>
               <w:left w:val="single" w:color="C9D3DF" w:sz="4"/>
@@ -2813,7 +2813,7 @@
         </w:tc>
         <w:tc>
           <w:tcPr>
-            <w:tcW w:type="dxa" w:w="2755"/>
+            <w:tcW w:type="dxa" w:w="2665"/>
             <w:tcBorders>
               <w:top w:val="single" w:color="C9D3DF" w:sz="4"/>
               <w:left w:val="single" w:color="C9D3DF" w:sz="4"/>
@@ -2843,7 +2843,7 @@
         </w:tc>
         <w:tc>
           <w:tcPr>
-            <w:tcW w:type="dxa" w:w="4184"/>
+            <w:tcW w:type="dxa" w:w="3362"/>
             <w:tcBorders>
               <w:top w:val="single" w:color="C9D3DF" w:sz="4"/>
               <w:left w:val="single" w:color="C9D3DF" w:sz="4"/>
@@ -2873,29 +2873,29 @@
         </w:tc>
         <w:tc>
           <w:tcPr>
-            <w:tcW w:type="dxa" w:w="1224"/>
-            <w:tcBorders>
-              <w:top w:val="single" w:color="C9D3DF" w:sz="4"/>
-              <w:left w:val="single" w:color="C9D3DF" w:sz="4"/>
-              <w:bottom w:val="single" w:color="C9D3DF" w:sz="4"/>
-              <w:right w:val="single" w:color="C9D3DF" w:sz="4"/>
-            </w:tcBorders>
-            <w:tcMar>
-              <w:top w:type="dxa" w:w="50"/>
-              <w:left w:type="dxa" w:w="80"/>
-              <w:bottom w:type="dxa" w:w="50"/>
-              <w:right w:type="dxa" w:w="80"/>
-            </w:tcMar>
-          </w:tcPr>
-          <w:p>
-            <w:pPr>
-              <w:jc w:val="center"/>
-            </w:pPr>
-          </w:p>
-        </w:tc>
-        <w:tc>
-          <w:tcPr>
-            <w:tcW w:type="dxa" w:w="1225"/>
+            <w:tcW w:type="dxa" w:w="1211"/>
+            <w:tcBorders>
+              <w:top w:val="single" w:color="C9D3DF" w:sz="4"/>
+              <w:left w:val="single" w:color="C9D3DF" w:sz="4"/>
+              <w:bottom w:val="single" w:color="C9D3DF" w:sz="4"/>
+              <w:right w:val="single" w:color="C9D3DF" w:sz="4"/>
+            </w:tcBorders>
+            <w:tcMar>
+              <w:top w:type="dxa" w:w="50"/>
+              <w:left w:type="dxa" w:w="80"/>
+              <w:bottom w:type="dxa" w:w="50"/>
+              <w:right w:type="dxa" w:w="80"/>
+            </w:tcMar>
+          </w:tcPr>
+          <w:p>
+            <w:pPr>
+              <w:jc w:val="center"/>
+            </w:pPr>
+          </w:p>
+        </w:tc>
+        <w:tc>
+          <w:tcPr>
+            <w:tcW w:type="dxa" w:w="1276"/>
             <w:tcBorders>
               <w:top w:val="single" w:color="C9D3DF" w:sz="4"/>
               <w:left w:val="single" w:color="C9D3DF" w:sz="4"/>
@@ -2923,7 +2923,7 @@
         </w:trPr>
         <w:tc>
           <w:tcPr>
-            <w:tcW w:type="dxa" w:w="816"/>
+            <w:tcW w:type="dxa" w:w="1690"/>
             <w:tcBorders>
               <w:top w:val="single" w:color="C9D3DF" w:sz="4"/>
               <w:left w:val="single" w:color="C9D3DF" w:sz="4"/>
@@ -2953,7 +2953,7 @@
         </w:tc>
         <w:tc>
           <w:tcPr>
-            <w:tcW w:type="dxa" w:w="2755"/>
+            <w:tcW w:type="dxa" w:w="2665"/>
             <w:tcBorders>
               <w:top w:val="single" w:color="C9D3DF" w:sz="4"/>
               <w:left w:val="single" w:color="C9D3DF" w:sz="4"/>
@@ -2983,7 +2983,7 @@
         </w:tc>
         <w:tc>
           <w:tcPr>
-            <w:tcW w:type="dxa" w:w="4184"/>
+            <w:tcW w:type="dxa" w:w="3362"/>
             <w:tcBorders>
               <w:top w:val="single" w:color="C9D3DF" w:sz="4"/>
               <w:left w:val="single" w:color="C9D3DF" w:sz="4"/>
@@ -3013,29 +3013,29 @@
         </w:tc>
         <w:tc>
           <w:tcPr>
-            <w:tcW w:type="dxa" w:w="1224"/>
-            <w:tcBorders>
-              <w:top w:val="single" w:color="C9D3DF" w:sz="4"/>
-              <w:left w:val="single" w:color="C9D3DF" w:sz="4"/>
-              <w:bottom w:val="single" w:color="C9D3DF" w:sz="4"/>
-              <w:right w:val="single" w:color="C9D3DF" w:sz="4"/>
-            </w:tcBorders>
-            <w:tcMar>
-              <w:top w:type="dxa" w:w="50"/>
-              <w:left w:type="dxa" w:w="80"/>
-              <w:bottom w:type="dxa" w:w="50"/>
-              <w:right w:type="dxa" w:w="80"/>
-            </w:tcMar>
-          </w:tcPr>
-          <w:p>
-            <w:pPr>
-              <w:jc w:val="center"/>
-            </w:pPr>
-          </w:p>
-        </w:tc>
-        <w:tc>
-          <w:tcPr>
-            <w:tcW w:type="dxa" w:w="1225"/>
+            <w:tcW w:type="dxa" w:w="1211"/>
+            <w:tcBorders>
+              <w:top w:val="single" w:color="C9D3DF" w:sz="4"/>
+              <w:left w:val="single" w:color="C9D3DF" w:sz="4"/>
+              <w:bottom w:val="single" w:color="C9D3DF" w:sz="4"/>
+              <w:right w:val="single" w:color="C9D3DF" w:sz="4"/>
+            </w:tcBorders>
+            <w:tcMar>
+              <w:top w:type="dxa" w:w="50"/>
+              <w:left w:type="dxa" w:w="80"/>
+              <w:bottom w:type="dxa" w:w="50"/>
+              <w:right w:type="dxa" w:w="80"/>
+            </w:tcMar>
+          </w:tcPr>
+          <w:p>
+            <w:pPr>
+              <w:jc w:val="center"/>
+            </w:pPr>
+          </w:p>
+        </w:tc>
+        <w:tc>
+          <w:tcPr>
+            <w:tcW w:type="dxa" w:w="1276"/>
             <w:tcBorders>
               <w:top w:val="single" w:color="C9D3DF" w:sz="4"/>
               <w:left w:val="single" w:color="C9D3DF" w:sz="4"/>
@@ -3093,11 +3093,11 @@
         </w:tblBorders>
       </w:tblPr>
       <w:tblGrid>
-        <w:gridCol w:w="816"/>
-        <w:gridCol w:w="2755"/>
-        <w:gridCol w:w="4184"/>
-        <w:gridCol w:w="1224"/>
-        <w:gridCol w:w="1225"/>
+        <w:gridCol w:w="1670"/>
+        <w:gridCol w:w="2824"/>
+        <w:gridCol w:w="3430"/>
+        <w:gridCol w:w="1116"/>
+        <w:gridCol w:w="1164"/>
       </w:tblGrid>
       <w:tr>
         <w:trPr>
@@ -3106,7 +3106,7 @@
         </w:trPr>
         <w:tc>
           <w:tcPr>
-            <w:tcW w:type="dxa" w:w="816"/>
+            <w:tcW w:type="dxa" w:w="1670"/>
             <w:tcBorders>
               <w:top w:val="single" w:color="C9D3DF" w:sz="4"/>
               <w:left w:val="single" w:color="C9D3DF" w:sz="4"/>
@@ -3140,7 +3140,7 @@
         </w:tc>
         <w:tc>
           <w:tcPr>
-            <w:tcW w:type="dxa" w:w="2755"/>
+            <w:tcW w:type="dxa" w:w="2824"/>
             <w:tcBorders>
               <w:top w:val="single" w:color="C9D3DF" w:sz="4"/>
               <w:left w:val="single" w:color="C9D3DF" w:sz="4"/>
@@ -3174,7 +3174,7 @@
         </w:tc>
         <w:tc>
           <w:tcPr>
-            <w:tcW w:type="dxa" w:w="4184"/>
+            <w:tcW w:type="dxa" w:w="3430"/>
             <w:tcBorders>
               <w:top w:val="single" w:color="C9D3DF" w:sz="4"/>
               <w:left w:val="single" w:color="C9D3DF" w:sz="4"/>
@@ -3208,7 +3208,7 @@
         </w:tc>
         <w:tc>
           <w:tcPr>
-            <w:tcW w:type="dxa" w:w="1224"/>
+            <w:tcW w:type="dxa" w:w="1116"/>
             <w:tcBorders>
               <w:top w:val="single" w:color="C9D3DF" w:sz="4"/>
               <w:left w:val="single" w:color="C9D3DF" w:sz="4"/>
@@ -3242,7 +3242,7 @@
         </w:tc>
         <w:tc>
           <w:tcPr>
-            <w:tcW w:type="dxa" w:w="1225"/>
+            <w:tcW w:type="dxa" w:w="1164"/>
             <w:tcBorders>
               <w:top w:val="single" w:color="C9D3DF" w:sz="4"/>
               <w:left w:val="single" w:color="C9D3DF" w:sz="4"/>
@@ -3282,7 +3282,7 @@
         </w:trPr>
         <w:tc>
           <w:tcPr>
-            <w:tcW w:type="dxa" w:w="816"/>
+            <w:tcW w:type="dxa" w:w="1670"/>
             <w:tcBorders>
               <w:top w:val="single" w:color="C9D3DF" w:sz="4"/>
               <w:left w:val="single" w:color="C9D3DF" w:sz="4"/>
@@ -3312,7 +3312,7 @@
         </w:tc>
         <w:tc>
           <w:tcPr>
-            <w:tcW w:type="dxa" w:w="2755"/>
+            <w:tcW w:type="dxa" w:w="2824"/>
             <w:tcBorders>
               <w:top w:val="single" w:color="C9D3DF" w:sz="4"/>
               <w:left w:val="single" w:color="C9D3DF" w:sz="4"/>
@@ -3342,7 +3342,7 @@
         </w:tc>
         <w:tc>
           <w:tcPr>
-            <w:tcW w:type="dxa" w:w="4184"/>
+            <w:tcW w:type="dxa" w:w="3430"/>
             <w:tcBorders>
               <w:top w:val="single" w:color="C9D3DF" w:sz="4"/>
               <w:left w:val="single" w:color="C9D3DF" w:sz="4"/>
@@ -3372,29 +3372,29 @@
         </w:tc>
         <w:tc>
           <w:tcPr>
-            <w:tcW w:type="dxa" w:w="1224"/>
-            <w:tcBorders>
-              <w:top w:val="single" w:color="C9D3DF" w:sz="4"/>
-              <w:left w:val="single" w:color="C9D3DF" w:sz="4"/>
-              <w:bottom w:val="single" w:color="C9D3DF" w:sz="4"/>
-              <w:right w:val="single" w:color="C9D3DF" w:sz="4"/>
-            </w:tcBorders>
-            <w:tcMar>
-              <w:top w:type="dxa" w:w="50"/>
-              <w:left w:type="dxa" w:w="80"/>
-              <w:bottom w:type="dxa" w:w="50"/>
-              <w:right w:type="dxa" w:w="80"/>
-            </w:tcMar>
-          </w:tcPr>
-          <w:p>
-            <w:pPr>
-              <w:jc w:val="center"/>
-            </w:pPr>
-          </w:p>
-        </w:tc>
-        <w:tc>
-          <w:tcPr>
-            <w:tcW w:type="dxa" w:w="1225"/>
+            <w:tcW w:type="dxa" w:w="1116"/>
+            <w:tcBorders>
+              <w:top w:val="single" w:color="C9D3DF" w:sz="4"/>
+              <w:left w:val="single" w:color="C9D3DF" w:sz="4"/>
+              <w:bottom w:val="single" w:color="C9D3DF" w:sz="4"/>
+              <w:right w:val="single" w:color="C9D3DF" w:sz="4"/>
+            </w:tcBorders>
+            <w:tcMar>
+              <w:top w:type="dxa" w:w="50"/>
+              <w:left w:type="dxa" w:w="80"/>
+              <w:bottom w:type="dxa" w:w="50"/>
+              <w:right w:type="dxa" w:w="80"/>
+            </w:tcMar>
+          </w:tcPr>
+          <w:p>
+            <w:pPr>
+              <w:jc w:val="center"/>
+            </w:pPr>
+          </w:p>
+        </w:tc>
+        <w:tc>
+          <w:tcPr>
+            <w:tcW w:type="dxa" w:w="1164"/>
             <w:tcBorders>
               <w:top w:val="single" w:color="C9D3DF" w:sz="4"/>
               <w:left w:val="single" w:color="C9D3DF" w:sz="4"/>
@@ -3422,7 +3422,7 @@
         </w:trPr>
         <w:tc>
           <w:tcPr>
-            <w:tcW w:type="dxa" w:w="816"/>
+            <w:tcW w:type="dxa" w:w="1670"/>
             <w:tcBorders>
               <w:top w:val="single" w:color="C9D3DF" w:sz="4"/>
               <w:left w:val="single" w:color="C9D3DF" w:sz="4"/>
@@ -3452,7 +3452,7 @@
         </w:tc>
         <w:tc>
           <w:tcPr>
-            <w:tcW w:type="dxa" w:w="2755"/>
+            <w:tcW w:type="dxa" w:w="2824"/>
             <w:tcBorders>
               <w:top w:val="single" w:color="C9D3DF" w:sz="4"/>
               <w:left w:val="single" w:color="C9D3DF" w:sz="4"/>
@@ -3482,7 +3482,7 @@
         </w:tc>
         <w:tc>
           <w:tcPr>
-            <w:tcW w:type="dxa" w:w="4184"/>
+            <w:tcW w:type="dxa" w:w="3430"/>
             <w:tcBorders>
               <w:top w:val="single" w:color="C9D3DF" w:sz="4"/>
               <w:left w:val="single" w:color="C9D3DF" w:sz="4"/>
@@ -3520,29 +3520,29 @@
         </w:tc>
         <w:tc>
           <w:tcPr>
-            <w:tcW w:type="dxa" w:w="1224"/>
-            <w:tcBorders>
-              <w:top w:val="single" w:color="C9D3DF" w:sz="4"/>
-              <w:left w:val="single" w:color="C9D3DF" w:sz="4"/>
-              <w:bottom w:val="single" w:color="C9D3DF" w:sz="4"/>
-              <w:right w:val="single" w:color="C9D3DF" w:sz="4"/>
-            </w:tcBorders>
-            <w:tcMar>
-              <w:top w:type="dxa" w:w="50"/>
-              <w:left w:type="dxa" w:w="80"/>
-              <w:bottom w:type="dxa" w:w="50"/>
-              <w:right w:type="dxa" w:w="80"/>
-            </w:tcMar>
-          </w:tcPr>
-          <w:p>
-            <w:pPr>
-              <w:jc w:val="center"/>
-            </w:pPr>
-          </w:p>
-        </w:tc>
-        <w:tc>
-          <w:tcPr>
-            <w:tcW w:type="dxa" w:w="1225"/>
+            <w:tcW w:type="dxa" w:w="1116"/>
+            <w:tcBorders>
+              <w:top w:val="single" w:color="C9D3DF" w:sz="4"/>
+              <w:left w:val="single" w:color="C9D3DF" w:sz="4"/>
+              <w:bottom w:val="single" w:color="C9D3DF" w:sz="4"/>
+              <w:right w:val="single" w:color="C9D3DF" w:sz="4"/>
+            </w:tcBorders>
+            <w:tcMar>
+              <w:top w:type="dxa" w:w="50"/>
+              <w:left w:type="dxa" w:w="80"/>
+              <w:bottom w:type="dxa" w:w="50"/>
+              <w:right w:type="dxa" w:w="80"/>
+            </w:tcMar>
+          </w:tcPr>
+          <w:p>
+            <w:pPr>
+              <w:jc w:val="center"/>
+            </w:pPr>
+          </w:p>
+        </w:tc>
+        <w:tc>
+          <w:tcPr>
+            <w:tcW w:type="dxa" w:w="1164"/>
             <w:tcBorders>
               <w:top w:val="single" w:color="C9D3DF" w:sz="4"/>
               <w:left w:val="single" w:color="C9D3DF" w:sz="4"/>
@@ -3570,7 +3570,7 @@
         </w:trPr>
         <w:tc>
           <w:tcPr>
-            <w:tcW w:type="dxa" w:w="816"/>
+            <w:tcW w:type="dxa" w:w="1670"/>
             <w:tcBorders>
               <w:top w:val="single" w:color="C9D3DF" w:sz="4"/>
               <w:left w:val="single" w:color="C9D3DF" w:sz="4"/>
@@ -3600,7 +3600,7 @@
         </w:tc>
         <w:tc>
           <w:tcPr>
-            <w:tcW w:type="dxa" w:w="2755"/>
+            <w:tcW w:type="dxa" w:w="2824"/>
             <w:tcBorders>
               <w:top w:val="single" w:color="C9D3DF" w:sz="4"/>
               <w:left w:val="single" w:color="C9D3DF" w:sz="4"/>
@@ -3630,7 +3630,7 @@
         </w:tc>
         <w:tc>
           <w:tcPr>
-            <w:tcW w:type="dxa" w:w="4184"/>
+            <w:tcW w:type="dxa" w:w="3430"/>
             <w:tcBorders>
               <w:top w:val="single" w:color="C9D3DF" w:sz="4"/>
               <w:left w:val="single" w:color="C9D3DF" w:sz="4"/>
@@ -3668,29 +3668,29 @@
         </w:tc>
         <w:tc>
           <w:tcPr>
-            <w:tcW w:type="dxa" w:w="1224"/>
-            <w:tcBorders>
-              <w:top w:val="single" w:color="C9D3DF" w:sz="4"/>
-              <w:left w:val="single" w:color="C9D3DF" w:sz="4"/>
-              <w:bottom w:val="single" w:color="C9D3DF" w:sz="4"/>
-              <w:right w:val="single" w:color="C9D3DF" w:sz="4"/>
-            </w:tcBorders>
-            <w:tcMar>
-              <w:top w:type="dxa" w:w="50"/>
-              <w:left w:type="dxa" w:w="80"/>
-              <w:bottom w:type="dxa" w:w="50"/>
-              <w:right w:type="dxa" w:w="80"/>
-            </w:tcMar>
-          </w:tcPr>
-          <w:p>
-            <w:pPr>
-              <w:jc w:val="center"/>
-            </w:pPr>
-          </w:p>
-        </w:tc>
-        <w:tc>
-          <w:tcPr>
-            <w:tcW w:type="dxa" w:w="1225"/>
+            <w:tcW w:type="dxa" w:w="1116"/>
+            <w:tcBorders>
+              <w:top w:val="single" w:color="C9D3DF" w:sz="4"/>
+              <w:left w:val="single" w:color="C9D3DF" w:sz="4"/>
+              <w:bottom w:val="single" w:color="C9D3DF" w:sz="4"/>
+              <w:right w:val="single" w:color="C9D3DF" w:sz="4"/>
+            </w:tcBorders>
+            <w:tcMar>
+              <w:top w:type="dxa" w:w="50"/>
+              <w:left w:type="dxa" w:w="80"/>
+              <w:bottom w:type="dxa" w:w="50"/>
+              <w:right w:type="dxa" w:w="80"/>
+            </w:tcMar>
+          </w:tcPr>
+          <w:p>
+            <w:pPr>
+              <w:jc w:val="center"/>
+            </w:pPr>
+          </w:p>
+        </w:tc>
+        <w:tc>
+          <w:tcPr>
+            <w:tcW w:type="dxa" w:w="1164"/>
             <w:tcBorders>
               <w:top w:val="single" w:color="C9D3DF" w:sz="4"/>
               <w:left w:val="single" w:color="C9D3DF" w:sz="4"/>
@@ -3718,7 +3718,7 @@
         </w:trPr>
         <w:tc>
           <w:tcPr>
-            <w:tcW w:type="dxa" w:w="816"/>
+            <w:tcW w:type="dxa" w:w="1670"/>
             <w:tcBorders>
               <w:top w:val="single" w:color="C9D3DF" w:sz="4"/>
               <w:left w:val="single" w:color="C9D3DF" w:sz="4"/>
@@ -3748,7 +3748,7 @@
         </w:tc>
         <w:tc>
           <w:tcPr>
-            <w:tcW w:type="dxa" w:w="2755"/>
+            <w:tcW w:type="dxa" w:w="2824"/>
             <w:tcBorders>
               <w:top w:val="single" w:color="C9D3DF" w:sz="4"/>
               <w:left w:val="single" w:color="C9D3DF" w:sz="4"/>
@@ -3778,7 +3778,7 @@
         </w:tc>
         <w:tc>
           <w:tcPr>
-            <w:tcW w:type="dxa" w:w="4184"/>
+            <w:tcW w:type="dxa" w:w="3430"/>
             <w:tcBorders>
               <w:top w:val="single" w:color="C9D3DF" w:sz="4"/>
               <w:left w:val="single" w:color="C9D3DF" w:sz="4"/>
@@ -3808,29 +3808,29 @@
         </w:tc>
         <w:tc>
           <w:tcPr>
-            <w:tcW w:type="dxa" w:w="1224"/>
-            <w:tcBorders>
-              <w:top w:val="single" w:color="C9D3DF" w:sz="4"/>
-              <w:left w:val="single" w:color="C9D3DF" w:sz="4"/>
-              <w:bottom w:val="single" w:color="C9D3DF" w:sz="4"/>
-              <w:right w:val="single" w:color="C9D3DF" w:sz="4"/>
-            </w:tcBorders>
-            <w:tcMar>
-              <w:top w:type="dxa" w:w="50"/>
-              <w:left w:type="dxa" w:w="80"/>
-              <w:bottom w:type="dxa" w:w="50"/>
-              <w:right w:type="dxa" w:w="80"/>
-            </w:tcMar>
-          </w:tcPr>
-          <w:p>
-            <w:pPr>
-              <w:jc w:val="center"/>
-            </w:pPr>
-          </w:p>
-        </w:tc>
-        <w:tc>
-          <w:tcPr>
-            <w:tcW w:type="dxa" w:w="1225"/>
+            <w:tcW w:type="dxa" w:w="1116"/>
+            <w:tcBorders>
+              <w:top w:val="single" w:color="C9D3DF" w:sz="4"/>
+              <w:left w:val="single" w:color="C9D3DF" w:sz="4"/>
+              <w:bottom w:val="single" w:color="C9D3DF" w:sz="4"/>
+              <w:right w:val="single" w:color="C9D3DF" w:sz="4"/>
+            </w:tcBorders>
+            <w:tcMar>
+              <w:top w:type="dxa" w:w="50"/>
+              <w:left w:type="dxa" w:w="80"/>
+              <w:bottom w:type="dxa" w:w="50"/>
+              <w:right w:type="dxa" w:w="80"/>
+            </w:tcMar>
+          </w:tcPr>
+          <w:p>
+            <w:pPr>
+              <w:jc w:val="center"/>
+            </w:pPr>
+          </w:p>
+        </w:tc>
+        <w:tc>
+          <w:tcPr>
+            <w:tcW w:type="dxa" w:w="1164"/>
             <w:tcBorders>
               <w:top w:val="single" w:color="C9D3DF" w:sz="4"/>
               <w:left w:val="single" w:color="C9D3DF" w:sz="4"/>
@@ -3858,7 +3858,7 @@
         </w:trPr>
         <w:tc>
           <w:tcPr>
-            <w:tcW w:type="dxa" w:w="816"/>
+            <w:tcW w:type="dxa" w:w="1670"/>
             <w:tcBorders>
               <w:top w:val="single" w:color="C9D3DF" w:sz="4"/>
               <w:left w:val="single" w:color="C9D3DF" w:sz="4"/>
@@ -3888,7 +3888,7 @@
         </w:tc>
         <w:tc>
           <w:tcPr>
-            <w:tcW w:type="dxa" w:w="2755"/>
+            <w:tcW w:type="dxa" w:w="2824"/>
             <w:tcBorders>
               <w:top w:val="single" w:color="C9D3DF" w:sz="4"/>
               <w:left w:val="single" w:color="C9D3DF" w:sz="4"/>
@@ -3918,7 +3918,7 @@
         </w:tc>
         <w:tc>
           <w:tcPr>
-            <w:tcW w:type="dxa" w:w="4184"/>
+            <w:tcW w:type="dxa" w:w="3430"/>
             <w:tcBorders>
               <w:top w:val="single" w:color="C9D3DF" w:sz="4"/>
               <w:left w:val="single" w:color="C9D3DF" w:sz="4"/>
@@ -3956,29 +3956,29 @@
         </w:tc>
         <w:tc>
           <w:tcPr>
-            <w:tcW w:type="dxa" w:w="1224"/>
-            <w:tcBorders>
-              <w:top w:val="single" w:color="C9D3DF" w:sz="4"/>
-              <w:left w:val="single" w:color="C9D3DF" w:sz="4"/>
-              <w:bottom w:val="single" w:color="C9D3DF" w:sz="4"/>
-              <w:right w:val="single" w:color="C9D3DF" w:sz="4"/>
-            </w:tcBorders>
-            <w:tcMar>
-              <w:top w:type="dxa" w:w="50"/>
-              <w:left w:type="dxa" w:w="80"/>
-              <w:bottom w:type="dxa" w:w="50"/>
-              <w:right w:type="dxa" w:w="80"/>
-            </w:tcMar>
-          </w:tcPr>
-          <w:p>
-            <w:pPr>
-              <w:jc w:val="center"/>
-            </w:pPr>
-          </w:p>
-        </w:tc>
-        <w:tc>
-          <w:tcPr>
-            <w:tcW w:type="dxa" w:w="1225"/>
+            <w:tcW w:type="dxa" w:w="1116"/>
+            <w:tcBorders>
+              <w:top w:val="single" w:color="C9D3DF" w:sz="4"/>
+              <w:left w:val="single" w:color="C9D3DF" w:sz="4"/>
+              <w:bottom w:val="single" w:color="C9D3DF" w:sz="4"/>
+              <w:right w:val="single" w:color="C9D3DF" w:sz="4"/>
+            </w:tcBorders>
+            <w:tcMar>
+              <w:top w:type="dxa" w:w="50"/>
+              <w:left w:type="dxa" w:w="80"/>
+              <w:bottom w:type="dxa" w:w="50"/>
+              <w:right w:type="dxa" w:w="80"/>
+            </w:tcMar>
+          </w:tcPr>
+          <w:p>
+            <w:pPr>
+              <w:jc w:val="center"/>
+            </w:pPr>
+          </w:p>
+        </w:tc>
+        <w:tc>
+          <w:tcPr>
+            <w:tcW w:type="dxa" w:w="1164"/>
             <w:tcBorders>
               <w:top w:val="single" w:color="C9D3DF" w:sz="4"/>
               <w:left w:val="single" w:color="C9D3DF" w:sz="4"/>
@@ -4006,7 +4006,7 @@
         </w:trPr>
         <w:tc>
           <w:tcPr>
-            <w:tcW w:type="dxa" w:w="816"/>
+            <w:tcW w:type="dxa" w:w="1670"/>
             <w:tcBorders>
               <w:top w:val="single" w:color="C9D3DF" w:sz="4"/>
               <w:left w:val="single" w:color="C9D3DF" w:sz="4"/>
@@ -4036,7 +4036,7 @@
         </w:tc>
         <w:tc>
           <w:tcPr>
-            <w:tcW w:type="dxa" w:w="2755"/>
+            <w:tcW w:type="dxa" w:w="2824"/>
             <w:tcBorders>
               <w:top w:val="single" w:color="C9D3DF" w:sz="4"/>
               <w:left w:val="single" w:color="C9D3DF" w:sz="4"/>
@@ -4082,7 +4082,7 @@
         </w:tc>
         <w:tc>
           <w:tcPr>
-            <w:tcW w:type="dxa" w:w="4184"/>
+            <w:tcW w:type="dxa" w:w="3430"/>
             <w:tcBorders>
               <w:top w:val="single" w:color="C9D3DF" w:sz="4"/>
               <w:left w:val="single" w:color="C9D3DF" w:sz="4"/>
@@ -4128,29 +4128,29 @@
         </w:tc>
         <w:tc>
           <w:tcPr>
-            <w:tcW w:type="dxa" w:w="1224"/>
-            <w:tcBorders>
-              <w:top w:val="single" w:color="C9D3DF" w:sz="4"/>
-              <w:left w:val="single" w:color="C9D3DF" w:sz="4"/>
-              <w:bottom w:val="single" w:color="C9D3DF" w:sz="4"/>
-              <w:right w:val="single" w:color="C9D3DF" w:sz="4"/>
-            </w:tcBorders>
-            <w:tcMar>
-              <w:top w:type="dxa" w:w="50"/>
-              <w:left w:type="dxa" w:w="80"/>
-              <w:bottom w:type="dxa" w:w="50"/>
-              <w:right w:type="dxa" w:w="80"/>
-            </w:tcMar>
-          </w:tcPr>
-          <w:p>
-            <w:pPr>
-              <w:jc w:val="center"/>
-            </w:pPr>
-          </w:p>
-        </w:tc>
-        <w:tc>
-          <w:tcPr>
-            <w:tcW w:type="dxa" w:w="1225"/>
+            <w:tcW w:type="dxa" w:w="1116"/>
+            <w:tcBorders>
+              <w:top w:val="single" w:color="C9D3DF" w:sz="4"/>
+              <w:left w:val="single" w:color="C9D3DF" w:sz="4"/>
+              <w:bottom w:val="single" w:color="C9D3DF" w:sz="4"/>
+              <w:right w:val="single" w:color="C9D3DF" w:sz="4"/>
+            </w:tcBorders>
+            <w:tcMar>
+              <w:top w:type="dxa" w:w="50"/>
+              <w:left w:type="dxa" w:w="80"/>
+              <w:bottom w:type="dxa" w:w="50"/>
+              <w:right w:type="dxa" w:w="80"/>
+            </w:tcMar>
+          </w:tcPr>
+          <w:p>
+            <w:pPr>
+              <w:jc w:val="center"/>
+            </w:pPr>
+          </w:p>
+        </w:tc>
+        <w:tc>
+          <w:tcPr>
+            <w:tcW w:type="dxa" w:w="1164"/>
             <w:tcBorders>
               <w:top w:val="single" w:color="C9D3DF" w:sz="4"/>
               <w:left w:val="single" w:color="C9D3DF" w:sz="4"/>
@@ -4178,7 +4178,7 @@
         </w:trPr>
         <w:tc>
           <w:tcPr>
-            <w:tcW w:type="dxa" w:w="816"/>
+            <w:tcW w:type="dxa" w:w="1670"/>
             <w:tcBorders>
               <w:top w:val="single" w:color="C9D3DF" w:sz="4"/>
               <w:left w:val="single" w:color="C9D3DF" w:sz="4"/>
@@ -4208,7 +4208,7 @@
         </w:tc>
         <w:tc>
           <w:tcPr>
-            <w:tcW w:type="dxa" w:w="2755"/>
+            <w:tcW w:type="dxa" w:w="2824"/>
             <w:tcBorders>
               <w:top w:val="single" w:color="C9D3DF" w:sz="4"/>
               <w:left w:val="single" w:color="C9D3DF" w:sz="4"/>
@@ -4254,7 +4254,7 @@
         </w:tc>
         <w:tc>
           <w:tcPr>
-            <w:tcW w:type="dxa" w:w="4184"/>
+            <w:tcW w:type="dxa" w:w="3430"/>
             <w:tcBorders>
               <w:top w:val="single" w:color="C9D3DF" w:sz="4"/>
               <w:left w:val="single" w:color="C9D3DF" w:sz="4"/>
@@ -4284,29 +4284,29 @@
         </w:tc>
         <w:tc>
           <w:tcPr>
-            <w:tcW w:type="dxa" w:w="1224"/>
-            <w:tcBorders>
-              <w:top w:val="single" w:color="C9D3DF" w:sz="4"/>
-              <w:left w:val="single" w:color="C9D3DF" w:sz="4"/>
-              <w:bottom w:val="single" w:color="C9D3DF" w:sz="4"/>
-              <w:right w:val="single" w:color="C9D3DF" w:sz="4"/>
-            </w:tcBorders>
-            <w:tcMar>
-              <w:top w:type="dxa" w:w="50"/>
-              <w:left w:type="dxa" w:w="80"/>
-              <w:bottom w:type="dxa" w:w="50"/>
-              <w:right w:type="dxa" w:w="80"/>
-            </w:tcMar>
-          </w:tcPr>
-          <w:p>
-            <w:pPr>
-              <w:jc w:val="center"/>
-            </w:pPr>
-          </w:p>
-        </w:tc>
-        <w:tc>
-          <w:tcPr>
-            <w:tcW w:type="dxa" w:w="1225"/>
+            <w:tcW w:type="dxa" w:w="1116"/>
+            <w:tcBorders>
+              <w:top w:val="single" w:color="C9D3DF" w:sz="4"/>
+              <w:left w:val="single" w:color="C9D3DF" w:sz="4"/>
+              <w:bottom w:val="single" w:color="C9D3DF" w:sz="4"/>
+              <w:right w:val="single" w:color="C9D3DF" w:sz="4"/>
+            </w:tcBorders>
+            <w:tcMar>
+              <w:top w:type="dxa" w:w="50"/>
+              <w:left w:type="dxa" w:w="80"/>
+              <w:bottom w:type="dxa" w:w="50"/>
+              <w:right w:type="dxa" w:w="80"/>
+            </w:tcMar>
+          </w:tcPr>
+          <w:p>
+            <w:pPr>
+              <w:jc w:val="center"/>
+            </w:pPr>
+          </w:p>
+        </w:tc>
+        <w:tc>
+          <w:tcPr>
+            <w:tcW w:type="dxa" w:w="1164"/>
             <w:tcBorders>
               <w:top w:val="single" w:color="C9D3DF" w:sz="4"/>
               <w:left w:val="single" w:color="C9D3DF" w:sz="4"/>
@@ -4334,7 +4334,7 @@
         </w:trPr>
         <w:tc>
           <w:tcPr>
-            <w:tcW w:type="dxa" w:w="816"/>
+            <w:tcW w:type="dxa" w:w="1670"/>
             <w:tcBorders>
               <w:top w:val="single" w:color="C9D3DF" w:sz="4"/>
               <w:left w:val="single" w:color="C9D3DF" w:sz="4"/>
@@ -4364,7 +4364,7 @@
         </w:tc>
         <w:tc>
           <w:tcPr>
-            <w:tcW w:type="dxa" w:w="2755"/>
+            <w:tcW w:type="dxa" w:w="2824"/>
             <w:tcBorders>
               <w:top w:val="single" w:color="C9D3DF" w:sz="4"/>
               <w:left w:val="single" w:color="C9D3DF" w:sz="4"/>
@@ -4410,7 +4410,7 @@
         </w:tc>
         <w:tc>
           <w:tcPr>
-            <w:tcW w:type="dxa" w:w="4184"/>
+            <w:tcW w:type="dxa" w:w="3430"/>
             <w:tcBorders>
               <w:top w:val="single" w:color="C9D3DF" w:sz="4"/>
               <w:left w:val="single" w:color="C9D3DF" w:sz="4"/>
@@ -4440,29 +4440,29 @@
         </w:tc>
         <w:tc>
           <w:tcPr>
-            <w:tcW w:type="dxa" w:w="1224"/>
-            <w:tcBorders>
-              <w:top w:val="single" w:color="C9D3DF" w:sz="4"/>
-              <w:left w:val="single" w:color="C9D3DF" w:sz="4"/>
-              <w:bottom w:val="single" w:color="C9D3DF" w:sz="4"/>
-              <w:right w:val="single" w:color="C9D3DF" w:sz="4"/>
-            </w:tcBorders>
-            <w:tcMar>
-              <w:top w:type="dxa" w:w="50"/>
-              <w:left w:type="dxa" w:w="80"/>
-              <w:bottom w:type="dxa" w:w="50"/>
-              <w:right w:type="dxa" w:w="80"/>
-            </w:tcMar>
-          </w:tcPr>
-          <w:p>
-            <w:pPr>
-              <w:jc w:val="center"/>
-            </w:pPr>
-          </w:p>
-        </w:tc>
-        <w:tc>
-          <w:tcPr>
-            <w:tcW w:type="dxa" w:w="1225"/>
+            <w:tcW w:type="dxa" w:w="1116"/>
+            <w:tcBorders>
+              <w:top w:val="single" w:color="C9D3DF" w:sz="4"/>
+              <w:left w:val="single" w:color="C9D3DF" w:sz="4"/>
+              <w:bottom w:val="single" w:color="C9D3DF" w:sz="4"/>
+              <w:right w:val="single" w:color="C9D3DF" w:sz="4"/>
+            </w:tcBorders>
+            <w:tcMar>
+              <w:top w:type="dxa" w:w="50"/>
+              <w:left w:type="dxa" w:w="80"/>
+              <w:bottom w:type="dxa" w:w="50"/>
+              <w:right w:type="dxa" w:w="80"/>
+            </w:tcMar>
+          </w:tcPr>
+          <w:p>
+            <w:pPr>
+              <w:jc w:val="center"/>
+            </w:pPr>
+          </w:p>
+        </w:tc>
+        <w:tc>
+          <w:tcPr>
+            <w:tcW w:type="dxa" w:w="1164"/>
             <w:tcBorders>
               <w:top w:val="single" w:color="C9D3DF" w:sz="4"/>
               <w:left w:val="single" w:color="C9D3DF" w:sz="4"/>
@@ -4520,11 +4520,11 @@
         </w:tblBorders>
       </w:tblPr>
       <w:tblGrid>
-        <w:gridCol w:w="816"/>
-        <w:gridCol w:w="2755"/>
-        <w:gridCol w:w="4184"/>
-        <w:gridCol w:w="1224"/>
-        <w:gridCol w:w="1225"/>
+        <w:gridCol w:w="1670"/>
+        <w:gridCol w:w="2747"/>
+        <w:gridCol w:w="3476"/>
+        <w:gridCol w:w="1130"/>
+        <w:gridCol w:w="1181"/>
       </w:tblGrid>
       <w:tr>
         <w:trPr>
@@ -4533,7 +4533,7 @@
         </w:trPr>
         <w:tc>
           <w:tcPr>
-            <w:tcW w:type="dxa" w:w="816"/>
+            <w:tcW w:type="dxa" w:w="1670"/>
             <w:tcBorders>
               <w:top w:val="single" w:color="C9D3DF" w:sz="4"/>
               <w:left w:val="single" w:color="C9D3DF" w:sz="4"/>
@@ -4567,7 +4567,7 @@
         </w:tc>
         <w:tc>
           <w:tcPr>
-            <w:tcW w:type="dxa" w:w="2755"/>
+            <w:tcW w:type="dxa" w:w="2747"/>
             <w:tcBorders>
               <w:top w:val="single" w:color="C9D3DF" w:sz="4"/>
               <w:left w:val="single" w:color="C9D3DF" w:sz="4"/>
@@ -4601,7 +4601,7 @@
         </w:tc>
         <w:tc>
           <w:tcPr>
-            <w:tcW w:type="dxa" w:w="4184"/>
+            <w:tcW w:type="dxa" w:w="3476"/>
             <w:tcBorders>
               <w:top w:val="single" w:color="C9D3DF" w:sz="4"/>
               <w:left w:val="single" w:color="C9D3DF" w:sz="4"/>
@@ -4635,7 +4635,7 @@
         </w:tc>
         <w:tc>
           <w:tcPr>
-            <w:tcW w:type="dxa" w:w="1224"/>
+            <w:tcW w:type="dxa" w:w="1130"/>
             <w:tcBorders>
               <w:top w:val="single" w:color="C9D3DF" w:sz="4"/>
               <w:left w:val="single" w:color="C9D3DF" w:sz="4"/>
@@ -4669,7 +4669,7 @@
         </w:tc>
         <w:tc>
           <w:tcPr>
-            <w:tcW w:type="dxa" w:w="1225"/>
+            <w:tcW w:type="dxa" w:w="1181"/>
             <w:tcBorders>
               <w:top w:val="single" w:color="C9D3DF" w:sz="4"/>
               <w:left w:val="single" w:color="C9D3DF" w:sz="4"/>
@@ -4709,7 +4709,7 @@
         </w:trPr>
         <w:tc>
           <w:tcPr>
-            <w:tcW w:type="dxa" w:w="816"/>
+            <w:tcW w:type="dxa" w:w="1670"/>
             <w:tcBorders>
               <w:top w:val="single" w:color="C9D3DF" w:sz="4"/>
               <w:left w:val="single" w:color="C9D3DF" w:sz="4"/>
@@ -4739,7 +4739,7 @@
         </w:tc>
         <w:tc>
           <w:tcPr>
-            <w:tcW w:type="dxa" w:w="2755"/>
+            <w:tcW w:type="dxa" w:w="2747"/>
             <w:tcBorders>
               <w:top w:val="single" w:color="C9D3DF" w:sz="4"/>
               <w:left w:val="single" w:color="C9D3DF" w:sz="4"/>
@@ -4769,7 +4769,7 @@
         </w:tc>
         <w:tc>
           <w:tcPr>
-            <w:tcW w:type="dxa" w:w="4184"/>
+            <w:tcW w:type="dxa" w:w="3476"/>
             <w:tcBorders>
               <w:top w:val="single" w:color="C9D3DF" w:sz="4"/>
               <w:left w:val="single" w:color="C9D3DF" w:sz="4"/>
@@ -4799,29 +4799,29 @@
         </w:tc>
         <w:tc>
           <w:tcPr>
-            <w:tcW w:type="dxa" w:w="1224"/>
-            <w:tcBorders>
-              <w:top w:val="single" w:color="C9D3DF" w:sz="4"/>
-              <w:left w:val="single" w:color="C9D3DF" w:sz="4"/>
-              <w:bottom w:val="single" w:color="C9D3DF" w:sz="4"/>
-              <w:right w:val="single" w:color="C9D3DF" w:sz="4"/>
-            </w:tcBorders>
-            <w:tcMar>
-              <w:top w:type="dxa" w:w="50"/>
-              <w:left w:type="dxa" w:w="80"/>
-              <w:bottom w:type="dxa" w:w="50"/>
-              <w:right w:type="dxa" w:w="80"/>
-            </w:tcMar>
-          </w:tcPr>
-          <w:p>
-            <w:pPr>
-              <w:jc w:val="center"/>
-            </w:pPr>
-          </w:p>
-        </w:tc>
-        <w:tc>
-          <w:tcPr>
-            <w:tcW w:type="dxa" w:w="1225"/>
+            <w:tcW w:type="dxa" w:w="1130"/>
+            <w:tcBorders>
+              <w:top w:val="single" w:color="C9D3DF" w:sz="4"/>
+              <w:left w:val="single" w:color="C9D3DF" w:sz="4"/>
+              <w:bottom w:val="single" w:color="C9D3DF" w:sz="4"/>
+              <w:right w:val="single" w:color="C9D3DF" w:sz="4"/>
+            </w:tcBorders>
+            <w:tcMar>
+              <w:top w:type="dxa" w:w="50"/>
+              <w:left w:type="dxa" w:w="80"/>
+              <w:bottom w:type="dxa" w:w="50"/>
+              <w:right w:type="dxa" w:w="80"/>
+            </w:tcMar>
+          </w:tcPr>
+          <w:p>
+            <w:pPr>
+              <w:jc w:val="center"/>
+            </w:pPr>
+          </w:p>
+        </w:tc>
+        <w:tc>
+          <w:tcPr>
+            <w:tcW w:type="dxa" w:w="1181"/>
             <w:tcBorders>
               <w:top w:val="single" w:color="C9D3DF" w:sz="4"/>
               <w:left w:val="single" w:color="C9D3DF" w:sz="4"/>
@@ -4849,7 +4849,7 @@
         </w:trPr>
         <w:tc>
           <w:tcPr>
-            <w:tcW w:type="dxa" w:w="816"/>
+            <w:tcW w:type="dxa" w:w="1670"/>
             <w:tcBorders>
               <w:top w:val="single" w:color="C9D3DF" w:sz="4"/>
               <w:left w:val="single" w:color="C9D3DF" w:sz="4"/>
@@ -4879,7 +4879,7 @@
         </w:tc>
         <w:tc>
           <w:tcPr>
-            <w:tcW w:type="dxa" w:w="2755"/>
+            <w:tcW w:type="dxa" w:w="2747"/>
             <w:tcBorders>
               <w:top w:val="single" w:color="C9D3DF" w:sz="4"/>
               <w:left w:val="single" w:color="C9D3DF" w:sz="4"/>
@@ -4909,7 +4909,7 @@
         </w:tc>
         <w:tc>
           <w:tcPr>
-            <w:tcW w:type="dxa" w:w="4184"/>
+            <w:tcW w:type="dxa" w:w="3476"/>
             <w:tcBorders>
               <w:top w:val="single" w:color="C9D3DF" w:sz="4"/>
               <w:left w:val="single" w:color="C9D3DF" w:sz="4"/>
@@ -4947,29 +4947,29 @@
         </w:tc>
         <w:tc>
           <w:tcPr>
-            <w:tcW w:type="dxa" w:w="1224"/>
-            <w:tcBorders>
-              <w:top w:val="single" w:color="C9D3DF" w:sz="4"/>
-              <w:left w:val="single" w:color="C9D3DF" w:sz="4"/>
-              <w:bottom w:val="single" w:color="C9D3DF" w:sz="4"/>
-              <w:right w:val="single" w:color="C9D3DF" w:sz="4"/>
-            </w:tcBorders>
-            <w:tcMar>
-              <w:top w:type="dxa" w:w="50"/>
-              <w:left w:type="dxa" w:w="80"/>
-              <w:bottom w:type="dxa" w:w="50"/>
-              <w:right w:type="dxa" w:w="80"/>
-            </w:tcMar>
-          </w:tcPr>
-          <w:p>
-            <w:pPr>
-              <w:jc w:val="center"/>
-            </w:pPr>
-          </w:p>
-        </w:tc>
-        <w:tc>
-          <w:tcPr>
-            <w:tcW w:type="dxa" w:w="1225"/>
+            <w:tcW w:type="dxa" w:w="1130"/>
+            <w:tcBorders>
+              <w:top w:val="single" w:color="C9D3DF" w:sz="4"/>
+              <w:left w:val="single" w:color="C9D3DF" w:sz="4"/>
+              <w:bottom w:val="single" w:color="C9D3DF" w:sz="4"/>
+              <w:right w:val="single" w:color="C9D3DF" w:sz="4"/>
+            </w:tcBorders>
+            <w:tcMar>
+              <w:top w:type="dxa" w:w="50"/>
+              <w:left w:type="dxa" w:w="80"/>
+              <w:bottom w:type="dxa" w:w="50"/>
+              <w:right w:type="dxa" w:w="80"/>
+            </w:tcMar>
+          </w:tcPr>
+          <w:p>
+            <w:pPr>
+              <w:jc w:val="center"/>
+            </w:pPr>
+          </w:p>
+        </w:tc>
+        <w:tc>
+          <w:tcPr>
+            <w:tcW w:type="dxa" w:w="1181"/>
             <w:tcBorders>
               <w:top w:val="single" w:color="C9D3DF" w:sz="4"/>
               <w:left w:val="single" w:color="C9D3DF" w:sz="4"/>
@@ -4997,7 +4997,7 @@
         </w:trPr>
         <w:tc>
           <w:tcPr>
-            <w:tcW w:type="dxa" w:w="816"/>
+            <w:tcW w:type="dxa" w:w="1670"/>
             <w:tcBorders>
               <w:top w:val="single" w:color="C9D3DF" w:sz="4"/>
               <w:left w:val="single" w:color="C9D3DF" w:sz="4"/>
@@ -5027,7 +5027,7 @@
         </w:tc>
         <w:tc>
           <w:tcPr>
-            <w:tcW w:type="dxa" w:w="2755"/>
+            <w:tcW w:type="dxa" w:w="2747"/>
             <w:tcBorders>
               <w:top w:val="single" w:color="C9D3DF" w:sz="4"/>
               <w:left w:val="single" w:color="C9D3DF" w:sz="4"/>
@@ -5057,7 +5057,7 @@
         </w:tc>
         <w:tc>
           <w:tcPr>
-            <w:tcW w:type="dxa" w:w="4184"/>
+            <w:tcW w:type="dxa" w:w="3476"/>
             <w:tcBorders>
               <w:top w:val="single" w:color="C9D3DF" w:sz="4"/>
               <w:left w:val="single" w:color="C9D3DF" w:sz="4"/>
@@ -5087,29 +5087,29 @@
         </w:tc>
         <w:tc>
           <w:tcPr>
-            <w:tcW w:type="dxa" w:w="1224"/>
-            <w:tcBorders>
-              <w:top w:val="single" w:color="C9D3DF" w:sz="4"/>
-              <w:left w:val="single" w:color="C9D3DF" w:sz="4"/>
-              <w:bottom w:val="single" w:color="C9D3DF" w:sz="4"/>
-              <w:right w:val="single" w:color="C9D3DF" w:sz="4"/>
-            </w:tcBorders>
-            <w:tcMar>
-              <w:top w:type="dxa" w:w="50"/>
-              <w:left w:type="dxa" w:w="80"/>
-              <w:bottom w:type="dxa" w:w="50"/>
-              <w:right w:type="dxa" w:w="80"/>
-            </w:tcMar>
-          </w:tcPr>
-          <w:p>
-            <w:pPr>
-              <w:jc w:val="center"/>
-            </w:pPr>
-          </w:p>
-        </w:tc>
-        <w:tc>
-          <w:tcPr>
-            <w:tcW w:type="dxa" w:w="1225"/>
+            <w:tcW w:type="dxa" w:w="1130"/>
+            <w:tcBorders>
+              <w:top w:val="single" w:color="C9D3DF" w:sz="4"/>
+              <w:left w:val="single" w:color="C9D3DF" w:sz="4"/>
+              <w:bottom w:val="single" w:color="C9D3DF" w:sz="4"/>
+              <w:right w:val="single" w:color="C9D3DF" w:sz="4"/>
+            </w:tcBorders>
+            <w:tcMar>
+              <w:top w:type="dxa" w:w="50"/>
+              <w:left w:type="dxa" w:w="80"/>
+              <w:bottom w:type="dxa" w:w="50"/>
+              <w:right w:type="dxa" w:w="80"/>
+            </w:tcMar>
+          </w:tcPr>
+          <w:p>
+            <w:pPr>
+              <w:jc w:val="center"/>
+            </w:pPr>
+          </w:p>
+        </w:tc>
+        <w:tc>
+          <w:tcPr>
+            <w:tcW w:type="dxa" w:w="1181"/>
             <w:tcBorders>
               <w:top w:val="single" w:color="C9D3DF" w:sz="4"/>
               <w:left w:val="single" w:color="C9D3DF" w:sz="4"/>
@@ -5137,7 +5137,7 @@
         </w:trPr>
         <w:tc>
           <w:tcPr>
-            <w:tcW w:type="dxa" w:w="816"/>
+            <w:tcW w:type="dxa" w:w="1670"/>
             <w:tcBorders>
               <w:top w:val="single" w:color="C9D3DF" w:sz="4"/>
               <w:left w:val="single" w:color="C9D3DF" w:sz="4"/>
@@ -5167,7 +5167,7 @@
         </w:tc>
         <w:tc>
           <w:tcPr>
-            <w:tcW w:type="dxa" w:w="2755"/>
+            <w:tcW w:type="dxa" w:w="2747"/>
             <w:tcBorders>
               <w:top w:val="single" w:color="C9D3DF" w:sz="4"/>
               <w:left w:val="single" w:color="C9D3DF" w:sz="4"/>
@@ -5197,7 +5197,7 @@
         </w:tc>
         <w:tc>
           <w:tcPr>
-            <w:tcW w:type="dxa" w:w="4184"/>
+            <w:tcW w:type="dxa" w:w="3476"/>
             <w:tcBorders>
               <w:top w:val="single" w:color="C9D3DF" w:sz="4"/>
               <w:left w:val="single" w:color="C9D3DF" w:sz="4"/>
@@ -5227,29 +5227,29 @@
         </w:tc>
         <w:tc>
           <w:tcPr>
-            <w:tcW w:type="dxa" w:w="1224"/>
-            <w:tcBorders>
-              <w:top w:val="single" w:color="C9D3DF" w:sz="4"/>
-              <w:left w:val="single" w:color="C9D3DF" w:sz="4"/>
-              <w:bottom w:val="single" w:color="C9D3DF" w:sz="4"/>
-              <w:right w:val="single" w:color="C9D3DF" w:sz="4"/>
-            </w:tcBorders>
-            <w:tcMar>
-              <w:top w:type="dxa" w:w="50"/>
-              <w:left w:type="dxa" w:w="80"/>
-              <w:bottom w:type="dxa" w:w="50"/>
-              <w:right w:type="dxa" w:w="80"/>
-            </w:tcMar>
-          </w:tcPr>
-          <w:p>
-            <w:pPr>
-              <w:jc w:val="center"/>
-            </w:pPr>
-          </w:p>
-        </w:tc>
-        <w:tc>
-          <w:tcPr>
-            <w:tcW w:type="dxa" w:w="1225"/>
+            <w:tcW w:type="dxa" w:w="1130"/>
+            <w:tcBorders>
+              <w:top w:val="single" w:color="C9D3DF" w:sz="4"/>
+              <w:left w:val="single" w:color="C9D3DF" w:sz="4"/>
+              <w:bottom w:val="single" w:color="C9D3DF" w:sz="4"/>
+              <w:right w:val="single" w:color="C9D3DF" w:sz="4"/>
+            </w:tcBorders>
+            <w:tcMar>
+              <w:top w:type="dxa" w:w="50"/>
+              <w:left w:type="dxa" w:w="80"/>
+              <w:bottom w:type="dxa" w:w="50"/>
+              <w:right w:type="dxa" w:w="80"/>
+            </w:tcMar>
+          </w:tcPr>
+          <w:p>
+            <w:pPr>
+              <w:jc w:val="center"/>
+            </w:pPr>
+          </w:p>
+        </w:tc>
+        <w:tc>
+          <w:tcPr>
+            <w:tcW w:type="dxa" w:w="1181"/>
             <w:tcBorders>
               <w:top w:val="single" w:color="C9D3DF" w:sz="4"/>
               <w:left w:val="single" w:color="C9D3DF" w:sz="4"/>
@@ -5277,7 +5277,7 @@
         </w:trPr>
         <w:tc>
           <w:tcPr>
-            <w:tcW w:type="dxa" w:w="816"/>
+            <w:tcW w:type="dxa" w:w="1670"/>
             <w:tcBorders>
               <w:top w:val="single" w:color="C9D3DF" w:sz="4"/>
               <w:left w:val="single" w:color="C9D3DF" w:sz="4"/>
@@ -5307,7 +5307,7 @@
         </w:tc>
         <w:tc>
           <w:tcPr>
-            <w:tcW w:type="dxa" w:w="2755"/>
+            <w:tcW w:type="dxa" w:w="2747"/>
             <w:tcBorders>
               <w:top w:val="single" w:color="C9D3DF" w:sz="4"/>
               <w:left w:val="single" w:color="C9D3DF" w:sz="4"/>
@@ -5337,7 +5337,7 @@
         </w:tc>
         <w:tc>
           <w:tcPr>
-            <w:tcW w:type="dxa" w:w="4184"/>
+            <w:tcW w:type="dxa" w:w="3476"/>
             <w:tcBorders>
               <w:top w:val="single" w:color="C9D3DF" w:sz="4"/>
               <w:left w:val="single" w:color="C9D3DF" w:sz="4"/>
@@ -5367,29 +5367,29 @@
         </w:tc>
         <w:tc>
           <w:tcPr>
-            <w:tcW w:type="dxa" w:w="1224"/>
-            <w:tcBorders>
-              <w:top w:val="single" w:color="C9D3DF" w:sz="4"/>
-              <w:left w:val="single" w:color="C9D3DF" w:sz="4"/>
-              <w:bottom w:val="single" w:color="C9D3DF" w:sz="4"/>
-              <w:right w:val="single" w:color="C9D3DF" w:sz="4"/>
-            </w:tcBorders>
-            <w:tcMar>
-              <w:top w:type="dxa" w:w="50"/>
-              <w:left w:type="dxa" w:w="80"/>
-              <w:bottom w:type="dxa" w:w="50"/>
-              <w:right w:type="dxa" w:w="80"/>
-            </w:tcMar>
-          </w:tcPr>
-          <w:p>
-            <w:pPr>
-              <w:jc w:val="center"/>
-            </w:pPr>
-          </w:p>
-        </w:tc>
-        <w:tc>
-          <w:tcPr>
-            <w:tcW w:type="dxa" w:w="1225"/>
+            <w:tcW w:type="dxa" w:w="1130"/>
+            <w:tcBorders>
+              <w:top w:val="single" w:color="C9D3DF" w:sz="4"/>
+              <w:left w:val="single" w:color="C9D3DF" w:sz="4"/>
+              <w:bottom w:val="single" w:color="C9D3DF" w:sz="4"/>
+              <w:right w:val="single" w:color="C9D3DF" w:sz="4"/>
+            </w:tcBorders>
+            <w:tcMar>
+              <w:top w:type="dxa" w:w="50"/>
+              <w:left w:type="dxa" w:w="80"/>
+              <w:bottom w:type="dxa" w:w="50"/>
+              <w:right w:type="dxa" w:w="80"/>
+            </w:tcMar>
+          </w:tcPr>
+          <w:p>
+            <w:pPr>
+              <w:jc w:val="center"/>
+            </w:pPr>
+          </w:p>
+        </w:tc>
+        <w:tc>
+          <w:tcPr>
+            <w:tcW w:type="dxa" w:w="1181"/>
             <w:tcBorders>
               <w:top w:val="single" w:color="C9D3DF" w:sz="4"/>
               <w:left w:val="single" w:color="C9D3DF" w:sz="4"/>
@@ -5417,7 +5417,7 @@
         </w:trPr>
         <w:tc>
           <w:tcPr>
-            <w:tcW w:type="dxa" w:w="816"/>
+            <w:tcW w:type="dxa" w:w="1670"/>
             <w:tcBorders>
               <w:top w:val="single" w:color="C9D3DF" w:sz="4"/>
               <w:left w:val="single" w:color="C9D3DF" w:sz="4"/>
@@ -5447,7 +5447,7 @@
         </w:tc>
         <w:tc>
           <w:tcPr>
-            <w:tcW w:type="dxa" w:w="2755"/>
+            <w:tcW w:type="dxa" w:w="2747"/>
             <w:tcBorders>
               <w:top w:val="single" w:color="C9D3DF" w:sz="4"/>
               <w:left w:val="single" w:color="C9D3DF" w:sz="4"/>
@@ -5477,7 +5477,7 @@
         </w:tc>
         <w:tc>
           <w:tcPr>
-            <w:tcW w:type="dxa" w:w="4184"/>
+            <w:tcW w:type="dxa" w:w="3476"/>
             <w:tcBorders>
               <w:top w:val="single" w:color="C9D3DF" w:sz="4"/>
               <w:left w:val="single" w:color="C9D3DF" w:sz="4"/>
@@ -5507,29 +5507,29 @@
         </w:tc>
         <w:tc>
           <w:tcPr>
-            <w:tcW w:type="dxa" w:w="1224"/>
-            <w:tcBorders>
-              <w:top w:val="single" w:color="C9D3DF" w:sz="4"/>
-              <w:left w:val="single" w:color="C9D3DF" w:sz="4"/>
-              <w:bottom w:val="single" w:color="C9D3DF" w:sz="4"/>
-              <w:right w:val="single" w:color="C9D3DF" w:sz="4"/>
-            </w:tcBorders>
-            <w:tcMar>
-              <w:top w:type="dxa" w:w="50"/>
-              <w:left w:type="dxa" w:w="80"/>
-              <w:bottom w:type="dxa" w:w="50"/>
-              <w:right w:type="dxa" w:w="80"/>
-            </w:tcMar>
-          </w:tcPr>
-          <w:p>
-            <w:pPr>
-              <w:jc w:val="center"/>
-            </w:pPr>
-          </w:p>
-        </w:tc>
-        <w:tc>
-          <w:tcPr>
-            <w:tcW w:type="dxa" w:w="1225"/>
+            <w:tcW w:type="dxa" w:w="1130"/>
+            <w:tcBorders>
+              <w:top w:val="single" w:color="C9D3DF" w:sz="4"/>
+              <w:left w:val="single" w:color="C9D3DF" w:sz="4"/>
+              <w:bottom w:val="single" w:color="C9D3DF" w:sz="4"/>
+              <w:right w:val="single" w:color="C9D3DF" w:sz="4"/>
+            </w:tcBorders>
+            <w:tcMar>
+              <w:top w:type="dxa" w:w="50"/>
+              <w:left w:type="dxa" w:w="80"/>
+              <w:bottom w:type="dxa" w:w="50"/>
+              <w:right w:type="dxa" w:w="80"/>
+            </w:tcMar>
+          </w:tcPr>
+          <w:p>
+            <w:pPr>
+              <w:jc w:val="center"/>
+            </w:pPr>
+          </w:p>
+        </w:tc>
+        <w:tc>
+          <w:tcPr>
+            <w:tcW w:type="dxa" w:w="1181"/>
             <w:tcBorders>
               <w:top w:val="single" w:color="C9D3DF" w:sz="4"/>
               <w:left w:val="single" w:color="C9D3DF" w:sz="4"/>
@@ -5557,7 +5557,7 @@
         </w:trPr>
         <w:tc>
           <w:tcPr>
-            <w:tcW w:type="dxa" w:w="816"/>
+            <w:tcW w:type="dxa" w:w="1670"/>
             <w:tcBorders>
               <w:top w:val="single" w:color="C9D3DF" w:sz="4"/>
               <w:left w:val="single" w:color="C9D3DF" w:sz="4"/>
@@ -5587,7 +5587,7 @@
         </w:tc>
         <w:tc>
           <w:tcPr>
-            <w:tcW w:type="dxa" w:w="2755"/>
+            <w:tcW w:type="dxa" w:w="2747"/>
             <w:tcBorders>
               <w:top w:val="single" w:color="C9D3DF" w:sz="4"/>
               <w:left w:val="single" w:color="C9D3DF" w:sz="4"/>
@@ -5617,7 +5617,7 @@
         </w:tc>
         <w:tc>
           <w:tcPr>
-            <w:tcW w:type="dxa" w:w="4184"/>
+            <w:tcW w:type="dxa" w:w="3476"/>
             <w:tcBorders>
               <w:top w:val="single" w:color="C9D3DF" w:sz="4"/>
               <w:left w:val="single" w:color="C9D3DF" w:sz="4"/>
@@ -5647,29 +5647,29 @@
         </w:tc>
         <w:tc>
           <w:tcPr>
-            <w:tcW w:type="dxa" w:w="1224"/>
-            <w:tcBorders>
-              <w:top w:val="single" w:color="C9D3DF" w:sz="4"/>
-              <w:left w:val="single" w:color="C9D3DF" w:sz="4"/>
-              <w:bottom w:val="single" w:color="C9D3DF" w:sz="4"/>
-              <w:right w:val="single" w:color="C9D3DF" w:sz="4"/>
-            </w:tcBorders>
-            <w:tcMar>
-              <w:top w:type="dxa" w:w="50"/>
-              <w:left w:type="dxa" w:w="80"/>
-              <w:bottom w:type="dxa" w:w="50"/>
-              <w:right w:type="dxa" w:w="80"/>
-            </w:tcMar>
-          </w:tcPr>
-          <w:p>
-            <w:pPr>
-              <w:jc w:val="center"/>
-            </w:pPr>
-          </w:p>
-        </w:tc>
-        <w:tc>
-          <w:tcPr>
-            <w:tcW w:type="dxa" w:w="1225"/>
+            <w:tcW w:type="dxa" w:w="1130"/>
+            <w:tcBorders>
+              <w:top w:val="single" w:color="C9D3DF" w:sz="4"/>
+              <w:left w:val="single" w:color="C9D3DF" w:sz="4"/>
+              <w:bottom w:val="single" w:color="C9D3DF" w:sz="4"/>
+              <w:right w:val="single" w:color="C9D3DF" w:sz="4"/>
+            </w:tcBorders>
+            <w:tcMar>
+              <w:top w:type="dxa" w:w="50"/>
+              <w:left w:type="dxa" w:w="80"/>
+              <w:bottom w:type="dxa" w:w="50"/>
+              <w:right w:type="dxa" w:w="80"/>
+            </w:tcMar>
+          </w:tcPr>
+          <w:p>
+            <w:pPr>
+              <w:jc w:val="center"/>
+            </w:pPr>
+          </w:p>
+        </w:tc>
+        <w:tc>
+          <w:tcPr>
+            <w:tcW w:type="dxa" w:w="1181"/>
             <w:tcBorders>
               <w:top w:val="single" w:color="C9D3DF" w:sz="4"/>
               <w:left w:val="single" w:color="C9D3DF" w:sz="4"/>
@@ -5727,11 +5727,11 @@
         </w:tblBorders>
       </w:tblPr>
       <w:tblGrid>
-        <w:gridCol w:w="816"/>
-        <w:gridCol w:w="2755"/>
-        <w:gridCol w:w="4184"/>
-        <w:gridCol w:w="1224"/>
-        <w:gridCol w:w="1225"/>
+        <w:gridCol w:w="1644"/>
+        <w:gridCol w:w="2933"/>
+        <w:gridCol w:w="3478"/>
+        <w:gridCol w:w="1054"/>
+        <w:gridCol w:w="1095"/>
       </w:tblGrid>
       <w:tr>
         <w:trPr>
@@ -5740,7 +5740,7 @@
         </w:trPr>
         <w:tc>
           <w:tcPr>
-            <w:tcW w:type="dxa" w:w="816"/>
+            <w:tcW w:type="dxa" w:w="1644"/>
             <w:tcBorders>
               <w:top w:val="single" w:color="C9D3DF" w:sz="4"/>
               <w:left w:val="single" w:color="C9D3DF" w:sz="4"/>
@@ -5774,7 +5774,7 @@
         </w:tc>
         <w:tc>
           <w:tcPr>
-            <w:tcW w:type="dxa" w:w="2755"/>
+            <w:tcW w:type="dxa" w:w="2933"/>
             <w:tcBorders>
               <w:top w:val="single" w:color="C9D3DF" w:sz="4"/>
               <w:left w:val="single" w:color="C9D3DF" w:sz="4"/>
@@ -5808,7 +5808,7 @@
         </w:tc>
         <w:tc>
           <w:tcPr>
-            <w:tcW w:type="dxa" w:w="4184"/>
+            <w:tcW w:type="dxa" w:w="3478"/>
             <w:tcBorders>
               <w:top w:val="single" w:color="C9D3DF" w:sz="4"/>
               <w:left w:val="single" w:color="C9D3DF" w:sz="4"/>
@@ -5842,7 +5842,7 @@
         </w:tc>
         <w:tc>
           <w:tcPr>
-            <w:tcW w:type="dxa" w:w="1224"/>
+            <w:tcW w:type="dxa" w:w="1054"/>
             <w:tcBorders>
               <w:top w:val="single" w:color="C9D3DF" w:sz="4"/>
               <w:left w:val="single" w:color="C9D3DF" w:sz="4"/>
@@ -5876,7 +5876,7 @@
         </w:tc>
         <w:tc>
           <w:tcPr>
-            <w:tcW w:type="dxa" w:w="1225"/>
+            <w:tcW w:type="dxa" w:w="1095"/>
             <w:tcBorders>
               <w:top w:val="single" w:color="C9D3DF" w:sz="4"/>
               <w:left w:val="single" w:color="C9D3DF" w:sz="4"/>
@@ -5916,7 +5916,7 @@
         </w:trPr>
         <w:tc>
           <w:tcPr>
-            <w:tcW w:type="dxa" w:w="816"/>
+            <w:tcW w:type="dxa" w:w="1644"/>
             <w:tcBorders>
               <w:top w:val="single" w:color="C9D3DF" w:sz="4"/>
               <w:left w:val="single" w:color="C9D3DF" w:sz="4"/>
@@ -5946,7 +5946,7 @@
         </w:tc>
         <w:tc>
           <w:tcPr>
-            <w:tcW w:type="dxa" w:w="2755"/>
+            <w:tcW w:type="dxa" w:w="2933"/>
             <w:tcBorders>
               <w:top w:val="single" w:color="C9D3DF" w:sz="4"/>
               <w:left w:val="single" w:color="C9D3DF" w:sz="4"/>
@@ -5976,7 +5976,7 @@
         </w:tc>
         <w:tc>
           <w:tcPr>
-            <w:tcW w:type="dxa" w:w="4184"/>
+            <w:tcW w:type="dxa" w:w="3478"/>
             <w:tcBorders>
               <w:top w:val="single" w:color="C9D3DF" w:sz="4"/>
               <w:left w:val="single" w:color="C9D3DF" w:sz="4"/>
@@ -6006,29 +6006,29 @@
         </w:tc>
         <w:tc>
           <w:tcPr>
-            <w:tcW w:type="dxa" w:w="1224"/>
-            <w:tcBorders>
-              <w:top w:val="single" w:color="C9D3DF" w:sz="4"/>
-              <w:left w:val="single" w:color="C9D3DF" w:sz="4"/>
-              <w:bottom w:val="single" w:color="C9D3DF" w:sz="4"/>
-              <w:right w:val="single" w:color="C9D3DF" w:sz="4"/>
-            </w:tcBorders>
-            <w:tcMar>
-              <w:top w:type="dxa" w:w="50"/>
-              <w:left w:type="dxa" w:w="80"/>
-              <w:bottom w:type="dxa" w:w="50"/>
-              <w:right w:type="dxa" w:w="80"/>
-            </w:tcMar>
-          </w:tcPr>
-          <w:p>
-            <w:pPr>
-              <w:jc w:val="center"/>
-            </w:pPr>
-          </w:p>
-        </w:tc>
-        <w:tc>
-          <w:tcPr>
-            <w:tcW w:type="dxa" w:w="1225"/>
+            <w:tcW w:type="dxa" w:w="1054"/>
+            <w:tcBorders>
+              <w:top w:val="single" w:color="C9D3DF" w:sz="4"/>
+              <w:left w:val="single" w:color="C9D3DF" w:sz="4"/>
+              <w:bottom w:val="single" w:color="C9D3DF" w:sz="4"/>
+              <w:right w:val="single" w:color="C9D3DF" w:sz="4"/>
+            </w:tcBorders>
+            <w:tcMar>
+              <w:top w:type="dxa" w:w="50"/>
+              <w:left w:type="dxa" w:w="80"/>
+              <w:bottom w:type="dxa" w:w="50"/>
+              <w:right w:type="dxa" w:w="80"/>
+            </w:tcMar>
+          </w:tcPr>
+          <w:p>
+            <w:pPr>
+              <w:jc w:val="center"/>
+            </w:pPr>
+          </w:p>
+        </w:tc>
+        <w:tc>
+          <w:tcPr>
+            <w:tcW w:type="dxa" w:w="1095"/>
             <w:tcBorders>
               <w:top w:val="single" w:color="C9D3DF" w:sz="4"/>
               <w:left w:val="single" w:color="C9D3DF" w:sz="4"/>
@@ -6056,7 +6056,7 @@
         </w:trPr>
         <w:tc>
           <w:tcPr>
-            <w:tcW w:type="dxa" w:w="816"/>
+            <w:tcW w:type="dxa" w:w="1644"/>
             <w:tcBorders>
               <w:top w:val="single" w:color="C9D3DF" w:sz="4"/>
               <w:left w:val="single" w:color="C9D3DF" w:sz="4"/>
@@ -6086,7 +6086,7 @@
         </w:tc>
         <w:tc>
           <w:tcPr>
-            <w:tcW w:type="dxa" w:w="2755"/>
+            <w:tcW w:type="dxa" w:w="2933"/>
             <w:tcBorders>
               <w:top w:val="single" w:color="C9D3DF" w:sz="4"/>
               <w:left w:val="single" w:color="C9D3DF" w:sz="4"/>
@@ -6116,7 +6116,7 @@
         </w:tc>
         <w:tc>
           <w:tcPr>
-            <w:tcW w:type="dxa" w:w="4184"/>
+            <w:tcW w:type="dxa" w:w="3478"/>
             <w:tcBorders>
               <w:top w:val="single" w:color="C9D3DF" w:sz="4"/>
               <w:left w:val="single" w:color="C9D3DF" w:sz="4"/>
@@ -6146,29 +6146,29 @@
         </w:tc>
         <w:tc>
           <w:tcPr>
-            <w:tcW w:type="dxa" w:w="1224"/>
-            <w:tcBorders>
-              <w:top w:val="single" w:color="C9D3DF" w:sz="4"/>
-              <w:left w:val="single" w:color="C9D3DF" w:sz="4"/>
-              <w:bottom w:val="single" w:color="C9D3DF" w:sz="4"/>
-              <w:right w:val="single" w:color="C9D3DF" w:sz="4"/>
-            </w:tcBorders>
-            <w:tcMar>
-              <w:top w:type="dxa" w:w="50"/>
-              <w:left w:type="dxa" w:w="80"/>
-              <w:bottom w:type="dxa" w:w="50"/>
-              <w:right w:type="dxa" w:w="80"/>
-            </w:tcMar>
-          </w:tcPr>
-          <w:p>
-            <w:pPr>
-              <w:jc w:val="center"/>
-            </w:pPr>
-          </w:p>
-        </w:tc>
-        <w:tc>
-          <w:tcPr>
-            <w:tcW w:type="dxa" w:w="1225"/>
+            <w:tcW w:type="dxa" w:w="1054"/>
+            <w:tcBorders>
+              <w:top w:val="single" w:color="C9D3DF" w:sz="4"/>
+              <w:left w:val="single" w:color="C9D3DF" w:sz="4"/>
+              <w:bottom w:val="single" w:color="C9D3DF" w:sz="4"/>
+              <w:right w:val="single" w:color="C9D3DF" w:sz="4"/>
+            </w:tcBorders>
+            <w:tcMar>
+              <w:top w:type="dxa" w:w="50"/>
+              <w:left w:type="dxa" w:w="80"/>
+              <w:bottom w:type="dxa" w:w="50"/>
+              <w:right w:type="dxa" w:w="80"/>
+            </w:tcMar>
+          </w:tcPr>
+          <w:p>
+            <w:pPr>
+              <w:jc w:val="center"/>
+            </w:pPr>
+          </w:p>
+        </w:tc>
+        <w:tc>
+          <w:tcPr>
+            <w:tcW w:type="dxa" w:w="1095"/>
             <w:tcBorders>
               <w:top w:val="single" w:color="C9D3DF" w:sz="4"/>
               <w:left w:val="single" w:color="C9D3DF" w:sz="4"/>
@@ -6196,7 +6196,7 @@
         </w:trPr>
         <w:tc>
           <w:tcPr>
-            <w:tcW w:type="dxa" w:w="816"/>
+            <w:tcW w:type="dxa" w:w="1644"/>
             <w:tcBorders>
               <w:top w:val="single" w:color="C9D3DF" w:sz="4"/>
               <w:left w:val="single" w:color="C9D3DF" w:sz="4"/>
@@ -6226,7 +6226,7 @@
         </w:tc>
         <w:tc>
           <w:tcPr>
-            <w:tcW w:type="dxa" w:w="2755"/>
+            <w:tcW w:type="dxa" w:w="2933"/>
             <w:tcBorders>
               <w:top w:val="single" w:color="C9D3DF" w:sz="4"/>
               <w:left w:val="single" w:color="C9D3DF" w:sz="4"/>
@@ -6256,7 +6256,7 @@
         </w:tc>
         <w:tc>
           <w:tcPr>
-            <w:tcW w:type="dxa" w:w="4184"/>
+            <w:tcW w:type="dxa" w:w="3478"/>
             <w:tcBorders>
               <w:top w:val="single" w:color="C9D3DF" w:sz="4"/>
               <w:left w:val="single" w:color="C9D3DF" w:sz="4"/>
@@ -6294,29 +6294,29 @@
         </w:tc>
         <w:tc>
           <w:tcPr>
-            <w:tcW w:type="dxa" w:w="1224"/>
-            <w:tcBorders>
-              <w:top w:val="single" w:color="C9D3DF" w:sz="4"/>
-              <w:left w:val="single" w:color="C9D3DF" w:sz="4"/>
-              <w:bottom w:val="single" w:color="C9D3DF" w:sz="4"/>
-              <w:right w:val="single" w:color="C9D3DF" w:sz="4"/>
-            </w:tcBorders>
-            <w:tcMar>
-              <w:top w:type="dxa" w:w="50"/>
-              <w:left w:type="dxa" w:w="80"/>
-              <w:bottom w:type="dxa" w:w="50"/>
-              <w:right w:type="dxa" w:w="80"/>
-            </w:tcMar>
-          </w:tcPr>
-          <w:p>
-            <w:pPr>
-              <w:jc w:val="center"/>
-            </w:pPr>
-          </w:p>
-        </w:tc>
-        <w:tc>
-          <w:tcPr>
-            <w:tcW w:type="dxa" w:w="1225"/>
+            <w:tcW w:type="dxa" w:w="1054"/>
+            <w:tcBorders>
+              <w:top w:val="single" w:color="C9D3DF" w:sz="4"/>
+              <w:left w:val="single" w:color="C9D3DF" w:sz="4"/>
+              <w:bottom w:val="single" w:color="C9D3DF" w:sz="4"/>
+              <w:right w:val="single" w:color="C9D3DF" w:sz="4"/>
+            </w:tcBorders>
+            <w:tcMar>
+              <w:top w:type="dxa" w:w="50"/>
+              <w:left w:type="dxa" w:w="80"/>
+              <w:bottom w:type="dxa" w:w="50"/>
+              <w:right w:type="dxa" w:w="80"/>
+            </w:tcMar>
+          </w:tcPr>
+          <w:p>
+            <w:pPr>
+              <w:jc w:val="center"/>
+            </w:pPr>
+          </w:p>
+        </w:tc>
+        <w:tc>
+          <w:tcPr>
+            <w:tcW w:type="dxa" w:w="1095"/>
             <w:tcBorders>
               <w:top w:val="single" w:color="C9D3DF" w:sz="4"/>
               <w:left w:val="single" w:color="C9D3DF" w:sz="4"/>
@@ -6344,7 +6344,7 @@
         </w:trPr>
         <w:tc>
           <w:tcPr>
-            <w:tcW w:type="dxa" w:w="816"/>
+            <w:tcW w:type="dxa" w:w="1644"/>
             <w:tcBorders>
               <w:top w:val="single" w:color="C9D3DF" w:sz="4"/>
               <w:left w:val="single" w:color="C9D3DF" w:sz="4"/>
@@ -6374,7 +6374,7 @@
         </w:tc>
         <w:tc>
           <w:tcPr>
-            <w:tcW w:type="dxa" w:w="2755"/>
+            <w:tcW w:type="dxa" w:w="2933"/>
             <w:tcBorders>
               <w:top w:val="single" w:color="C9D3DF" w:sz="4"/>
               <w:left w:val="single" w:color="C9D3DF" w:sz="4"/>
@@ -6404,7 +6404,7 @@
         </w:tc>
         <w:tc>
           <w:tcPr>
-            <w:tcW w:type="dxa" w:w="4184"/>
+            <w:tcW w:type="dxa" w:w="3478"/>
             <w:tcBorders>
               <w:top w:val="single" w:color="C9D3DF" w:sz="4"/>
               <w:left w:val="single" w:color="C9D3DF" w:sz="4"/>
@@ -6434,29 +6434,29 @@
         </w:tc>
         <w:tc>
           <w:tcPr>
-            <w:tcW w:type="dxa" w:w="1224"/>
-            <w:tcBorders>
-              <w:top w:val="single" w:color="C9D3DF" w:sz="4"/>
-              <w:left w:val="single" w:color="C9D3DF" w:sz="4"/>
-              <w:bottom w:val="single" w:color="C9D3DF" w:sz="4"/>
-              <w:right w:val="single" w:color="C9D3DF" w:sz="4"/>
-            </w:tcBorders>
-            <w:tcMar>
-              <w:top w:type="dxa" w:w="50"/>
-              <w:left w:type="dxa" w:w="80"/>
-              <w:bottom w:type="dxa" w:w="50"/>
-              <w:right w:type="dxa" w:w="80"/>
-            </w:tcMar>
-          </w:tcPr>
-          <w:p>
-            <w:pPr>
-              <w:jc w:val="center"/>
-            </w:pPr>
-          </w:p>
-        </w:tc>
-        <w:tc>
-          <w:tcPr>
-            <w:tcW w:type="dxa" w:w="1225"/>
+            <w:tcW w:type="dxa" w:w="1054"/>
+            <w:tcBorders>
+              <w:top w:val="single" w:color="C9D3DF" w:sz="4"/>
+              <w:left w:val="single" w:color="C9D3DF" w:sz="4"/>
+              <w:bottom w:val="single" w:color="C9D3DF" w:sz="4"/>
+              <w:right w:val="single" w:color="C9D3DF" w:sz="4"/>
+            </w:tcBorders>
+            <w:tcMar>
+              <w:top w:type="dxa" w:w="50"/>
+              <w:left w:type="dxa" w:w="80"/>
+              <w:bottom w:type="dxa" w:w="50"/>
+              <w:right w:type="dxa" w:w="80"/>
+            </w:tcMar>
+          </w:tcPr>
+          <w:p>
+            <w:pPr>
+              <w:jc w:val="center"/>
+            </w:pPr>
+          </w:p>
+        </w:tc>
+        <w:tc>
+          <w:tcPr>
+            <w:tcW w:type="dxa" w:w="1095"/>
             <w:tcBorders>
               <w:top w:val="single" w:color="C9D3DF" w:sz="4"/>
               <w:left w:val="single" w:color="C9D3DF" w:sz="4"/>
@@ -6484,7 +6484,7 @@
         </w:trPr>
         <w:tc>
           <w:tcPr>
-            <w:tcW w:type="dxa" w:w="816"/>
+            <w:tcW w:type="dxa" w:w="1644"/>
             <w:tcBorders>
               <w:top w:val="single" w:color="C9D3DF" w:sz="4"/>
               <w:left w:val="single" w:color="C9D3DF" w:sz="4"/>
@@ -6514,7 +6514,7 @@
         </w:tc>
         <w:tc>
           <w:tcPr>
-            <w:tcW w:type="dxa" w:w="2755"/>
+            <w:tcW w:type="dxa" w:w="2933"/>
             <w:tcBorders>
               <w:top w:val="single" w:color="C9D3DF" w:sz="4"/>
               <w:left w:val="single" w:color="C9D3DF" w:sz="4"/>
@@ -6544,7 +6544,7 @@
         </w:tc>
         <w:tc>
           <w:tcPr>
-            <w:tcW w:type="dxa" w:w="4184"/>
+            <w:tcW w:type="dxa" w:w="3478"/>
             <w:tcBorders>
               <w:top w:val="single" w:color="C9D3DF" w:sz="4"/>
               <w:left w:val="single" w:color="C9D3DF" w:sz="4"/>
@@ -6574,29 +6574,29 @@
         </w:tc>
         <w:tc>
           <w:tcPr>
-            <w:tcW w:type="dxa" w:w="1224"/>
-            <w:tcBorders>
-              <w:top w:val="single" w:color="C9D3DF" w:sz="4"/>
-              <w:left w:val="single" w:color="C9D3DF" w:sz="4"/>
-              <w:bottom w:val="single" w:color="C9D3DF" w:sz="4"/>
-              <w:right w:val="single" w:color="C9D3DF" w:sz="4"/>
-            </w:tcBorders>
-            <w:tcMar>
-              <w:top w:type="dxa" w:w="50"/>
-              <w:left w:type="dxa" w:w="80"/>
-              <w:bottom w:type="dxa" w:w="50"/>
-              <w:right w:type="dxa" w:w="80"/>
-            </w:tcMar>
-          </w:tcPr>
-          <w:p>
-            <w:pPr>
-              <w:jc w:val="center"/>
-            </w:pPr>
-          </w:p>
-        </w:tc>
-        <w:tc>
-          <w:tcPr>
-            <w:tcW w:type="dxa" w:w="1225"/>
+            <w:tcW w:type="dxa" w:w="1054"/>
+            <w:tcBorders>
+              <w:top w:val="single" w:color="C9D3DF" w:sz="4"/>
+              <w:left w:val="single" w:color="C9D3DF" w:sz="4"/>
+              <w:bottom w:val="single" w:color="C9D3DF" w:sz="4"/>
+              <w:right w:val="single" w:color="C9D3DF" w:sz="4"/>
+            </w:tcBorders>
+            <w:tcMar>
+              <w:top w:type="dxa" w:w="50"/>
+              <w:left w:type="dxa" w:w="80"/>
+              <w:bottom w:type="dxa" w:w="50"/>
+              <w:right w:type="dxa" w:w="80"/>
+            </w:tcMar>
+          </w:tcPr>
+          <w:p>
+            <w:pPr>
+              <w:jc w:val="center"/>
+            </w:pPr>
+          </w:p>
+        </w:tc>
+        <w:tc>
+          <w:tcPr>
+            <w:tcW w:type="dxa" w:w="1095"/>
             <w:tcBorders>
               <w:top w:val="single" w:color="C9D3DF" w:sz="4"/>
               <w:left w:val="single" w:color="C9D3DF" w:sz="4"/>
@@ -6624,7 +6624,7 @@
         </w:trPr>
         <w:tc>
           <w:tcPr>
-            <w:tcW w:type="dxa" w:w="816"/>
+            <w:tcW w:type="dxa" w:w="1644"/>
             <w:tcBorders>
               <w:top w:val="single" w:color="C9D3DF" w:sz="4"/>
               <w:left w:val="single" w:color="C9D3DF" w:sz="4"/>
@@ -6654,7 +6654,7 @@
         </w:tc>
         <w:tc>
           <w:tcPr>
-            <w:tcW w:type="dxa" w:w="2755"/>
+            <w:tcW w:type="dxa" w:w="2933"/>
             <w:tcBorders>
               <w:top w:val="single" w:color="C9D3DF" w:sz="4"/>
               <w:left w:val="single" w:color="C9D3DF" w:sz="4"/>
@@ -6692,7 +6692,7 @@
         </w:tc>
         <w:tc>
           <w:tcPr>
-            <w:tcW w:type="dxa" w:w="4184"/>
+            <w:tcW w:type="dxa" w:w="3478"/>
             <w:tcBorders>
               <w:top w:val="single" w:color="C9D3DF" w:sz="4"/>
               <w:left w:val="single" w:color="C9D3DF" w:sz="4"/>
@@ -6738,29 +6738,29 @@
         </w:tc>
         <w:tc>
           <w:tcPr>
-            <w:tcW w:type="dxa" w:w="1224"/>
-            <w:tcBorders>
-              <w:top w:val="single" w:color="C9D3DF" w:sz="4"/>
-              <w:left w:val="single" w:color="C9D3DF" w:sz="4"/>
-              <w:bottom w:val="single" w:color="C9D3DF" w:sz="4"/>
-              <w:right w:val="single" w:color="C9D3DF" w:sz="4"/>
-            </w:tcBorders>
-            <w:tcMar>
-              <w:top w:type="dxa" w:w="50"/>
-              <w:left w:type="dxa" w:w="80"/>
-              <w:bottom w:type="dxa" w:w="50"/>
-              <w:right w:type="dxa" w:w="80"/>
-            </w:tcMar>
-          </w:tcPr>
-          <w:p>
-            <w:pPr>
-              <w:jc w:val="center"/>
-            </w:pPr>
-          </w:p>
-        </w:tc>
-        <w:tc>
-          <w:tcPr>
-            <w:tcW w:type="dxa" w:w="1225"/>
+            <w:tcW w:type="dxa" w:w="1054"/>
+            <w:tcBorders>
+              <w:top w:val="single" w:color="C9D3DF" w:sz="4"/>
+              <w:left w:val="single" w:color="C9D3DF" w:sz="4"/>
+              <w:bottom w:val="single" w:color="C9D3DF" w:sz="4"/>
+              <w:right w:val="single" w:color="C9D3DF" w:sz="4"/>
+            </w:tcBorders>
+            <w:tcMar>
+              <w:top w:type="dxa" w:w="50"/>
+              <w:left w:type="dxa" w:w="80"/>
+              <w:bottom w:type="dxa" w:w="50"/>
+              <w:right w:type="dxa" w:w="80"/>
+            </w:tcMar>
+          </w:tcPr>
+          <w:p>
+            <w:pPr>
+              <w:jc w:val="center"/>
+            </w:pPr>
+          </w:p>
+        </w:tc>
+        <w:tc>
+          <w:tcPr>
+            <w:tcW w:type="dxa" w:w="1095"/>
             <w:tcBorders>
               <w:top w:val="single" w:color="C9D3DF" w:sz="4"/>
               <w:left w:val="single" w:color="C9D3DF" w:sz="4"/>
@@ -6788,7 +6788,7 @@
         </w:trPr>
         <w:tc>
           <w:tcPr>
-            <w:tcW w:type="dxa" w:w="816"/>
+            <w:tcW w:type="dxa" w:w="1644"/>
             <w:tcBorders>
               <w:top w:val="single" w:color="C9D3DF" w:sz="4"/>
               <w:left w:val="single" w:color="C9D3DF" w:sz="4"/>
@@ -6818,7 +6818,7 @@
         </w:tc>
         <w:tc>
           <w:tcPr>
-            <w:tcW w:type="dxa" w:w="2755"/>
+            <w:tcW w:type="dxa" w:w="2933"/>
             <w:tcBorders>
               <w:top w:val="single" w:color="C9D3DF" w:sz="4"/>
               <w:left w:val="single" w:color="C9D3DF" w:sz="4"/>
@@ -6848,7 +6848,7 @@
         </w:tc>
         <w:tc>
           <w:tcPr>
-            <w:tcW w:type="dxa" w:w="4184"/>
+            <w:tcW w:type="dxa" w:w="3478"/>
             <w:tcBorders>
               <w:top w:val="single" w:color="C9D3DF" w:sz="4"/>
               <w:left w:val="single" w:color="C9D3DF" w:sz="4"/>
@@ -6878,29 +6878,29 @@
         </w:tc>
         <w:tc>
           <w:tcPr>
-            <w:tcW w:type="dxa" w:w="1224"/>
-            <w:tcBorders>
-              <w:top w:val="single" w:color="C9D3DF" w:sz="4"/>
-              <w:left w:val="single" w:color="C9D3DF" w:sz="4"/>
-              <w:bottom w:val="single" w:color="C9D3DF" w:sz="4"/>
-              <w:right w:val="single" w:color="C9D3DF" w:sz="4"/>
-            </w:tcBorders>
-            <w:tcMar>
-              <w:top w:type="dxa" w:w="50"/>
-              <w:left w:type="dxa" w:w="80"/>
-              <w:bottom w:type="dxa" w:w="50"/>
-              <w:right w:type="dxa" w:w="80"/>
-            </w:tcMar>
-          </w:tcPr>
-          <w:p>
-            <w:pPr>
-              <w:jc w:val="center"/>
-            </w:pPr>
-          </w:p>
-        </w:tc>
-        <w:tc>
-          <w:tcPr>
-            <w:tcW w:type="dxa" w:w="1225"/>
+            <w:tcW w:type="dxa" w:w="1054"/>
+            <w:tcBorders>
+              <w:top w:val="single" w:color="C9D3DF" w:sz="4"/>
+              <w:left w:val="single" w:color="C9D3DF" w:sz="4"/>
+              <w:bottom w:val="single" w:color="C9D3DF" w:sz="4"/>
+              <w:right w:val="single" w:color="C9D3DF" w:sz="4"/>
+            </w:tcBorders>
+            <w:tcMar>
+              <w:top w:type="dxa" w:w="50"/>
+              <w:left w:type="dxa" w:w="80"/>
+              <w:bottom w:type="dxa" w:w="50"/>
+              <w:right w:type="dxa" w:w="80"/>
+            </w:tcMar>
+          </w:tcPr>
+          <w:p>
+            <w:pPr>
+              <w:jc w:val="center"/>
+            </w:pPr>
+          </w:p>
+        </w:tc>
+        <w:tc>
+          <w:tcPr>
+            <w:tcW w:type="dxa" w:w="1095"/>
             <w:tcBorders>
               <w:top w:val="single" w:color="C9D3DF" w:sz="4"/>
               <w:left w:val="single" w:color="C9D3DF" w:sz="4"/>
@@ -6928,7 +6928,7 @@
         </w:trPr>
         <w:tc>
           <w:tcPr>
-            <w:tcW w:type="dxa" w:w="816"/>
+            <w:tcW w:type="dxa" w:w="1644"/>
             <w:tcBorders>
               <w:top w:val="single" w:color="C9D3DF" w:sz="4"/>
               <w:left w:val="single" w:color="C9D3DF" w:sz="4"/>
@@ -6958,7 +6958,7 @@
         </w:tc>
         <w:tc>
           <w:tcPr>
-            <w:tcW w:type="dxa" w:w="2755"/>
+            <w:tcW w:type="dxa" w:w="2933"/>
             <w:tcBorders>
               <w:top w:val="single" w:color="C9D3DF" w:sz="4"/>
               <w:left w:val="single" w:color="C9D3DF" w:sz="4"/>
@@ -6988,7 +6988,7 @@
         </w:tc>
         <w:tc>
           <w:tcPr>
-            <w:tcW w:type="dxa" w:w="4184"/>
+            <w:tcW w:type="dxa" w:w="3478"/>
             <w:tcBorders>
               <w:top w:val="single" w:color="C9D3DF" w:sz="4"/>
               <w:left w:val="single" w:color="C9D3DF" w:sz="4"/>
@@ -7026,29 +7026,29 @@
         </w:tc>
         <w:tc>
           <w:tcPr>
-            <w:tcW w:type="dxa" w:w="1224"/>
-            <w:tcBorders>
-              <w:top w:val="single" w:color="C9D3DF" w:sz="4"/>
-              <w:left w:val="single" w:color="C9D3DF" w:sz="4"/>
-              <w:bottom w:val="single" w:color="C9D3DF" w:sz="4"/>
-              <w:right w:val="single" w:color="C9D3DF" w:sz="4"/>
-            </w:tcBorders>
-            <w:tcMar>
-              <w:top w:type="dxa" w:w="50"/>
-              <w:left w:type="dxa" w:w="80"/>
-              <w:bottom w:type="dxa" w:w="50"/>
-              <w:right w:type="dxa" w:w="80"/>
-            </w:tcMar>
-          </w:tcPr>
-          <w:p>
-            <w:pPr>
-              <w:jc w:val="center"/>
-            </w:pPr>
-          </w:p>
-        </w:tc>
-        <w:tc>
-          <w:tcPr>
-            <w:tcW w:type="dxa" w:w="1225"/>
+            <w:tcW w:type="dxa" w:w="1054"/>
+            <w:tcBorders>
+              <w:top w:val="single" w:color="C9D3DF" w:sz="4"/>
+              <w:left w:val="single" w:color="C9D3DF" w:sz="4"/>
+              <w:bottom w:val="single" w:color="C9D3DF" w:sz="4"/>
+              <w:right w:val="single" w:color="C9D3DF" w:sz="4"/>
+            </w:tcBorders>
+            <w:tcMar>
+              <w:top w:type="dxa" w:w="50"/>
+              <w:left w:type="dxa" w:w="80"/>
+              <w:bottom w:type="dxa" w:w="50"/>
+              <w:right w:type="dxa" w:w="80"/>
+            </w:tcMar>
+          </w:tcPr>
+          <w:p>
+            <w:pPr>
+              <w:jc w:val="center"/>
+            </w:pPr>
+          </w:p>
+        </w:tc>
+        <w:tc>
+          <w:tcPr>
+            <w:tcW w:type="dxa" w:w="1095"/>
             <w:tcBorders>
               <w:top w:val="single" w:color="C9D3DF" w:sz="4"/>
               <w:left w:val="single" w:color="C9D3DF" w:sz="4"/>
@@ -7076,7 +7076,7 @@
         </w:trPr>
         <w:tc>
           <w:tcPr>
-            <w:tcW w:type="dxa" w:w="816"/>
+            <w:tcW w:type="dxa" w:w="1644"/>
             <w:tcBorders>
               <w:top w:val="single" w:color="C9D3DF" w:sz="4"/>
               <w:left w:val="single" w:color="C9D3DF" w:sz="4"/>
@@ -7106,7 +7106,7 @@
         </w:tc>
         <w:tc>
           <w:tcPr>
-            <w:tcW w:type="dxa" w:w="2755"/>
+            <w:tcW w:type="dxa" w:w="2933"/>
             <w:tcBorders>
               <w:top w:val="single" w:color="C9D3DF" w:sz="4"/>
               <w:left w:val="single" w:color="C9D3DF" w:sz="4"/>
@@ -7136,7 +7136,7 @@
         </w:tc>
         <w:tc>
           <w:tcPr>
-            <w:tcW w:type="dxa" w:w="4184"/>
+            <w:tcW w:type="dxa" w:w="3478"/>
             <w:tcBorders>
               <w:top w:val="single" w:color="C9D3DF" w:sz="4"/>
               <w:left w:val="single" w:color="C9D3DF" w:sz="4"/>
@@ -7166,29 +7166,29 @@
         </w:tc>
         <w:tc>
           <w:tcPr>
-            <w:tcW w:type="dxa" w:w="1224"/>
-            <w:tcBorders>
-              <w:top w:val="single" w:color="C9D3DF" w:sz="4"/>
-              <w:left w:val="single" w:color="C9D3DF" w:sz="4"/>
-              <w:bottom w:val="single" w:color="C9D3DF" w:sz="4"/>
-              <w:right w:val="single" w:color="C9D3DF" w:sz="4"/>
-            </w:tcBorders>
-            <w:tcMar>
-              <w:top w:type="dxa" w:w="50"/>
-              <w:left w:type="dxa" w:w="80"/>
-              <w:bottom w:type="dxa" w:w="50"/>
-              <w:right w:type="dxa" w:w="80"/>
-            </w:tcMar>
-          </w:tcPr>
-          <w:p>
-            <w:pPr>
-              <w:jc w:val="center"/>
-            </w:pPr>
-          </w:p>
-        </w:tc>
-        <w:tc>
-          <w:tcPr>
-            <w:tcW w:type="dxa" w:w="1225"/>
+            <w:tcW w:type="dxa" w:w="1054"/>
+            <w:tcBorders>
+              <w:top w:val="single" w:color="C9D3DF" w:sz="4"/>
+              <w:left w:val="single" w:color="C9D3DF" w:sz="4"/>
+              <w:bottom w:val="single" w:color="C9D3DF" w:sz="4"/>
+              <w:right w:val="single" w:color="C9D3DF" w:sz="4"/>
+            </w:tcBorders>
+            <w:tcMar>
+              <w:top w:type="dxa" w:w="50"/>
+              <w:left w:type="dxa" w:w="80"/>
+              <w:bottom w:type="dxa" w:w="50"/>
+              <w:right w:type="dxa" w:w="80"/>
+            </w:tcMar>
+          </w:tcPr>
+          <w:p>
+            <w:pPr>
+              <w:jc w:val="center"/>
+            </w:pPr>
+          </w:p>
+        </w:tc>
+        <w:tc>
+          <w:tcPr>
+            <w:tcW w:type="dxa" w:w="1095"/>
             <w:tcBorders>
               <w:top w:val="single" w:color="C9D3DF" w:sz="4"/>
               <w:left w:val="single" w:color="C9D3DF" w:sz="4"/>
@@ -7216,7 +7216,7 @@
         </w:trPr>
         <w:tc>
           <w:tcPr>
-            <w:tcW w:type="dxa" w:w="816"/>
+            <w:tcW w:type="dxa" w:w="1644"/>
             <w:tcBorders>
               <w:top w:val="single" w:color="C9D3DF" w:sz="4"/>
               <w:left w:val="single" w:color="C9D3DF" w:sz="4"/>
@@ -7246,7 +7246,7 @@
         </w:tc>
         <w:tc>
           <w:tcPr>
-            <w:tcW w:type="dxa" w:w="2755"/>
+            <w:tcW w:type="dxa" w:w="2933"/>
             <w:tcBorders>
               <w:top w:val="single" w:color="C9D3DF" w:sz="4"/>
               <w:left w:val="single" w:color="C9D3DF" w:sz="4"/>
@@ -7276,7 +7276,7 @@
         </w:tc>
         <w:tc>
           <w:tcPr>
-            <w:tcW w:type="dxa" w:w="4184"/>
+            <w:tcW w:type="dxa" w:w="3478"/>
             <w:tcBorders>
               <w:top w:val="single" w:color="C9D3DF" w:sz="4"/>
               <w:left w:val="single" w:color="C9D3DF" w:sz="4"/>
@@ -7306,29 +7306,29 @@
         </w:tc>
         <w:tc>
           <w:tcPr>
-            <w:tcW w:type="dxa" w:w="1224"/>
-            <w:tcBorders>
-              <w:top w:val="single" w:color="C9D3DF" w:sz="4"/>
-              <w:left w:val="single" w:color="C9D3DF" w:sz="4"/>
-              <w:bottom w:val="single" w:color="C9D3DF" w:sz="4"/>
-              <w:right w:val="single" w:color="C9D3DF" w:sz="4"/>
-            </w:tcBorders>
-            <w:tcMar>
-              <w:top w:type="dxa" w:w="50"/>
-              <w:left w:type="dxa" w:w="80"/>
-              <w:bottom w:type="dxa" w:w="50"/>
-              <w:right w:type="dxa" w:w="80"/>
-            </w:tcMar>
-          </w:tcPr>
-          <w:p>
-            <w:pPr>
-              <w:jc w:val="center"/>
-            </w:pPr>
-          </w:p>
-        </w:tc>
-        <w:tc>
-          <w:tcPr>
-            <w:tcW w:type="dxa" w:w="1225"/>
+            <w:tcW w:type="dxa" w:w="1054"/>
+            <w:tcBorders>
+              <w:top w:val="single" w:color="C9D3DF" w:sz="4"/>
+              <w:left w:val="single" w:color="C9D3DF" w:sz="4"/>
+              <w:bottom w:val="single" w:color="C9D3DF" w:sz="4"/>
+              <w:right w:val="single" w:color="C9D3DF" w:sz="4"/>
+            </w:tcBorders>
+            <w:tcMar>
+              <w:top w:type="dxa" w:w="50"/>
+              <w:left w:type="dxa" w:w="80"/>
+              <w:bottom w:type="dxa" w:w="50"/>
+              <w:right w:type="dxa" w:w="80"/>
+            </w:tcMar>
+          </w:tcPr>
+          <w:p>
+            <w:pPr>
+              <w:jc w:val="center"/>
+            </w:pPr>
+          </w:p>
+        </w:tc>
+        <w:tc>
+          <w:tcPr>
+            <w:tcW w:type="dxa" w:w="1095"/>
             <w:tcBorders>
               <w:top w:val="single" w:color="C9D3DF" w:sz="4"/>
               <w:left w:val="single" w:color="C9D3DF" w:sz="4"/>
@@ -7356,7 +7356,7 @@
         </w:trPr>
         <w:tc>
           <w:tcPr>
-            <w:tcW w:type="dxa" w:w="816"/>
+            <w:tcW w:type="dxa" w:w="1644"/>
             <w:tcBorders>
               <w:top w:val="single" w:color="C9D3DF" w:sz="4"/>
               <w:left w:val="single" w:color="C9D3DF" w:sz="4"/>
@@ -7386,7 +7386,7 @@
         </w:tc>
         <w:tc>
           <w:tcPr>
-            <w:tcW w:type="dxa" w:w="2755"/>
+            <w:tcW w:type="dxa" w:w="2933"/>
             <w:tcBorders>
               <w:top w:val="single" w:color="C9D3DF" w:sz="4"/>
               <w:left w:val="single" w:color="C9D3DF" w:sz="4"/>
@@ -7416,7 +7416,7 @@
         </w:tc>
         <w:tc>
           <w:tcPr>
-            <w:tcW w:type="dxa" w:w="4184"/>
+            <w:tcW w:type="dxa" w:w="3478"/>
             <w:tcBorders>
               <w:top w:val="single" w:color="C9D3DF" w:sz="4"/>
               <w:left w:val="single" w:color="C9D3DF" w:sz="4"/>
@@ -7446,29 +7446,29 @@
         </w:tc>
         <w:tc>
           <w:tcPr>
-            <w:tcW w:type="dxa" w:w="1224"/>
-            <w:tcBorders>
-              <w:top w:val="single" w:color="C9D3DF" w:sz="4"/>
-              <w:left w:val="single" w:color="C9D3DF" w:sz="4"/>
-              <w:bottom w:val="single" w:color="C9D3DF" w:sz="4"/>
-              <w:right w:val="single" w:color="C9D3DF" w:sz="4"/>
-            </w:tcBorders>
-            <w:tcMar>
-              <w:top w:type="dxa" w:w="50"/>
-              <w:left w:type="dxa" w:w="80"/>
-              <w:bottom w:type="dxa" w:w="50"/>
-              <w:right w:type="dxa" w:w="80"/>
-            </w:tcMar>
-          </w:tcPr>
-          <w:p>
-            <w:pPr>
-              <w:jc w:val="center"/>
-            </w:pPr>
-          </w:p>
-        </w:tc>
-        <w:tc>
-          <w:tcPr>
-            <w:tcW w:type="dxa" w:w="1225"/>
+            <w:tcW w:type="dxa" w:w="1054"/>
+            <w:tcBorders>
+              <w:top w:val="single" w:color="C9D3DF" w:sz="4"/>
+              <w:left w:val="single" w:color="C9D3DF" w:sz="4"/>
+              <w:bottom w:val="single" w:color="C9D3DF" w:sz="4"/>
+              <w:right w:val="single" w:color="C9D3DF" w:sz="4"/>
+            </w:tcBorders>
+            <w:tcMar>
+              <w:top w:type="dxa" w:w="50"/>
+              <w:left w:type="dxa" w:w="80"/>
+              <w:bottom w:type="dxa" w:w="50"/>
+              <w:right w:type="dxa" w:w="80"/>
+            </w:tcMar>
+          </w:tcPr>
+          <w:p>
+            <w:pPr>
+              <w:jc w:val="center"/>
+            </w:pPr>
+          </w:p>
+        </w:tc>
+        <w:tc>
+          <w:tcPr>
+            <w:tcW w:type="dxa" w:w="1095"/>
             <w:tcBorders>
               <w:top w:val="single" w:color="C9D3DF" w:sz="4"/>
               <w:left w:val="single" w:color="C9D3DF" w:sz="4"/>
@@ -7526,11 +7526,11 @@
         </w:tblBorders>
       </w:tblPr>
       <w:tblGrid>
-        <w:gridCol w:w="816"/>
-        <w:gridCol w:w="2755"/>
-        <w:gridCol w:w="4184"/>
-        <w:gridCol w:w="1224"/>
-        <w:gridCol w:w="1225"/>
+        <w:gridCol w:w="1778"/>
+        <w:gridCol w:w="2717"/>
+        <w:gridCol w:w="3159"/>
+        <w:gridCol w:w="1244"/>
+        <w:gridCol w:w="1306"/>
       </w:tblGrid>
       <w:tr>
         <w:trPr>
@@ -7539,7 +7539,7 @@
         </w:trPr>
         <w:tc>
           <w:tcPr>
-            <w:tcW w:type="dxa" w:w="816"/>
+            <w:tcW w:type="dxa" w:w="1778"/>
             <w:tcBorders>
               <w:top w:val="single" w:color="C9D3DF" w:sz="4"/>
               <w:left w:val="single" w:color="C9D3DF" w:sz="4"/>
@@ -7573,7 +7573,7 @@
         </w:tc>
         <w:tc>
           <w:tcPr>
-            <w:tcW w:type="dxa" w:w="2755"/>
+            <w:tcW w:type="dxa" w:w="2717"/>
             <w:tcBorders>
               <w:top w:val="single" w:color="C9D3DF" w:sz="4"/>
               <w:left w:val="single" w:color="C9D3DF" w:sz="4"/>
@@ -7607,7 +7607,7 @@
         </w:tc>
         <w:tc>
           <w:tcPr>
-            <w:tcW w:type="dxa" w:w="4184"/>
+            <w:tcW w:type="dxa" w:w="3159"/>
             <w:tcBorders>
               <w:top w:val="single" w:color="C9D3DF" w:sz="4"/>
               <w:left w:val="single" w:color="C9D3DF" w:sz="4"/>
@@ -7641,7 +7641,7 @@
         </w:tc>
         <w:tc>
           <w:tcPr>
-            <w:tcW w:type="dxa" w:w="1224"/>
+            <w:tcW w:type="dxa" w:w="1244"/>
             <w:tcBorders>
               <w:top w:val="single" w:color="C9D3DF" w:sz="4"/>
               <w:left w:val="single" w:color="C9D3DF" w:sz="4"/>
@@ -7675,7 +7675,7 @@
         </w:tc>
         <w:tc>
           <w:tcPr>
-            <w:tcW w:type="dxa" w:w="1225"/>
+            <w:tcW w:type="dxa" w:w="1306"/>
             <w:tcBorders>
               <w:top w:val="single" w:color="C9D3DF" w:sz="4"/>
               <w:left w:val="single" w:color="C9D3DF" w:sz="4"/>
@@ -7715,7 +7715,7 @@
         </w:trPr>
         <w:tc>
           <w:tcPr>
-            <w:tcW w:type="dxa" w:w="816"/>
+            <w:tcW w:type="dxa" w:w="1778"/>
             <w:tcBorders>
               <w:top w:val="single" w:color="C9D3DF" w:sz="4"/>
               <w:left w:val="single" w:color="C9D3DF" w:sz="4"/>
@@ -7745,7 +7745,7 @@
         </w:tc>
         <w:tc>
           <w:tcPr>
-            <w:tcW w:type="dxa" w:w="2755"/>
+            <w:tcW w:type="dxa" w:w="2717"/>
             <w:tcBorders>
               <w:top w:val="single" w:color="C9D3DF" w:sz="4"/>
               <w:left w:val="single" w:color="C9D3DF" w:sz="4"/>
@@ -7775,7 +7775,7 @@
         </w:tc>
         <w:tc>
           <w:tcPr>
-            <w:tcW w:type="dxa" w:w="4184"/>
+            <w:tcW w:type="dxa" w:w="3159"/>
             <w:tcBorders>
               <w:top w:val="single" w:color="C9D3DF" w:sz="4"/>
               <w:left w:val="single" w:color="C9D3DF" w:sz="4"/>
@@ -7805,29 +7805,29 @@
         </w:tc>
         <w:tc>
           <w:tcPr>
-            <w:tcW w:type="dxa" w:w="1224"/>
-            <w:tcBorders>
-              <w:top w:val="single" w:color="C9D3DF" w:sz="4"/>
-              <w:left w:val="single" w:color="C9D3DF" w:sz="4"/>
-              <w:bottom w:val="single" w:color="C9D3DF" w:sz="4"/>
-              <w:right w:val="single" w:color="C9D3DF" w:sz="4"/>
-            </w:tcBorders>
-            <w:tcMar>
-              <w:top w:type="dxa" w:w="50"/>
-              <w:left w:type="dxa" w:w="80"/>
-              <w:bottom w:type="dxa" w:w="50"/>
-              <w:right w:type="dxa" w:w="80"/>
-            </w:tcMar>
-          </w:tcPr>
-          <w:p>
-            <w:pPr>
-              <w:jc w:val="center"/>
-            </w:pPr>
-          </w:p>
-        </w:tc>
-        <w:tc>
-          <w:tcPr>
-            <w:tcW w:type="dxa" w:w="1225"/>
+            <w:tcW w:type="dxa" w:w="1244"/>
+            <w:tcBorders>
+              <w:top w:val="single" w:color="C9D3DF" w:sz="4"/>
+              <w:left w:val="single" w:color="C9D3DF" w:sz="4"/>
+              <w:bottom w:val="single" w:color="C9D3DF" w:sz="4"/>
+              <w:right w:val="single" w:color="C9D3DF" w:sz="4"/>
+            </w:tcBorders>
+            <w:tcMar>
+              <w:top w:type="dxa" w:w="50"/>
+              <w:left w:type="dxa" w:w="80"/>
+              <w:bottom w:type="dxa" w:w="50"/>
+              <w:right w:type="dxa" w:w="80"/>
+            </w:tcMar>
+          </w:tcPr>
+          <w:p>
+            <w:pPr>
+              <w:jc w:val="center"/>
+            </w:pPr>
+          </w:p>
+        </w:tc>
+        <w:tc>
+          <w:tcPr>
+            <w:tcW w:type="dxa" w:w="1306"/>
             <w:tcBorders>
               <w:top w:val="single" w:color="C9D3DF" w:sz="4"/>
               <w:left w:val="single" w:color="C9D3DF" w:sz="4"/>
@@ -7855,7 +7855,7 @@
         </w:trPr>
         <w:tc>
           <w:tcPr>
-            <w:tcW w:type="dxa" w:w="816"/>
+            <w:tcW w:type="dxa" w:w="1778"/>
             <w:tcBorders>
               <w:top w:val="single" w:color="C9D3DF" w:sz="4"/>
               <w:left w:val="single" w:color="C9D3DF" w:sz="4"/>
@@ -7885,7 +7885,7 @@
         </w:tc>
         <w:tc>
           <w:tcPr>
-            <w:tcW w:type="dxa" w:w="2755"/>
+            <w:tcW w:type="dxa" w:w="2717"/>
             <w:tcBorders>
               <w:top w:val="single" w:color="C9D3DF" w:sz="4"/>
               <w:left w:val="single" w:color="C9D3DF" w:sz="4"/>
@@ -7915,7 +7915,7 @@
         </w:tc>
         <w:tc>
           <w:tcPr>
-            <w:tcW w:type="dxa" w:w="4184"/>
+            <w:tcW w:type="dxa" w:w="3159"/>
             <w:tcBorders>
               <w:top w:val="single" w:color="C9D3DF" w:sz="4"/>
               <w:left w:val="single" w:color="C9D3DF" w:sz="4"/>
@@ -7945,29 +7945,29 @@
         </w:tc>
         <w:tc>
           <w:tcPr>
-            <w:tcW w:type="dxa" w:w="1224"/>
-            <w:tcBorders>
-              <w:top w:val="single" w:color="C9D3DF" w:sz="4"/>
-              <w:left w:val="single" w:color="C9D3DF" w:sz="4"/>
-              <w:bottom w:val="single" w:color="C9D3DF" w:sz="4"/>
-              <w:right w:val="single" w:color="C9D3DF" w:sz="4"/>
-            </w:tcBorders>
-            <w:tcMar>
-              <w:top w:type="dxa" w:w="50"/>
-              <w:left w:type="dxa" w:w="80"/>
-              <w:bottom w:type="dxa" w:w="50"/>
-              <w:right w:type="dxa" w:w="80"/>
-            </w:tcMar>
-          </w:tcPr>
-          <w:p>
-            <w:pPr>
-              <w:jc w:val="center"/>
-            </w:pPr>
-          </w:p>
-        </w:tc>
-        <w:tc>
-          <w:tcPr>
-            <w:tcW w:type="dxa" w:w="1225"/>
+            <w:tcW w:type="dxa" w:w="1244"/>
+            <w:tcBorders>
+              <w:top w:val="single" w:color="C9D3DF" w:sz="4"/>
+              <w:left w:val="single" w:color="C9D3DF" w:sz="4"/>
+              <w:bottom w:val="single" w:color="C9D3DF" w:sz="4"/>
+              <w:right w:val="single" w:color="C9D3DF" w:sz="4"/>
+            </w:tcBorders>
+            <w:tcMar>
+              <w:top w:type="dxa" w:w="50"/>
+              <w:left w:type="dxa" w:w="80"/>
+              <w:bottom w:type="dxa" w:w="50"/>
+              <w:right w:type="dxa" w:w="80"/>
+            </w:tcMar>
+          </w:tcPr>
+          <w:p>
+            <w:pPr>
+              <w:jc w:val="center"/>
+            </w:pPr>
+          </w:p>
+        </w:tc>
+        <w:tc>
+          <w:tcPr>
+            <w:tcW w:type="dxa" w:w="1306"/>
             <w:tcBorders>
               <w:top w:val="single" w:color="C9D3DF" w:sz="4"/>
               <w:left w:val="single" w:color="C9D3DF" w:sz="4"/>
@@ -7995,7 +7995,7 @@
         </w:trPr>
         <w:tc>
           <w:tcPr>
-            <w:tcW w:type="dxa" w:w="816"/>
+            <w:tcW w:type="dxa" w:w="1778"/>
             <w:tcBorders>
               <w:top w:val="single" w:color="C9D3DF" w:sz="4"/>
               <w:left w:val="single" w:color="C9D3DF" w:sz="4"/>
@@ -8025,7 +8025,7 @@
         </w:tc>
         <w:tc>
           <w:tcPr>
-            <w:tcW w:type="dxa" w:w="2755"/>
+            <w:tcW w:type="dxa" w:w="2717"/>
             <w:tcBorders>
               <w:top w:val="single" w:color="C9D3DF" w:sz="4"/>
               <w:left w:val="single" w:color="C9D3DF" w:sz="4"/>
@@ -8055,7 +8055,7 @@
         </w:tc>
         <w:tc>
           <w:tcPr>
-            <w:tcW w:type="dxa" w:w="4184"/>
+            <w:tcW w:type="dxa" w:w="3159"/>
             <w:tcBorders>
               <w:top w:val="single" w:color="C9D3DF" w:sz="4"/>
               <w:left w:val="single" w:color="C9D3DF" w:sz="4"/>
@@ -8085,29 +8085,29 @@
         </w:tc>
         <w:tc>
           <w:tcPr>
-            <w:tcW w:type="dxa" w:w="1224"/>
-            <w:tcBorders>
-              <w:top w:val="single" w:color="C9D3DF" w:sz="4"/>
-              <w:left w:val="single" w:color="C9D3DF" w:sz="4"/>
-              <w:bottom w:val="single" w:color="C9D3DF" w:sz="4"/>
-              <w:right w:val="single" w:color="C9D3DF" w:sz="4"/>
-            </w:tcBorders>
-            <w:tcMar>
-              <w:top w:type="dxa" w:w="50"/>
-              <w:left w:type="dxa" w:w="80"/>
-              <w:bottom w:type="dxa" w:w="50"/>
-              <w:right w:type="dxa" w:w="80"/>
-            </w:tcMar>
-          </w:tcPr>
-          <w:p>
-            <w:pPr>
-              <w:jc w:val="center"/>
-            </w:pPr>
-          </w:p>
-        </w:tc>
-        <w:tc>
-          <w:tcPr>
-            <w:tcW w:type="dxa" w:w="1225"/>
+            <w:tcW w:type="dxa" w:w="1244"/>
+            <w:tcBorders>
+              <w:top w:val="single" w:color="C9D3DF" w:sz="4"/>
+              <w:left w:val="single" w:color="C9D3DF" w:sz="4"/>
+              <w:bottom w:val="single" w:color="C9D3DF" w:sz="4"/>
+              <w:right w:val="single" w:color="C9D3DF" w:sz="4"/>
+            </w:tcBorders>
+            <w:tcMar>
+              <w:top w:type="dxa" w:w="50"/>
+              <w:left w:type="dxa" w:w="80"/>
+              <w:bottom w:type="dxa" w:w="50"/>
+              <w:right w:type="dxa" w:w="80"/>
+            </w:tcMar>
+          </w:tcPr>
+          <w:p>
+            <w:pPr>
+              <w:jc w:val="center"/>
+            </w:pPr>
+          </w:p>
+        </w:tc>
+        <w:tc>
+          <w:tcPr>
+            <w:tcW w:type="dxa" w:w="1306"/>
             <w:tcBorders>
               <w:top w:val="single" w:color="C9D3DF" w:sz="4"/>
               <w:left w:val="single" w:color="C9D3DF" w:sz="4"/>
@@ -8135,7 +8135,7 @@
         </w:trPr>
         <w:tc>
           <w:tcPr>
-            <w:tcW w:type="dxa" w:w="816"/>
+            <w:tcW w:type="dxa" w:w="1778"/>
             <w:tcBorders>
               <w:top w:val="single" w:color="C9D3DF" w:sz="4"/>
               <w:left w:val="single" w:color="C9D3DF" w:sz="4"/>
@@ -8165,7 +8165,7 @@
         </w:tc>
         <w:tc>
           <w:tcPr>
-            <w:tcW w:type="dxa" w:w="2755"/>
+            <w:tcW w:type="dxa" w:w="2717"/>
             <w:tcBorders>
               <w:top w:val="single" w:color="C9D3DF" w:sz="4"/>
               <w:left w:val="single" w:color="C9D3DF" w:sz="4"/>
@@ -8195,7 +8195,7 @@
         </w:tc>
         <w:tc>
           <w:tcPr>
-            <w:tcW w:type="dxa" w:w="4184"/>
+            <w:tcW w:type="dxa" w:w="3159"/>
             <w:tcBorders>
               <w:top w:val="single" w:color="C9D3DF" w:sz="4"/>
               <w:left w:val="single" w:color="C9D3DF" w:sz="4"/>
@@ -8225,29 +8225,29 @@
         </w:tc>
         <w:tc>
           <w:tcPr>
-            <w:tcW w:type="dxa" w:w="1224"/>
-            <w:tcBorders>
-              <w:top w:val="single" w:color="C9D3DF" w:sz="4"/>
-              <w:left w:val="single" w:color="C9D3DF" w:sz="4"/>
-              <w:bottom w:val="single" w:color="C9D3DF" w:sz="4"/>
-              <w:right w:val="single" w:color="C9D3DF" w:sz="4"/>
-            </w:tcBorders>
-            <w:tcMar>
-              <w:top w:type="dxa" w:w="50"/>
-              <w:left w:type="dxa" w:w="80"/>
-              <w:bottom w:type="dxa" w:w="50"/>
-              <w:right w:type="dxa" w:w="80"/>
-            </w:tcMar>
-          </w:tcPr>
-          <w:p>
-            <w:pPr>
-              <w:jc w:val="center"/>
-            </w:pPr>
-          </w:p>
-        </w:tc>
-        <w:tc>
-          <w:tcPr>
-            <w:tcW w:type="dxa" w:w="1225"/>
+            <w:tcW w:type="dxa" w:w="1244"/>
+            <w:tcBorders>
+              <w:top w:val="single" w:color="C9D3DF" w:sz="4"/>
+              <w:left w:val="single" w:color="C9D3DF" w:sz="4"/>
+              <w:bottom w:val="single" w:color="C9D3DF" w:sz="4"/>
+              <w:right w:val="single" w:color="C9D3DF" w:sz="4"/>
+            </w:tcBorders>
+            <w:tcMar>
+              <w:top w:type="dxa" w:w="50"/>
+              <w:left w:type="dxa" w:w="80"/>
+              <w:bottom w:type="dxa" w:w="50"/>
+              <w:right w:type="dxa" w:w="80"/>
+            </w:tcMar>
+          </w:tcPr>
+          <w:p>
+            <w:pPr>
+              <w:jc w:val="center"/>
+            </w:pPr>
+          </w:p>
+        </w:tc>
+        <w:tc>
+          <w:tcPr>
+            <w:tcW w:type="dxa" w:w="1306"/>
             <w:tcBorders>
               <w:top w:val="single" w:color="C9D3DF" w:sz="4"/>
               <w:left w:val="single" w:color="C9D3DF" w:sz="4"/>
@@ -8275,7 +8275,7 @@
         </w:trPr>
         <w:tc>
           <w:tcPr>
-            <w:tcW w:type="dxa" w:w="816"/>
+            <w:tcW w:type="dxa" w:w="1778"/>
             <w:tcBorders>
               <w:top w:val="single" w:color="C9D3DF" w:sz="4"/>
               <w:left w:val="single" w:color="C9D3DF" w:sz="4"/>
@@ -8305,7 +8305,7 @@
         </w:tc>
         <w:tc>
           <w:tcPr>
-            <w:tcW w:type="dxa" w:w="2755"/>
+            <w:tcW w:type="dxa" w:w="2717"/>
             <w:tcBorders>
               <w:top w:val="single" w:color="C9D3DF" w:sz="4"/>
               <w:left w:val="single" w:color="C9D3DF" w:sz="4"/>
@@ -8335,7 +8335,7 @@
         </w:tc>
         <w:tc>
           <w:tcPr>
-            <w:tcW w:type="dxa" w:w="4184"/>
+            <w:tcW w:type="dxa" w:w="3159"/>
             <w:tcBorders>
               <w:top w:val="single" w:color="C9D3DF" w:sz="4"/>
               <w:left w:val="single" w:color="C9D3DF" w:sz="4"/>
@@ -8365,29 +8365,29 @@
         </w:tc>
         <w:tc>
           <w:tcPr>
-            <w:tcW w:type="dxa" w:w="1224"/>
-            <w:tcBorders>
-              <w:top w:val="single" w:color="C9D3DF" w:sz="4"/>
-              <w:left w:val="single" w:color="C9D3DF" w:sz="4"/>
-              <w:bottom w:val="single" w:color="C9D3DF" w:sz="4"/>
-              <w:right w:val="single" w:color="C9D3DF" w:sz="4"/>
-            </w:tcBorders>
-            <w:tcMar>
-              <w:top w:type="dxa" w:w="50"/>
-              <w:left w:type="dxa" w:w="80"/>
-              <w:bottom w:type="dxa" w:w="50"/>
-              <w:right w:type="dxa" w:w="80"/>
-            </w:tcMar>
-          </w:tcPr>
-          <w:p>
-            <w:pPr>
-              <w:jc w:val="center"/>
-            </w:pPr>
-          </w:p>
-        </w:tc>
-        <w:tc>
-          <w:tcPr>
-            <w:tcW w:type="dxa" w:w="1225"/>
+            <w:tcW w:type="dxa" w:w="1244"/>
+            <w:tcBorders>
+              <w:top w:val="single" w:color="C9D3DF" w:sz="4"/>
+              <w:left w:val="single" w:color="C9D3DF" w:sz="4"/>
+              <w:bottom w:val="single" w:color="C9D3DF" w:sz="4"/>
+              <w:right w:val="single" w:color="C9D3DF" w:sz="4"/>
+            </w:tcBorders>
+            <w:tcMar>
+              <w:top w:type="dxa" w:w="50"/>
+              <w:left w:type="dxa" w:w="80"/>
+              <w:bottom w:type="dxa" w:w="50"/>
+              <w:right w:type="dxa" w:w="80"/>
+            </w:tcMar>
+          </w:tcPr>
+          <w:p>
+            <w:pPr>
+              <w:jc w:val="center"/>
+            </w:pPr>
+          </w:p>
+        </w:tc>
+        <w:tc>
+          <w:tcPr>
+            <w:tcW w:type="dxa" w:w="1306"/>
             <w:tcBorders>
               <w:top w:val="single" w:color="C9D3DF" w:sz="4"/>
               <w:left w:val="single" w:color="C9D3DF" w:sz="4"/>
@@ -8445,11 +8445,11 @@
         </w:tblBorders>
       </w:tblPr>
       <w:tblGrid>
-        <w:gridCol w:w="816"/>
-        <w:gridCol w:w="2755"/>
-        <w:gridCol w:w="4184"/>
-        <w:gridCol w:w="1224"/>
-        <w:gridCol w:w="1225"/>
+        <w:gridCol w:w="1672"/>
+        <w:gridCol w:w="2798"/>
+        <w:gridCol w:w="3187"/>
+        <w:gridCol w:w="1237"/>
+        <w:gridCol w:w="1310"/>
       </w:tblGrid>
       <w:tr>
         <w:trPr>
@@ -8458,7 +8458,7 @@
         </w:trPr>
         <w:tc>
           <w:tcPr>
-            <w:tcW w:type="dxa" w:w="816"/>
+            <w:tcW w:type="dxa" w:w="1672"/>
             <w:tcBorders>
               <w:top w:val="single" w:color="C9D3DF" w:sz="4"/>
               <w:left w:val="single" w:color="C9D3DF" w:sz="4"/>
@@ -8492,7 +8492,7 @@
         </w:tc>
         <w:tc>
           <w:tcPr>
-            <w:tcW w:type="dxa" w:w="2755"/>
+            <w:tcW w:type="dxa" w:w="2798"/>
             <w:tcBorders>
               <w:top w:val="single" w:color="C9D3DF" w:sz="4"/>
               <w:left w:val="single" w:color="C9D3DF" w:sz="4"/>
@@ -8526,7 +8526,7 @@
         </w:tc>
         <w:tc>
           <w:tcPr>
-            <w:tcW w:type="dxa" w:w="4184"/>
+            <w:tcW w:type="dxa" w:w="3187"/>
             <w:tcBorders>
               <w:top w:val="single" w:color="C9D3DF" w:sz="4"/>
               <w:left w:val="single" w:color="C9D3DF" w:sz="4"/>
@@ -8560,7 +8560,7 @@
         </w:tc>
         <w:tc>
           <w:tcPr>
-            <w:tcW w:type="dxa" w:w="1224"/>
+            <w:tcW w:type="dxa" w:w="1237"/>
             <w:tcBorders>
               <w:top w:val="single" w:color="C9D3DF" w:sz="4"/>
               <w:left w:val="single" w:color="C9D3DF" w:sz="4"/>
@@ -8594,7 +8594,7 @@
         </w:tc>
         <w:tc>
           <w:tcPr>
-            <w:tcW w:type="dxa" w:w="1225"/>
+            <w:tcW w:type="dxa" w:w="1310"/>
             <w:tcBorders>
               <w:top w:val="single" w:color="C9D3DF" w:sz="4"/>
               <w:left w:val="single" w:color="C9D3DF" w:sz="4"/>
@@ -8634,7 +8634,7 @@
         </w:trPr>
         <w:tc>
           <w:tcPr>
-            <w:tcW w:type="dxa" w:w="816"/>
+            <w:tcW w:type="dxa" w:w="1672"/>
             <w:tcBorders>
               <w:top w:val="single" w:color="C9D3DF" w:sz="4"/>
               <w:left w:val="single" w:color="C9D3DF" w:sz="4"/>
@@ -8664,7 +8664,7 @@
         </w:tc>
         <w:tc>
           <w:tcPr>
-            <w:tcW w:type="dxa" w:w="2755"/>
+            <w:tcW w:type="dxa" w:w="2798"/>
             <w:tcBorders>
               <w:top w:val="single" w:color="C9D3DF" w:sz="4"/>
               <w:left w:val="single" w:color="C9D3DF" w:sz="4"/>
@@ -8694,7 +8694,7 @@
         </w:tc>
         <w:tc>
           <w:tcPr>
-            <w:tcW w:type="dxa" w:w="4184"/>
+            <w:tcW w:type="dxa" w:w="3187"/>
             <w:tcBorders>
               <w:top w:val="single" w:color="C9D3DF" w:sz="4"/>
               <w:left w:val="single" w:color="C9D3DF" w:sz="4"/>
@@ -8724,29 +8724,29 @@
         </w:tc>
         <w:tc>
           <w:tcPr>
-            <w:tcW w:type="dxa" w:w="1224"/>
-            <w:tcBorders>
-              <w:top w:val="single" w:color="C9D3DF" w:sz="4"/>
-              <w:left w:val="single" w:color="C9D3DF" w:sz="4"/>
-              <w:bottom w:val="single" w:color="C9D3DF" w:sz="4"/>
-              <w:right w:val="single" w:color="C9D3DF" w:sz="4"/>
-            </w:tcBorders>
-            <w:tcMar>
-              <w:top w:type="dxa" w:w="50"/>
-              <w:left w:type="dxa" w:w="80"/>
-              <w:bottom w:type="dxa" w:w="50"/>
-              <w:right w:type="dxa" w:w="80"/>
-            </w:tcMar>
-          </w:tcPr>
-          <w:p>
-            <w:pPr>
-              <w:jc w:val="center"/>
-            </w:pPr>
-          </w:p>
-        </w:tc>
-        <w:tc>
-          <w:tcPr>
-            <w:tcW w:type="dxa" w:w="1225"/>
+            <w:tcW w:type="dxa" w:w="1237"/>
+            <w:tcBorders>
+              <w:top w:val="single" w:color="C9D3DF" w:sz="4"/>
+              <w:left w:val="single" w:color="C9D3DF" w:sz="4"/>
+              <w:bottom w:val="single" w:color="C9D3DF" w:sz="4"/>
+              <w:right w:val="single" w:color="C9D3DF" w:sz="4"/>
+            </w:tcBorders>
+            <w:tcMar>
+              <w:top w:type="dxa" w:w="50"/>
+              <w:left w:type="dxa" w:w="80"/>
+              <w:bottom w:type="dxa" w:w="50"/>
+              <w:right w:type="dxa" w:w="80"/>
+            </w:tcMar>
+          </w:tcPr>
+          <w:p>
+            <w:pPr>
+              <w:jc w:val="center"/>
+            </w:pPr>
+          </w:p>
+        </w:tc>
+        <w:tc>
+          <w:tcPr>
+            <w:tcW w:type="dxa" w:w="1310"/>
             <w:tcBorders>
               <w:top w:val="single" w:color="C9D3DF" w:sz="4"/>
               <w:left w:val="single" w:color="C9D3DF" w:sz="4"/>
@@ -8774,7 +8774,7 @@
         </w:trPr>
         <w:tc>
           <w:tcPr>
-            <w:tcW w:type="dxa" w:w="816"/>
+            <w:tcW w:type="dxa" w:w="1672"/>
             <w:tcBorders>
               <w:top w:val="single" w:color="C9D3DF" w:sz="4"/>
               <w:left w:val="single" w:color="C9D3DF" w:sz="4"/>
@@ -8804,7 +8804,7 @@
         </w:tc>
         <w:tc>
           <w:tcPr>
-            <w:tcW w:type="dxa" w:w="2755"/>
+            <w:tcW w:type="dxa" w:w="2798"/>
             <w:tcBorders>
               <w:top w:val="single" w:color="C9D3DF" w:sz="4"/>
               <w:left w:val="single" w:color="C9D3DF" w:sz="4"/>
@@ -8834,7 +8834,7 @@
         </w:tc>
         <w:tc>
           <w:tcPr>
-            <w:tcW w:type="dxa" w:w="4184"/>
+            <w:tcW w:type="dxa" w:w="3187"/>
             <w:tcBorders>
               <w:top w:val="single" w:color="C9D3DF" w:sz="4"/>
               <w:left w:val="single" w:color="C9D3DF" w:sz="4"/>
@@ -8872,29 +8872,29 @@
         </w:tc>
         <w:tc>
           <w:tcPr>
-            <w:tcW w:type="dxa" w:w="1224"/>
-            <w:tcBorders>
-              <w:top w:val="single" w:color="C9D3DF" w:sz="4"/>
-              <w:left w:val="single" w:color="C9D3DF" w:sz="4"/>
-              <w:bottom w:val="single" w:color="C9D3DF" w:sz="4"/>
-              <w:right w:val="single" w:color="C9D3DF" w:sz="4"/>
-            </w:tcBorders>
-            <w:tcMar>
-              <w:top w:type="dxa" w:w="50"/>
-              <w:left w:type="dxa" w:w="80"/>
-              <w:bottom w:type="dxa" w:w="50"/>
-              <w:right w:type="dxa" w:w="80"/>
-            </w:tcMar>
-          </w:tcPr>
-          <w:p>
-            <w:pPr>
-              <w:jc w:val="center"/>
-            </w:pPr>
-          </w:p>
-        </w:tc>
-        <w:tc>
-          <w:tcPr>
-            <w:tcW w:type="dxa" w:w="1225"/>
+            <w:tcW w:type="dxa" w:w="1237"/>
+            <w:tcBorders>
+              <w:top w:val="single" w:color="C9D3DF" w:sz="4"/>
+              <w:left w:val="single" w:color="C9D3DF" w:sz="4"/>
+              <w:bottom w:val="single" w:color="C9D3DF" w:sz="4"/>
+              <w:right w:val="single" w:color="C9D3DF" w:sz="4"/>
+            </w:tcBorders>
+            <w:tcMar>
+              <w:top w:type="dxa" w:w="50"/>
+              <w:left w:type="dxa" w:w="80"/>
+              <w:bottom w:type="dxa" w:w="50"/>
+              <w:right w:type="dxa" w:w="80"/>
+            </w:tcMar>
+          </w:tcPr>
+          <w:p>
+            <w:pPr>
+              <w:jc w:val="center"/>
+            </w:pPr>
+          </w:p>
+        </w:tc>
+        <w:tc>
+          <w:tcPr>
+            <w:tcW w:type="dxa" w:w="1310"/>
             <w:tcBorders>
               <w:top w:val="single" w:color="C9D3DF" w:sz="4"/>
               <w:left w:val="single" w:color="C9D3DF" w:sz="4"/>
@@ -8922,7 +8922,7 @@
         </w:trPr>
         <w:tc>
           <w:tcPr>
-            <w:tcW w:type="dxa" w:w="816"/>
+            <w:tcW w:type="dxa" w:w="1672"/>
             <w:tcBorders>
               <w:top w:val="single" w:color="C9D3DF" w:sz="4"/>
               <w:left w:val="single" w:color="C9D3DF" w:sz="4"/>
@@ -8952,7 +8952,7 @@
         </w:tc>
         <w:tc>
           <w:tcPr>
-            <w:tcW w:type="dxa" w:w="2755"/>
+            <w:tcW w:type="dxa" w:w="2798"/>
             <w:tcBorders>
               <w:top w:val="single" w:color="C9D3DF" w:sz="4"/>
               <w:left w:val="single" w:color="C9D3DF" w:sz="4"/>
@@ -8982,7 +8982,7 @@
         </w:tc>
         <w:tc>
           <w:tcPr>
-            <w:tcW w:type="dxa" w:w="4184"/>
+            <w:tcW w:type="dxa" w:w="3187"/>
             <w:tcBorders>
               <w:top w:val="single" w:color="C9D3DF" w:sz="4"/>
               <w:left w:val="single" w:color="C9D3DF" w:sz="4"/>
@@ -9028,29 +9028,29 @@
         </w:tc>
         <w:tc>
           <w:tcPr>
-            <w:tcW w:type="dxa" w:w="1224"/>
-            <w:tcBorders>
-              <w:top w:val="single" w:color="C9D3DF" w:sz="4"/>
-              <w:left w:val="single" w:color="C9D3DF" w:sz="4"/>
-              <w:bottom w:val="single" w:color="C9D3DF" w:sz="4"/>
-              <w:right w:val="single" w:color="C9D3DF" w:sz="4"/>
-            </w:tcBorders>
-            <w:tcMar>
-              <w:top w:type="dxa" w:w="50"/>
-              <w:left w:type="dxa" w:w="80"/>
-              <w:bottom w:type="dxa" w:w="50"/>
-              <w:right w:type="dxa" w:w="80"/>
-            </w:tcMar>
-          </w:tcPr>
-          <w:p>
-            <w:pPr>
-              <w:jc w:val="center"/>
-            </w:pPr>
-          </w:p>
-        </w:tc>
-        <w:tc>
-          <w:tcPr>
-            <w:tcW w:type="dxa" w:w="1225"/>
+            <w:tcW w:type="dxa" w:w="1237"/>
+            <w:tcBorders>
+              <w:top w:val="single" w:color="C9D3DF" w:sz="4"/>
+              <w:left w:val="single" w:color="C9D3DF" w:sz="4"/>
+              <w:bottom w:val="single" w:color="C9D3DF" w:sz="4"/>
+              <w:right w:val="single" w:color="C9D3DF" w:sz="4"/>
+            </w:tcBorders>
+            <w:tcMar>
+              <w:top w:type="dxa" w:w="50"/>
+              <w:left w:type="dxa" w:w="80"/>
+              <w:bottom w:type="dxa" w:w="50"/>
+              <w:right w:type="dxa" w:w="80"/>
+            </w:tcMar>
+          </w:tcPr>
+          <w:p>
+            <w:pPr>
+              <w:jc w:val="center"/>
+            </w:pPr>
+          </w:p>
+        </w:tc>
+        <w:tc>
+          <w:tcPr>
+            <w:tcW w:type="dxa" w:w="1310"/>
             <w:tcBorders>
               <w:top w:val="single" w:color="C9D3DF" w:sz="4"/>
               <w:left w:val="single" w:color="C9D3DF" w:sz="4"/>
@@ -9108,11 +9108,11 @@
         </w:tblBorders>
       </w:tblPr>
       <w:tblGrid>
-        <w:gridCol w:w="816"/>
-        <w:gridCol w:w="2755"/>
-        <w:gridCol w:w="4184"/>
-        <w:gridCol w:w="1224"/>
-        <w:gridCol w:w="1225"/>
+        <w:gridCol w:w="1823"/>
+        <w:gridCol w:w="2192"/>
+        <w:gridCol w:w="3412"/>
+        <w:gridCol w:w="1349"/>
+        <w:gridCol w:w="1428"/>
       </w:tblGrid>
       <w:tr>
         <w:trPr>
@@ -9121,7 +9121,7 @@
         </w:trPr>
         <w:tc>
           <w:tcPr>
-            <w:tcW w:type="dxa" w:w="816"/>
+            <w:tcW w:type="dxa" w:w="1823"/>
             <w:tcBorders>
               <w:top w:val="single" w:color="C9D3DF" w:sz="4"/>
               <w:left w:val="single" w:color="C9D3DF" w:sz="4"/>
@@ -9155,7 +9155,7 @@
         </w:tc>
         <w:tc>
           <w:tcPr>
-            <w:tcW w:type="dxa" w:w="2755"/>
+            <w:tcW w:type="dxa" w:w="2192"/>
             <w:tcBorders>
               <w:top w:val="single" w:color="C9D3DF" w:sz="4"/>
               <w:left w:val="single" w:color="C9D3DF" w:sz="4"/>
@@ -9189,7 +9189,7 @@
         </w:tc>
         <w:tc>
           <w:tcPr>
-            <w:tcW w:type="dxa" w:w="4184"/>
+            <w:tcW w:type="dxa" w:w="3412"/>
             <w:tcBorders>
               <w:top w:val="single" w:color="C9D3DF" w:sz="4"/>
               <w:left w:val="single" w:color="C9D3DF" w:sz="4"/>
@@ -9223,7 +9223,7 @@
         </w:tc>
         <w:tc>
           <w:tcPr>
-            <w:tcW w:type="dxa" w:w="1224"/>
+            <w:tcW w:type="dxa" w:w="1349"/>
             <w:tcBorders>
               <w:top w:val="single" w:color="C9D3DF" w:sz="4"/>
               <w:left w:val="single" w:color="C9D3DF" w:sz="4"/>
@@ -9257,7 +9257,7 @@
         </w:tc>
         <w:tc>
           <w:tcPr>
-            <w:tcW w:type="dxa" w:w="1225"/>
+            <w:tcW w:type="dxa" w:w="1428"/>
             <w:tcBorders>
               <w:top w:val="single" w:color="C9D3DF" w:sz="4"/>
               <w:left w:val="single" w:color="C9D3DF" w:sz="4"/>
@@ -9297,7 +9297,7 @@
         </w:trPr>
         <w:tc>
           <w:tcPr>
-            <w:tcW w:type="dxa" w:w="816"/>
+            <w:tcW w:type="dxa" w:w="1823"/>
             <w:tcBorders>
               <w:top w:val="single" w:color="C9D3DF" w:sz="4"/>
               <w:left w:val="single" w:color="C9D3DF" w:sz="4"/>
@@ -9327,7 +9327,7 @@
         </w:tc>
         <w:tc>
           <w:tcPr>
-            <w:tcW w:type="dxa" w:w="2755"/>
+            <w:tcW w:type="dxa" w:w="2192"/>
             <w:tcBorders>
               <w:top w:val="single" w:color="C9D3DF" w:sz="4"/>
               <w:left w:val="single" w:color="C9D3DF" w:sz="4"/>
@@ -9357,7 +9357,7 @@
         </w:tc>
         <w:tc>
           <w:tcPr>
-            <w:tcW w:type="dxa" w:w="4184"/>
+            <w:tcW w:type="dxa" w:w="3412"/>
             <w:tcBorders>
               <w:top w:val="single" w:color="C9D3DF" w:sz="4"/>
               <w:left w:val="single" w:color="C9D3DF" w:sz="4"/>
@@ -9387,29 +9387,29 @@
         </w:tc>
         <w:tc>
           <w:tcPr>
-            <w:tcW w:type="dxa" w:w="1224"/>
-            <w:tcBorders>
-              <w:top w:val="single" w:color="C9D3DF" w:sz="4"/>
-              <w:left w:val="single" w:color="C9D3DF" w:sz="4"/>
-              <w:bottom w:val="single" w:color="C9D3DF" w:sz="4"/>
-              <w:right w:val="single" w:color="C9D3DF" w:sz="4"/>
-            </w:tcBorders>
-            <w:tcMar>
-              <w:top w:type="dxa" w:w="50"/>
-              <w:left w:type="dxa" w:w="80"/>
-              <w:bottom w:type="dxa" w:w="50"/>
-              <w:right w:type="dxa" w:w="80"/>
-            </w:tcMar>
-          </w:tcPr>
-          <w:p>
-            <w:pPr>
-              <w:jc w:val="center"/>
-            </w:pPr>
-          </w:p>
-        </w:tc>
-        <w:tc>
-          <w:tcPr>
-            <w:tcW w:type="dxa" w:w="1225"/>
+            <w:tcW w:type="dxa" w:w="1349"/>
+            <w:tcBorders>
+              <w:top w:val="single" w:color="C9D3DF" w:sz="4"/>
+              <w:left w:val="single" w:color="C9D3DF" w:sz="4"/>
+              <w:bottom w:val="single" w:color="C9D3DF" w:sz="4"/>
+              <w:right w:val="single" w:color="C9D3DF" w:sz="4"/>
+            </w:tcBorders>
+            <w:tcMar>
+              <w:top w:type="dxa" w:w="50"/>
+              <w:left w:type="dxa" w:w="80"/>
+              <w:bottom w:type="dxa" w:w="50"/>
+              <w:right w:type="dxa" w:w="80"/>
+            </w:tcMar>
+          </w:tcPr>
+          <w:p>
+            <w:pPr>
+              <w:jc w:val="center"/>
+            </w:pPr>
+          </w:p>
+        </w:tc>
+        <w:tc>
+          <w:tcPr>
+            <w:tcW w:type="dxa" w:w="1428"/>
             <w:tcBorders>
               <w:top w:val="single" w:color="C9D3DF" w:sz="4"/>
               <w:left w:val="single" w:color="C9D3DF" w:sz="4"/>
@@ -9437,7 +9437,7 @@
         </w:trPr>
         <w:tc>
           <w:tcPr>
-            <w:tcW w:type="dxa" w:w="816"/>
+            <w:tcW w:type="dxa" w:w="1823"/>
             <w:tcBorders>
               <w:top w:val="single" w:color="C9D3DF" w:sz="4"/>
               <w:left w:val="single" w:color="C9D3DF" w:sz="4"/>
@@ -9467,7 +9467,7 @@
         </w:tc>
         <w:tc>
           <w:tcPr>
-            <w:tcW w:type="dxa" w:w="2755"/>
+            <w:tcW w:type="dxa" w:w="2192"/>
             <w:tcBorders>
               <w:top w:val="single" w:color="C9D3DF" w:sz="4"/>
               <w:left w:val="single" w:color="C9D3DF" w:sz="4"/>
@@ -9497,7 +9497,7 @@
         </w:tc>
         <w:tc>
           <w:tcPr>
-            <w:tcW w:type="dxa" w:w="4184"/>
+            <w:tcW w:type="dxa" w:w="3412"/>
             <w:tcBorders>
               <w:top w:val="single" w:color="C9D3DF" w:sz="4"/>
               <w:left w:val="single" w:color="C9D3DF" w:sz="4"/>
@@ -9527,29 +9527,29 @@
         </w:tc>
         <w:tc>
           <w:tcPr>
-            <w:tcW w:type="dxa" w:w="1224"/>
-            <w:tcBorders>
-              <w:top w:val="single" w:color="C9D3DF" w:sz="4"/>
-              <w:left w:val="single" w:color="C9D3DF" w:sz="4"/>
-              <w:bottom w:val="single" w:color="C9D3DF" w:sz="4"/>
-              <w:right w:val="single" w:color="C9D3DF" w:sz="4"/>
-            </w:tcBorders>
-            <w:tcMar>
-              <w:top w:type="dxa" w:w="50"/>
-              <w:left w:type="dxa" w:w="80"/>
-              <w:bottom w:type="dxa" w:w="50"/>
-              <w:right w:type="dxa" w:w="80"/>
-            </w:tcMar>
-          </w:tcPr>
-          <w:p>
-            <w:pPr>
-              <w:jc w:val="center"/>
-            </w:pPr>
-          </w:p>
-        </w:tc>
-        <w:tc>
-          <w:tcPr>
-            <w:tcW w:type="dxa" w:w="1225"/>
+            <w:tcW w:type="dxa" w:w="1349"/>
+            <w:tcBorders>
+              <w:top w:val="single" w:color="C9D3DF" w:sz="4"/>
+              <w:left w:val="single" w:color="C9D3DF" w:sz="4"/>
+              <w:bottom w:val="single" w:color="C9D3DF" w:sz="4"/>
+              <w:right w:val="single" w:color="C9D3DF" w:sz="4"/>
+            </w:tcBorders>
+            <w:tcMar>
+              <w:top w:type="dxa" w:w="50"/>
+              <w:left w:type="dxa" w:w="80"/>
+              <w:bottom w:type="dxa" w:w="50"/>
+              <w:right w:type="dxa" w:w="80"/>
+            </w:tcMar>
+          </w:tcPr>
+          <w:p>
+            <w:pPr>
+              <w:jc w:val="center"/>
+            </w:pPr>
+          </w:p>
+        </w:tc>
+        <w:tc>
+          <w:tcPr>
+            <w:tcW w:type="dxa" w:w="1428"/>
             <w:tcBorders>
               <w:top w:val="single" w:color="C9D3DF" w:sz="4"/>
               <w:left w:val="single" w:color="C9D3DF" w:sz="4"/>
@@ -9577,7 +9577,7 @@
         </w:trPr>
         <w:tc>
           <w:tcPr>
-            <w:tcW w:type="dxa" w:w="816"/>
+            <w:tcW w:type="dxa" w:w="1823"/>
             <w:tcBorders>
               <w:top w:val="single" w:color="C9D3DF" w:sz="4"/>
               <w:left w:val="single" w:color="C9D3DF" w:sz="4"/>
@@ -9607,7 +9607,7 @@
         </w:tc>
         <w:tc>
           <w:tcPr>
-            <w:tcW w:type="dxa" w:w="2755"/>
+            <w:tcW w:type="dxa" w:w="2192"/>
             <w:tcBorders>
               <w:top w:val="single" w:color="C9D3DF" w:sz="4"/>
               <w:left w:val="single" w:color="C9D3DF" w:sz="4"/>
@@ -9637,7 +9637,7 @@
         </w:tc>
         <w:tc>
           <w:tcPr>
-            <w:tcW w:type="dxa" w:w="4184"/>
+            <w:tcW w:type="dxa" w:w="3412"/>
             <w:tcBorders>
               <w:top w:val="single" w:color="C9D3DF" w:sz="4"/>
               <w:left w:val="single" w:color="C9D3DF" w:sz="4"/>
@@ -9683,29 +9683,29 @@
         </w:tc>
         <w:tc>
           <w:tcPr>
-            <w:tcW w:type="dxa" w:w="1224"/>
-            <w:tcBorders>
-              <w:top w:val="single" w:color="C9D3DF" w:sz="4"/>
-              <w:left w:val="single" w:color="C9D3DF" w:sz="4"/>
-              <w:bottom w:val="single" w:color="C9D3DF" w:sz="4"/>
-              <w:right w:val="single" w:color="C9D3DF" w:sz="4"/>
-            </w:tcBorders>
-            <w:tcMar>
-              <w:top w:type="dxa" w:w="50"/>
-              <w:left w:type="dxa" w:w="80"/>
-              <w:bottom w:type="dxa" w:w="50"/>
-              <w:right w:type="dxa" w:w="80"/>
-            </w:tcMar>
-          </w:tcPr>
-          <w:p>
-            <w:pPr>
-              <w:jc w:val="center"/>
-            </w:pPr>
-          </w:p>
-        </w:tc>
-        <w:tc>
-          <w:tcPr>
-            <w:tcW w:type="dxa" w:w="1225"/>
+            <w:tcW w:type="dxa" w:w="1349"/>
+            <w:tcBorders>
+              <w:top w:val="single" w:color="C9D3DF" w:sz="4"/>
+              <w:left w:val="single" w:color="C9D3DF" w:sz="4"/>
+              <w:bottom w:val="single" w:color="C9D3DF" w:sz="4"/>
+              <w:right w:val="single" w:color="C9D3DF" w:sz="4"/>
+            </w:tcBorders>
+            <w:tcMar>
+              <w:top w:type="dxa" w:w="50"/>
+              <w:left w:type="dxa" w:w="80"/>
+              <w:bottom w:type="dxa" w:w="50"/>
+              <w:right w:type="dxa" w:w="80"/>
+            </w:tcMar>
+          </w:tcPr>
+          <w:p>
+            <w:pPr>
+              <w:jc w:val="center"/>
+            </w:pPr>
+          </w:p>
+        </w:tc>
+        <w:tc>
+          <w:tcPr>
+            <w:tcW w:type="dxa" w:w="1428"/>
             <w:tcBorders>
               <w:top w:val="single" w:color="C9D3DF" w:sz="4"/>
               <w:left w:val="single" w:color="C9D3DF" w:sz="4"/>
@@ -9763,11 +9763,11 @@
         </w:tblBorders>
       </w:tblPr>
       <w:tblGrid>
-        <w:gridCol w:w="816"/>
-        <w:gridCol w:w="2755"/>
-        <w:gridCol w:w="4184"/>
-        <w:gridCol w:w="1224"/>
-        <w:gridCol w:w="1225"/>
+        <w:gridCol w:w="1684"/>
+        <w:gridCol w:w="2769"/>
+        <w:gridCol w:w="3422"/>
+        <w:gridCol w:w="1139"/>
+        <w:gridCol w:w="1190"/>
       </w:tblGrid>
       <w:tr>
         <w:trPr>
@@ -9776,7 +9776,7 @@
         </w:trPr>
         <w:tc>
           <w:tcPr>
-            <w:tcW w:type="dxa" w:w="816"/>
+            <w:tcW w:type="dxa" w:w="1684"/>
             <w:tcBorders>
               <w:top w:val="single" w:color="C9D3DF" w:sz="4"/>
               <w:left w:val="single" w:color="C9D3DF" w:sz="4"/>
@@ -9810,7 +9810,7 @@
         </w:tc>
         <w:tc>
           <w:tcPr>
-            <w:tcW w:type="dxa" w:w="2755"/>
+            <w:tcW w:type="dxa" w:w="2769"/>
             <w:tcBorders>
               <w:top w:val="single" w:color="C9D3DF" w:sz="4"/>
               <w:left w:val="single" w:color="C9D3DF" w:sz="4"/>
@@ -9844,7 +9844,7 @@
         </w:tc>
         <w:tc>
           <w:tcPr>
-            <w:tcW w:type="dxa" w:w="4184"/>
+            <w:tcW w:type="dxa" w:w="3422"/>
             <w:tcBorders>
               <w:top w:val="single" w:color="C9D3DF" w:sz="4"/>
               <w:left w:val="single" w:color="C9D3DF" w:sz="4"/>
@@ -9878,7 +9878,7 @@
         </w:tc>
         <w:tc>
           <w:tcPr>
-            <w:tcW w:type="dxa" w:w="1224"/>
+            <w:tcW w:type="dxa" w:w="1139"/>
             <w:tcBorders>
               <w:top w:val="single" w:color="C9D3DF" w:sz="4"/>
               <w:left w:val="single" w:color="C9D3DF" w:sz="4"/>
@@ -9912,7 +9912,7 @@
         </w:tc>
         <w:tc>
           <w:tcPr>
-            <w:tcW w:type="dxa" w:w="1225"/>
+            <w:tcW w:type="dxa" w:w="1190"/>
             <w:tcBorders>
               <w:top w:val="single" w:color="C9D3DF" w:sz="4"/>
               <w:left w:val="single" w:color="C9D3DF" w:sz="4"/>
@@ -9952,7 +9952,7 @@
         </w:trPr>
         <w:tc>
           <w:tcPr>
-            <w:tcW w:type="dxa" w:w="816"/>
+            <w:tcW w:type="dxa" w:w="1684"/>
             <w:tcBorders>
               <w:top w:val="single" w:color="C9D3DF" w:sz="4"/>
               <w:left w:val="single" w:color="C9D3DF" w:sz="4"/>
@@ -9982,7 +9982,7 @@
         </w:tc>
         <w:tc>
           <w:tcPr>
-            <w:tcW w:type="dxa" w:w="2755"/>
+            <w:tcW w:type="dxa" w:w="2769"/>
             <w:tcBorders>
               <w:top w:val="single" w:color="C9D3DF" w:sz="4"/>
               <w:left w:val="single" w:color="C9D3DF" w:sz="4"/>
@@ -10012,7 +10012,7 @@
         </w:tc>
         <w:tc>
           <w:tcPr>
-            <w:tcW w:type="dxa" w:w="4184"/>
+            <w:tcW w:type="dxa" w:w="3422"/>
             <w:tcBorders>
               <w:top w:val="single" w:color="C9D3DF" w:sz="4"/>
               <w:left w:val="single" w:color="C9D3DF" w:sz="4"/>
@@ -10042,29 +10042,29 @@
         </w:tc>
         <w:tc>
           <w:tcPr>
-            <w:tcW w:type="dxa" w:w="1224"/>
-            <w:tcBorders>
-              <w:top w:val="single" w:color="C9D3DF" w:sz="4"/>
-              <w:left w:val="single" w:color="C9D3DF" w:sz="4"/>
-              <w:bottom w:val="single" w:color="C9D3DF" w:sz="4"/>
-              <w:right w:val="single" w:color="C9D3DF" w:sz="4"/>
-            </w:tcBorders>
-            <w:tcMar>
-              <w:top w:type="dxa" w:w="50"/>
-              <w:left w:type="dxa" w:w="80"/>
-              <w:bottom w:type="dxa" w:w="50"/>
-              <w:right w:type="dxa" w:w="80"/>
-            </w:tcMar>
-          </w:tcPr>
-          <w:p>
-            <w:pPr>
-              <w:jc w:val="center"/>
-            </w:pPr>
-          </w:p>
-        </w:tc>
-        <w:tc>
-          <w:tcPr>
-            <w:tcW w:type="dxa" w:w="1225"/>
+            <w:tcW w:type="dxa" w:w="1139"/>
+            <w:tcBorders>
+              <w:top w:val="single" w:color="C9D3DF" w:sz="4"/>
+              <w:left w:val="single" w:color="C9D3DF" w:sz="4"/>
+              <w:bottom w:val="single" w:color="C9D3DF" w:sz="4"/>
+              <w:right w:val="single" w:color="C9D3DF" w:sz="4"/>
+            </w:tcBorders>
+            <w:tcMar>
+              <w:top w:type="dxa" w:w="50"/>
+              <w:left w:type="dxa" w:w="80"/>
+              <w:bottom w:type="dxa" w:w="50"/>
+              <w:right w:type="dxa" w:w="80"/>
+            </w:tcMar>
+          </w:tcPr>
+          <w:p>
+            <w:pPr>
+              <w:jc w:val="center"/>
+            </w:pPr>
+          </w:p>
+        </w:tc>
+        <w:tc>
+          <w:tcPr>
+            <w:tcW w:type="dxa" w:w="1190"/>
             <w:tcBorders>
               <w:top w:val="single" w:color="C9D3DF" w:sz="4"/>
               <w:left w:val="single" w:color="C9D3DF" w:sz="4"/>
@@ -10092,7 +10092,7 @@
         </w:trPr>
         <w:tc>
           <w:tcPr>
-            <w:tcW w:type="dxa" w:w="816"/>
+            <w:tcW w:type="dxa" w:w="1684"/>
             <w:tcBorders>
               <w:top w:val="single" w:color="C9D3DF" w:sz="4"/>
               <w:left w:val="single" w:color="C9D3DF" w:sz="4"/>
@@ -10122,7 +10122,7 @@
         </w:tc>
         <w:tc>
           <w:tcPr>
-            <w:tcW w:type="dxa" w:w="2755"/>
+            <w:tcW w:type="dxa" w:w="2769"/>
             <w:tcBorders>
               <w:top w:val="single" w:color="C9D3DF" w:sz="4"/>
               <w:left w:val="single" w:color="C9D3DF" w:sz="4"/>
@@ -10152,7 +10152,7 @@
         </w:tc>
         <w:tc>
           <w:tcPr>
-            <w:tcW w:type="dxa" w:w="4184"/>
+            <w:tcW w:type="dxa" w:w="3422"/>
             <w:tcBorders>
               <w:top w:val="single" w:color="C9D3DF" w:sz="4"/>
               <w:left w:val="single" w:color="C9D3DF" w:sz="4"/>
@@ -10182,29 +10182,29 @@
         </w:tc>
         <w:tc>
           <w:tcPr>
-            <w:tcW w:type="dxa" w:w="1224"/>
-            <w:tcBorders>
-              <w:top w:val="single" w:color="C9D3DF" w:sz="4"/>
-              <w:left w:val="single" w:color="C9D3DF" w:sz="4"/>
-              <w:bottom w:val="single" w:color="C9D3DF" w:sz="4"/>
-              <w:right w:val="single" w:color="C9D3DF" w:sz="4"/>
-            </w:tcBorders>
-            <w:tcMar>
-              <w:top w:type="dxa" w:w="50"/>
-              <w:left w:type="dxa" w:w="80"/>
-              <w:bottom w:type="dxa" w:w="50"/>
-              <w:right w:type="dxa" w:w="80"/>
-            </w:tcMar>
-          </w:tcPr>
-          <w:p>
-            <w:pPr>
-              <w:jc w:val="center"/>
-            </w:pPr>
-          </w:p>
-        </w:tc>
-        <w:tc>
-          <w:tcPr>
-            <w:tcW w:type="dxa" w:w="1225"/>
+            <w:tcW w:type="dxa" w:w="1139"/>
+            <w:tcBorders>
+              <w:top w:val="single" w:color="C9D3DF" w:sz="4"/>
+              <w:left w:val="single" w:color="C9D3DF" w:sz="4"/>
+              <w:bottom w:val="single" w:color="C9D3DF" w:sz="4"/>
+              <w:right w:val="single" w:color="C9D3DF" w:sz="4"/>
+            </w:tcBorders>
+            <w:tcMar>
+              <w:top w:type="dxa" w:w="50"/>
+              <w:left w:type="dxa" w:w="80"/>
+              <w:bottom w:type="dxa" w:w="50"/>
+              <w:right w:type="dxa" w:w="80"/>
+            </w:tcMar>
+          </w:tcPr>
+          <w:p>
+            <w:pPr>
+              <w:jc w:val="center"/>
+            </w:pPr>
+          </w:p>
+        </w:tc>
+        <w:tc>
+          <w:tcPr>
+            <w:tcW w:type="dxa" w:w="1190"/>
             <w:tcBorders>
               <w:top w:val="single" w:color="C9D3DF" w:sz="4"/>
               <w:left w:val="single" w:color="C9D3DF" w:sz="4"/>
@@ -10232,7 +10232,7 @@
         </w:trPr>
         <w:tc>
           <w:tcPr>
-            <w:tcW w:type="dxa" w:w="816"/>
+            <w:tcW w:type="dxa" w:w="1684"/>
             <w:tcBorders>
               <w:top w:val="single" w:color="C9D3DF" w:sz="4"/>
               <w:left w:val="single" w:color="C9D3DF" w:sz="4"/>
@@ -10262,7 +10262,7 @@
         </w:tc>
         <w:tc>
           <w:tcPr>
-            <w:tcW w:type="dxa" w:w="2755"/>
+            <w:tcW w:type="dxa" w:w="2769"/>
             <w:tcBorders>
               <w:top w:val="single" w:color="C9D3DF" w:sz="4"/>
               <w:left w:val="single" w:color="C9D3DF" w:sz="4"/>
@@ -10292,7 +10292,7 @@
         </w:tc>
         <w:tc>
           <w:tcPr>
-            <w:tcW w:type="dxa" w:w="4184"/>
+            <w:tcW w:type="dxa" w:w="3422"/>
             <w:tcBorders>
               <w:top w:val="single" w:color="C9D3DF" w:sz="4"/>
               <w:left w:val="single" w:color="C9D3DF" w:sz="4"/>
@@ -10322,29 +10322,29 @@
         </w:tc>
         <w:tc>
           <w:tcPr>
-            <w:tcW w:type="dxa" w:w="1224"/>
-            <w:tcBorders>
-              <w:top w:val="single" w:color="C9D3DF" w:sz="4"/>
-              <w:left w:val="single" w:color="C9D3DF" w:sz="4"/>
-              <w:bottom w:val="single" w:color="C9D3DF" w:sz="4"/>
-              <w:right w:val="single" w:color="C9D3DF" w:sz="4"/>
-            </w:tcBorders>
-            <w:tcMar>
-              <w:top w:type="dxa" w:w="50"/>
-              <w:left w:type="dxa" w:w="80"/>
-              <w:bottom w:type="dxa" w:w="50"/>
-              <w:right w:type="dxa" w:w="80"/>
-            </w:tcMar>
-          </w:tcPr>
-          <w:p>
-            <w:pPr>
-              <w:jc w:val="center"/>
-            </w:pPr>
-          </w:p>
-        </w:tc>
-        <w:tc>
-          <w:tcPr>
-            <w:tcW w:type="dxa" w:w="1225"/>
+            <w:tcW w:type="dxa" w:w="1139"/>
+            <w:tcBorders>
+              <w:top w:val="single" w:color="C9D3DF" w:sz="4"/>
+              <w:left w:val="single" w:color="C9D3DF" w:sz="4"/>
+              <w:bottom w:val="single" w:color="C9D3DF" w:sz="4"/>
+              <w:right w:val="single" w:color="C9D3DF" w:sz="4"/>
+            </w:tcBorders>
+            <w:tcMar>
+              <w:top w:type="dxa" w:w="50"/>
+              <w:left w:type="dxa" w:w="80"/>
+              <w:bottom w:type="dxa" w:w="50"/>
+              <w:right w:type="dxa" w:w="80"/>
+            </w:tcMar>
+          </w:tcPr>
+          <w:p>
+            <w:pPr>
+              <w:jc w:val="center"/>
+            </w:pPr>
+          </w:p>
+        </w:tc>
+        <w:tc>
+          <w:tcPr>
+            <w:tcW w:type="dxa" w:w="1190"/>
             <w:tcBorders>
               <w:top w:val="single" w:color="C9D3DF" w:sz="4"/>
               <w:left w:val="single" w:color="C9D3DF" w:sz="4"/>
@@ -10372,7 +10372,7 @@
         </w:trPr>
         <w:tc>
           <w:tcPr>
-            <w:tcW w:type="dxa" w:w="816"/>
+            <w:tcW w:type="dxa" w:w="1684"/>
             <w:tcBorders>
               <w:top w:val="single" w:color="C9D3DF" w:sz="4"/>
               <w:left w:val="single" w:color="C9D3DF" w:sz="4"/>
@@ -10402,7 +10402,7 @@
         </w:tc>
         <w:tc>
           <w:tcPr>
-            <w:tcW w:type="dxa" w:w="2755"/>
+            <w:tcW w:type="dxa" w:w="2769"/>
             <w:tcBorders>
               <w:top w:val="single" w:color="C9D3DF" w:sz="4"/>
               <w:left w:val="single" w:color="C9D3DF" w:sz="4"/>
@@ -10432,7 +10432,7 @@
         </w:tc>
         <w:tc>
           <w:tcPr>
-            <w:tcW w:type="dxa" w:w="4184"/>
+            <w:tcW w:type="dxa" w:w="3422"/>
             <w:tcBorders>
               <w:top w:val="single" w:color="C9D3DF" w:sz="4"/>
               <w:left w:val="single" w:color="C9D3DF" w:sz="4"/>
@@ -10478,29 +10478,29 @@
         </w:tc>
         <w:tc>
           <w:tcPr>
-            <w:tcW w:type="dxa" w:w="1224"/>
-            <w:tcBorders>
-              <w:top w:val="single" w:color="C9D3DF" w:sz="4"/>
-              <w:left w:val="single" w:color="C9D3DF" w:sz="4"/>
-              <w:bottom w:val="single" w:color="C9D3DF" w:sz="4"/>
-              <w:right w:val="single" w:color="C9D3DF" w:sz="4"/>
-            </w:tcBorders>
-            <w:tcMar>
-              <w:top w:type="dxa" w:w="50"/>
-              <w:left w:type="dxa" w:w="80"/>
-              <w:bottom w:type="dxa" w:w="50"/>
-              <w:right w:type="dxa" w:w="80"/>
-            </w:tcMar>
-          </w:tcPr>
-          <w:p>
-            <w:pPr>
-              <w:jc w:val="center"/>
-            </w:pPr>
-          </w:p>
-        </w:tc>
-        <w:tc>
-          <w:tcPr>
-            <w:tcW w:type="dxa" w:w="1225"/>
+            <w:tcW w:type="dxa" w:w="1139"/>
+            <w:tcBorders>
+              <w:top w:val="single" w:color="C9D3DF" w:sz="4"/>
+              <w:left w:val="single" w:color="C9D3DF" w:sz="4"/>
+              <w:bottom w:val="single" w:color="C9D3DF" w:sz="4"/>
+              <w:right w:val="single" w:color="C9D3DF" w:sz="4"/>
+            </w:tcBorders>
+            <w:tcMar>
+              <w:top w:type="dxa" w:w="50"/>
+              <w:left w:type="dxa" w:w="80"/>
+              <w:bottom w:type="dxa" w:w="50"/>
+              <w:right w:type="dxa" w:w="80"/>
+            </w:tcMar>
+          </w:tcPr>
+          <w:p>
+            <w:pPr>
+              <w:jc w:val="center"/>
+            </w:pPr>
+          </w:p>
+        </w:tc>
+        <w:tc>
+          <w:tcPr>
+            <w:tcW w:type="dxa" w:w="1190"/>
             <w:tcBorders>
               <w:top w:val="single" w:color="C9D3DF" w:sz="4"/>
               <w:left w:val="single" w:color="C9D3DF" w:sz="4"/>
@@ -10528,7 +10528,7 @@
         </w:trPr>
         <w:tc>
           <w:tcPr>
-            <w:tcW w:type="dxa" w:w="816"/>
+            <w:tcW w:type="dxa" w:w="1684"/>
             <w:tcBorders>
               <w:top w:val="single" w:color="C9D3DF" w:sz="4"/>
               <w:left w:val="single" w:color="C9D3DF" w:sz="4"/>
@@ -10558,7 +10558,7 @@
         </w:tc>
         <w:tc>
           <w:tcPr>
-            <w:tcW w:type="dxa" w:w="2755"/>
+            <w:tcW w:type="dxa" w:w="2769"/>
             <w:tcBorders>
               <w:top w:val="single" w:color="C9D3DF" w:sz="4"/>
               <w:left w:val="single" w:color="C9D3DF" w:sz="4"/>
@@ -10588,7 +10588,7 @@
         </w:tc>
         <w:tc>
           <w:tcPr>
-            <w:tcW w:type="dxa" w:w="4184"/>
+            <w:tcW w:type="dxa" w:w="3422"/>
             <w:tcBorders>
               <w:top w:val="single" w:color="C9D3DF" w:sz="4"/>
               <w:left w:val="single" w:color="C9D3DF" w:sz="4"/>
@@ -10618,29 +10618,29 @@
         </w:tc>
         <w:tc>
           <w:tcPr>
-            <w:tcW w:type="dxa" w:w="1224"/>
-            <w:tcBorders>
-              <w:top w:val="single" w:color="C9D3DF" w:sz="4"/>
-              <w:left w:val="single" w:color="C9D3DF" w:sz="4"/>
-              <w:bottom w:val="single" w:color="C9D3DF" w:sz="4"/>
-              <w:right w:val="single" w:color="C9D3DF" w:sz="4"/>
-            </w:tcBorders>
-            <w:tcMar>
-              <w:top w:type="dxa" w:w="50"/>
-              <w:left w:type="dxa" w:w="80"/>
-              <w:bottom w:type="dxa" w:w="50"/>
-              <w:right w:type="dxa" w:w="80"/>
-            </w:tcMar>
-          </w:tcPr>
-          <w:p>
-            <w:pPr>
-              <w:jc w:val="center"/>
-            </w:pPr>
-          </w:p>
-        </w:tc>
-        <w:tc>
-          <w:tcPr>
-            <w:tcW w:type="dxa" w:w="1225"/>
+            <w:tcW w:type="dxa" w:w="1139"/>
+            <w:tcBorders>
+              <w:top w:val="single" w:color="C9D3DF" w:sz="4"/>
+              <w:left w:val="single" w:color="C9D3DF" w:sz="4"/>
+              <w:bottom w:val="single" w:color="C9D3DF" w:sz="4"/>
+              <w:right w:val="single" w:color="C9D3DF" w:sz="4"/>
+            </w:tcBorders>
+            <w:tcMar>
+              <w:top w:type="dxa" w:w="50"/>
+              <w:left w:type="dxa" w:w="80"/>
+              <w:bottom w:type="dxa" w:w="50"/>
+              <w:right w:type="dxa" w:w="80"/>
+            </w:tcMar>
+          </w:tcPr>
+          <w:p>
+            <w:pPr>
+              <w:jc w:val="center"/>
+            </w:pPr>
+          </w:p>
+        </w:tc>
+        <w:tc>
+          <w:tcPr>
+            <w:tcW w:type="dxa" w:w="1190"/>
             <w:tcBorders>
               <w:top w:val="single" w:color="C9D3DF" w:sz="4"/>
               <w:left w:val="single" w:color="C9D3DF" w:sz="4"/>
@@ -10668,7 +10668,7 @@
         </w:trPr>
         <w:tc>
           <w:tcPr>
-            <w:tcW w:type="dxa" w:w="816"/>
+            <w:tcW w:type="dxa" w:w="1684"/>
             <w:tcBorders>
               <w:top w:val="single" w:color="C9D3DF" w:sz="4"/>
               <w:left w:val="single" w:color="C9D3DF" w:sz="4"/>
@@ -10698,7 +10698,7 @@
         </w:tc>
         <w:tc>
           <w:tcPr>
-            <w:tcW w:type="dxa" w:w="2755"/>
+            <w:tcW w:type="dxa" w:w="2769"/>
             <w:tcBorders>
               <w:top w:val="single" w:color="C9D3DF" w:sz="4"/>
               <w:left w:val="single" w:color="C9D3DF" w:sz="4"/>
@@ -10728,7 +10728,7 @@
         </w:tc>
         <w:tc>
           <w:tcPr>
-            <w:tcW w:type="dxa" w:w="4184"/>
+            <w:tcW w:type="dxa" w:w="3422"/>
             <w:tcBorders>
               <w:top w:val="single" w:color="C9D3DF" w:sz="4"/>
               <w:left w:val="single" w:color="C9D3DF" w:sz="4"/>
@@ -10758,29 +10758,29 @@
         </w:tc>
         <w:tc>
           <w:tcPr>
-            <w:tcW w:type="dxa" w:w="1224"/>
-            <w:tcBorders>
-              <w:top w:val="single" w:color="C9D3DF" w:sz="4"/>
-              <w:left w:val="single" w:color="C9D3DF" w:sz="4"/>
-              <w:bottom w:val="single" w:color="C9D3DF" w:sz="4"/>
-              <w:right w:val="single" w:color="C9D3DF" w:sz="4"/>
-            </w:tcBorders>
-            <w:tcMar>
-              <w:top w:type="dxa" w:w="50"/>
-              <w:left w:type="dxa" w:w="80"/>
-              <w:bottom w:type="dxa" w:w="50"/>
-              <w:right w:type="dxa" w:w="80"/>
-            </w:tcMar>
-          </w:tcPr>
-          <w:p>
-            <w:pPr>
-              <w:jc w:val="center"/>
-            </w:pPr>
-          </w:p>
-        </w:tc>
-        <w:tc>
-          <w:tcPr>
-            <w:tcW w:type="dxa" w:w="1225"/>
+            <w:tcW w:type="dxa" w:w="1139"/>
+            <w:tcBorders>
+              <w:top w:val="single" w:color="C9D3DF" w:sz="4"/>
+              <w:left w:val="single" w:color="C9D3DF" w:sz="4"/>
+              <w:bottom w:val="single" w:color="C9D3DF" w:sz="4"/>
+              <w:right w:val="single" w:color="C9D3DF" w:sz="4"/>
+            </w:tcBorders>
+            <w:tcMar>
+              <w:top w:type="dxa" w:w="50"/>
+              <w:left w:type="dxa" w:w="80"/>
+              <w:bottom w:type="dxa" w:w="50"/>
+              <w:right w:type="dxa" w:w="80"/>
+            </w:tcMar>
+          </w:tcPr>
+          <w:p>
+            <w:pPr>
+              <w:jc w:val="center"/>
+            </w:pPr>
+          </w:p>
+        </w:tc>
+        <w:tc>
+          <w:tcPr>
+            <w:tcW w:type="dxa" w:w="1190"/>
             <w:tcBorders>
               <w:top w:val="single" w:color="C9D3DF" w:sz="4"/>
               <w:left w:val="single" w:color="C9D3DF" w:sz="4"/>
@@ -10808,7 +10808,7 @@
         </w:trPr>
         <w:tc>
           <w:tcPr>
-            <w:tcW w:type="dxa" w:w="816"/>
+            <w:tcW w:type="dxa" w:w="1684"/>
             <w:tcBorders>
               <w:top w:val="single" w:color="C9D3DF" w:sz="4"/>
               <w:left w:val="single" w:color="C9D3DF" w:sz="4"/>
@@ -10838,7 +10838,7 @@
         </w:tc>
         <w:tc>
           <w:tcPr>
-            <w:tcW w:type="dxa" w:w="2755"/>
+            <w:tcW w:type="dxa" w:w="2769"/>
             <w:tcBorders>
               <w:top w:val="single" w:color="C9D3DF" w:sz="4"/>
               <w:left w:val="single" w:color="C9D3DF" w:sz="4"/>
@@ -10868,7 +10868,7 @@
         </w:tc>
         <w:tc>
           <w:tcPr>
-            <w:tcW w:type="dxa" w:w="4184"/>
+            <w:tcW w:type="dxa" w:w="3422"/>
             <w:tcBorders>
               <w:top w:val="single" w:color="C9D3DF" w:sz="4"/>
               <w:left w:val="single" w:color="C9D3DF" w:sz="4"/>
@@ -10906,29 +10906,29 @@
         </w:tc>
         <w:tc>
           <w:tcPr>
-            <w:tcW w:type="dxa" w:w="1224"/>
-            <w:tcBorders>
-              <w:top w:val="single" w:color="C9D3DF" w:sz="4"/>
-              <w:left w:val="single" w:color="C9D3DF" w:sz="4"/>
-              <w:bottom w:val="single" w:color="C9D3DF" w:sz="4"/>
-              <w:right w:val="single" w:color="C9D3DF" w:sz="4"/>
-            </w:tcBorders>
-            <w:tcMar>
-              <w:top w:type="dxa" w:w="50"/>
-              <w:left w:type="dxa" w:w="80"/>
-              <w:bottom w:type="dxa" w:w="50"/>
-              <w:right w:type="dxa" w:w="80"/>
-            </w:tcMar>
-          </w:tcPr>
-          <w:p>
-            <w:pPr>
-              <w:jc w:val="center"/>
-            </w:pPr>
-          </w:p>
-        </w:tc>
-        <w:tc>
-          <w:tcPr>
-            <w:tcW w:type="dxa" w:w="1225"/>
+            <w:tcW w:type="dxa" w:w="1139"/>
+            <w:tcBorders>
+              <w:top w:val="single" w:color="C9D3DF" w:sz="4"/>
+              <w:left w:val="single" w:color="C9D3DF" w:sz="4"/>
+              <w:bottom w:val="single" w:color="C9D3DF" w:sz="4"/>
+              <w:right w:val="single" w:color="C9D3DF" w:sz="4"/>
+            </w:tcBorders>
+            <w:tcMar>
+              <w:top w:type="dxa" w:w="50"/>
+              <w:left w:type="dxa" w:w="80"/>
+              <w:bottom w:type="dxa" w:w="50"/>
+              <w:right w:type="dxa" w:w="80"/>
+            </w:tcMar>
+          </w:tcPr>
+          <w:p>
+            <w:pPr>
+              <w:jc w:val="center"/>
+            </w:pPr>
+          </w:p>
+        </w:tc>
+        <w:tc>
+          <w:tcPr>
+            <w:tcW w:type="dxa" w:w="1190"/>
             <w:tcBorders>
               <w:top w:val="single" w:color="C9D3DF" w:sz="4"/>
               <w:left w:val="single" w:color="C9D3DF" w:sz="4"/>
@@ -10986,11 +10986,11 @@
         </w:tblBorders>
       </w:tblPr>
       <w:tblGrid>
-        <w:gridCol w:w="816"/>
-        <w:gridCol w:w="2755"/>
-        <w:gridCol w:w="4184"/>
-        <w:gridCol w:w="1224"/>
-        <w:gridCol w:w="1225"/>
+        <w:gridCol w:w="1622"/>
+        <w:gridCol w:w="2660"/>
+        <w:gridCol w:w="3325"/>
+        <w:gridCol w:w="1258"/>
+        <w:gridCol w:w="1339"/>
       </w:tblGrid>
       <w:tr>
         <w:trPr>
@@ -10999,7 +10999,7 @@
         </w:trPr>
         <w:tc>
           <w:tcPr>
-            <w:tcW w:type="dxa" w:w="816"/>
+            <w:tcW w:type="dxa" w:w="1622"/>
             <w:tcBorders>
               <w:top w:val="single" w:color="C9D3DF" w:sz="4"/>
               <w:left w:val="single" w:color="C9D3DF" w:sz="4"/>
@@ -11033,7 +11033,7 @@
         </w:tc>
         <w:tc>
           <w:tcPr>
-            <w:tcW w:type="dxa" w:w="2755"/>
+            <w:tcW w:type="dxa" w:w="2660"/>
             <w:tcBorders>
               <w:top w:val="single" w:color="C9D3DF" w:sz="4"/>
               <w:left w:val="single" w:color="C9D3DF" w:sz="4"/>
@@ -11067,7 +11067,7 @@
         </w:tc>
         <w:tc>
           <w:tcPr>
-            <w:tcW w:type="dxa" w:w="4184"/>
+            <w:tcW w:type="dxa" w:w="3325"/>
             <w:tcBorders>
               <w:top w:val="single" w:color="C9D3DF" w:sz="4"/>
               <w:left w:val="single" w:color="C9D3DF" w:sz="4"/>
@@ -11101,7 +11101,7 @@
         </w:tc>
         <w:tc>
           <w:tcPr>
-            <w:tcW w:type="dxa" w:w="1224"/>
+            <w:tcW w:type="dxa" w:w="1258"/>
             <w:tcBorders>
               <w:top w:val="single" w:color="C9D3DF" w:sz="4"/>
               <w:left w:val="single" w:color="C9D3DF" w:sz="4"/>
@@ -11135,7 +11135,7 @@
         </w:tc>
         <w:tc>
           <w:tcPr>
-            <w:tcW w:type="dxa" w:w="1225"/>
+            <w:tcW w:type="dxa" w:w="1339"/>
             <w:tcBorders>
               <w:top w:val="single" w:color="C9D3DF" w:sz="4"/>
               <w:left w:val="single" w:color="C9D3DF" w:sz="4"/>
@@ -11175,7 +11175,7 @@
         </w:trPr>
         <w:tc>
           <w:tcPr>
-            <w:tcW w:type="dxa" w:w="816"/>
+            <w:tcW w:type="dxa" w:w="1622"/>
             <w:tcBorders>
               <w:top w:val="single" w:color="C9D3DF" w:sz="4"/>
               <w:left w:val="single" w:color="C9D3DF" w:sz="4"/>
@@ -11205,7 +11205,7 @@
         </w:tc>
         <w:tc>
           <w:tcPr>
-            <w:tcW w:type="dxa" w:w="2755"/>
+            <w:tcW w:type="dxa" w:w="2660"/>
             <w:tcBorders>
               <w:top w:val="single" w:color="C9D3DF" w:sz="4"/>
               <w:left w:val="single" w:color="C9D3DF" w:sz="4"/>
@@ -11235,7 +11235,7 @@
         </w:tc>
         <w:tc>
           <w:tcPr>
-            <w:tcW w:type="dxa" w:w="4184"/>
+            <w:tcW w:type="dxa" w:w="3325"/>
             <w:tcBorders>
               <w:top w:val="single" w:color="C9D3DF" w:sz="4"/>
               <w:left w:val="single" w:color="C9D3DF" w:sz="4"/>
@@ -11265,29 +11265,29 @@
         </w:tc>
         <w:tc>
           <w:tcPr>
-            <w:tcW w:type="dxa" w:w="1224"/>
-            <w:tcBorders>
-              <w:top w:val="single" w:color="C9D3DF" w:sz="4"/>
-              <w:left w:val="single" w:color="C9D3DF" w:sz="4"/>
-              <w:bottom w:val="single" w:color="C9D3DF" w:sz="4"/>
-              <w:right w:val="single" w:color="C9D3DF" w:sz="4"/>
-            </w:tcBorders>
-            <w:tcMar>
-              <w:top w:type="dxa" w:w="50"/>
-              <w:left w:type="dxa" w:w="80"/>
-              <w:bottom w:type="dxa" w:w="50"/>
-              <w:right w:type="dxa" w:w="80"/>
-            </w:tcMar>
-          </w:tcPr>
-          <w:p>
-            <w:pPr>
-              <w:jc w:val="center"/>
-            </w:pPr>
-          </w:p>
-        </w:tc>
-        <w:tc>
-          <w:tcPr>
-            <w:tcW w:type="dxa" w:w="1225"/>
+            <w:tcW w:type="dxa" w:w="1258"/>
+            <w:tcBorders>
+              <w:top w:val="single" w:color="C9D3DF" w:sz="4"/>
+              <w:left w:val="single" w:color="C9D3DF" w:sz="4"/>
+              <w:bottom w:val="single" w:color="C9D3DF" w:sz="4"/>
+              <w:right w:val="single" w:color="C9D3DF" w:sz="4"/>
+            </w:tcBorders>
+            <w:tcMar>
+              <w:top w:type="dxa" w:w="50"/>
+              <w:left w:type="dxa" w:w="80"/>
+              <w:bottom w:type="dxa" w:w="50"/>
+              <w:right w:type="dxa" w:w="80"/>
+            </w:tcMar>
+          </w:tcPr>
+          <w:p>
+            <w:pPr>
+              <w:jc w:val="center"/>
+            </w:pPr>
+          </w:p>
+        </w:tc>
+        <w:tc>
+          <w:tcPr>
+            <w:tcW w:type="dxa" w:w="1339"/>
             <w:tcBorders>
               <w:top w:val="single" w:color="C9D3DF" w:sz="4"/>
               <w:left w:val="single" w:color="C9D3DF" w:sz="4"/>
@@ -11315,7 +11315,7 @@
         </w:trPr>
         <w:tc>
           <w:tcPr>
-            <w:tcW w:type="dxa" w:w="816"/>
+            <w:tcW w:type="dxa" w:w="1622"/>
             <w:tcBorders>
               <w:top w:val="single" w:color="C9D3DF" w:sz="4"/>
               <w:left w:val="single" w:color="C9D3DF" w:sz="4"/>
@@ -11345,7 +11345,7 @@
         </w:tc>
         <w:tc>
           <w:tcPr>
-            <w:tcW w:type="dxa" w:w="2755"/>
+            <w:tcW w:type="dxa" w:w="2660"/>
             <w:tcBorders>
               <w:top w:val="single" w:color="C9D3DF" w:sz="4"/>
               <w:left w:val="single" w:color="C9D3DF" w:sz="4"/>
@@ -11375,7 +11375,7 @@
         </w:tc>
         <w:tc>
           <w:tcPr>
-            <w:tcW w:type="dxa" w:w="4184"/>
+            <w:tcW w:type="dxa" w:w="3325"/>
             <w:tcBorders>
               <w:top w:val="single" w:color="C9D3DF" w:sz="4"/>
               <w:left w:val="single" w:color="C9D3DF" w:sz="4"/>
@@ -11405,29 +11405,29 @@
         </w:tc>
         <w:tc>
           <w:tcPr>
-            <w:tcW w:type="dxa" w:w="1224"/>
-            <w:tcBorders>
-              <w:top w:val="single" w:color="C9D3DF" w:sz="4"/>
-              <w:left w:val="single" w:color="C9D3DF" w:sz="4"/>
-              <w:bottom w:val="single" w:color="C9D3DF" w:sz="4"/>
-              <w:right w:val="single" w:color="C9D3DF" w:sz="4"/>
-            </w:tcBorders>
-            <w:tcMar>
-              <w:top w:type="dxa" w:w="50"/>
-              <w:left w:type="dxa" w:w="80"/>
-              <w:bottom w:type="dxa" w:w="50"/>
-              <w:right w:type="dxa" w:w="80"/>
-            </w:tcMar>
-          </w:tcPr>
-          <w:p>
-            <w:pPr>
-              <w:jc w:val="center"/>
-            </w:pPr>
-          </w:p>
-        </w:tc>
-        <w:tc>
-          <w:tcPr>
-            <w:tcW w:type="dxa" w:w="1225"/>
+            <w:tcW w:type="dxa" w:w="1258"/>
+            <w:tcBorders>
+              <w:top w:val="single" w:color="C9D3DF" w:sz="4"/>
+              <w:left w:val="single" w:color="C9D3DF" w:sz="4"/>
+              <w:bottom w:val="single" w:color="C9D3DF" w:sz="4"/>
+              <w:right w:val="single" w:color="C9D3DF" w:sz="4"/>
+            </w:tcBorders>
+            <w:tcMar>
+              <w:top w:type="dxa" w:w="50"/>
+              <w:left w:type="dxa" w:w="80"/>
+              <w:bottom w:type="dxa" w:w="50"/>
+              <w:right w:type="dxa" w:w="80"/>
+            </w:tcMar>
+          </w:tcPr>
+          <w:p>
+            <w:pPr>
+              <w:jc w:val="center"/>
+            </w:pPr>
+          </w:p>
+        </w:tc>
+        <w:tc>
+          <w:tcPr>
+            <w:tcW w:type="dxa" w:w="1339"/>
             <w:tcBorders>
               <w:top w:val="single" w:color="C9D3DF" w:sz="4"/>
               <w:left w:val="single" w:color="C9D3DF" w:sz="4"/>
@@ -11485,9 +11485,9 @@
         </w:tblBorders>
       </w:tblPr>
       <w:tblGrid>
-        <w:gridCol w:w="918"/>
-        <w:gridCol w:w="7449"/>
-        <w:gridCol w:w="1837"/>
+        <w:gridCol w:w="2330"/>
+        <w:gridCol w:w="6205"/>
+        <w:gridCol w:w="1669"/>
       </w:tblGrid>
       <w:tr>
         <w:trPr>
@@ -11496,7 +11496,7 @@
         </w:trPr>
         <w:tc>
           <w:tcPr>
-            <w:tcW w:type="dxa" w:w="918"/>
+            <w:tcW w:type="dxa" w:w="2330"/>
             <w:tcBorders>
               <w:top w:val="single" w:color="C9D3DF" w:sz="4"/>
               <w:left w:val="single" w:color="C9D3DF" w:sz="4"/>
@@ -11530,7 +11530,7 @@
         </w:tc>
         <w:tc>
           <w:tcPr>
-            <w:tcW w:type="dxa" w:w="7449"/>
+            <w:tcW w:type="dxa" w:w="6205"/>
             <w:tcBorders>
               <w:top w:val="single" w:color="C9D3DF" w:sz="4"/>
               <w:left w:val="single" w:color="C9D3DF" w:sz="4"/>
@@ -11564,7 +11564,7 @@
         </w:tc>
         <w:tc>
           <w:tcPr>
-            <w:tcW w:type="dxa" w:w="1837"/>
+            <w:tcW w:type="dxa" w:w="1669"/>
             <w:tcBorders>
               <w:top w:val="single" w:color="C9D3DF" w:sz="4"/>
               <w:left w:val="single" w:color="C9D3DF" w:sz="4"/>
@@ -11604,7 +11604,7 @@
         </w:trPr>
         <w:tc>
           <w:tcPr>
-            <w:tcW w:type="dxa" w:w="918"/>
+            <w:tcW w:type="dxa" w:w="2330"/>
             <w:tcBorders>
               <w:top w:val="single" w:color="C9D3DF" w:sz="4"/>
               <w:left w:val="single" w:color="C9D3DF" w:sz="4"/>
@@ -11634,7 +11634,7 @@
         </w:tc>
         <w:tc>
           <w:tcPr>
-            <w:tcW w:type="dxa" w:w="7449"/>
+            <w:tcW w:type="dxa" w:w="6205"/>
             <w:tcBorders>
               <w:top w:val="single" w:color="C9D3DF" w:sz="4"/>
               <w:left w:val="single" w:color="C9D3DF" w:sz="4"/>
@@ -11664,7 +11664,7 @@
         </w:tc>
         <w:tc>
           <w:tcPr>
-            <w:tcW w:type="dxa" w:w="1837"/>
+            <w:tcW w:type="dxa" w:w="1669"/>
             <w:tcBorders>
               <w:top w:val="single" w:color="C9D3DF" w:sz="4"/>
               <w:left w:val="single" w:color="C9D3DF" w:sz="4"/>
@@ -11692,7 +11692,7 @@
         </w:trPr>
         <w:tc>
           <w:tcPr>
-            <w:tcW w:type="dxa" w:w="918"/>
+            <w:tcW w:type="dxa" w:w="2330"/>
             <w:tcBorders>
               <w:top w:val="single" w:color="C9D3DF" w:sz="4"/>
               <w:left w:val="single" w:color="C9D3DF" w:sz="4"/>
@@ -11722,7 +11722,7 @@
         </w:tc>
         <w:tc>
           <w:tcPr>
-            <w:tcW w:type="dxa" w:w="7449"/>
+            <w:tcW w:type="dxa" w:w="6205"/>
             <w:tcBorders>
               <w:top w:val="single" w:color="C9D3DF" w:sz="4"/>
               <w:left w:val="single" w:color="C9D3DF" w:sz="4"/>
@@ -11748,7 +11748,7 @@
               </w:rPr>
               <w:t xml:space="preserve">설문 링크(</w:t>
             </w:r>
-            <w:hyperlink w:history="1" r:id="rIds76zoruzvwab58ltigohq">
+            <w:hyperlink w:history="1" r:id="rId9qol4uzol6615cflztj_7">
               <w:r>
                 <w:rPr>
                   <w:rStyle w:val="Hyperlink"/>
@@ -11771,7 +11771,7 @@
         </w:tc>
         <w:tc>
           <w:tcPr>
-            <w:tcW w:type="dxa" w:w="1837"/>
+            <w:tcW w:type="dxa" w:w="1669"/>
             <w:tcBorders>
               <w:top w:val="single" w:color="C9D3DF" w:sz="4"/>
               <w:left w:val="single" w:color="C9D3DF" w:sz="4"/>
@@ -11799,7 +11799,7 @@
         </w:trPr>
         <w:tc>
           <w:tcPr>
-            <w:tcW w:type="dxa" w:w="918"/>
+            <w:tcW w:type="dxa" w:w="2330"/>
             <w:tcBorders>
               <w:top w:val="single" w:color="C9D3DF" w:sz="4"/>
               <w:left w:val="single" w:color="C9D3DF" w:sz="4"/>
@@ -11829,7 +11829,7 @@
         </w:tc>
         <w:tc>
           <w:tcPr>
-            <w:tcW w:type="dxa" w:w="7449"/>
+            <w:tcW w:type="dxa" w:w="6205"/>
             <w:tcBorders>
               <w:top w:val="single" w:color="C9D3DF" w:sz="4"/>
               <w:left w:val="single" w:color="C9D3DF" w:sz="4"/>
@@ -11859,7 +11859,7 @@
         </w:tc>
         <w:tc>
           <w:tcPr>
-            <w:tcW w:type="dxa" w:w="1837"/>
+            <w:tcW w:type="dxa" w:w="1669"/>
             <w:tcBorders>
               <w:top w:val="single" w:color="C9D3DF" w:sz="4"/>
               <w:left w:val="single" w:color="C9D3DF" w:sz="4"/>
@@ -11887,7 +11887,7 @@
         </w:trPr>
         <w:tc>
           <w:tcPr>
-            <w:tcW w:type="dxa" w:w="918"/>
+            <w:tcW w:type="dxa" w:w="2330"/>
             <w:tcBorders>
               <w:top w:val="single" w:color="C9D3DF" w:sz="4"/>
               <w:left w:val="single" w:color="C9D3DF" w:sz="4"/>
@@ -11917,7 +11917,7 @@
         </w:tc>
         <w:tc>
           <w:tcPr>
-            <w:tcW w:type="dxa" w:w="7449"/>
+            <w:tcW w:type="dxa" w:w="6205"/>
             <w:tcBorders>
               <w:top w:val="single" w:color="C9D3DF" w:sz="4"/>
               <w:left w:val="single" w:color="C9D3DF" w:sz="4"/>
@@ -11947,7 +11947,7 @@
         </w:tc>
         <w:tc>
           <w:tcPr>
-            <w:tcW w:type="dxa" w:w="1837"/>
+            <w:tcW w:type="dxa" w:w="1669"/>
             <w:tcBorders>
               <w:top w:val="single" w:color="C9D3DF" w:sz="4"/>
               <w:left w:val="single" w:color="C9D3DF" w:sz="4"/>
@@ -12005,9 +12005,9 @@
         </w:tblBorders>
       </w:tblPr>
       <w:tblGrid>
-        <w:gridCol w:w="918"/>
-        <w:gridCol w:w="7449"/>
-        <w:gridCol w:w="1837"/>
+        <w:gridCol w:w="2715"/>
+        <w:gridCol w:w="5480"/>
+        <w:gridCol w:w="2009"/>
       </w:tblGrid>
       <w:tr>
         <w:trPr>
@@ -12016,7 +12016,7 @@
         </w:trPr>
         <w:tc>
           <w:tcPr>
-            <w:tcW w:type="dxa" w:w="918"/>
+            <w:tcW w:type="dxa" w:w="2715"/>
             <w:tcBorders>
               <w:top w:val="single" w:color="C9D3DF" w:sz="4"/>
               <w:left w:val="single" w:color="C9D3DF" w:sz="4"/>
@@ -12050,7 +12050,7 @@
         </w:tc>
         <w:tc>
           <w:tcPr>
-            <w:tcW w:type="dxa" w:w="7449"/>
+            <w:tcW w:type="dxa" w:w="5480"/>
             <w:tcBorders>
               <w:top w:val="single" w:color="C9D3DF" w:sz="4"/>
               <w:left w:val="single" w:color="C9D3DF" w:sz="4"/>
@@ -12084,7 +12084,7 @@
         </w:tc>
         <w:tc>
           <w:tcPr>
-            <w:tcW w:type="dxa" w:w="1837"/>
+            <w:tcW w:type="dxa" w:w="2009"/>
             <w:tcBorders>
               <w:top w:val="single" w:color="C9D3DF" w:sz="4"/>
               <w:left w:val="single" w:color="C9D3DF" w:sz="4"/>
@@ -12124,7 +12124,7 @@
         </w:trPr>
         <w:tc>
           <w:tcPr>
-            <w:tcW w:type="dxa" w:w="918"/>
+            <w:tcW w:type="dxa" w:w="2715"/>
             <w:tcBorders>
               <w:top w:val="single" w:color="C9D3DF" w:sz="4"/>
               <w:left w:val="single" w:color="C9D3DF" w:sz="4"/>
@@ -12154,7 +12154,7 @@
         </w:tc>
         <w:tc>
           <w:tcPr>
-            <w:tcW w:type="dxa" w:w="7449"/>
+            <w:tcW w:type="dxa" w:w="5480"/>
             <w:tcBorders>
               <w:top w:val="single" w:color="C9D3DF" w:sz="4"/>
               <w:left w:val="single" w:color="C9D3DF" w:sz="4"/>
@@ -12184,7 +12184,7 @@
         </w:tc>
         <w:tc>
           <w:tcPr>
-            <w:tcW w:type="dxa" w:w="1837"/>
+            <w:tcW w:type="dxa" w:w="2009"/>
             <w:tcBorders>
               <w:top w:val="single" w:color="C9D3DF" w:sz="4"/>
               <w:left w:val="single" w:color="C9D3DF" w:sz="4"/>
@@ -12212,7 +12212,7 @@
         </w:trPr>
         <w:tc>
           <w:tcPr>
-            <w:tcW w:type="dxa" w:w="918"/>
+            <w:tcW w:type="dxa" w:w="2715"/>
             <w:tcBorders>
               <w:top w:val="single" w:color="C9D3DF" w:sz="4"/>
               <w:left w:val="single" w:color="C9D3DF" w:sz="4"/>
@@ -12242,7 +12242,7 @@
         </w:tc>
         <w:tc>
           <w:tcPr>
-            <w:tcW w:type="dxa" w:w="7449"/>
+            <w:tcW w:type="dxa" w:w="5480"/>
             <w:tcBorders>
               <w:top w:val="single" w:color="C9D3DF" w:sz="4"/>
               <w:left w:val="single" w:color="C9D3DF" w:sz="4"/>
@@ -12272,7 +12272,7 @@
         </w:tc>
         <w:tc>
           <w:tcPr>
-            <w:tcW w:type="dxa" w:w="1837"/>
+            <w:tcW w:type="dxa" w:w="2009"/>
             <w:tcBorders>
               <w:top w:val="single" w:color="C9D3DF" w:sz="4"/>
               <w:left w:val="single" w:color="C9D3DF" w:sz="4"/>
@@ -12300,7 +12300,7 @@
         </w:trPr>
         <w:tc>
           <w:tcPr>
-            <w:tcW w:type="dxa" w:w="918"/>
+            <w:tcW w:type="dxa" w:w="2715"/>
             <w:tcBorders>
               <w:top w:val="single" w:color="C9D3DF" w:sz="4"/>
               <w:left w:val="single" w:color="C9D3DF" w:sz="4"/>
@@ -12330,7 +12330,7 @@
         </w:tc>
         <w:tc>
           <w:tcPr>
-            <w:tcW w:type="dxa" w:w="7449"/>
+            <w:tcW w:type="dxa" w:w="5480"/>
             <w:tcBorders>
               <w:top w:val="single" w:color="C9D3DF" w:sz="4"/>
               <w:left w:val="single" w:color="C9D3DF" w:sz="4"/>
@@ -12360,7 +12360,7 @@
         </w:tc>
         <w:tc>
           <w:tcPr>
-            <w:tcW w:type="dxa" w:w="1837"/>
+            <w:tcW w:type="dxa" w:w="2009"/>
             <w:tcBorders>
               <w:top w:val="single" w:color="C9D3DF" w:sz="4"/>
               <w:left w:val="single" w:color="C9D3DF" w:sz="4"/>
@@ -12426,13 +12426,13 @@
         </w:tblBorders>
       </w:tblPr>
       <w:tblGrid>
-        <w:gridCol w:w="714"/>
-        <w:gridCol w:w="1122"/>
-        <w:gridCol w:w="1429"/>
-        <w:gridCol w:w="1837"/>
-        <w:gridCol w:w="2245"/>
-        <w:gridCol w:w="1531"/>
-        <w:gridCol w:w="1326"/>
+        <w:gridCol w:w="1483"/>
+        <w:gridCol w:w="1356"/>
+        <w:gridCol w:w="1483"/>
+        <w:gridCol w:w="1483"/>
+        <w:gridCol w:w="1553"/>
+        <w:gridCol w:w="1444"/>
+        <w:gridCol w:w="1402"/>
       </w:tblGrid>
       <w:tr>
         <w:trPr>
@@ -12441,7 +12441,7 @@
         </w:trPr>
         <w:tc>
           <w:tcPr>
-            <w:tcW w:type="dxa" w:w="714"/>
+            <w:tcW w:type="dxa" w:w="1483"/>
             <w:tcBorders>
               <w:top w:val="single" w:color="C9D3DF" w:sz="4"/>
               <w:left w:val="single" w:color="C9D3DF" w:sz="4"/>
@@ -12475,7 +12475,7 @@
         </w:tc>
         <w:tc>
           <w:tcPr>
-            <w:tcW w:type="dxa" w:w="1122"/>
+            <w:tcW w:type="dxa" w:w="1356"/>
             <w:tcBorders>
               <w:top w:val="single" w:color="C9D3DF" w:sz="4"/>
               <w:left w:val="single" w:color="C9D3DF" w:sz="4"/>
@@ -12509,7 +12509,7 @@
         </w:tc>
         <w:tc>
           <w:tcPr>
-            <w:tcW w:type="dxa" w:w="1429"/>
+            <w:tcW w:type="dxa" w:w="1483"/>
             <w:tcBorders>
               <w:top w:val="single" w:color="C9D3DF" w:sz="4"/>
               <w:left w:val="single" w:color="C9D3DF" w:sz="4"/>
@@ -12543,7 +12543,7 @@
         </w:tc>
         <w:tc>
           <w:tcPr>
-            <w:tcW w:type="dxa" w:w="1837"/>
+            <w:tcW w:type="dxa" w:w="1483"/>
             <w:tcBorders>
               <w:top w:val="single" w:color="C9D3DF" w:sz="4"/>
               <w:left w:val="single" w:color="C9D3DF" w:sz="4"/>
@@ -12577,7 +12577,7 @@
         </w:tc>
         <w:tc>
           <w:tcPr>
-            <w:tcW w:type="dxa" w:w="2245"/>
+            <w:tcW w:type="dxa" w:w="1553"/>
             <w:tcBorders>
               <w:top w:val="single" w:color="C9D3DF" w:sz="4"/>
               <w:left w:val="single" w:color="C9D3DF" w:sz="4"/>
@@ -12611,7 +12611,7 @@
         </w:tc>
         <w:tc>
           <w:tcPr>
-            <w:tcW w:type="dxa" w:w="1531"/>
+            <w:tcW w:type="dxa" w:w="1444"/>
             <w:tcBorders>
               <w:top w:val="single" w:color="C9D3DF" w:sz="4"/>
               <w:left w:val="single" w:color="C9D3DF" w:sz="4"/>
@@ -12645,7 +12645,7 @@
         </w:tc>
         <w:tc>
           <w:tcPr>
-            <w:tcW w:type="dxa" w:w="1326"/>
+            <w:tcW w:type="dxa" w:w="1402"/>
             <w:tcBorders>
               <w:top w:val="single" w:color="C9D3DF" w:sz="4"/>
               <w:left w:val="single" w:color="C9D3DF" w:sz="4"/>
@@ -12685,7 +12685,7 @@
         </w:trPr>
         <w:tc>
           <w:tcPr>
-            <w:tcW w:type="dxa" w:w="714"/>
+            <w:tcW w:type="dxa" w:w="1483"/>
             <w:tcBorders>
               <w:top w:val="single" w:color="C9D3DF" w:sz="4"/>
               <w:left w:val="single" w:color="C9D3DF" w:sz="4"/>
@@ -12715,117 +12715,117 @@
         </w:tc>
         <w:tc>
           <w:tcPr>
-            <w:tcW w:type="dxa" w:w="1122"/>
-            <w:tcBorders>
-              <w:top w:val="single" w:color="C9D3DF" w:sz="4"/>
-              <w:left w:val="single" w:color="C9D3DF" w:sz="4"/>
-              <w:bottom w:val="single" w:color="C9D3DF" w:sz="4"/>
-              <w:right w:val="single" w:color="C9D3DF" w:sz="4"/>
-            </w:tcBorders>
-            <w:tcMar>
-              <w:top w:type="dxa" w:w="50"/>
-              <w:left w:type="dxa" w:w="80"/>
-              <w:bottom w:type="dxa" w:w="50"/>
-              <w:right w:type="dxa" w:w="80"/>
-            </w:tcMar>
-          </w:tcPr>
-          <w:p>
-            <w:pPr>
-              <w:jc w:val="center"/>
-            </w:pPr>
-          </w:p>
-        </w:tc>
-        <w:tc>
-          <w:tcPr>
-            <w:tcW w:type="dxa" w:w="1429"/>
-            <w:tcBorders>
-              <w:top w:val="single" w:color="C9D3DF" w:sz="4"/>
-              <w:left w:val="single" w:color="C9D3DF" w:sz="4"/>
-              <w:bottom w:val="single" w:color="C9D3DF" w:sz="4"/>
-              <w:right w:val="single" w:color="C9D3DF" w:sz="4"/>
-            </w:tcBorders>
-            <w:tcMar>
-              <w:top w:type="dxa" w:w="50"/>
-              <w:left w:type="dxa" w:w="80"/>
-              <w:bottom w:type="dxa" w:w="50"/>
-              <w:right w:type="dxa" w:w="80"/>
-            </w:tcMar>
-          </w:tcPr>
-          <w:p>
-            <w:pPr>
-              <w:jc w:val="center"/>
-            </w:pPr>
-          </w:p>
-        </w:tc>
-        <w:tc>
-          <w:tcPr>
-            <w:tcW w:type="dxa" w:w="1837"/>
-            <w:tcBorders>
-              <w:top w:val="single" w:color="C9D3DF" w:sz="4"/>
-              <w:left w:val="single" w:color="C9D3DF" w:sz="4"/>
-              <w:bottom w:val="single" w:color="C9D3DF" w:sz="4"/>
-              <w:right w:val="single" w:color="C9D3DF" w:sz="4"/>
-            </w:tcBorders>
-            <w:tcMar>
-              <w:top w:type="dxa" w:w="50"/>
-              <w:left w:type="dxa" w:w="80"/>
-              <w:bottom w:type="dxa" w:w="50"/>
-              <w:right w:type="dxa" w:w="80"/>
-            </w:tcMar>
-          </w:tcPr>
-          <w:p>
-            <w:pPr>
-              <w:jc w:val="center"/>
-            </w:pPr>
-          </w:p>
-        </w:tc>
-        <w:tc>
-          <w:tcPr>
-            <w:tcW w:type="dxa" w:w="2245"/>
-            <w:tcBorders>
-              <w:top w:val="single" w:color="C9D3DF" w:sz="4"/>
-              <w:left w:val="single" w:color="C9D3DF" w:sz="4"/>
-              <w:bottom w:val="single" w:color="C9D3DF" w:sz="4"/>
-              <w:right w:val="single" w:color="C9D3DF" w:sz="4"/>
-            </w:tcBorders>
-            <w:tcMar>
-              <w:top w:type="dxa" w:w="50"/>
-              <w:left w:type="dxa" w:w="80"/>
-              <w:bottom w:type="dxa" w:w="50"/>
-              <w:right w:type="dxa" w:w="80"/>
-            </w:tcMar>
-          </w:tcPr>
-          <w:p>
-            <w:pPr>
-              <w:jc w:val="center"/>
-            </w:pPr>
-          </w:p>
-        </w:tc>
-        <w:tc>
-          <w:tcPr>
-            <w:tcW w:type="dxa" w:w="1531"/>
-            <w:tcBorders>
-              <w:top w:val="single" w:color="C9D3DF" w:sz="4"/>
-              <w:left w:val="single" w:color="C9D3DF" w:sz="4"/>
-              <w:bottom w:val="single" w:color="C9D3DF" w:sz="4"/>
-              <w:right w:val="single" w:color="C9D3DF" w:sz="4"/>
-            </w:tcBorders>
-            <w:tcMar>
-              <w:top w:type="dxa" w:w="50"/>
-              <w:left w:type="dxa" w:w="80"/>
-              <w:bottom w:type="dxa" w:w="50"/>
-              <w:right w:type="dxa" w:w="80"/>
-            </w:tcMar>
-          </w:tcPr>
-          <w:p>
-            <w:pPr>
-              <w:jc w:val="center"/>
-            </w:pPr>
-          </w:p>
-        </w:tc>
-        <w:tc>
-          <w:tcPr>
-            <w:tcW w:type="dxa" w:w="1326"/>
+            <w:tcW w:type="dxa" w:w="1356"/>
+            <w:tcBorders>
+              <w:top w:val="single" w:color="C9D3DF" w:sz="4"/>
+              <w:left w:val="single" w:color="C9D3DF" w:sz="4"/>
+              <w:bottom w:val="single" w:color="C9D3DF" w:sz="4"/>
+              <w:right w:val="single" w:color="C9D3DF" w:sz="4"/>
+            </w:tcBorders>
+            <w:tcMar>
+              <w:top w:type="dxa" w:w="50"/>
+              <w:left w:type="dxa" w:w="80"/>
+              <w:bottom w:type="dxa" w:w="50"/>
+              <w:right w:type="dxa" w:w="80"/>
+            </w:tcMar>
+          </w:tcPr>
+          <w:p>
+            <w:pPr>
+              <w:jc w:val="center"/>
+            </w:pPr>
+          </w:p>
+        </w:tc>
+        <w:tc>
+          <w:tcPr>
+            <w:tcW w:type="dxa" w:w="1483"/>
+            <w:tcBorders>
+              <w:top w:val="single" w:color="C9D3DF" w:sz="4"/>
+              <w:left w:val="single" w:color="C9D3DF" w:sz="4"/>
+              <w:bottom w:val="single" w:color="C9D3DF" w:sz="4"/>
+              <w:right w:val="single" w:color="C9D3DF" w:sz="4"/>
+            </w:tcBorders>
+            <w:tcMar>
+              <w:top w:type="dxa" w:w="50"/>
+              <w:left w:type="dxa" w:w="80"/>
+              <w:bottom w:type="dxa" w:w="50"/>
+              <w:right w:type="dxa" w:w="80"/>
+            </w:tcMar>
+          </w:tcPr>
+          <w:p>
+            <w:pPr>
+              <w:jc w:val="center"/>
+            </w:pPr>
+          </w:p>
+        </w:tc>
+        <w:tc>
+          <w:tcPr>
+            <w:tcW w:type="dxa" w:w="1483"/>
+            <w:tcBorders>
+              <w:top w:val="single" w:color="C9D3DF" w:sz="4"/>
+              <w:left w:val="single" w:color="C9D3DF" w:sz="4"/>
+              <w:bottom w:val="single" w:color="C9D3DF" w:sz="4"/>
+              <w:right w:val="single" w:color="C9D3DF" w:sz="4"/>
+            </w:tcBorders>
+            <w:tcMar>
+              <w:top w:type="dxa" w:w="50"/>
+              <w:left w:type="dxa" w:w="80"/>
+              <w:bottom w:type="dxa" w:w="50"/>
+              <w:right w:type="dxa" w:w="80"/>
+            </w:tcMar>
+          </w:tcPr>
+          <w:p>
+            <w:pPr>
+              <w:jc w:val="center"/>
+            </w:pPr>
+          </w:p>
+        </w:tc>
+        <w:tc>
+          <w:tcPr>
+            <w:tcW w:type="dxa" w:w="1553"/>
+            <w:tcBorders>
+              <w:top w:val="single" w:color="C9D3DF" w:sz="4"/>
+              <w:left w:val="single" w:color="C9D3DF" w:sz="4"/>
+              <w:bottom w:val="single" w:color="C9D3DF" w:sz="4"/>
+              <w:right w:val="single" w:color="C9D3DF" w:sz="4"/>
+            </w:tcBorders>
+            <w:tcMar>
+              <w:top w:type="dxa" w:w="50"/>
+              <w:left w:type="dxa" w:w="80"/>
+              <w:bottom w:type="dxa" w:w="50"/>
+              <w:right w:type="dxa" w:w="80"/>
+            </w:tcMar>
+          </w:tcPr>
+          <w:p>
+            <w:pPr>
+              <w:jc w:val="center"/>
+            </w:pPr>
+          </w:p>
+        </w:tc>
+        <w:tc>
+          <w:tcPr>
+            <w:tcW w:type="dxa" w:w="1444"/>
+            <w:tcBorders>
+              <w:top w:val="single" w:color="C9D3DF" w:sz="4"/>
+              <w:left w:val="single" w:color="C9D3DF" w:sz="4"/>
+              <w:bottom w:val="single" w:color="C9D3DF" w:sz="4"/>
+              <w:right w:val="single" w:color="C9D3DF" w:sz="4"/>
+            </w:tcBorders>
+            <w:tcMar>
+              <w:top w:type="dxa" w:w="50"/>
+              <w:left w:type="dxa" w:w="80"/>
+              <w:bottom w:type="dxa" w:w="50"/>
+              <w:right w:type="dxa" w:w="80"/>
+            </w:tcMar>
+          </w:tcPr>
+          <w:p>
+            <w:pPr>
+              <w:jc w:val="center"/>
+            </w:pPr>
+          </w:p>
+        </w:tc>
+        <w:tc>
+          <w:tcPr>
+            <w:tcW w:type="dxa" w:w="1402"/>
             <w:tcBorders>
               <w:top w:val="single" w:color="C9D3DF" w:sz="4"/>
               <w:left w:val="single" w:color="C9D3DF" w:sz="4"/>
@@ -12853,7 +12853,7 @@
         </w:trPr>
         <w:tc>
           <w:tcPr>
-            <w:tcW w:type="dxa" w:w="714"/>
+            <w:tcW w:type="dxa" w:w="1483"/>
             <w:tcBorders>
               <w:top w:val="single" w:color="C9D3DF" w:sz="4"/>
               <w:left w:val="single" w:color="C9D3DF" w:sz="4"/>
@@ -12883,117 +12883,117 @@
         </w:tc>
         <w:tc>
           <w:tcPr>
-            <w:tcW w:type="dxa" w:w="1122"/>
-            <w:tcBorders>
-              <w:top w:val="single" w:color="C9D3DF" w:sz="4"/>
-              <w:left w:val="single" w:color="C9D3DF" w:sz="4"/>
-              <w:bottom w:val="single" w:color="C9D3DF" w:sz="4"/>
-              <w:right w:val="single" w:color="C9D3DF" w:sz="4"/>
-            </w:tcBorders>
-            <w:tcMar>
-              <w:top w:type="dxa" w:w="50"/>
-              <w:left w:type="dxa" w:w="80"/>
-              <w:bottom w:type="dxa" w:w="50"/>
-              <w:right w:type="dxa" w:w="80"/>
-            </w:tcMar>
-          </w:tcPr>
-          <w:p>
-            <w:pPr>
-              <w:jc w:val="center"/>
-            </w:pPr>
-          </w:p>
-        </w:tc>
-        <w:tc>
-          <w:tcPr>
-            <w:tcW w:type="dxa" w:w="1429"/>
-            <w:tcBorders>
-              <w:top w:val="single" w:color="C9D3DF" w:sz="4"/>
-              <w:left w:val="single" w:color="C9D3DF" w:sz="4"/>
-              <w:bottom w:val="single" w:color="C9D3DF" w:sz="4"/>
-              <w:right w:val="single" w:color="C9D3DF" w:sz="4"/>
-            </w:tcBorders>
-            <w:tcMar>
-              <w:top w:type="dxa" w:w="50"/>
-              <w:left w:type="dxa" w:w="80"/>
-              <w:bottom w:type="dxa" w:w="50"/>
-              <w:right w:type="dxa" w:w="80"/>
-            </w:tcMar>
-          </w:tcPr>
-          <w:p>
-            <w:pPr>
-              <w:jc w:val="center"/>
-            </w:pPr>
-          </w:p>
-        </w:tc>
-        <w:tc>
-          <w:tcPr>
-            <w:tcW w:type="dxa" w:w="1837"/>
-            <w:tcBorders>
-              <w:top w:val="single" w:color="C9D3DF" w:sz="4"/>
-              <w:left w:val="single" w:color="C9D3DF" w:sz="4"/>
-              <w:bottom w:val="single" w:color="C9D3DF" w:sz="4"/>
-              <w:right w:val="single" w:color="C9D3DF" w:sz="4"/>
-            </w:tcBorders>
-            <w:tcMar>
-              <w:top w:type="dxa" w:w="50"/>
-              <w:left w:type="dxa" w:w="80"/>
-              <w:bottom w:type="dxa" w:w="50"/>
-              <w:right w:type="dxa" w:w="80"/>
-            </w:tcMar>
-          </w:tcPr>
-          <w:p>
-            <w:pPr>
-              <w:jc w:val="center"/>
-            </w:pPr>
-          </w:p>
-        </w:tc>
-        <w:tc>
-          <w:tcPr>
-            <w:tcW w:type="dxa" w:w="2245"/>
-            <w:tcBorders>
-              <w:top w:val="single" w:color="C9D3DF" w:sz="4"/>
-              <w:left w:val="single" w:color="C9D3DF" w:sz="4"/>
-              <w:bottom w:val="single" w:color="C9D3DF" w:sz="4"/>
-              <w:right w:val="single" w:color="C9D3DF" w:sz="4"/>
-            </w:tcBorders>
-            <w:tcMar>
-              <w:top w:type="dxa" w:w="50"/>
-              <w:left w:type="dxa" w:w="80"/>
-              <w:bottom w:type="dxa" w:w="50"/>
-              <w:right w:type="dxa" w:w="80"/>
-            </w:tcMar>
-          </w:tcPr>
-          <w:p>
-            <w:pPr>
-              <w:jc w:val="center"/>
-            </w:pPr>
-          </w:p>
-        </w:tc>
-        <w:tc>
-          <w:tcPr>
-            <w:tcW w:type="dxa" w:w="1531"/>
-            <w:tcBorders>
-              <w:top w:val="single" w:color="C9D3DF" w:sz="4"/>
-              <w:left w:val="single" w:color="C9D3DF" w:sz="4"/>
-              <w:bottom w:val="single" w:color="C9D3DF" w:sz="4"/>
-              <w:right w:val="single" w:color="C9D3DF" w:sz="4"/>
-            </w:tcBorders>
-            <w:tcMar>
-              <w:top w:type="dxa" w:w="50"/>
-              <w:left w:type="dxa" w:w="80"/>
-              <w:bottom w:type="dxa" w:w="50"/>
-              <w:right w:type="dxa" w:w="80"/>
-            </w:tcMar>
-          </w:tcPr>
-          <w:p>
-            <w:pPr>
-              <w:jc w:val="center"/>
-            </w:pPr>
-          </w:p>
-        </w:tc>
-        <w:tc>
-          <w:tcPr>
-            <w:tcW w:type="dxa" w:w="1326"/>
+            <w:tcW w:type="dxa" w:w="1356"/>
+            <w:tcBorders>
+              <w:top w:val="single" w:color="C9D3DF" w:sz="4"/>
+              <w:left w:val="single" w:color="C9D3DF" w:sz="4"/>
+              <w:bottom w:val="single" w:color="C9D3DF" w:sz="4"/>
+              <w:right w:val="single" w:color="C9D3DF" w:sz="4"/>
+            </w:tcBorders>
+            <w:tcMar>
+              <w:top w:type="dxa" w:w="50"/>
+              <w:left w:type="dxa" w:w="80"/>
+              <w:bottom w:type="dxa" w:w="50"/>
+              <w:right w:type="dxa" w:w="80"/>
+            </w:tcMar>
+          </w:tcPr>
+          <w:p>
+            <w:pPr>
+              <w:jc w:val="center"/>
+            </w:pPr>
+          </w:p>
+        </w:tc>
+        <w:tc>
+          <w:tcPr>
+            <w:tcW w:type="dxa" w:w="1483"/>
+            <w:tcBorders>
+              <w:top w:val="single" w:color="C9D3DF" w:sz="4"/>
+              <w:left w:val="single" w:color="C9D3DF" w:sz="4"/>
+              <w:bottom w:val="single" w:color="C9D3DF" w:sz="4"/>
+              <w:right w:val="single" w:color="C9D3DF" w:sz="4"/>
+            </w:tcBorders>
+            <w:tcMar>
+              <w:top w:type="dxa" w:w="50"/>
+              <w:left w:type="dxa" w:w="80"/>
+              <w:bottom w:type="dxa" w:w="50"/>
+              <w:right w:type="dxa" w:w="80"/>
+            </w:tcMar>
+          </w:tcPr>
+          <w:p>
+            <w:pPr>
+              <w:jc w:val="center"/>
+            </w:pPr>
+          </w:p>
+        </w:tc>
+        <w:tc>
+          <w:tcPr>
+            <w:tcW w:type="dxa" w:w="1483"/>
+            <w:tcBorders>
+              <w:top w:val="single" w:color="C9D3DF" w:sz="4"/>
+              <w:left w:val="single" w:color="C9D3DF" w:sz="4"/>
+              <w:bottom w:val="single" w:color="C9D3DF" w:sz="4"/>
+              <w:right w:val="single" w:color="C9D3DF" w:sz="4"/>
+            </w:tcBorders>
+            <w:tcMar>
+              <w:top w:type="dxa" w:w="50"/>
+              <w:left w:type="dxa" w:w="80"/>
+              <w:bottom w:type="dxa" w:w="50"/>
+              <w:right w:type="dxa" w:w="80"/>
+            </w:tcMar>
+          </w:tcPr>
+          <w:p>
+            <w:pPr>
+              <w:jc w:val="center"/>
+            </w:pPr>
+          </w:p>
+        </w:tc>
+        <w:tc>
+          <w:tcPr>
+            <w:tcW w:type="dxa" w:w="1553"/>
+            <w:tcBorders>
+              <w:top w:val="single" w:color="C9D3DF" w:sz="4"/>
+              <w:left w:val="single" w:color="C9D3DF" w:sz="4"/>
+              <w:bottom w:val="single" w:color="C9D3DF" w:sz="4"/>
+              <w:right w:val="single" w:color="C9D3DF" w:sz="4"/>
+            </w:tcBorders>
+            <w:tcMar>
+              <w:top w:type="dxa" w:w="50"/>
+              <w:left w:type="dxa" w:w="80"/>
+              <w:bottom w:type="dxa" w:w="50"/>
+              <w:right w:type="dxa" w:w="80"/>
+            </w:tcMar>
+          </w:tcPr>
+          <w:p>
+            <w:pPr>
+              <w:jc w:val="center"/>
+            </w:pPr>
+          </w:p>
+        </w:tc>
+        <w:tc>
+          <w:tcPr>
+            <w:tcW w:type="dxa" w:w="1444"/>
+            <w:tcBorders>
+              <w:top w:val="single" w:color="C9D3DF" w:sz="4"/>
+              <w:left w:val="single" w:color="C9D3DF" w:sz="4"/>
+              <w:bottom w:val="single" w:color="C9D3DF" w:sz="4"/>
+              <w:right w:val="single" w:color="C9D3DF" w:sz="4"/>
+            </w:tcBorders>
+            <w:tcMar>
+              <w:top w:type="dxa" w:w="50"/>
+              <w:left w:type="dxa" w:w="80"/>
+              <w:bottom w:type="dxa" w:w="50"/>
+              <w:right w:type="dxa" w:w="80"/>
+            </w:tcMar>
+          </w:tcPr>
+          <w:p>
+            <w:pPr>
+              <w:jc w:val="center"/>
+            </w:pPr>
+          </w:p>
+        </w:tc>
+        <w:tc>
+          <w:tcPr>
+            <w:tcW w:type="dxa" w:w="1402"/>
             <w:tcBorders>
               <w:top w:val="single" w:color="C9D3DF" w:sz="4"/>
               <w:left w:val="single" w:color="C9D3DF" w:sz="4"/>
@@ -13021,7 +13021,7 @@
         </w:trPr>
         <w:tc>
           <w:tcPr>
-            <w:tcW w:type="dxa" w:w="714"/>
+            <w:tcW w:type="dxa" w:w="1483"/>
             <w:tcBorders>
               <w:top w:val="single" w:color="C9D3DF" w:sz="4"/>
               <w:left w:val="single" w:color="C9D3DF" w:sz="4"/>
@@ -13051,117 +13051,117 @@
         </w:tc>
         <w:tc>
           <w:tcPr>
-            <w:tcW w:type="dxa" w:w="1122"/>
-            <w:tcBorders>
-              <w:top w:val="single" w:color="C9D3DF" w:sz="4"/>
-              <w:left w:val="single" w:color="C9D3DF" w:sz="4"/>
-              <w:bottom w:val="single" w:color="C9D3DF" w:sz="4"/>
-              <w:right w:val="single" w:color="C9D3DF" w:sz="4"/>
-            </w:tcBorders>
-            <w:tcMar>
-              <w:top w:type="dxa" w:w="50"/>
-              <w:left w:type="dxa" w:w="80"/>
-              <w:bottom w:type="dxa" w:w="50"/>
-              <w:right w:type="dxa" w:w="80"/>
-            </w:tcMar>
-          </w:tcPr>
-          <w:p>
-            <w:pPr>
-              <w:jc w:val="center"/>
-            </w:pPr>
-          </w:p>
-        </w:tc>
-        <w:tc>
-          <w:tcPr>
-            <w:tcW w:type="dxa" w:w="1429"/>
-            <w:tcBorders>
-              <w:top w:val="single" w:color="C9D3DF" w:sz="4"/>
-              <w:left w:val="single" w:color="C9D3DF" w:sz="4"/>
-              <w:bottom w:val="single" w:color="C9D3DF" w:sz="4"/>
-              <w:right w:val="single" w:color="C9D3DF" w:sz="4"/>
-            </w:tcBorders>
-            <w:tcMar>
-              <w:top w:type="dxa" w:w="50"/>
-              <w:left w:type="dxa" w:w="80"/>
-              <w:bottom w:type="dxa" w:w="50"/>
-              <w:right w:type="dxa" w:w="80"/>
-            </w:tcMar>
-          </w:tcPr>
-          <w:p>
-            <w:pPr>
-              <w:jc w:val="center"/>
-            </w:pPr>
-          </w:p>
-        </w:tc>
-        <w:tc>
-          <w:tcPr>
-            <w:tcW w:type="dxa" w:w="1837"/>
-            <w:tcBorders>
-              <w:top w:val="single" w:color="C9D3DF" w:sz="4"/>
-              <w:left w:val="single" w:color="C9D3DF" w:sz="4"/>
-              <w:bottom w:val="single" w:color="C9D3DF" w:sz="4"/>
-              <w:right w:val="single" w:color="C9D3DF" w:sz="4"/>
-            </w:tcBorders>
-            <w:tcMar>
-              <w:top w:type="dxa" w:w="50"/>
-              <w:left w:type="dxa" w:w="80"/>
-              <w:bottom w:type="dxa" w:w="50"/>
-              <w:right w:type="dxa" w:w="80"/>
-            </w:tcMar>
-          </w:tcPr>
-          <w:p>
-            <w:pPr>
-              <w:jc w:val="center"/>
-            </w:pPr>
-          </w:p>
-        </w:tc>
-        <w:tc>
-          <w:tcPr>
-            <w:tcW w:type="dxa" w:w="2245"/>
-            <w:tcBorders>
-              <w:top w:val="single" w:color="C9D3DF" w:sz="4"/>
-              <w:left w:val="single" w:color="C9D3DF" w:sz="4"/>
-              <w:bottom w:val="single" w:color="C9D3DF" w:sz="4"/>
-              <w:right w:val="single" w:color="C9D3DF" w:sz="4"/>
-            </w:tcBorders>
-            <w:tcMar>
-              <w:top w:type="dxa" w:w="50"/>
-              <w:left w:type="dxa" w:w="80"/>
-              <w:bottom w:type="dxa" w:w="50"/>
-              <w:right w:type="dxa" w:w="80"/>
-            </w:tcMar>
-          </w:tcPr>
-          <w:p>
-            <w:pPr>
-              <w:jc w:val="center"/>
-            </w:pPr>
-          </w:p>
-        </w:tc>
-        <w:tc>
-          <w:tcPr>
-            <w:tcW w:type="dxa" w:w="1531"/>
-            <w:tcBorders>
-              <w:top w:val="single" w:color="C9D3DF" w:sz="4"/>
-              <w:left w:val="single" w:color="C9D3DF" w:sz="4"/>
-              <w:bottom w:val="single" w:color="C9D3DF" w:sz="4"/>
-              <w:right w:val="single" w:color="C9D3DF" w:sz="4"/>
-            </w:tcBorders>
-            <w:tcMar>
-              <w:top w:type="dxa" w:w="50"/>
-              <w:left w:type="dxa" w:w="80"/>
-              <w:bottom w:type="dxa" w:w="50"/>
-              <w:right w:type="dxa" w:w="80"/>
-            </w:tcMar>
-          </w:tcPr>
-          <w:p>
-            <w:pPr>
-              <w:jc w:val="center"/>
-            </w:pPr>
-          </w:p>
-        </w:tc>
-        <w:tc>
-          <w:tcPr>
-            <w:tcW w:type="dxa" w:w="1326"/>
+            <w:tcW w:type="dxa" w:w="1356"/>
+            <w:tcBorders>
+              <w:top w:val="single" w:color="C9D3DF" w:sz="4"/>
+              <w:left w:val="single" w:color="C9D3DF" w:sz="4"/>
+              <w:bottom w:val="single" w:color="C9D3DF" w:sz="4"/>
+              <w:right w:val="single" w:color="C9D3DF" w:sz="4"/>
+            </w:tcBorders>
+            <w:tcMar>
+              <w:top w:type="dxa" w:w="50"/>
+              <w:left w:type="dxa" w:w="80"/>
+              <w:bottom w:type="dxa" w:w="50"/>
+              <w:right w:type="dxa" w:w="80"/>
+            </w:tcMar>
+          </w:tcPr>
+          <w:p>
+            <w:pPr>
+              <w:jc w:val="center"/>
+            </w:pPr>
+          </w:p>
+        </w:tc>
+        <w:tc>
+          <w:tcPr>
+            <w:tcW w:type="dxa" w:w="1483"/>
+            <w:tcBorders>
+              <w:top w:val="single" w:color="C9D3DF" w:sz="4"/>
+              <w:left w:val="single" w:color="C9D3DF" w:sz="4"/>
+              <w:bottom w:val="single" w:color="C9D3DF" w:sz="4"/>
+              <w:right w:val="single" w:color="C9D3DF" w:sz="4"/>
+            </w:tcBorders>
+            <w:tcMar>
+              <w:top w:type="dxa" w:w="50"/>
+              <w:left w:type="dxa" w:w="80"/>
+              <w:bottom w:type="dxa" w:w="50"/>
+              <w:right w:type="dxa" w:w="80"/>
+            </w:tcMar>
+          </w:tcPr>
+          <w:p>
+            <w:pPr>
+              <w:jc w:val="center"/>
+            </w:pPr>
+          </w:p>
+        </w:tc>
+        <w:tc>
+          <w:tcPr>
+            <w:tcW w:type="dxa" w:w="1483"/>
+            <w:tcBorders>
+              <w:top w:val="single" w:color="C9D3DF" w:sz="4"/>
+              <w:left w:val="single" w:color="C9D3DF" w:sz="4"/>
+              <w:bottom w:val="single" w:color="C9D3DF" w:sz="4"/>
+              <w:right w:val="single" w:color="C9D3DF" w:sz="4"/>
+            </w:tcBorders>
+            <w:tcMar>
+              <w:top w:type="dxa" w:w="50"/>
+              <w:left w:type="dxa" w:w="80"/>
+              <w:bottom w:type="dxa" w:w="50"/>
+              <w:right w:type="dxa" w:w="80"/>
+            </w:tcMar>
+          </w:tcPr>
+          <w:p>
+            <w:pPr>
+              <w:jc w:val="center"/>
+            </w:pPr>
+          </w:p>
+        </w:tc>
+        <w:tc>
+          <w:tcPr>
+            <w:tcW w:type="dxa" w:w="1553"/>
+            <w:tcBorders>
+              <w:top w:val="single" w:color="C9D3DF" w:sz="4"/>
+              <w:left w:val="single" w:color="C9D3DF" w:sz="4"/>
+              <w:bottom w:val="single" w:color="C9D3DF" w:sz="4"/>
+              <w:right w:val="single" w:color="C9D3DF" w:sz="4"/>
+            </w:tcBorders>
+            <w:tcMar>
+              <w:top w:type="dxa" w:w="50"/>
+              <w:left w:type="dxa" w:w="80"/>
+              <w:bottom w:type="dxa" w:w="50"/>
+              <w:right w:type="dxa" w:w="80"/>
+            </w:tcMar>
+          </w:tcPr>
+          <w:p>
+            <w:pPr>
+              <w:jc w:val="center"/>
+            </w:pPr>
+          </w:p>
+        </w:tc>
+        <w:tc>
+          <w:tcPr>
+            <w:tcW w:type="dxa" w:w="1444"/>
+            <w:tcBorders>
+              <w:top w:val="single" w:color="C9D3DF" w:sz="4"/>
+              <w:left w:val="single" w:color="C9D3DF" w:sz="4"/>
+              <w:bottom w:val="single" w:color="C9D3DF" w:sz="4"/>
+              <w:right w:val="single" w:color="C9D3DF" w:sz="4"/>
+            </w:tcBorders>
+            <w:tcMar>
+              <w:top w:type="dxa" w:w="50"/>
+              <w:left w:type="dxa" w:w="80"/>
+              <w:bottom w:type="dxa" w:w="50"/>
+              <w:right w:type="dxa" w:w="80"/>
+            </w:tcMar>
+          </w:tcPr>
+          <w:p>
+            <w:pPr>
+              <w:jc w:val="center"/>
+            </w:pPr>
+          </w:p>
+        </w:tc>
+        <w:tc>
+          <w:tcPr>
+            <w:tcW w:type="dxa" w:w="1402"/>
             <w:tcBorders>
               <w:top w:val="single" w:color="C9D3DF" w:sz="4"/>
               <w:left w:val="single" w:color="C9D3DF" w:sz="4"/>
@@ -13189,7 +13189,7 @@
         </w:trPr>
         <w:tc>
           <w:tcPr>
-            <w:tcW w:type="dxa" w:w="714"/>
+            <w:tcW w:type="dxa" w:w="1483"/>
             <w:tcBorders>
               <w:top w:val="single" w:color="C9D3DF" w:sz="4"/>
               <w:left w:val="single" w:color="C9D3DF" w:sz="4"/>
@@ -13219,117 +13219,117 @@
         </w:tc>
         <w:tc>
           <w:tcPr>
-            <w:tcW w:type="dxa" w:w="1122"/>
-            <w:tcBorders>
-              <w:top w:val="single" w:color="C9D3DF" w:sz="4"/>
-              <w:left w:val="single" w:color="C9D3DF" w:sz="4"/>
-              <w:bottom w:val="single" w:color="C9D3DF" w:sz="4"/>
-              <w:right w:val="single" w:color="C9D3DF" w:sz="4"/>
-            </w:tcBorders>
-            <w:tcMar>
-              <w:top w:type="dxa" w:w="50"/>
-              <w:left w:type="dxa" w:w="80"/>
-              <w:bottom w:type="dxa" w:w="50"/>
-              <w:right w:type="dxa" w:w="80"/>
-            </w:tcMar>
-          </w:tcPr>
-          <w:p>
-            <w:pPr>
-              <w:jc w:val="center"/>
-            </w:pPr>
-          </w:p>
-        </w:tc>
-        <w:tc>
-          <w:tcPr>
-            <w:tcW w:type="dxa" w:w="1429"/>
-            <w:tcBorders>
-              <w:top w:val="single" w:color="C9D3DF" w:sz="4"/>
-              <w:left w:val="single" w:color="C9D3DF" w:sz="4"/>
-              <w:bottom w:val="single" w:color="C9D3DF" w:sz="4"/>
-              <w:right w:val="single" w:color="C9D3DF" w:sz="4"/>
-            </w:tcBorders>
-            <w:tcMar>
-              <w:top w:type="dxa" w:w="50"/>
-              <w:left w:type="dxa" w:w="80"/>
-              <w:bottom w:type="dxa" w:w="50"/>
-              <w:right w:type="dxa" w:w="80"/>
-            </w:tcMar>
-          </w:tcPr>
-          <w:p>
-            <w:pPr>
-              <w:jc w:val="center"/>
-            </w:pPr>
-          </w:p>
-        </w:tc>
-        <w:tc>
-          <w:tcPr>
-            <w:tcW w:type="dxa" w:w="1837"/>
-            <w:tcBorders>
-              <w:top w:val="single" w:color="C9D3DF" w:sz="4"/>
-              <w:left w:val="single" w:color="C9D3DF" w:sz="4"/>
-              <w:bottom w:val="single" w:color="C9D3DF" w:sz="4"/>
-              <w:right w:val="single" w:color="C9D3DF" w:sz="4"/>
-            </w:tcBorders>
-            <w:tcMar>
-              <w:top w:type="dxa" w:w="50"/>
-              <w:left w:type="dxa" w:w="80"/>
-              <w:bottom w:type="dxa" w:w="50"/>
-              <w:right w:type="dxa" w:w="80"/>
-            </w:tcMar>
-          </w:tcPr>
-          <w:p>
-            <w:pPr>
-              <w:jc w:val="center"/>
-            </w:pPr>
-          </w:p>
-        </w:tc>
-        <w:tc>
-          <w:tcPr>
-            <w:tcW w:type="dxa" w:w="2245"/>
-            <w:tcBorders>
-              <w:top w:val="single" w:color="C9D3DF" w:sz="4"/>
-              <w:left w:val="single" w:color="C9D3DF" w:sz="4"/>
-              <w:bottom w:val="single" w:color="C9D3DF" w:sz="4"/>
-              <w:right w:val="single" w:color="C9D3DF" w:sz="4"/>
-            </w:tcBorders>
-            <w:tcMar>
-              <w:top w:type="dxa" w:w="50"/>
-              <w:left w:type="dxa" w:w="80"/>
-              <w:bottom w:type="dxa" w:w="50"/>
-              <w:right w:type="dxa" w:w="80"/>
-            </w:tcMar>
-          </w:tcPr>
-          <w:p>
-            <w:pPr>
-              <w:jc w:val="center"/>
-            </w:pPr>
-          </w:p>
-        </w:tc>
-        <w:tc>
-          <w:tcPr>
-            <w:tcW w:type="dxa" w:w="1531"/>
-            <w:tcBorders>
-              <w:top w:val="single" w:color="C9D3DF" w:sz="4"/>
-              <w:left w:val="single" w:color="C9D3DF" w:sz="4"/>
-              <w:bottom w:val="single" w:color="C9D3DF" w:sz="4"/>
-              <w:right w:val="single" w:color="C9D3DF" w:sz="4"/>
-            </w:tcBorders>
-            <w:tcMar>
-              <w:top w:type="dxa" w:w="50"/>
-              <w:left w:type="dxa" w:w="80"/>
-              <w:bottom w:type="dxa" w:w="50"/>
-              <w:right w:type="dxa" w:w="80"/>
-            </w:tcMar>
-          </w:tcPr>
-          <w:p>
-            <w:pPr>
-              <w:jc w:val="center"/>
-            </w:pPr>
-          </w:p>
-        </w:tc>
-        <w:tc>
-          <w:tcPr>
-            <w:tcW w:type="dxa" w:w="1326"/>
+            <w:tcW w:type="dxa" w:w="1356"/>
+            <w:tcBorders>
+              <w:top w:val="single" w:color="C9D3DF" w:sz="4"/>
+              <w:left w:val="single" w:color="C9D3DF" w:sz="4"/>
+              <w:bottom w:val="single" w:color="C9D3DF" w:sz="4"/>
+              <w:right w:val="single" w:color="C9D3DF" w:sz="4"/>
+            </w:tcBorders>
+            <w:tcMar>
+              <w:top w:type="dxa" w:w="50"/>
+              <w:left w:type="dxa" w:w="80"/>
+              <w:bottom w:type="dxa" w:w="50"/>
+              <w:right w:type="dxa" w:w="80"/>
+            </w:tcMar>
+          </w:tcPr>
+          <w:p>
+            <w:pPr>
+              <w:jc w:val="center"/>
+            </w:pPr>
+          </w:p>
+        </w:tc>
+        <w:tc>
+          <w:tcPr>
+            <w:tcW w:type="dxa" w:w="1483"/>
+            <w:tcBorders>
+              <w:top w:val="single" w:color="C9D3DF" w:sz="4"/>
+              <w:left w:val="single" w:color="C9D3DF" w:sz="4"/>
+              <w:bottom w:val="single" w:color="C9D3DF" w:sz="4"/>
+              <w:right w:val="single" w:color="C9D3DF" w:sz="4"/>
+            </w:tcBorders>
+            <w:tcMar>
+              <w:top w:type="dxa" w:w="50"/>
+              <w:left w:type="dxa" w:w="80"/>
+              <w:bottom w:type="dxa" w:w="50"/>
+              <w:right w:type="dxa" w:w="80"/>
+            </w:tcMar>
+          </w:tcPr>
+          <w:p>
+            <w:pPr>
+              <w:jc w:val="center"/>
+            </w:pPr>
+          </w:p>
+        </w:tc>
+        <w:tc>
+          <w:tcPr>
+            <w:tcW w:type="dxa" w:w="1483"/>
+            <w:tcBorders>
+              <w:top w:val="single" w:color="C9D3DF" w:sz="4"/>
+              <w:left w:val="single" w:color="C9D3DF" w:sz="4"/>
+              <w:bottom w:val="single" w:color="C9D3DF" w:sz="4"/>
+              <w:right w:val="single" w:color="C9D3DF" w:sz="4"/>
+            </w:tcBorders>
+            <w:tcMar>
+              <w:top w:type="dxa" w:w="50"/>
+              <w:left w:type="dxa" w:w="80"/>
+              <w:bottom w:type="dxa" w:w="50"/>
+              <w:right w:type="dxa" w:w="80"/>
+            </w:tcMar>
+          </w:tcPr>
+          <w:p>
+            <w:pPr>
+              <w:jc w:val="center"/>
+            </w:pPr>
+          </w:p>
+        </w:tc>
+        <w:tc>
+          <w:tcPr>
+            <w:tcW w:type="dxa" w:w="1553"/>
+            <w:tcBorders>
+              <w:top w:val="single" w:color="C9D3DF" w:sz="4"/>
+              <w:left w:val="single" w:color="C9D3DF" w:sz="4"/>
+              <w:bottom w:val="single" w:color="C9D3DF" w:sz="4"/>
+              <w:right w:val="single" w:color="C9D3DF" w:sz="4"/>
+            </w:tcBorders>
+            <w:tcMar>
+              <w:top w:type="dxa" w:w="50"/>
+              <w:left w:type="dxa" w:w="80"/>
+              <w:bottom w:type="dxa" w:w="50"/>
+              <w:right w:type="dxa" w:w="80"/>
+            </w:tcMar>
+          </w:tcPr>
+          <w:p>
+            <w:pPr>
+              <w:jc w:val="center"/>
+            </w:pPr>
+          </w:p>
+        </w:tc>
+        <w:tc>
+          <w:tcPr>
+            <w:tcW w:type="dxa" w:w="1444"/>
+            <w:tcBorders>
+              <w:top w:val="single" w:color="C9D3DF" w:sz="4"/>
+              <w:left w:val="single" w:color="C9D3DF" w:sz="4"/>
+              <w:bottom w:val="single" w:color="C9D3DF" w:sz="4"/>
+              <w:right w:val="single" w:color="C9D3DF" w:sz="4"/>
+            </w:tcBorders>
+            <w:tcMar>
+              <w:top w:type="dxa" w:w="50"/>
+              <w:left w:type="dxa" w:w="80"/>
+              <w:bottom w:type="dxa" w:w="50"/>
+              <w:right w:type="dxa" w:w="80"/>
+            </w:tcMar>
+          </w:tcPr>
+          <w:p>
+            <w:pPr>
+              <w:jc w:val="center"/>
+            </w:pPr>
+          </w:p>
+        </w:tc>
+        <w:tc>
+          <w:tcPr>
+            <w:tcW w:type="dxa" w:w="1402"/>
             <w:tcBorders>
               <w:top w:val="single" w:color="C9D3DF" w:sz="4"/>
               <w:left w:val="single" w:color="C9D3DF" w:sz="4"/>
@@ -13357,7 +13357,7 @@
         </w:trPr>
         <w:tc>
           <w:tcPr>
-            <w:tcW w:type="dxa" w:w="714"/>
+            <w:tcW w:type="dxa" w:w="1483"/>
             <w:tcBorders>
               <w:top w:val="single" w:color="C9D3DF" w:sz="4"/>
               <w:left w:val="single" w:color="C9D3DF" w:sz="4"/>
@@ -13387,117 +13387,117 @@
         </w:tc>
         <w:tc>
           <w:tcPr>
-            <w:tcW w:type="dxa" w:w="1122"/>
-            <w:tcBorders>
-              <w:top w:val="single" w:color="C9D3DF" w:sz="4"/>
-              <w:left w:val="single" w:color="C9D3DF" w:sz="4"/>
-              <w:bottom w:val="single" w:color="C9D3DF" w:sz="4"/>
-              <w:right w:val="single" w:color="C9D3DF" w:sz="4"/>
-            </w:tcBorders>
-            <w:tcMar>
-              <w:top w:type="dxa" w:w="50"/>
-              <w:left w:type="dxa" w:w="80"/>
-              <w:bottom w:type="dxa" w:w="50"/>
-              <w:right w:type="dxa" w:w="80"/>
-            </w:tcMar>
-          </w:tcPr>
-          <w:p>
-            <w:pPr>
-              <w:jc w:val="center"/>
-            </w:pPr>
-          </w:p>
-        </w:tc>
-        <w:tc>
-          <w:tcPr>
-            <w:tcW w:type="dxa" w:w="1429"/>
-            <w:tcBorders>
-              <w:top w:val="single" w:color="C9D3DF" w:sz="4"/>
-              <w:left w:val="single" w:color="C9D3DF" w:sz="4"/>
-              <w:bottom w:val="single" w:color="C9D3DF" w:sz="4"/>
-              <w:right w:val="single" w:color="C9D3DF" w:sz="4"/>
-            </w:tcBorders>
-            <w:tcMar>
-              <w:top w:type="dxa" w:w="50"/>
-              <w:left w:type="dxa" w:w="80"/>
-              <w:bottom w:type="dxa" w:w="50"/>
-              <w:right w:type="dxa" w:w="80"/>
-            </w:tcMar>
-          </w:tcPr>
-          <w:p>
-            <w:pPr>
-              <w:jc w:val="center"/>
-            </w:pPr>
-          </w:p>
-        </w:tc>
-        <w:tc>
-          <w:tcPr>
-            <w:tcW w:type="dxa" w:w="1837"/>
-            <w:tcBorders>
-              <w:top w:val="single" w:color="C9D3DF" w:sz="4"/>
-              <w:left w:val="single" w:color="C9D3DF" w:sz="4"/>
-              <w:bottom w:val="single" w:color="C9D3DF" w:sz="4"/>
-              <w:right w:val="single" w:color="C9D3DF" w:sz="4"/>
-            </w:tcBorders>
-            <w:tcMar>
-              <w:top w:type="dxa" w:w="50"/>
-              <w:left w:type="dxa" w:w="80"/>
-              <w:bottom w:type="dxa" w:w="50"/>
-              <w:right w:type="dxa" w:w="80"/>
-            </w:tcMar>
-          </w:tcPr>
-          <w:p>
-            <w:pPr>
-              <w:jc w:val="center"/>
-            </w:pPr>
-          </w:p>
-        </w:tc>
-        <w:tc>
-          <w:tcPr>
-            <w:tcW w:type="dxa" w:w="2245"/>
-            <w:tcBorders>
-              <w:top w:val="single" w:color="C9D3DF" w:sz="4"/>
-              <w:left w:val="single" w:color="C9D3DF" w:sz="4"/>
-              <w:bottom w:val="single" w:color="C9D3DF" w:sz="4"/>
-              <w:right w:val="single" w:color="C9D3DF" w:sz="4"/>
-            </w:tcBorders>
-            <w:tcMar>
-              <w:top w:type="dxa" w:w="50"/>
-              <w:left w:type="dxa" w:w="80"/>
-              <w:bottom w:type="dxa" w:w="50"/>
-              <w:right w:type="dxa" w:w="80"/>
-            </w:tcMar>
-          </w:tcPr>
-          <w:p>
-            <w:pPr>
-              <w:jc w:val="center"/>
-            </w:pPr>
-          </w:p>
-        </w:tc>
-        <w:tc>
-          <w:tcPr>
-            <w:tcW w:type="dxa" w:w="1531"/>
-            <w:tcBorders>
-              <w:top w:val="single" w:color="C9D3DF" w:sz="4"/>
-              <w:left w:val="single" w:color="C9D3DF" w:sz="4"/>
-              <w:bottom w:val="single" w:color="C9D3DF" w:sz="4"/>
-              <w:right w:val="single" w:color="C9D3DF" w:sz="4"/>
-            </w:tcBorders>
-            <w:tcMar>
-              <w:top w:type="dxa" w:w="50"/>
-              <w:left w:type="dxa" w:w="80"/>
-              <w:bottom w:type="dxa" w:w="50"/>
-              <w:right w:type="dxa" w:w="80"/>
-            </w:tcMar>
-          </w:tcPr>
-          <w:p>
-            <w:pPr>
-              <w:jc w:val="center"/>
-            </w:pPr>
-          </w:p>
-        </w:tc>
-        <w:tc>
-          <w:tcPr>
-            <w:tcW w:type="dxa" w:w="1326"/>
+            <w:tcW w:type="dxa" w:w="1356"/>
+            <w:tcBorders>
+              <w:top w:val="single" w:color="C9D3DF" w:sz="4"/>
+              <w:left w:val="single" w:color="C9D3DF" w:sz="4"/>
+              <w:bottom w:val="single" w:color="C9D3DF" w:sz="4"/>
+              <w:right w:val="single" w:color="C9D3DF" w:sz="4"/>
+            </w:tcBorders>
+            <w:tcMar>
+              <w:top w:type="dxa" w:w="50"/>
+              <w:left w:type="dxa" w:w="80"/>
+              <w:bottom w:type="dxa" w:w="50"/>
+              <w:right w:type="dxa" w:w="80"/>
+            </w:tcMar>
+          </w:tcPr>
+          <w:p>
+            <w:pPr>
+              <w:jc w:val="center"/>
+            </w:pPr>
+          </w:p>
+        </w:tc>
+        <w:tc>
+          <w:tcPr>
+            <w:tcW w:type="dxa" w:w="1483"/>
+            <w:tcBorders>
+              <w:top w:val="single" w:color="C9D3DF" w:sz="4"/>
+              <w:left w:val="single" w:color="C9D3DF" w:sz="4"/>
+              <w:bottom w:val="single" w:color="C9D3DF" w:sz="4"/>
+              <w:right w:val="single" w:color="C9D3DF" w:sz="4"/>
+            </w:tcBorders>
+            <w:tcMar>
+              <w:top w:type="dxa" w:w="50"/>
+              <w:left w:type="dxa" w:w="80"/>
+              <w:bottom w:type="dxa" w:w="50"/>
+              <w:right w:type="dxa" w:w="80"/>
+            </w:tcMar>
+          </w:tcPr>
+          <w:p>
+            <w:pPr>
+              <w:jc w:val="center"/>
+            </w:pPr>
+          </w:p>
+        </w:tc>
+        <w:tc>
+          <w:tcPr>
+            <w:tcW w:type="dxa" w:w="1483"/>
+            <w:tcBorders>
+              <w:top w:val="single" w:color="C9D3DF" w:sz="4"/>
+              <w:left w:val="single" w:color="C9D3DF" w:sz="4"/>
+              <w:bottom w:val="single" w:color="C9D3DF" w:sz="4"/>
+              <w:right w:val="single" w:color="C9D3DF" w:sz="4"/>
+            </w:tcBorders>
+            <w:tcMar>
+              <w:top w:type="dxa" w:w="50"/>
+              <w:left w:type="dxa" w:w="80"/>
+              <w:bottom w:type="dxa" w:w="50"/>
+              <w:right w:type="dxa" w:w="80"/>
+            </w:tcMar>
+          </w:tcPr>
+          <w:p>
+            <w:pPr>
+              <w:jc w:val="center"/>
+            </w:pPr>
+          </w:p>
+        </w:tc>
+        <w:tc>
+          <w:tcPr>
+            <w:tcW w:type="dxa" w:w="1553"/>
+            <w:tcBorders>
+              <w:top w:val="single" w:color="C9D3DF" w:sz="4"/>
+              <w:left w:val="single" w:color="C9D3DF" w:sz="4"/>
+              <w:bottom w:val="single" w:color="C9D3DF" w:sz="4"/>
+              <w:right w:val="single" w:color="C9D3DF" w:sz="4"/>
+            </w:tcBorders>
+            <w:tcMar>
+              <w:top w:type="dxa" w:w="50"/>
+              <w:left w:type="dxa" w:w="80"/>
+              <w:bottom w:type="dxa" w:w="50"/>
+              <w:right w:type="dxa" w:w="80"/>
+            </w:tcMar>
+          </w:tcPr>
+          <w:p>
+            <w:pPr>
+              <w:jc w:val="center"/>
+            </w:pPr>
+          </w:p>
+        </w:tc>
+        <w:tc>
+          <w:tcPr>
+            <w:tcW w:type="dxa" w:w="1444"/>
+            <w:tcBorders>
+              <w:top w:val="single" w:color="C9D3DF" w:sz="4"/>
+              <w:left w:val="single" w:color="C9D3DF" w:sz="4"/>
+              <w:bottom w:val="single" w:color="C9D3DF" w:sz="4"/>
+              <w:right w:val="single" w:color="C9D3DF" w:sz="4"/>
+            </w:tcBorders>
+            <w:tcMar>
+              <w:top w:type="dxa" w:w="50"/>
+              <w:left w:type="dxa" w:w="80"/>
+              <w:bottom w:type="dxa" w:w="50"/>
+              <w:right w:type="dxa" w:w="80"/>
+            </w:tcMar>
+          </w:tcPr>
+          <w:p>
+            <w:pPr>
+              <w:jc w:val="center"/>
+            </w:pPr>
+          </w:p>
+        </w:tc>
+        <w:tc>
+          <w:tcPr>
+            <w:tcW w:type="dxa" w:w="1402"/>
             <w:tcBorders>
               <w:top w:val="single" w:color="C9D3DF" w:sz="4"/>
               <w:left w:val="single" w:color="C9D3DF" w:sz="4"/>
@@ -13697,7 +13697,7 @@
         <w:sz w:val="16"/>
         <w:szCs w:val="16"/>
       </w:rPr>
-      <w:t xml:space="preserve">오이소창원 최종 자체 테스트 체크리스트 · </w:t>
+      <w:t xml:space="preserve">오이소창원 최종 자체 테스트 체크리스트</w:t>
     </w:r>
     <w:r>
       <w:rPr>

--- a/tests/team_self_test/오이소창원_최종자체테스트_체크리스트_20261003.docx
+++ b/tests/team_self_test/오이소창원_최종자체테스트_체크리스트_20261003.docx
@@ -44,7 +44,7 @@
         </w:rPr>
         <w:t xml:space="preserve"> 배포본 </w:t>
       </w:r>
-      <w:hyperlink w:history="1" r:id="rIdaq8dzfvqo4bhzjcavm_8t">
+      <w:hyperlink w:history="1" r:id="rIdhvlh4tnjtvn2lo4_6_z2j">
         <w:r>
           <w:rPr>
             <w:rStyle w:val="Hyperlink"/>
@@ -704,10 +704,10 @@
         </w:tblBorders>
       </w:tblPr>
       <w:tblGrid>
-        <w:gridCol w:w="2247"/>
-        <w:gridCol w:w="4733"/>
-        <w:gridCol w:w="1572"/>
-        <w:gridCol w:w="1652"/>
+        <w:gridCol w:w="2271"/>
+        <w:gridCol w:w="4675"/>
+        <w:gridCol w:w="1589"/>
+        <w:gridCol w:w="1669"/>
       </w:tblGrid>
       <w:tr>
         <w:trPr>
@@ -716,7 +716,7 @@
         </w:trPr>
         <w:tc>
           <w:tcPr>
-            <w:tcW w:type="dxa" w:w="2247"/>
+            <w:tcW w:type="dxa" w:w="2271"/>
             <w:tcBorders>
               <w:top w:val="single" w:color="C9D3DF" w:sz="4"/>
               <w:left w:val="single" w:color="C9D3DF" w:sz="4"/>
@@ -750,7 +750,7 @@
         </w:tc>
         <w:tc>
           <w:tcPr>
-            <w:tcW w:type="dxa" w:w="4733"/>
+            <w:tcW w:type="dxa" w:w="4675"/>
             <w:tcBorders>
               <w:top w:val="single" w:color="C9D3DF" w:sz="4"/>
               <w:left w:val="single" w:color="C9D3DF" w:sz="4"/>
@@ -784,7 +784,7 @@
         </w:tc>
         <w:tc>
           <w:tcPr>
-            <w:tcW w:type="dxa" w:w="1572"/>
+            <w:tcW w:type="dxa" w:w="1589"/>
             <w:tcBorders>
               <w:top w:val="single" w:color="C9D3DF" w:sz="4"/>
               <w:left w:val="single" w:color="C9D3DF" w:sz="4"/>
@@ -818,7 +818,7 @@
         </w:tc>
         <w:tc>
           <w:tcPr>
-            <w:tcW w:type="dxa" w:w="1652"/>
+            <w:tcW w:type="dxa" w:w="1669"/>
             <w:tcBorders>
               <w:top w:val="single" w:color="C9D3DF" w:sz="4"/>
               <w:left w:val="single" w:color="C9D3DF" w:sz="4"/>
@@ -858,7 +858,7 @@
         </w:trPr>
         <w:tc>
           <w:tcPr>
-            <w:tcW w:type="dxa" w:w="2247"/>
+            <w:tcW w:type="dxa" w:w="2271"/>
             <w:tcBorders>
               <w:top w:val="single" w:color="C9D3DF" w:sz="4"/>
               <w:left w:val="single" w:color="C9D3DF" w:sz="4"/>
@@ -888,7 +888,7 @@
         </w:tc>
         <w:tc>
           <w:tcPr>
-            <w:tcW w:type="dxa" w:w="4733"/>
+            <w:tcW w:type="dxa" w:w="4675"/>
             <w:tcBorders>
               <w:top w:val="single" w:color="C9D3DF" w:sz="4"/>
               <w:left w:val="single" w:color="C9D3DF" w:sz="4"/>
@@ -918,29 +918,29 @@
         </w:tc>
         <w:tc>
           <w:tcPr>
-            <w:tcW w:type="dxa" w:w="1572"/>
-            <w:tcBorders>
-              <w:top w:val="single" w:color="C9D3DF" w:sz="4"/>
-              <w:left w:val="single" w:color="C9D3DF" w:sz="4"/>
-              <w:bottom w:val="single" w:color="C9D3DF" w:sz="4"/>
-              <w:right w:val="single" w:color="C9D3DF" w:sz="4"/>
-            </w:tcBorders>
-            <w:tcMar>
-              <w:top w:type="dxa" w:w="50"/>
-              <w:left w:type="dxa" w:w="80"/>
-              <w:bottom w:type="dxa" w:w="50"/>
-              <w:right w:type="dxa" w:w="80"/>
-            </w:tcMar>
-          </w:tcPr>
-          <w:p>
-            <w:pPr>
-              <w:jc w:val="center"/>
-            </w:pPr>
-          </w:p>
-        </w:tc>
-        <w:tc>
-          <w:tcPr>
-            <w:tcW w:type="dxa" w:w="1652"/>
+            <w:tcW w:type="dxa" w:w="1589"/>
+            <w:tcBorders>
+              <w:top w:val="single" w:color="C9D3DF" w:sz="4"/>
+              <w:left w:val="single" w:color="C9D3DF" w:sz="4"/>
+              <w:bottom w:val="single" w:color="C9D3DF" w:sz="4"/>
+              <w:right w:val="single" w:color="C9D3DF" w:sz="4"/>
+            </w:tcBorders>
+            <w:tcMar>
+              <w:top w:type="dxa" w:w="50"/>
+              <w:left w:type="dxa" w:w="80"/>
+              <w:bottom w:type="dxa" w:w="50"/>
+              <w:right w:type="dxa" w:w="80"/>
+            </w:tcMar>
+          </w:tcPr>
+          <w:p>
+            <w:pPr>
+              <w:jc w:val="center"/>
+            </w:pPr>
+          </w:p>
+        </w:tc>
+        <w:tc>
+          <w:tcPr>
+            <w:tcW w:type="dxa" w:w="1669"/>
             <w:tcBorders>
               <w:top w:val="single" w:color="C9D3DF" w:sz="4"/>
               <w:left w:val="single" w:color="C9D3DF" w:sz="4"/>
@@ -968,7 +968,7 @@
         </w:trPr>
         <w:tc>
           <w:tcPr>
-            <w:tcW w:type="dxa" w:w="2247"/>
+            <w:tcW w:type="dxa" w:w="2271"/>
             <w:tcBorders>
               <w:top w:val="single" w:color="C9D3DF" w:sz="4"/>
               <w:left w:val="single" w:color="C9D3DF" w:sz="4"/>
@@ -998,7 +998,7 @@
         </w:tc>
         <w:tc>
           <w:tcPr>
-            <w:tcW w:type="dxa" w:w="4733"/>
+            <w:tcW w:type="dxa" w:w="4675"/>
             <w:tcBorders>
               <w:top w:val="single" w:color="C9D3DF" w:sz="4"/>
               <w:left w:val="single" w:color="C9D3DF" w:sz="4"/>
@@ -1028,29 +1028,29 @@
         </w:tc>
         <w:tc>
           <w:tcPr>
-            <w:tcW w:type="dxa" w:w="1572"/>
-            <w:tcBorders>
-              <w:top w:val="single" w:color="C9D3DF" w:sz="4"/>
-              <w:left w:val="single" w:color="C9D3DF" w:sz="4"/>
-              <w:bottom w:val="single" w:color="C9D3DF" w:sz="4"/>
-              <w:right w:val="single" w:color="C9D3DF" w:sz="4"/>
-            </w:tcBorders>
-            <w:tcMar>
-              <w:top w:type="dxa" w:w="50"/>
-              <w:left w:type="dxa" w:w="80"/>
-              <w:bottom w:type="dxa" w:w="50"/>
-              <w:right w:type="dxa" w:w="80"/>
-            </w:tcMar>
-          </w:tcPr>
-          <w:p>
-            <w:pPr>
-              <w:jc w:val="center"/>
-            </w:pPr>
-          </w:p>
-        </w:tc>
-        <w:tc>
-          <w:tcPr>
-            <w:tcW w:type="dxa" w:w="1652"/>
+            <w:tcW w:type="dxa" w:w="1589"/>
+            <w:tcBorders>
+              <w:top w:val="single" w:color="C9D3DF" w:sz="4"/>
+              <w:left w:val="single" w:color="C9D3DF" w:sz="4"/>
+              <w:bottom w:val="single" w:color="C9D3DF" w:sz="4"/>
+              <w:right w:val="single" w:color="C9D3DF" w:sz="4"/>
+            </w:tcBorders>
+            <w:tcMar>
+              <w:top w:type="dxa" w:w="50"/>
+              <w:left w:type="dxa" w:w="80"/>
+              <w:bottom w:type="dxa" w:w="50"/>
+              <w:right w:type="dxa" w:w="80"/>
+            </w:tcMar>
+          </w:tcPr>
+          <w:p>
+            <w:pPr>
+              <w:jc w:val="center"/>
+            </w:pPr>
+          </w:p>
+        </w:tc>
+        <w:tc>
+          <w:tcPr>
+            <w:tcW w:type="dxa" w:w="1669"/>
             <w:tcBorders>
               <w:top w:val="single" w:color="C9D3DF" w:sz="4"/>
               <w:left w:val="single" w:color="C9D3DF" w:sz="4"/>
@@ -1078,7 +1078,7 @@
         </w:trPr>
         <w:tc>
           <w:tcPr>
-            <w:tcW w:type="dxa" w:w="2247"/>
+            <w:tcW w:type="dxa" w:w="2271"/>
             <w:tcBorders>
               <w:top w:val="single" w:color="C9D3DF" w:sz="4"/>
               <w:left w:val="single" w:color="C9D3DF" w:sz="4"/>
@@ -1108,7 +1108,7 @@
         </w:tc>
         <w:tc>
           <w:tcPr>
-            <w:tcW w:type="dxa" w:w="4733"/>
+            <w:tcW w:type="dxa" w:w="4675"/>
             <w:tcBorders>
               <w:top w:val="single" w:color="C9D3DF" w:sz="4"/>
               <w:left w:val="single" w:color="C9D3DF" w:sz="4"/>
@@ -1132,51 +1132,35 @@
                 <w:sz w:val="17"/>
                 <w:szCs w:val="17"/>
               </w:rPr>
-              <w:t xml:space="preserve">화면 맨 아래 ‘앱 문의: 이메일’이 </w:t>
-            </w:r>
-            <w:r>
-              <w:rPr>
-                <w:rFonts w:ascii="Malgun Gothic" w:cs="Malgun Gothic" w:eastAsia="Malgun Gothic" w:hAnsi="Malgun Gothic"/>
-                <w:sz w:val="17"/>
-                <w:szCs w:val="17"/>
-              </w:rPr>
-              <w:t xml:space="preserve">한 번만</w:t>
-            </w:r>
-            <w:r>
-              <w:rPr>
-                <w:rFonts w:ascii="Malgun Gothic" w:cs="Malgun Gothic" w:eastAsia="Malgun Gothic" w:hAnsi="Malgun Gothic"/>
-                <w:sz w:val="17"/>
-                <w:szCs w:val="17"/>
-              </w:rPr>
-              <w:t xml:space="preserve"> 보인다(위쪽에 같은 이메일이 또 나오지 않음)</w:t>
-            </w:r>
-          </w:p>
-        </w:tc>
-        <w:tc>
-          <w:tcPr>
-            <w:tcW w:type="dxa" w:w="1572"/>
-            <w:tcBorders>
-              <w:top w:val="single" w:color="C9D3DF" w:sz="4"/>
-              <w:left w:val="single" w:color="C9D3DF" w:sz="4"/>
-              <w:bottom w:val="single" w:color="C9D3DF" w:sz="4"/>
-              <w:right w:val="single" w:color="C9D3DF" w:sz="4"/>
-            </w:tcBorders>
-            <w:tcMar>
-              <w:top w:type="dxa" w:w="50"/>
-              <w:left w:type="dxa" w:w="80"/>
-              <w:bottom w:type="dxa" w:w="50"/>
-              <w:right w:type="dxa" w:w="80"/>
-            </w:tcMar>
-          </w:tcPr>
-          <w:p>
-            <w:pPr>
-              <w:jc w:val="center"/>
-            </w:pPr>
-          </w:p>
-        </w:tc>
-        <w:tc>
-          <w:tcPr>
-            <w:tcW w:type="dxa" w:w="1652"/>
+              <w:t xml:space="preserve">앱 화면(왼쪽 메뉴·화면 아래)에 문의 이메일이 보이지 않는다(10/3 삭제)</w:t>
+            </w:r>
+          </w:p>
+        </w:tc>
+        <w:tc>
+          <w:tcPr>
+            <w:tcW w:type="dxa" w:w="1589"/>
+            <w:tcBorders>
+              <w:top w:val="single" w:color="C9D3DF" w:sz="4"/>
+              <w:left w:val="single" w:color="C9D3DF" w:sz="4"/>
+              <w:bottom w:val="single" w:color="C9D3DF" w:sz="4"/>
+              <w:right w:val="single" w:color="C9D3DF" w:sz="4"/>
+            </w:tcBorders>
+            <w:tcMar>
+              <w:top w:type="dxa" w:w="50"/>
+              <w:left w:type="dxa" w:w="80"/>
+              <w:bottom w:type="dxa" w:w="50"/>
+              <w:right w:type="dxa" w:w="80"/>
+            </w:tcMar>
+          </w:tcPr>
+          <w:p>
+            <w:pPr>
+              <w:jc w:val="center"/>
+            </w:pPr>
+          </w:p>
+        </w:tc>
+        <w:tc>
+          <w:tcPr>
+            <w:tcW w:type="dxa" w:w="1669"/>
             <w:tcBorders>
               <w:top w:val="single" w:color="C9D3DF" w:sz="4"/>
               <w:left w:val="single" w:color="C9D3DF" w:sz="4"/>
@@ -1204,7 +1188,7 @@
         </w:trPr>
         <w:tc>
           <w:tcPr>
-            <w:tcW w:type="dxa" w:w="2247"/>
+            <w:tcW w:type="dxa" w:w="2271"/>
             <w:tcBorders>
               <w:top w:val="single" w:color="C9D3DF" w:sz="4"/>
               <w:left w:val="single" w:color="C9D3DF" w:sz="4"/>
@@ -1234,7 +1218,7 @@
         </w:tc>
         <w:tc>
           <w:tcPr>
-            <w:tcW w:type="dxa" w:w="4733"/>
+            <w:tcW w:type="dxa" w:w="4675"/>
             <w:tcBorders>
               <w:top w:val="single" w:color="C9D3DF" w:sz="4"/>
               <w:left w:val="single" w:color="C9D3DF" w:sz="4"/>
@@ -1272,29 +1256,29 @@
         </w:tc>
         <w:tc>
           <w:tcPr>
-            <w:tcW w:type="dxa" w:w="1572"/>
-            <w:tcBorders>
-              <w:top w:val="single" w:color="C9D3DF" w:sz="4"/>
-              <w:left w:val="single" w:color="C9D3DF" w:sz="4"/>
-              <w:bottom w:val="single" w:color="C9D3DF" w:sz="4"/>
-              <w:right w:val="single" w:color="C9D3DF" w:sz="4"/>
-            </w:tcBorders>
-            <w:tcMar>
-              <w:top w:type="dxa" w:w="50"/>
-              <w:left w:type="dxa" w:w="80"/>
-              <w:bottom w:type="dxa" w:w="50"/>
-              <w:right w:type="dxa" w:w="80"/>
-            </w:tcMar>
-          </w:tcPr>
-          <w:p>
-            <w:pPr>
-              <w:jc w:val="center"/>
-            </w:pPr>
-          </w:p>
-        </w:tc>
-        <w:tc>
-          <w:tcPr>
-            <w:tcW w:type="dxa" w:w="1652"/>
+            <w:tcW w:type="dxa" w:w="1589"/>
+            <w:tcBorders>
+              <w:top w:val="single" w:color="C9D3DF" w:sz="4"/>
+              <w:left w:val="single" w:color="C9D3DF" w:sz="4"/>
+              <w:bottom w:val="single" w:color="C9D3DF" w:sz="4"/>
+              <w:right w:val="single" w:color="C9D3DF" w:sz="4"/>
+            </w:tcBorders>
+            <w:tcMar>
+              <w:top w:type="dxa" w:w="50"/>
+              <w:left w:type="dxa" w:w="80"/>
+              <w:bottom w:type="dxa" w:w="50"/>
+              <w:right w:type="dxa" w:w="80"/>
+            </w:tcMar>
+          </w:tcPr>
+          <w:p>
+            <w:pPr>
+              <w:jc w:val="center"/>
+            </w:pPr>
+          </w:p>
+        </w:tc>
+        <w:tc>
+          <w:tcPr>
+            <w:tcW w:type="dxa" w:w="1669"/>
             <w:tcBorders>
               <w:top w:val="single" w:color="C9D3DF" w:sz="4"/>
               <w:left w:val="single" w:color="C9D3DF" w:sz="4"/>
@@ -1322,7 +1306,7 @@
         </w:trPr>
         <w:tc>
           <w:tcPr>
-            <w:tcW w:type="dxa" w:w="2247"/>
+            <w:tcW w:type="dxa" w:w="2271"/>
             <w:tcBorders>
               <w:top w:val="single" w:color="C9D3DF" w:sz="4"/>
               <w:left w:val="single" w:color="C9D3DF" w:sz="4"/>
@@ -1352,7 +1336,7 @@
         </w:tc>
         <w:tc>
           <w:tcPr>
-            <w:tcW w:type="dxa" w:w="4733"/>
+            <w:tcW w:type="dxa" w:w="4675"/>
             <w:tcBorders>
               <w:top w:val="single" w:color="C9D3DF" w:sz="4"/>
               <w:left w:val="single" w:color="C9D3DF" w:sz="4"/>
@@ -1382,29 +1366,29 @@
         </w:tc>
         <w:tc>
           <w:tcPr>
-            <w:tcW w:type="dxa" w:w="1572"/>
-            <w:tcBorders>
-              <w:top w:val="single" w:color="C9D3DF" w:sz="4"/>
-              <w:left w:val="single" w:color="C9D3DF" w:sz="4"/>
-              <w:bottom w:val="single" w:color="C9D3DF" w:sz="4"/>
-              <w:right w:val="single" w:color="C9D3DF" w:sz="4"/>
-            </w:tcBorders>
-            <w:tcMar>
-              <w:top w:type="dxa" w:w="50"/>
-              <w:left w:type="dxa" w:w="80"/>
-              <w:bottom w:type="dxa" w:w="50"/>
-              <w:right w:type="dxa" w:w="80"/>
-            </w:tcMar>
-          </w:tcPr>
-          <w:p>
-            <w:pPr>
-              <w:jc w:val="center"/>
-            </w:pPr>
-          </w:p>
-        </w:tc>
-        <w:tc>
-          <w:tcPr>
-            <w:tcW w:type="dxa" w:w="1652"/>
+            <w:tcW w:type="dxa" w:w="1589"/>
+            <w:tcBorders>
+              <w:top w:val="single" w:color="C9D3DF" w:sz="4"/>
+              <w:left w:val="single" w:color="C9D3DF" w:sz="4"/>
+              <w:bottom w:val="single" w:color="C9D3DF" w:sz="4"/>
+              <w:right w:val="single" w:color="C9D3DF" w:sz="4"/>
+            </w:tcBorders>
+            <w:tcMar>
+              <w:top w:type="dxa" w:w="50"/>
+              <w:left w:type="dxa" w:w="80"/>
+              <w:bottom w:type="dxa" w:w="50"/>
+              <w:right w:type="dxa" w:w="80"/>
+            </w:tcMar>
+          </w:tcPr>
+          <w:p>
+            <w:pPr>
+              <w:jc w:val="center"/>
+            </w:pPr>
+          </w:p>
+        </w:tc>
+        <w:tc>
+          <w:tcPr>
+            <w:tcW w:type="dxa" w:w="1669"/>
             <w:tcBorders>
               <w:top w:val="single" w:color="C9D3DF" w:sz="4"/>
               <w:left w:val="single" w:color="C9D3DF" w:sz="4"/>
@@ -11748,7 +11732,7 @@
               </w:rPr>
               <w:t xml:space="preserve">설문 링크(</w:t>
             </w:r>
-            <w:hyperlink w:history="1" r:id="rId9qol4uzol6615cflztj_7">
+            <w:hyperlink w:history="1" r:id="rIdy-zvtqnjwxxsi6ah9byct">
               <w:r>
                 <w:rPr>
                   <w:rStyle w:val="Hyperlink"/>

--- a/tests/team_self_test/오이소창원_최종자체테스트_체크리스트_20261003.docx
+++ b/tests/team_self_test/오이소창원_최종자체테스트_체크리스트_20261003.docx
@@ -44,7 +44,7 @@
         </w:rPr>
         <w:t xml:space="preserve"> 배포본 </w:t>
       </w:r>
-      <w:hyperlink w:history="1" r:id="rIdhvlh4tnjtvn2lo4_6_z2j">
+      <w:hyperlink w:history="1" r:id="rIdfiyyvgezrze_bakidztch">
         <w:r>
           <w:rPr>
             <w:rStyle w:val="Hyperlink"/>
@@ -5711,11 +5711,11 @@
         </w:tblBorders>
       </w:tblPr>
       <w:tblGrid>
-        <w:gridCol w:w="1644"/>
-        <w:gridCol w:w="2933"/>
-        <w:gridCol w:w="3478"/>
-        <w:gridCol w:w="1054"/>
-        <w:gridCol w:w="1095"/>
+        <w:gridCol w:w="1664"/>
+        <w:gridCol w:w="2904"/>
+        <w:gridCol w:w="3462"/>
+        <w:gridCol w:w="1067"/>
+        <w:gridCol w:w="1107"/>
       </w:tblGrid>
       <w:tr>
         <w:trPr>
@@ -5724,7 +5724,7 @@
         </w:trPr>
         <w:tc>
           <w:tcPr>
-            <w:tcW w:type="dxa" w:w="1644"/>
+            <w:tcW w:type="dxa" w:w="1664"/>
             <w:tcBorders>
               <w:top w:val="single" w:color="C9D3DF" w:sz="4"/>
               <w:left w:val="single" w:color="C9D3DF" w:sz="4"/>
@@ -5758,7 +5758,7 @@
         </w:tc>
         <w:tc>
           <w:tcPr>
-            <w:tcW w:type="dxa" w:w="2933"/>
+            <w:tcW w:type="dxa" w:w="2904"/>
             <w:tcBorders>
               <w:top w:val="single" w:color="C9D3DF" w:sz="4"/>
               <w:left w:val="single" w:color="C9D3DF" w:sz="4"/>
@@ -5792,7 +5792,7 @@
         </w:tc>
         <w:tc>
           <w:tcPr>
-            <w:tcW w:type="dxa" w:w="3478"/>
+            <w:tcW w:type="dxa" w:w="3462"/>
             <w:tcBorders>
               <w:top w:val="single" w:color="C9D3DF" w:sz="4"/>
               <w:left w:val="single" w:color="C9D3DF" w:sz="4"/>
@@ -5826,7 +5826,7 @@
         </w:tc>
         <w:tc>
           <w:tcPr>
-            <w:tcW w:type="dxa" w:w="1054"/>
+            <w:tcW w:type="dxa" w:w="1067"/>
             <w:tcBorders>
               <w:top w:val="single" w:color="C9D3DF" w:sz="4"/>
               <w:left w:val="single" w:color="C9D3DF" w:sz="4"/>
@@ -5860,7 +5860,7 @@
         </w:tc>
         <w:tc>
           <w:tcPr>
-            <w:tcW w:type="dxa" w:w="1095"/>
+            <w:tcW w:type="dxa" w:w="1107"/>
             <w:tcBorders>
               <w:top w:val="single" w:color="C9D3DF" w:sz="4"/>
               <w:left w:val="single" w:color="C9D3DF" w:sz="4"/>
@@ -5900,7 +5900,7 @@
         </w:trPr>
         <w:tc>
           <w:tcPr>
-            <w:tcW w:type="dxa" w:w="1644"/>
+            <w:tcW w:type="dxa" w:w="1664"/>
             <w:tcBorders>
               <w:top w:val="single" w:color="C9D3DF" w:sz="4"/>
               <w:left w:val="single" w:color="C9D3DF" w:sz="4"/>
@@ -5930,7 +5930,7 @@
         </w:tc>
         <w:tc>
           <w:tcPr>
-            <w:tcW w:type="dxa" w:w="2933"/>
+            <w:tcW w:type="dxa" w:w="2904"/>
             <w:tcBorders>
               <w:top w:val="single" w:color="C9D3DF" w:sz="4"/>
               <w:left w:val="single" w:color="C9D3DF" w:sz="4"/>
@@ -5960,7 +5960,7 @@
         </w:tc>
         <w:tc>
           <w:tcPr>
-            <w:tcW w:type="dxa" w:w="3478"/>
+            <w:tcW w:type="dxa" w:w="3462"/>
             <w:tcBorders>
               <w:top w:val="single" w:color="C9D3DF" w:sz="4"/>
               <w:left w:val="single" w:color="C9D3DF" w:sz="4"/>
@@ -5990,29 +5990,29 @@
         </w:tc>
         <w:tc>
           <w:tcPr>
-            <w:tcW w:type="dxa" w:w="1054"/>
-            <w:tcBorders>
-              <w:top w:val="single" w:color="C9D3DF" w:sz="4"/>
-              <w:left w:val="single" w:color="C9D3DF" w:sz="4"/>
-              <w:bottom w:val="single" w:color="C9D3DF" w:sz="4"/>
-              <w:right w:val="single" w:color="C9D3DF" w:sz="4"/>
-            </w:tcBorders>
-            <w:tcMar>
-              <w:top w:type="dxa" w:w="50"/>
-              <w:left w:type="dxa" w:w="80"/>
-              <w:bottom w:type="dxa" w:w="50"/>
-              <w:right w:type="dxa" w:w="80"/>
-            </w:tcMar>
-          </w:tcPr>
-          <w:p>
-            <w:pPr>
-              <w:jc w:val="center"/>
-            </w:pPr>
-          </w:p>
-        </w:tc>
-        <w:tc>
-          <w:tcPr>
-            <w:tcW w:type="dxa" w:w="1095"/>
+            <w:tcW w:type="dxa" w:w="1067"/>
+            <w:tcBorders>
+              <w:top w:val="single" w:color="C9D3DF" w:sz="4"/>
+              <w:left w:val="single" w:color="C9D3DF" w:sz="4"/>
+              <w:bottom w:val="single" w:color="C9D3DF" w:sz="4"/>
+              <w:right w:val="single" w:color="C9D3DF" w:sz="4"/>
+            </w:tcBorders>
+            <w:tcMar>
+              <w:top w:type="dxa" w:w="50"/>
+              <w:left w:type="dxa" w:w="80"/>
+              <w:bottom w:type="dxa" w:w="50"/>
+              <w:right w:type="dxa" w:w="80"/>
+            </w:tcMar>
+          </w:tcPr>
+          <w:p>
+            <w:pPr>
+              <w:jc w:val="center"/>
+            </w:pPr>
+          </w:p>
+        </w:tc>
+        <w:tc>
+          <w:tcPr>
+            <w:tcW w:type="dxa" w:w="1107"/>
             <w:tcBorders>
               <w:top w:val="single" w:color="C9D3DF" w:sz="4"/>
               <w:left w:val="single" w:color="C9D3DF" w:sz="4"/>
@@ -6040,7 +6040,7 @@
         </w:trPr>
         <w:tc>
           <w:tcPr>
-            <w:tcW w:type="dxa" w:w="1644"/>
+            <w:tcW w:type="dxa" w:w="1664"/>
             <w:tcBorders>
               <w:top w:val="single" w:color="C9D3DF" w:sz="4"/>
               <w:left w:val="single" w:color="C9D3DF" w:sz="4"/>
@@ -6070,7 +6070,7 @@
         </w:tc>
         <w:tc>
           <w:tcPr>
-            <w:tcW w:type="dxa" w:w="2933"/>
+            <w:tcW w:type="dxa" w:w="2904"/>
             <w:tcBorders>
               <w:top w:val="single" w:color="C9D3DF" w:sz="4"/>
               <w:left w:val="single" w:color="C9D3DF" w:sz="4"/>
@@ -6100,7 +6100,7 @@
         </w:tc>
         <w:tc>
           <w:tcPr>
-            <w:tcW w:type="dxa" w:w="3478"/>
+            <w:tcW w:type="dxa" w:w="3462"/>
             <w:tcBorders>
               <w:top w:val="single" w:color="C9D3DF" w:sz="4"/>
               <w:left w:val="single" w:color="C9D3DF" w:sz="4"/>
@@ -6130,29 +6130,29 @@
         </w:tc>
         <w:tc>
           <w:tcPr>
-            <w:tcW w:type="dxa" w:w="1054"/>
-            <w:tcBorders>
-              <w:top w:val="single" w:color="C9D3DF" w:sz="4"/>
-              <w:left w:val="single" w:color="C9D3DF" w:sz="4"/>
-              <w:bottom w:val="single" w:color="C9D3DF" w:sz="4"/>
-              <w:right w:val="single" w:color="C9D3DF" w:sz="4"/>
-            </w:tcBorders>
-            <w:tcMar>
-              <w:top w:type="dxa" w:w="50"/>
-              <w:left w:type="dxa" w:w="80"/>
-              <w:bottom w:type="dxa" w:w="50"/>
-              <w:right w:type="dxa" w:w="80"/>
-            </w:tcMar>
-          </w:tcPr>
-          <w:p>
-            <w:pPr>
-              <w:jc w:val="center"/>
-            </w:pPr>
-          </w:p>
-        </w:tc>
-        <w:tc>
-          <w:tcPr>
-            <w:tcW w:type="dxa" w:w="1095"/>
+            <w:tcW w:type="dxa" w:w="1067"/>
+            <w:tcBorders>
+              <w:top w:val="single" w:color="C9D3DF" w:sz="4"/>
+              <w:left w:val="single" w:color="C9D3DF" w:sz="4"/>
+              <w:bottom w:val="single" w:color="C9D3DF" w:sz="4"/>
+              <w:right w:val="single" w:color="C9D3DF" w:sz="4"/>
+            </w:tcBorders>
+            <w:tcMar>
+              <w:top w:type="dxa" w:w="50"/>
+              <w:left w:type="dxa" w:w="80"/>
+              <w:bottom w:type="dxa" w:w="50"/>
+              <w:right w:type="dxa" w:w="80"/>
+            </w:tcMar>
+          </w:tcPr>
+          <w:p>
+            <w:pPr>
+              <w:jc w:val="center"/>
+            </w:pPr>
+          </w:p>
+        </w:tc>
+        <w:tc>
+          <w:tcPr>
+            <w:tcW w:type="dxa" w:w="1107"/>
             <w:tcBorders>
               <w:top w:val="single" w:color="C9D3DF" w:sz="4"/>
               <w:left w:val="single" w:color="C9D3DF" w:sz="4"/>
@@ -6180,7 +6180,7 @@
         </w:trPr>
         <w:tc>
           <w:tcPr>
-            <w:tcW w:type="dxa" w:w="1644"/>
+            <w:tcW w:type="dxa" w:w="1664"/>
             <w:tcBorders>
               <w:top w:val="single" w:color="C9D3DF" w:sz="4"/>
               <w:left w:val="single" w:color="C9D3DF" w:sz="4"/>
@@ -6210,7 +6210,7 @@
         </w:tc>
         <w:tc>
           <w:tcPr>
-            <w:tcW w:type="dxa" w:w="2933"/>
+            <w:tcW w:type="dxa" w:w="2904"/>
             <w:tcBorders>
               <w:top w:val="single" w:color="C9D3DF" w:sz="4"/>
               <w:left w:val="single" w:color="C9D3DF" w:sz="4"/>
@@ -6240,7 +6240,7 @@
         </w:tc>
         <w:tc>
           <w:tcPr>
-            <w:tcW w:type="dxa" w:w="3478"/>
+            <w:tcW w:type="dxa" w:w="3462"/>
             <w:tcBorders>
               <w:top w:val="single" w:color="C9D3DF" w:sz="4"/>
               <w:left w:val="single" w:color="C9D3DF" w:sz="4"/>
@@ -6278,29 +6278,29 @@
         </w:tc>
         <w:tc>
           <w:tcPr>
-            <w:tcW w:type="dxa" w:w="1054"/>
-            <w:tcBorders>
-              <w:top w:val="single" w:color="C9D3DF" w:sz="4"/>
-              <w:left w:val="single" w:color="C9D3DF" w:sz="4"/>
-              <w:bottom w:val="single" w:color="C9D3DF" w:sz="4"/>
-              <w:right w:val="single" w:color="C9D3DF" w:sz="4"/>
-            </w:tcBorders>
-            <w:tcMar>
-              <w:top w:type="dxa" w:w="50"/>
-              <w:left w:type="dxa" w:w="80"/>
-              <w:bottom w:type="dxa" w:w="50"/>
-              <w:right w:type="dxa" w:w="80"/>
-            </w:tcMar>
-          </w:tcPr>
-          <w:p>
-            <w:pPr>
-              <w:jc w:val="center"/>
-            </w:pPr>
-          </w:p>
-        </w:tc>
-        <w:tc>
-          <w:tcPr>
-            <w:tcW w:type="dxa" w:w="1095"/>
+            <w:tcW w:type="dxa" w:w="1067"/>
+            <w:tcBorders>
+              <w:top w:val="single" w:color="C9D3DF" w:sz="4"/>
+              <w:left w:val="single" w:color="C9D3DF" w:sz="4"/>
+              <w:bottom w:val="single" w:color="C9D3DF" w:sz="4"/>
+              <w:right w:val="single" w:color="C9D3DF" w:sz="4"/>
+            </w:tcBorders>
+            <w:tcMar>
+              <w:top w:type="dxa" w:w="50"/>
+              <w:left w:type="dxa" w:w="80"/>
+              <w:bottom w:type="dxa" w:w="50"/>
+              <w:right w:type="dxa" w:w="80"/>
+            </w:tcMar>
+          </w:tcPr>
+          <w:p>
+            <w:pPr>
+              <w:jc w:val="center"/>
+            </w:pPr>
+          </w:p>
+        </w:tc>
+        <w:tc>
+          <w:tcPr>
+            <w:tcW w:type="dxa" w:w="1107"/>
             <w:tcBorders>
               <w:top w:val="single" w:color="C9D3DF" w:sz="4"/>
               <w:left w:val="single" w:color="C9D3DF" w:sz="4"/>
@@ -6328,7 +6328,7 @@
         </w:trPr>
         <w:tc>
           <w:tcPr>
-            <w:tcW w:type="dxa" w:w="1644"/>
+            <w:tcW w:type="dxa" w:w="1664"/>
             <w:tcBorders>
               <w:top w:val="single" w:color="C9D3DF" w:sz="4"/>
               <w:left w:val="single" w:color="C9D3DF" w:sz="4"/>
@@ -6358,7 +6358,7 @@
         </w:tc>
         <w:tc>
           <w:tcPr>
-            <w:tcW w:type="dxa" w:w="2933"/>
+            <w:tcW w:type="dxa" w:w="2904"/>
             <w:tcBorders>
               <w:top w:val="single" w:color="C9D3DF" w:sz="4"/>
               <w:left w:val="single" w:color="C9D3DF" w:sz="4"/>
@@ -6388,7 +6388,7 @@
         </w:tc>
         <w:tc>
           <w:tcPr>
-            <w:tcW w:type="dxa" w:w="3478"/>
+            <w:tcW w:type="dxa" w:w="3462"/>
             <w:tcBorders>
               <w:top w:val="single" w:color="C9D3DF" w:sz="4"/>
               <w:left w:val="single" w:color="C9D3DF" w:sz="4"/>
@@ -6418,29 +6418,29 @@
         </w:tc>
         <w:tc>
           <w:tcPr>
-            <w:tcW w:type="dxa" w:w="1054"/>
-            <w:tcBorders>
-              <w:top w:val="single" w:color="C9D3DF" w:sz="4"/>
-              <w:left w:val="single" w:color="C9D3DF" w:sz="4"/>
-              <w:bottom w:val="single" w:color="C9D3DF" w:sz="4"/>
-              <w:right w:val="single" w:color="C9D3DF" w:sz="4"/>
-            </w:tcBorders>
-            <w:tcMar>
-              <w:top w:type="dxa" w:w="50"/>
-              <w:left w:type="dxa" w:w="80"/>
-              <w:bottom w:type="dxa" w:w="50"/>
-              <w:right w:type="dxa" w:w="80"/>
-            </w:tcMar>
-          </w:tcPr>
-          <w:p>
-            <w:pPr>
-              <w:jc w:val="center"/>
-            </w:pPr>
-          </w:p>
-        </w:tc>
-        <w:tc>
-          <w:tcPr>
-            <w:tcW w:type="dxa" w:w="1095"/>
+            <w:tcW w:type="dxa" w:w="1067"/>
+            <w:tcBorders>
+              <w:top w:val="single" w:color="C9D3DF" w:sz="4"/>
+              <w:left w:val="single" w:color="C9D3DF" w:sz="4"/>
+              <w:bottom w:val="single" w:color="C9D3DF" w:sz="4"/>
+              <w:right w:val="single" w:color="C9D3DF" w:sz="4"/>
+            </w:tcBorders>
+            <w:tcMar>
+              <w:top w:type="dxa" w:w="50"/>
+              <w:left w:type="dxa" w:w="80"/>
+              <w:bottom w:type="dxa" w:w="50"/>
+              <w:right w:type="dxa" w:w="80"/>
+            </w:tcMar>
+          </w:tcPr>
+          <w:p>
+            <w:pPr>
+              <w:jc w:val="center"/>
+            </w:pPr>
+          </w:p>
+        </w:tc>
+        <w:tc>
+          <w:tcPr>
+            <w:tcW w:type="dxa" w:w="1107"/>
             <w:tcBorders>
               <w:top w:val="single" w:color="C9D3DF" w:sz="4"/>
               <w:left w:val="single" w:color="C9D3DF" w:sz="4"/>
@@ -6468,7 +6468,7 @@
         </w:trPr>
         <w:tc>
           <w:tcPr>
-            <w:tcW w:type="dxa" w:w="1644"/>
+            <w:tcW w:type="dxa" w:w="1664"/>
             <w:tcBorders>
               <w:top w:val="single" w:color="C9D3DF" w:sz="4"/>
               <w:left w:val="single" w:color="C9D3DF" w:sz="4"/>
@@ -6498,7 +6498,7 @@
         </w:tc>
         <w:tc>
           <w:tcPr>
-            <w:tcW w:type="dxa" w:w="2933"/>
+            <w:tcW w:type="dxa" w:w="2904"/>
             <w:tcBorders>
               <w:top w:val="single" w:color="C9D3DF" w:sz="4"/>
               <w:left w:val="single" w:color="C9D3DF" w:sz="4"/>
@@ -6528,7 +6528,7 @@
         </w:tc>
         <w:tc>
           <w:tcPr>
-            <w:tcW w:type="dxa" w:w="3478"/>
+            <w:tcW w:type="dxa" w:w="3462"/>
             <w:tcBorders>
               <w:top w:val="single" w:color="C9D3DF" w:sz="4"/>
               <w:left w:val="single" w:color="C9D3DF" w:sz="4"/>
@@ -6558,29 +6558,29 @@
         </w:tc>
         <w:tc>
           <w:tcPr>
-            <w:tcW w:type="dxa" w:w="1054"/>
-            <w:tcBorders>
-              <w:top w:val="single" w:color="C9D3DF" w:sz="4"/>
-              <w:left w:val="single" w:color="C9D3DF" w:sz="4"/>
-              <w:bottom w:val="single" w:color="C9D3DF" w:sz="4"/>
-              <w:right w:val="single" w:color="C9D3DF" w:sz="4"/>
-            </w:tcBorders>
-            <w:tcMar>
-              <w:top w:type="dxa" w:w="50"/>
-              <w:left w:type="dxa" w:w="80"/>
-              <w:bottom w:type="dxa" w:w="50"/>
-              <w:right w:type="dxa" w:w="80"/>
-            </w:tcMar>
-          </w:tcPr>
-          <w:p>
-            <w:pPr>
-              <w:jc w:val="center"/>
-            </w:pPr>
-          </w:p>
-        </w:tc>
-        <w:tc>
-          <w:tcPr>
-            <w:tcW w:type="dxa" w:w="1095"/>
+            <w:tcW w:type="dxa" w:w="1067"/>
+            <w:tcBorders>
+              <w:top w:val="single" w:color="C9D3DF" w:sz="4"/>
+              <w:left w:val="single" w:color="C9D3DF" w:sz="4"/>
+              <w:bottom w:val="single" w:color="C9D3DF" w:sz="4"/>
+              <w:right w:val="single" w:color="C9D3DF" w:sz="4"/>
+            </w:tcBorders>
+            <w:tcMar>
+              <w:top w:type="dxa" w:w="50"/>
+              <w:left w:type="dxa" w:w="80"/>
+              <w:bottom w:type="dxa" w:w="50"/>
+              <w:right w:type="dxa" w:w="80"/>
+            </w:tcMar>
+          </w:tcPr>
+          <w:p>
+            <w:pPr>
+              <w:jc w:val="center"/>
+            </w:pPr>
+          </w:p>
+        </w:tc>
+        <w:tc>
+          <w:tcPr>
+            <w:tcW w:type="dxa" w:w="1107"/>
             <w:tcBorders>
               <w:top w:val="single" w:color="C9D3DF" w:sz="4"/>
               <w:left w:val="single" w:color="C9D3DF" w:sz="4"/>
@@ -6608,7 +6608,7 @@
         </w:trPr>
         <w:tc>
           <w:tcPr>
-            <w:tcW w:type="dxa" w:w="1644"/>
+            <w:tcW w:type="dxa" w:w="1664"/>
             <w:tcBorders>
               <w:top w:val="single" w:color="C9D3DF" w:sz="4"/>
               <w:left w:val="single" w:color="C9D3DF" w:sz="4"/>
@@ -6638,7 +6638,7 @@
         </w:tc>
         <w:tc>
           <w:tcPr>
-            <w:tcW w:type="dxa" w:w="2933"/>
+            <w:tcW w:type="dxa" w:w="2904"/>
             <w:tcBorders>
               <w:top w:val="single" w:color="C9D3DF" w:sz="4"/>
               <w:left w:val="single" w:color="C9D3DF" w:sz="4"/>
@@ -6676,7 +6676,7 @@
         </w:tc>
         <w:tc>
           <w:tcPr>
-            <w:tcW w:type="dxa" w:w="3478"/>
+            <w:tcW w:type="dxa" w:w="3462"/>
             <w:tcBorders>
               <w:top w:val="single" w:color="C9D3DF" w:sz="4"/>
               <w:left w:val="single" w:color="C9D3DF" w:sz="4"/>
@@ -6722,29 +6722,29 @@
         </w:tc>
         <w:tc>
           <w:tcPr>
-            <w:tcW w:type="dxa" w:w="1054"/>
-            <w:tcBorders>
-              <w:top w:val="single" w:color="C9D3DF" w:sz="4"/>
-              <w:left w:val="single" w:color="C9D3DF" w:sz="4"/>
-              <w:bottom w:val="single" w:color="C9D3DF" w:sz="4"/>
-              <w:right w:val="single" w:color="C9D3DF" w:sz="4"/>
-            </w:tcBorders>
-            <w:tcMar>
-              <w:top w:type="dxa" w:w="50"/>
-              <w:left w:type="dxa" w:w="80"/>
-              <w:bottom w:type="dxa" w:w="50"/>
-              <w:right w:type="dxa" w:w="80"/>
-            </w:tcMar>
-          </w:tcPr>
-          <w:p>
-            <w:pPr>
-              <w:jc w:val="center"/>
-            </w:pPr>
-          </w:p>
-        </w:tc>
-        <w:tc>
-          <w:tcPr>
-            <w:tcW w:type="dxa" w:w="1095"/>
+            <w:tcW w:type="dxa" w:w="1067"/>
+            <w:tcBorders>
+              <w:top w:val="single" w:color="C9D3DF" w:sz="4"/>
+              <w:left w:val="single" w:color="C9D3DF" w:sz="4"/>
+              <w:bottom w:val="single" w:color="C9D3DF" w:sz="4"/>
+              <w:right w:val="single" w:color="C9D3DF" w:sz="4"/>
+            </w:tcBorders>
+            <w:tcMar>
+              <w:top w:type="dxa" w:w="50"/>
+              <w:left w:type="dxa" w:w="80"/>
+              <w:bottom w:type="dxa" w:w="50"/>
+              <w:right w:type="dxa" w:w="80"/>
+            </w:tcMar>
+          </w:tcPr>
+          <w:p>
+            <w:pPr>
+              <w:jc w:val="center"/>
+            </w:pPr>
+          </w:p>
+        </w:tc>
+        <w:tc>
+          <w:tcPr>
+            <w:tcW w:type="dxa" w:w="1107"/>
             <w:tcBorders>
               <w:top w:val="single" w:color="C9D3DF" w:sz="4"/>
               <w:left w:val="single" w:color="C9D3DF" w:sz="4"/>
@@ -6772,7 +6772,7 @@
         </w:trPr>
         <w:tc>
           <w:tcPr>
-            <w:tcW w:type="dxa" w:w="1644"/>
+            <w:tcW w:type="dxa" w:w="1664"/>
             <w:tcBorders>
               <w:top w:val="single" w:color="C9D3DF" w:sz="4"/>
               <w:left w:val="single" w:color="C9D3DF" w:sz="4"/>
@@ -6802,7 +6802,7 @@
         </w:tc>
         <w:tc>
           <w:tcPr>
-            <w:tcW w:type="dxa" w:w="2933"/>
+            <w:tcW w:type="dxa" w:w="2904"/>
             <w:tcBorders>
               <w:top w:val="single" w:color="C9D3DF" w:sz="4"/>
               <w:left w:val="single" w:color="C9D3DF" w:sz="4"/>
@@ -6832,7 +6832,7 @@
         </w:tc>
         <w:tc>
           <w:tcPr>
-            <w:tcW w:type="dxa" w:w="3478"/>
+            <w:tcW w:type="dxa" w:w="3462"/>
             <w:tcBorders>
               <w:top w:val="single" w:color="C9D3DF" w:sz="4"/>
               <w:left w:val="single" w:color="C9D3DF" w:sz="4"/>
@@ -6862,29 +6862,29 @@
         </w:tc>
         <w:tc>
           <w:tcPr>
-            <w:tcW w:type="dxa" w:w="1054"/>
-            <w:tcBorders>
-              <w:top w:val="single" w:color="C9D3DF" w:sz="4"/>
-              <w:left w:val="single" w:color="C9D3DF" w:sz="4"/>
-              <w:bottom w:val="single" w:color="C9D3DF" w:sz="4"/>
-              <w:right w:val="single" w:color="C9D3DF" w:sz="4"/>
-            </w:tcBorders>
-            <w:tcMar>
-              <w:top w:type="dxa" w:w="50"/>
-              <w:left w:type="dxa" w:w="80"/>
-              <w:bottom w:type="dxa" w:w="50"/>
-              <w:right w:type="dxa" w:w="80"/>
-            </w:tcMar>
-          </w:tcPr>
-          <w:p>
-            <w:pPr>
-              <w:jc w:val="center"/>
-            </w:pPr>
-          </w:p>
-        </w:tc>
-        <w:tc>
-          <w:tcPr>
-            <w:tcW w:type="dxa" w:w="1095"/>
+            <w:tcW w:type="dxa" w:w="1067"/>
+            <w:tcBorders>
+              <w:top w:val="single" w:color="C9D3DF" w:sz="4"/>
+              <w:left w:val="single" w:color="C9D3DF" w:sz="4"/>
+              <w:bottom w:val="single" w:color="C9D3DF" w:sz="4"/>
+              <w:right w:val="single" w:color="C9D3DF" w:sz="4"/>
+            </w:tcBorders>
+            <w:tcMar>
+              <w:top w:type="dxa" w:w="50"/>
+              <w:left w:type="dxa" w:w="80"/>
+              <w:bottom w:type="dxa" w:w="50"/>
+              <w:right w:type="dxa" w:w="80"/>
+            </w:tcMar>
+          </w:tcPr>
+          <w:p>
+            <w:pPr>
+              <w:jc w:val="center"/>
+            </w:pPr>
+          </w:p>
+        </w:tc>
+        <w:tc>
+          <w:tcPr>
+            <w:tcW w:type="dxa" w:w="1107"/>
             <w:tcBorders>
               <w:top w:val="single" w:color="C9D3DF" w:sz="4"/>
               <w:left w:val="single" w:color="C9D3DF" w:sz="4"/>
@@ -6912,7 +6912,7 @@
         </w:trPr>
         <w:tc>
           <w:tcPr>
-            <w:tcW w:type="dxa" w:w="1644"/>
+            <w:tcW w:type="dxa" w:w="1664"/>
             <w:tcBorders>
               <w:top w:val="single" w:color="C9D3DF" w:sz="4"/>
               <w:left w:val="single" w:color="C9D3DF" w:sz="4"/>
@@ -6942,7 +6942,7 @@
         </w:tc>
         <w:tc>
           <w:tcPr>
-            <w:tcW w:type="dxa" w:w="2933"/>
+            <w:tcW w:type="dxa" w:w="2904"/>
             <w:tcBorders>
               <w:top w:val="single" w:color="C9D3DF" w:sz="4"/>
               <w:left w:val="single" w:color="C9D3DF" w:sz="4"/>
@@ -6966,13 +6966,13 @@
                 <w:sz w:val="17"/>
                 <w:szCs w:val="17"/>
               </w:rPr>
-              <w:t xml:space="preserve">신청 칸 내용(현재)</w:t>
-            </w:r>
-          </w:p>
-        </w:tc>
-        <w:tc>
-          <w:tcPr>
-            <w:tcW w:type="dxa" w:w="3478"/>
+              <w:t xml:space="preserve">신청 칸 내용(10/3 메일 발송 설정 완료)</w:t>
+            </w:r>
+          </w:p>
+        </w:tc>
+        <w:tc>
+          <w:tcPr>
+            <w:tcW w:type="dxa" w:w="3462"/>
             <w:tcBorders>
               <w:top w:val="single" w:color="C9D3DF" w:sz="4"/>
               <w:left w:val="single" w:color="C9D3DF" w:sz="4"/>
@@ -6996,7 +6996,7 @@
                 <w:sz w:val="17"/>
                 <w:szCs w:val="17"/>
               </w:rPr>
-              <w:t xml:space="preserve">메일 발송 설정 전이라 “이메일 발송 설정이 아직 준비되지 않아 지금은 이메일을 받지 않아요” 안내가 나온다 → </w:t>
+              <w:t xml:space="preserve">이메일 입력칸과 필수 동의 2개(개인정보 수집·이용, 이메일 수신)가 보인다 → </w:t>
             </w:r>
             <w:r>
               <w:rPr>
@@ -7010,29 +7010,29 @@
         </w:tc>
         <w:tc>
           <w:tcPr>
-            <w:tcW w:type="dxa" w:w="1054"/>
-            <w:tcBorders>
-              <w:top w:val="single" w:color="C9D3DF" w:sz="4"/>
-              <w:left w:val="single" w:color="C9D3DF" w:sz="4"/>
-              <w:bottom w:val="single" w:color="C9D3DF" w:sz="4"/>
-              <w:right w:val="single" w:color="C9D3DF" w:sz="4"/>
-            </w:tcBorders>
-            <w:tcMar>
-              <w:top w:type="dxa" w:w="50"/>
-              <w:left w:type="dxa" w:w="80"/>
-              <w:bottom w:type="dxa" w:w="50"/>
-              <w:right w:type="dxa" w:w="80"/>
-            </w:tcMar>
-          </w:tcPr>
-          <w:p>
-            <w:pPr>
-              <w:jc w:val="center"/>
-            </w:pPr>
-          </w:p>
-        </w:tc>
-        <w:tc>
-          <w:tcPr>
-            <w:tcW w:type="dxa" w:w="1095"/>
+            <w:tcW w:type="dxa" w:w="1067"/>
+            <w:tcBorders>
+              <w:top w:val="single" w:color="C9D3DF" w:sz="4"/>
+              <w:left w:val="single" w:color="C9D3DF" w:sz="4"/>
+              <w:bottom w:val="single" w:color="C9D3DF" w:sz="4"/>
+              <w:right w:val="single" w:color="C9D3DF" w:sz="4"/>
+            </w:tcBorders>
+            <w:tcMar>
+              <w:top w:type="dxa" w:w="50"/>
+              <w:left w:type="dxa" w:w="80"/>
+              <w:bottom w:type="dxa" w:w="50"/>
+              <w:right w:type="dxa" w:w="80"/>
+            </w:tcMar>
+          </w:tcPr>
+          <w:p>
+            <w:pPr>
+              <w:jc w:val="center"/>
+            </w:pPr>
+          </w:p>
+        </w:tc>
+        <w:tc>
+          <w:tcPr>
+            <w:tcW w:type="dxa" w:w="1107"/>
             <w:tcBorders>
               <w:top w:val="single" w:color="C9D3DF" w:sz="4"/>
               <w:left w:val="single" w:color="C9D3DF" w:sz="4"/>
@@ -7060,7 +7060,7 @@
         </w:trPr>
         <w:tc>
           <w:tcPr>
-            <w:tcW w:type="dxa" w:w="1644"/>
+            <w:tcW w:type="dxa" w:w="1664"/>
             <w:tcBorders>
               <w:top w:val="single" w:color="C9D3DF" w:sz="4"/>
               <w:left w:val="single" w:color="C9D3DF" w:sz="4"/>
@@ -7090,7 +7090,7 @@
         </w:tc>
         <w:tc>
           <w:tcPr>
-            <w:tcW w:type="dxa" w:w="2933"/>
+            <w:tcW w:type="dxa" w:w="2904"/>
             <w:tcBorders>
               <w:top w:val="single" w:color="C9D3DF" w:sz="4"/>
               <w:left w:val="single" w:color="C9D3DF" w:sz="4"/>
@@ -7120,7 +7120,7 @@
         </w:tc>
         <w:tc>
           <w:tcPr>
-            <w:tcW w:type="dxa" w:w="3478"/>
+            <w:tcW w:type="dxa" w:w="3462"/>
             <w:tcBorders>
               <w:top w:val="single" w:color="C9D3DF" w:sz="4"/>
               <w:left w:val="single" w:color="C9D3DF" w:sz="4"/>
@@ -7150,29 +7150,29 @@
         </w:tc>
         <w:tc>
           <w:tcPr>
-            <w:tcW w:type="dxa" w:w="1054"/>
-            <w:tcBorders>
-              <w:top w:val="single" w:color="C9D3DF" w:sz="4"/>
-              <w:left w:val="single" w:color="C9D3DF" w:sz="4"/>
-              <w:bottom w:val="single" w:color="C9D3DF" w:sz="4"/>
-              <w:right w:val="single" w:color="C9D3DF" w:sz="4"/>
-            </w:tcBorders>
-            <w:tcMar>
-              <w:top w:type="dxa" w:w="50"/>
-              <w:left w:type="dxa" w:w="80"/>
-              <w:bottom w:type="dxa" w:w="50"/>
-              <w:right w:type="dxa" w:w="80"/>
-            </w:tcMar>
-          </w:tcPr>
-          <w:p>
-            <w:pPr>
-              <w:jc w:val="center"/>
-            </w:pPr>
-          </w:p>
-        </w:tc>
-        <w:tc>
-          <w:tcPr>
-            <w:tcW w:type="dxa" w:w="1095"/>
+            <w:tcW w:type="dxa" w:w="1067"/>
+            <w:tcBorders>
+              <w:top w:val="single" w:color="C9D3DF" w:sz="4"/>
+              <w:left w:val="single" w:color="C9D3DF" w:sz="4"/>
+              <w:bottom w:val="single" w:color="C9D3DF" w:sz="4"/>
+              <w:right w:val="single" w:color="C9D3DF" w:sz="4"/>
+            </w:tcBorders>
+            <w:tcMar>
+              <w:top w:type="dxa" w:w="50"/>
+              <w:left w:type="dxa" w:w="80"/>
+              <w:bottom w:type="dxa" w:w="50"/>
+              <w:right w:type="dxa" w:w="80"/>
+            </w:tcMar>
+          </w:tcPr>
+          <w:p>
+            <w:pPr>
+              <w:jc w:val="center"/>
+            </w:pPr>
+          </w:p>
+        </w:tc>
+        <w:tc>
+          <w:tcPr>
+            <w:tcW w:type="dxa" w:w="1107"/>
             <w:tcBorders>
               <w:top w:val="single" w:color="C9D3DF" w:sz="4"/>
               <w:left w:val="single" w:color="C9D3DF" w:sz="4"/>
@@ -7200,7 +7200,7 @@
         </w:trPr>
         <w:tc>
           <w:tcPr>
-            <w:tcW w:type="dxa" w:w="1644"/>
+            <w:tcW w:type="dxa" w:w="1664"/>
             <w:tcBorders>
               <w:top w:val="single" w:color="C9D3DF" w:sz="4"/>
               <w:left w:val="single" w:color="C9D3DF" w:sz="4"/>
@@ -7230,7 +7230,7 @@
         </w:tc>
         <w:tc>
           <w:tcPr>
-            <w:tcW w:type="dxa" w:w="2933"/>
+            <w:tcW w:type="dxa" w:w="2904"/>
             <w:tcBorders>
               <w:top w:val="single" w:color="C9D3DF" w:sz="4"/>
               <w:left w:val="single" w:color="C9D3DF" w:sz="4"/>
@@ -7254,13 +7254,13 @@
                 <w:sz w:val="17"/>
                 <w:szCs w:val="17"/>
               </w:rPr>
-              <w:t xml:space="preserve">(메일 발송 설정 후에만) 이메일 입력 + 동의 1개만 체크 → 신청</w:t>
-            </w:r>
-          </w:p>
-        </w:tc>
-        <w:tc>
-          <w:tcPr>
-            <w:tcW w:type="dxa" w:w="3478"/>
+              <w:t xml:space="preserve">이메일 입력 + 동의 1개만 체크 → 신청</w:t>
+            </w:r>
+          </w:p>
+        </w:tc>
+        <w:tc>
+          <w:tcPr>
+            <w:tcW w:type="dxa" w:w="3462"/>
             <w:tcBorders>
               <w:top w:val="single" w:color="C9D3DF" w:sz="4"/>
               <w:left w:val="single" w:color="C9D3DF" w:sz="4"/>
@@ -7290,29 +7290,29 @@
         </w:tc>
         <w:tc>
           <w:tcPr>
-            <w:tcW w:type="dxa" w:w="1054"/>
-            <w:tcBorders>
-              <w:top w:val="single" w:color="C9D3DF" w:sz="4"/>
-              <w:left w:val="single" w:color="C9D3DF" w:sz="4"/>
-              <w:bottom w:val="single" w:color="C9D3DF" w:sz="4"/>
-              <w:right w:val="single" w:color="C9D3DF" w:sz="4"/>
-            </w:tcBorders>
-            <w:tcMar>
-              <w:top w:type="dxa" w:w="50"/>
-              <w:left w:type="dxa" w:w="80"/>
-              <w:bottom w:type="dxa" w:w="50"/>
-              <w:right w:type="dxa" w:w="80"/>
-            </w:tcMar>
-          </w:tcPr>
-          <w:p>
-            <w:pPr>
-              <w:jc w:val="center"/>
-            </w:pPr>
-          </w:p>
-        </w:tc>
-        <w:tc>
-          <w:tcPr>
-            <w:tcW w:type="dxa" w:w="1095"/>
+            <w:tcW w:type="dxa" w:w="1067"/>
+            <w:tcBorders>
+              <w:top w:val="single" w:color="C9D3DF" w:sz="4"/>
+              <w:left w:val="single" w:color="C9D3DF" w:sz="4"/>
+              <w:bottom w:val="single" w:color="C9D3DF" w:sz="4"/>
+              <w:right w:val="single" w:color="C9D3DF" w:sz="4"/>
+            </w:tcBorders>
+            <w:tcMar>
+              <w:top w:type="dxa" w:w="50"/>
+              <w:left w:type="dxa" w:w="80"/>
+              <w:bottom w:type="dxa" w:w="50"/>
+              <w:right w:type="dxa" w:w="80"/>
+            </w:tcMar>
+          </w:tcPr>
+          <w:p>
+            <w:pPr>
+              <w:jc w:val="center"/>
+            </w:pPr>
+          </w:p>
+        </w:tc>
+        <w:tc>
+          <w:tcPr>
+            <w:tcW w:type="dxa" w:w="1107"/>
             <w:tcBorders>
               <w:top w:val="single" w:color="C9D3DF" w:sz="4"/>
               <w:left w:val="single" w:color="C9D3DF" w:sz="4"/>
@@ -7340,7 +7340,7 @@
         </w:trPr>
         <w:tc>
           <w:tcPr>
-            <w:tcW w:type="dxa" w:w="1644"/>
+            <w:tcW w:type="dxa" w:w="1664"/>
             <w:tcBorders>
               <w:top w:val="single" w:color="C9D3DF" w:sz="4"/>
               <w:left w:val="single" w:color="C9D3DF" w:sz="4"/>
@@ -7370,7 +7370,7 @@
         </w:tc>
         <w:tc>
           <w:tcPr>
-            <w:tcW w:type="dxa" w:w="2933"/>
+            <w:tcW w:type="dxa" w:w="2904"/>
             <w:tcBorders>
               <w:top w:val="single" w:color="C9D3DF" w:sz="4"/>
               <w:left w:val="single" w:color="C9D3DF" w:sz="4"/>
@@ -7394,13 +7394,13 @@
                 <w:sz w:val="17"/>
                 <w:szCs w:val="17"/>
               </w:rPr>
-              <w:t xml:space="preserve">(메일 발송 설정 후에만) 동의 2개 모두 체크 → 신청</w:t>
-            </w:r>
-          </w:p>
-        </w:tc>
-        <w:tc>
-          <w:tcPr>
-            <w:tcW w:type="dxa" w:w="3478"/>
+              <w:t xml:space="preserve">동의 2개 모두 체크 → 신청</w:t>
+            </w:r>
+          </w:p>
+        </w:tc>
+        <w:tc>
+          <w:tcPr>
+            <w:tcW w:type="dxa" w:w="3462"/>
             <w:tcBorders>
               <w:top w:val="single" w:color="C9D3DF" w:sz="4"/>
               <w:left w:val="single" w:color="C9D3DF" w:sz="4"/>
@@ -7430,29 +7430,29 @@
         </w:tc>
         <w:tc>
           <w:tcPr>
-            <w:tcW w:type="dxa" w:w="1054"/>
-            <w:tcBorders>
-              <w:top w:val="single" w:color="C9D3DF" w:sz="4"/>
-              <w:left w:val="single" w:color="C9D3DF" w:sz="4"/>
-              <w:bottom w:val="single" w:color="C9D3DF" w:sz="4"/>
-              <w:right w:val="single" w:color="C9D3DF" w:sz="4"/>
-            </w:tcBorders>
-            <w:tcMar>
-              <w:top w:type="dxa" w:w="50"/>
-              <w:left w:type="dxa" w:w="80"/>
-              <w:bottom w:type="dxa" w:w="50"/>
-              <w:right w:type="dxa" w:w="80"/>
-            </w:tcMar>
-          </w:tcPr>
-          <w:p>
-            <w:pPr>
-              <w:jc w:val="center"/>
-            </w:pPr>
-          </w:p>
-        </w:tc>
-        <w:tc>
-          <w:tcPr>
-            <w:tcW w:type="dxa" w:w="1095"/>
+            <w:tcW w:type="dxa" w:w="1067"/>
+            <w:tcBorders>
+              <w:top w:val="single" w:color="C9D3DF" w:sz="4"/>
+              <w:left w:val="single" w:color="C9D3DF" w:sz="4"/>
+              <w:bottom w:val="single" w:color="C9D3DF" w:sz="4"/>
+              <w:right w:val="single" w:color="C9D3DF" w:sz="4"/>
+            </w:tcBorders>
+            <w:tcMar>
+              <w:top w:type="dxa" w:w="50"/>
+              <w:left w:type="dxa" w:w="80"/>
+              <w:bottom w:type="dxa" w:w="50"/>
+              <w:right w:type="dxa" w:w="80"/>
+            </w:tcMar>
+          </w:tcPr>
+          <w:p>
+            <w:pPr>
+              <w:jc w:val="center"/>
+            </w:pPr>
+          </w:p>
+        </w:tc>
+        <w:tc>
+          <w:tcPr>
+            <w:tcW w:type="dxa" w:w="1107"/>
             <w:tcBorders>
               <w:top w:val="single" w:color="C9D3DF" w:sz="4"/>
               <w:left w:val="single" w:color="C9D3DF" w:sz="4"/>
@@ -11732,7 +11732,7 @@
               </w:rPr>
               <w:t xml:space="preserve">설문 링크(</w:t>
             </w:r>
-            <w:hyperlink w:history="1" r:id="rIdy-zvtqnjwxxsi6ah9byct">
+            <w:hyperlink w:history="1" r:id="rIdgguvviqydlcmyn2pmh0jk">
               <w:r>
                 <w:rPr>
                   <w:rStyle w:val="Hyperlink"/>
@@ -13577,7 +13577,7 @@
           <w:sz w:val="19"/>
           <w:szCs w:val="19"/>
         </w:rPr>
-        <w:t xml:space="preserve">이메일 알림은 메일 발송 계정을 Streamlit Secrets에 넣기 전까지 </w:t>
+        <w:t xml:space="preserve">이메일 알림은 10/3 메일 발송 계정을 Streamlit Secrets에 넣어 </w:t>
       </w:r>
       <w:r>
         <w:rPr>
@@ -13587,7 +13587,7 @@
           <w:sz w:val="19"/>
           <w:szCs w:val="19"/>
         </w:rPr>
-        <w:t xml:space="preserve">신청을 받지 않는 것이 정상</w:t>
+        <w:t xml:space="preserve">신청을 받는 것이 정상</w:t>
       </w:r>
       <w:r>
         <w:rPr>
@@ -13595,7 +13595,7 @@
           <w:sz w:val="19"/>
           <w:szCs w:val="19"/>
         </w:rPr>
-        <w:t xml:space="preserve">(F-8).</w:t>
+        <w:t xml:space="preserve">(F-8). 실제 수신 테스트는 본인 메일로만.</w:t>
       </w:r>
     </w:p>
     <w:p>

--- a/tests/team_self_test/오이소창원_최종자체테스트_체크리스트_20261003.docx
+++ b/tests/team_self_test/오이소창원_최종자체테스트_체크리스트_20261003.docx
@@ -44,7 +44,7 @@
         </w:rPr>
         <w:t xml:space="preserve"> 배포본 </w:t>
       </w:r>
-      <w:hyperlink w:history="1" r:id="rIdfiyyvgezrze_bakidztch">
+      <w:hyperlink w:history="1" r:id="rIdsitzts4vi4ghfxjx7bfta">
         <w:r>
           <w:rPr>
             <w:rStyle w:val="Hyperlink"/>
@@ -704,10 +704,10 @@
         </w:tblBorders>
       </w:tblPr>
       <w:tblGrid>
-        <w:gridCol w:w="2271"/>
-        <w:gridCol w:w="4675"/>
-        <w:gridCol w:w="1589"/>
-        <w:gridCol w:w="1669"/>
+        <w:gridCol w:w="2234"/>
+        <w:gridCol w:w="4766"/>
+        <w:gridCol w:w="1563"/>
+        <w:gridCol w:w="1641"/>
       </w:tblGrid>
       <w:tr>
         <w:trPr>
@@ -716,7 +716,7 @@
         </w:trPr>
         <w:tc>
           <w:tcPr>
-            <w:tcW w:type="dxa" w:w="2271"/>
+            <w:tcW w:type="dxa" w:w="2234"/>
             <w:tcBorders>
               <w:top w:val="single" w:color="C9D3DF" w:sz="4"/>
               <w:left w:val="single" w:color="C9D3DF" w:sz="4"/>
@@ -750,7 +750,7 @@
         </w:tc>
         <w:tc>
           <w:tcPr>
-            <w:tcW w:type="dxa" w:w="4675"/>
+            <w:tcW w:type="dxa" w:w="4766"/>
             <w:tcBorders>
               <w:top w:val="single" w:color="C9D3DF" w:sz="4"/>
               <w:left w:val="single" w:color="C9D3DF" w:sz="4"/>
@@ -784,7 +784,7 @@
         </w:tc>
         <w:tc>
           <w:tcPr>
-            <w:tcW w:type="dxa" w:w="1589"/>
+            <w:tcW w:type="dxa" w:w="1563"/>
             <w:tcBorders>
               <w:top w:val="single" w:color="C9D3DF" w:sz="4"/>
               <w:left w:val="single" w:color="C9D3DF" w:sz="4"/>
@@ -818,7 +818,7 @@
         </w:tc>
         <w:tc>
           <w:tcPr>
-            <w:tcW w:type="dxa" w:w="1669"/>
+            <w:tcW w:type="dxa" w:w="1641"/>
             <w:tcBorders>
               <w:top w:val="single" w:color="C9D3DF" w:sz="4"/>
               <w:left w:val="single" w:color="C9D3DF" w:sz="4"/>
@@ -858,7 +858,7 @@
         </w:trPr>
         <w:tc>
           <w:tcPr>
-            <w:tcW w:type="dxa" w:w="2271"/>
+            <w:tcW w:type="dxa" w:w="2234"/>
             <w:tcBorders>
               <w:top w:val="single" w:color="C9D3DF" w:sz="4"/>
               <w:left w:val="single" w:color="C9D3DF" w:sz="4"/>
@@ -888,7 +888,7 @@
         </w:tc>
         <w:tc>
           <w:tcPr>
-            <w:tcW w:type="dxa" w:w="4675"/>
+            <w:tcW w:type="dxa" w:w="4766"/>
             <w:tcBorders>
               <w:top w:val="single" w:color="C9D3DF" w:sz="4"/>
               <w:left w:val="single" w:color="C9D3DF" w:sz="4"/>
@@ -918,29 +918,29 @@
         </w:tc>
         <w:tc>
           <w:tcPr>
-            <w:tcW w:type="dxa" w:w="1589"/>
-            <w:tcBorders>
-              <w:top w:val="single" w:color="C9D3DF" w:sz="4"/>
-              <w:left w:val="single" w:color="C9D3DF" w:sz="4"/>
-              <w:bottom w:val="single" w:color="C9D3DF" w:sz="4"/>
-              <w:right w:val="single" w:color="C9D3DF" w:sz="4"/>
-            </w:tcBorders>
-            <w:tcMar>
-              <w:top w:type="dxa" w:w="50"/>
-              <w:left w:type="dxa" w:w="80"/>
-              <w:bottom w:type="dxa" w:w="50"/>
-              <w:right w:type="dxa" w:w="80"/>
-            </w:tcMar>
-          </w:tcPr>
-          <w:p>
-            <w:pPr>
-              <w:jc w:val="center"/>
-            </w:pPr>
-          </w:p>
-        </w:tc>
-        <w:tc>
-          <w:tcPr>
-            <w:tcW w:type="dxa" w:w="1669"/>
+            <w:tcW w:type="dxa" w:w="1563"/>
+            <w:tcBorders>
+              <w:top w:val="single" w:color="C9D3DF" w:sz="4"/>
+              <w:left w:val="single" w:color="C9D3DF" w:sz="4"/>
+              <w:bottom w:val="single" w:color="C9D3DF" w:sz="4"/>
+              <w:right w:val="single" w:color="C9D3DF" w:sz="4"/>
+            </w:tcBorders>
+            <w:tcMar>
+              <w:top w:type="dxa" w:w="50"/>
+              <w:left w:type="dxa" w:w="80"/>
+              <w:bottom w:type="dxa" w:w="50"/>
+              <w:right w:type="dxa" w:w="80"/>
+            </w:tcMar>
+          </w:tcPr>
+          <w:p>
+            <w:pPr>
+              <w:jc w:val="center"/>
+            </w:pPr>
+          </w:p>
+        </w:tc>
+        <w:tc>
+          <w:tcPr>
+            <w:tcW w:type="dxa" w:w="1641"/>
             <w:tcBorders>
               <w:top w:val="single" w:color="C9D3DF" w:sz="4"/>
               <w:left w:val="single" w:color="C9D3DF" w:sz="4"/>
@@ -968,7 +968,7 @@
         </w:trPr>
         <w:tc>
           <w:tcPr>
-            <w:tcW w:type="dxa" w:w="2271"/>
+            <w:tcW w:type="dxa" w:w="2234"/>
             <w:tcBorders>
               <w:top w:val="single" w:color="C9D3DF" w:sz="4"/>
               <w:left w:val="single" w:color="C9D3DF" w:sz="4"/>
@@ -998,7 +998,7 @@
         </w:tc>
         <w:tc>
           <w:tcPr>
-            <w:tcW w:type="dxa" w:w="4675"/>
+            <w:tcW w:type="dxa" w:w="4766"/>
             <w:tcBorders>
               <w:top w:val="single" w:color="C9D3DF" w:sz="4"/>
               <w:left w:val="single" w:color="C9D3DF" w:sz="4"/>
@@ -1028,29 +1028,29 @@
         </w:tc>
         <w:tc>
           <w:tcPr>
-            <w:tcW w:type="dxa" w:w="1589"/>
-            <w:tcBorders>
-              <w:top w:val="single" w:color="C9D3DF" w:sz="4"/>
-              <w:left w:val="single" w:color="C9D3DF" w:sz="4"/>
-              <w:bottom w:val="single" w:color="C9D3DF" w:sz="4"/>
-              <w:right w:val="single" w:color="C9D3DF" w:sz="4"/>
-            </w:tcBorders>
-            <w:tcMar>
-              <w:top w:type="dxa" w:w="50"/>
-              <w:left w:type="dxa" w:w="80"/>
-              <w:bottom w:type="dxa" w:w="50"/>
-              <w:right w:type="dxa" w:w="80"/>
-            </w:tcMar>
-          </w:tcPr>
-          <w:p>
-            <w:pPr>
-              <w:jc w:val="center"/>
-            </w:pPr>
-          </w:p>
-        </w:tc>
-        <w:tc>
-          <w:tcPr>
-            <w:tcW w:type="dxa" w:w="1669"/>
+            <w:tcW w:type="dxa" w:w="1563"/>
+            <w:tcBorders>
+              <w:top w:val="single" w:color="C9D3DF" w:sz="4"/>
+              <w:left w:val="single" w:color="C9D3DF" w:sz="4"/>
+              <w:bottom w:val="single" w:color="C9D3DF" w:sz="4"/>
+              <w:right w:val="single" w:color="C9D3DF" w:sz="4"/>
+            </w:tcBorders>
+            <w:tcMar>
+              <w:top w:type="dxa" w:w="50"/>
+              <w:left w:type="dxa" w:w="80"/>
+              <w:bottom w:type="dxa" w:w="50"/>
+              <w:right w:type="dxa" w:w="80"/>
+            </w:tcMar>
+          </w:tcPr>
+          <w:p>
+            <w:pPr>
+              <w:jc w:val="center"/>
+            </w:pPr>
+          </w:p>
+        </w:tc>
+        <w:tc>
+          <w:tcPr>
+            <w:tcW w:type="dxa" w:w="1641"/>
             <w:tcBorders>
               <w:top w:val="single" w:color="C9D3DF" w:sz="4"/>
               <w:left w:val="single" w:color="C9D3DF" w:sz="4"/>
@@ -1078,7 +1078,7 @@
         </w:trPr>
         <w:tc>
           <w:tcPr>
-            <w:tcW w:type="dxa" w:w="2271"/>
+            <w:tcW w:type="dxa" w:w="2234"/>
             <w:tcBorders>
               <w:top w:val="single" w:color="C9D3DF" w:sz="4"/>
               <w:left w:val="single" w:color="C9D3DF" w:sz="4"/>
@@ -1108,7 +1108,7 @@
         </w:tc>
         <w:tc>
           <w:tcPr>
-            <w:tcW w:type="dxa" w:w="4675"/>
+            <w:tcW w:type="dxa" w:w="4766"/>
             <w:tcBorders>
               <w:top w:val="single" w:color="C9D3DF" w:sz="4"/>
               <w:left w:val="single" w:color="C9D3DF" w:sz="4"/>
@@ -1132,35 +1132,51 @@
                 <w:sz w:val="17"/>
                 <w:szCs w:val="17"/>
               </w:rPr>
-              <w:t xml:space="preserve">앱 화면(왼쪽 메뉴·화면 아래)에 문의 이메일이 보이지 않는다(10/3 삭제)</w:t>
-            </w:r>
-          </w:p>
-        </w:tc>
-        <w:tc>
-          <w:tcPr>
-            <w:tcW w:type="dxa" w:w="1589"/>
-            <w:tcBorders>
-              <w:top w:val="single" w:color="C9D3DF" w:sz="4"/>
-              <w:left w:val="single" w:color="C9D3DF" w:sz="4"/>
-              <w:bottom w:val="single" w:color="C9D3DF" w:sz="4"/>
-              <w:right w:val="single" w:color="C9D3DF" w:sz="4"/>
-            </w:tcBorders>
-            <w:tcMar>
-              <w:top w:type="dxa" w:w="50"/>
-              <w:left w:type="dxa" w:w="80"/>
-              <w:bottom w:type="dxa" w:w="50"/>
-              <w:right w:type="dxa" w:w="80"/>
-            </w:tcMar>
-          </w:tcPr>
-          <w:p>
-            <w:pPr>
-              <w:jc w:val="center"/>
-            </w:pPr>
-          </w:p>
-        </w:tc>
-        <w:tc>
-          <w:tcPr>
-            <w:tcW w:type="dxa" w:w="1669"/>
+              <w:t xml:space="preserve">화면 맨 아래 ‘앱 문의: 이메일’이 </w:t>
+            </w:r>
+            <w:r>
+              <w:rPr>
+                <w:rFonts w:ascii="Malgun Gothic" w:cs="Malgun Gothic" w:eastAsia="Malgun Gothic" w:hAnsi="Malgun Gothic"/>
+                <w:sz w:val="17"/>
+                <w:szCs w:val="17"/>
+              </w:rPr>
+              <w:t xml:space="preserve">한 번만</w:t>
+            </w:r>
+            <w:r>
+              <w:rPr>
+                <w:rFonts w:ascii="Malgun Gothic" w:cs="Malgun Gothic" w:eastAsia="Malgun Gothic" w:hAnsi="Malgun Gothic"/>
+                <w:sz w:val="17"/>
+                <w:szCs w:val="17"/>
+              </w:rPr>
+              <w:t xml:space="preserve"> 보인다(왼쪽 메뉴·홈 본문에는 없음, 10/3 중복 정리)</w:t>
+            </w:r>
+          </w:p>
+        </w:tc>
+        <w:tc>
+          <w:tcPr>
+            <w:tcW w:type="dxa" w:w="1563"/>
+            <w:tcBorders>
+              <w:top w:val="single" w:color="C9D3DF" w:sz="4"/>
+              <w:left w:val="single" w:color="C9D3DF" w:sz="4"/>
+              <w:bottom w:val="single" w:color="C9D3DF" w:sz="4"/>
+              <w:right w:val="single" w:color="C9D3DF" w:sz="4"/>
+            </w:tcBorders>
+            <w:tcMar>
+              <w:top w:type="dxa" w:w="50"/>
+              <w:left w:type="dxa" w:w="80"/>
+              <w:bottom w:type="dxa" w:w="50"/>
+              <w:right w:type="dxa" w:w="80"/>
+            </w:tcMar>
+          </w:tcPr>
+          <w:p>
+            <w:pPr>
+              <w:jc w:val="center"/>
+            </w:pPr>
+          </w:p>
+        </w:tc>
+        <w:tc>
+          <w:tcPr>
+            <w:tcW w:type="dxa" w:w="1641"/>
             <w:tcBorders>
               <w:top w:val="single" w:color="C9D3DF" w:sz="4"/>
               <w:left w:val="single" w:color="C9D3DF" w:sz="4"/>
@@ -1188,7 +1204,7 @@
         </w:trPr>
         <w:tc>
           <w:tcPr>
-            <w:tcW w:type="dxa" w:w="2271"/>
+            <w:tcW w:type="dxa" w:w="2234"/>
             <w:tcBorders>
               <w:top w:val="single" w:color="C9D3DF" w:sz="4"/>
               <w:left w:val="single" w:color="C9D3DF" w:sz="4"/>
@@ -1218,7 +1234,7 @@
         </w:tc>
         <w:tc>
           <w:tcPr>
-            <w:tcW w:type="dxa" w:w="4675"/>
+            <w:tcW w:type="dxa" w:w="4766"/>
             <w:tcBorders>
               <w:top w:val="single" w:color="C9D3DF" w:sz="4"/>
               <w:left w:val="single" w:color="C9D3DF" w:sz="4"/>
@@ -1256,29 +1272,29 @@
         </w:tc>
         <w:tc>
           <w:tcPr>
-            <w:tcW w:type="dxa" w:w="1589"/>
-            <w:tcBorders>
-              <w:top w:val="single" w:color="C9D3DF" w:sz="4"/>
-              <w:left w:val="single" w:color="C9D3DF" w:sz="4"/>
-              <w:bottom w:val="single" w:color="C9D3DF" w:sz="4"/>
-              <w:right w:val="single" w:color="C9D3DF" w:sz="4"/>
-            </w:tcBorders>
-            <w:tcMar>
-              <w:top w:type="dxa" w:w="50"/>
-              <w:left w:type="dxa" w:w="80"/>
-              <w:bottom w:type="dxa" w:w="50"/>
-              <w:right w:type="dxa" w:w="80"/>
-            </w:tcMar>
-          </w:tcPr>
-          <w:p>
-            <w:pPr>
-              <w:jc w:val="center"/>
-            </w:pPr>
-          </w:p>
-        </w:tc>
-        <w:tc>
-          <w:tcPr>
-            <w:tcW w:type="dxa" w:w="1669"/>
+            <w:tcW w:type="dxa" w:w="1563"/>
+            <w:tcBorders>
+              <w:top w:val="single" w:color="C9D3DF" w:sz="4"/>
+              <w:left w:val="single" w:color="C9D3DF" w:sz="4"/>
+              <w:bottom w:val="single" w:color="C9D3DF" w:sz="4"/>
+              <w:right w:val="single" w:color="C9D3DF" w:sz="4"/>
+            </w:tcBorders>
+            <w:tcMar>
+              <w:top w:type="dxa" w:w="50"/>
+              <w:left w:type="dxa" w:w="80"/>
+              <w:bottom w:type="dxa" w:w="50"/>
+              <w:right w:type="dxa" w:w="80"/>
+            </w:tcMar>
+          </w:tcPr>
+          <w:p>
+            <w:pPr>
+              <w:jc w:val="center"/>
+            </w:pPr>
+          </w:p>
+        </w:tc>
+        <w:tc>
+          <w:tcPr>
+            <w:tcW w:type="dxa" w:w="1641"/>
             <w:tcBorders>
               <w:top w:val="single" w:color="C9D3DF" w:sz="4"/>
               <w:left w:val="single" w:color="C9D3DF" w:sz="4"/>
@@ -1306,7 +1322,7 @@
         </w:trPr>
         <w:tc>
           <w:tcPr>
-            <w:tcW w:type="dxa" w:w="2271"/>
+            <w:tcW w:type="dxa" w:w="2234"/>
             <w:tcBorders>
               <w:top w:val="single" w:color="C9D3DF" w:sz="4"/>
               <w:left w:val="single" w:color="C9D3DF" w:sz="4"/>
@@ -1336,7 +1352,7 @@
         </w:tc>
         <w:tc>
           <w:tcPr>
-            <w:tcW w:type="dxa" w:w="4675"/>
+            <w:tcW w:type="dxa" w:w="4766"/>
             <w:tcBorders>
               <w:top w:val="single" w:color="C9D3DF" w:sz="4"/>
               <w:left w:val="single" w:color="C9D3DF" w:sz="4"/>
@@ -1366,29 +1382,29 @@
         </w:tc>
         <w:tc>
           <w:tcPr>
-            <w:tcW w:type="dxa" w:w="1589"/>
-            <w:tcBorders>
-              <w:top w:val="single" w:color="C9D3DF" w:sz="4"/>
-              <w:left w:val="single" w:color="C9D3DF" w:sz="4"/>
-              <w:bottom w:val="single" w:color="C9D3DF" w:sz="4"/>
-              <w:right w:val="single" w:color="C9D3DF" w:sz="4"/>
-            </w:tcBorders>
-            <w:tcMar>
-              <w:top w:type="dxa" w:w="50"/>
-              <w:left w:type="dxa" w:w="80"/>
-              <w:bottom w:type="dxa" w:w="50"/>
-              <w:right w:type="dxa" w:w="80"/>
-            </w:tcMar>
-          </w:tcPr>
-          <w:p>
-            <w:pPr>
-              <w:jc w:val="center"/>
-            </w:pPr>
-          </w:p>
-        </w:tc>
-        <w:tc>
-          <w:tcPr>
-            <w:tcW w:type="dxa" w:w="1669"/>
+            <w:tcW w:type="dxa" w:w="1563"/>
+            <w:tcBorders>
+              <w:top w:val="single" w:color="C9D3DF" w:sz="4"/>
+              <w:left w:val="single" w:color="C9D3DF" w:sz="4"/>
+              <w:bottom w:val="single" w:color="C9D3DF" w:sz="4"/>
+              <w:right w:val="single" w:color="C9D3DF" w:sz="4"/>
+            </w:tcBorders>
+            <w:tcMar>
+              <w:top w:type="dxa" w:w="50"/>
+              <w:left w:type="dxa" w:w="80"/>
+              <w:bottom w:type="dxa" w:w="50"/>
+              <w:right w:type="dxa" w:w="80"/>
+            </w:tcMar>
+          </w:tcPr>
+          <w:p>
+            <w:pPr>
+              <w:jc w:val="center"/>
+            </w:pPr>
+          </w:p>
+        </w:tc>
+        <w:tc>
+          <w:tcPr>
+            <w:tcW w:type="dxa" w:w="1641"/>
             <w:tcBorders>
               <w:top w:val="single" w:color="C9D3DF" w:sz="4"/>
               <w:left w:val="single" w:color="C9D3DF" w:sz="4"/>
@@ -11732,7 +11748,7 @@
               </w:rPr>
               <w:t xml:space="preserve">설문 링크(</w:t>
             </w:r>
-            <w:hyperlink w:history="1" r:id="rIdgguvviqydlcmyn2pmh0jk">
+            <w:hyperlink w:history="1" r:id="rIdufff6iyfl_3nzg5onptfv">
               <w:r>
                 <w:rPr>
                   <w:rStyle w:val="Hyperlink"/>

--- a/tests/team_self_test/오이소창원_최종자체테스트_체크리스트_20261003.docx
+++ b/tests/team_self_test/오이소창원_최종자체테스트_체크리스트_20261003.docx
@@ -44,7 +44,7 @@
         </w:rPr>
         <w:t xml:space="preserve"> 배포본 </w:t>
       </w:r>
-      <w:hyperlink w:history="1" r:id="rIdsitzts4vi4ghfxjx7bfta">
+      <w:hyperlink w:history="1" r:id="rIdu89yqth1ilatbczuwlkh-">
         <w:r>
           <w:rPr>
             <w:rStyle w:val="Hyperlink"/>
@@ -7526,11 +7526,11 @@
         </w:tblBorders>
       </w:tblPr>
       <w:tblGrid>
-        <w:gridCol w:w="1778"/>
-        <w:gridCol w:w="2717"/>
-        <w:gridCol w:w="3159"/>
-        <w:gridCol w:w="1244"/>
-        <w:gridCol w:w="1306"/>
+        <w:gridCol w:w="1638"/>
+        <w:gridCol w:w="2896"/>
+        <w:gridCol w:w="3319"/>
+        <w:gridCol w:w="1146"/>
+        <w:gridCol w:w="1205"/>
       </w:tblGrid>
       <w:tr>
         <w:trPr>
@@ -7539,7 +7539,7 @@
         </w:trPr>
         <w:tc>
           <w:tcPr>
-            <w:tcW w:type="dxa" w:w="1778"/>
+            <w:tcW w:type="dxa" w:w="1638"/>
             <w:tcBorders>
               <w:top w:val="single" w:color="C9D3DF" w:sz="4"/>
               <w:left w:val="single" w:color="C9D3DF" w:sz="4"/>
@@ -7573,7 +7573,7 @@
         </w:tc>
         <w:tc>
           <w:tcPr>
-            <w:tcW w:type="dxa" w:w="2717"/>
+            <w:tcW w:type="dxa" w:w="2896"/>
             <w:tcBorders>
               <w:top w:val="single" w:color="C9D3DF" w:sz="4"/>
               <w:left w:val="single" w:color="C9D3DF" w:sz="4"/>
@@ -7607,7 +7607,7 @@
         </w:tc>
         <w:tc>
           <w:tcPr>
-            <w:tcW w:type="dxa" w:w="3159"/>
+            <w:tcW w:type="dxa" w:w="3319"/>
             <w:tcBorders>
               <w:top w:val="single" w:color="C9D3DF" w:sz="4"/>
               <w:left w:val="single" w:color="C9D3DF" w:sz="4"/>
@@ -7641,7 +7641,7 @@
         </w:tc>
         <w:tc>
           <w:tcPr>
-            <w:tcW w:type="dxa" w:w="1244"/>
+            <w:tcW w:type="dxa" w:w="1146"/>
             <w:tcBorders>
               <w:top w:val="single" w:color="C9D3DF" w:sz="4"/>
               <w:left w:val="single" w:color="C9D3DF" w:sz="4"/>
@@ -7675,7 +7675,7 @@
         </w:tc>
         <w:tc>
           <w:tcPr>
-            <w:tcW w:type="dxa" w:w="1306"/>
+            <w:tcW w:type="dxa" w:w="1205"/>
             <w:tcBorders>
               <w:top w:val="single" w:color="C9D3DF" w:sz="4"/>
               <w:left w:val="single" w:color="C9D3DF" w:sz="4"/>
@@ -7715,7 +7715,7 @@
         </w:trPr>
         <w:tc>
           <w:tcPr>
-            <w:tcW w:type="dxa" w:w="1778"/>
+            <w:tcW w:type="dxa" w:w="1638"/>
             <w:tcBorders>
               <w:top w:val="single" w:color="C9D3DF" w:sz="4"/>
               <w:left w:val="single" w:color="C9D3DF" w:sz="4"/>
@@ -7745,7 +7745,7 @@
         </w:tc>
         <w:tc>
           <w:tcPr>
-            <w:tcW w:type="dxa" w:w="2717"/>
+            <w:tcW w:type="dxa" w:w="2896"/>
             <w:tcBorders>
               <w:top w:val="single" w:color="C9D3DF" w:sz="4"/>
               <w:left w:val="single" w:color="C9D3DF" w:sz="4"/>
@@ -7769,13 +7769,13 @@
                 <w:sz w:val="17"/>
                 <w:szCs w:val="17"/>
               </w:rPr>
-              <w:t xml:space="preserve">탭 ‘창원 생활 정보 둘러보기’</w:t>
-            </w:r>
-          </w:p>
-        </w:tc>
-        <w:tc>
-          <w:tcPr>
-            <w:tcW w:type="dxa" w:w="3159"/>
+              <w:t xml:space="preserve">사이드바 ‘생활 정보’(= ② 화면의 탭 ‘창원 생활 정보 둘러보기’)</w:t>
+            </w:r>
+          </w:p>
+        </w:tc>
+        <w:tc>
+          <w:tcPr>
+            <w:tcW w:type="dxa" w:w="3319"/>
             <w:tcBorders>
               <w:top w:val="single" w:color="C9D3DF" w:sz="4"/>
               <w:left w:val="single" w:color="C9D3DF" w:sz="4"/>
@@ -7805,29 +7805,29 @@
         </w:tc>
         <w:tc>
           <w:tcPr>
-            <w:tcW w:type="dxa" w:w="1244"/>
-            <w:tcBorders>
-              <w:top w:val="single" w:color="C9D3DF" w:sz="4"/>
-              <w:left w:val="single" w:color="C9D3DF" w:sz="4"/>
-              <w:bottom w:val="single" w:color="C9D3DF" w:sz="4"/>
-              <w:right w:val="single" w:color="C9D3DF" w:sz="4"/>
-            </w:tcBorders>
-            <w:tcMar>
-              <w:top w:type="dxa" w:w="50"/>
-              <w:left w:type="dxa" w:w="80"/>
-              <w:bottom w:type="dxa" w:w="50"/>
-              <w:right w:type="dxa" w:w="80"/>
-            </w:tcMar>
-          </w:tcPr>
-          <w:p>
-            <w:pPr>
-              <w:jc w:val="center"/>
-            </w:pPr>
-          </w:p>
-        </w:tc>
-        <w:tc>
-          <w:tcPr>
-            <w:tcW w:type="dxa" w:w="1306"/>
+            <w:tcW w:type="dxa" w:w="1146"/>
+            <w:tcBorders>
+              <w:top w:val="single" w:color="C9D3DF" w:sz="4"/>
+              <w:left w:val="single" w:color="C9D3DF" w:sz="4"/>
+              <w:bottom w:val="single" w:color="C9D3DF" w:sz="4"/>
+              <w:right w:val="single" w:color="C9D3DF" w:sz="4"/>
+            </w:tcBorders>
+            <w:tcMar>
+              <w:top w:type="dxa" w:w="50"/>
+              <w:left w:type="dxa" w:w="80"/>
+              <w:bottom w:type="dxa" w:w="50"/>
+              <w:right w:type="dxa" w:w="80"/>
+            </w:tcMar>
+          </w:tcPr>
+          <w:p>
+            <w:pPr>
+              <w:jc w:val="center"/>
+            </w:pPr>
+          </w:p>
+        </w:tc>
+        <w:tc>
+          <w:tcPr>
+            <w:tcW w:type="dxa" w:w="1205"/>
             <w:tcBorders>
               <w:top w:val="single" w:color="C9D3DF" w:sz="4"/>
               <w:left w:val="single" w:color="C9D3DF" w:sz="4"/>
@@ -7855,7 +7855,7 @@
         </w:trPr>
         <w:tc>
           <w:tcPr>
-            <w:tcW w:type="dxa" w:w="1778"/>
+            <w:tcW w:type="dxa" w:w="1638"/>
             <w:tcBorders>
               <w:top w:val="single" w:color="C9D3DF" w:sz="4"/>
               <w:left w:val="single" w:color="C9D3DF" w:sz="4"/>
@@ -7885,7 +7885,7 @@
         </w:tc>
         <w:tc>
           <w:tcPr>
-            <w:tcW w:type="dxa" w:w="2717"/>
+            <w:tcW w:type="dxa" w:w="2896"/>
             <w:tcBorders>
               <w:top w:val="single" w:color="C9D3DF" w:sz="4"/>
               <w:left w:val="single" w:color="C9D3DF" w:sz="4"/>
@@ -7915,7 +7915,7 @@
         </w:tc>
         <w:tc>
           <w:tcPr>
-            <w:tcW w:type="dxa" w:w="3159"/>
+            <w:tcW w:type="dxa" w:w="3319"/>
             <w:tcBorders>
               <w:top w:val="single" w:color="C9D3DF" w:sz="4"/>
               <w:left w:val="single" w:color="C9D3DF" w:sz="4"/>
@@ -7945,29 +7945,29 @@
         </w:tc>
         <w:tc>
           <w:tcPr>
-            <w:tcW w:type="dxa" w:w="1244"/>
-            <w:tcBorders>
-              <w:top w:val="single" w:color="C9D3DF" w:sz="4"/>
-              <w:left w:val="single" w:color="C9D3DF" w:sz="4"/>
-              <w:bottom w:val="single" w:color="C9D3DF" w:sz="4"/>
-              <w:right w:val="single" w:color="C9D3DF" w:sz="4"/>
-            </w:tcBorders>
-            <w:tcMar>
-              <w:top w:type="dxa" w:w="50"/>
-              <w:left w:type="dxa" w:w="80"/>
-              <w:bottom w:type="dxa" w:w="50"/>
-              <w:right w:type="dxa" w:w="80"/>
-            </w:tcMar>
-          </w:tcPr>
-          <w:p>
-            <w:pPr>
-              <w:jc w:val="center"/>
-            </w:pPr>
-          </w:p>
-        </w:tc>
-        <w:tc>
-          <w:tcPr>
-            <w:tcW w:type="dxa" w:w="1306"/>
+            <w:tcW w:type="dxa" w:w="1146"/>
+            <w:tcBorders>
+              <w:top w:val="single" w:color="C9D3DF" w:sz="4"/>
+              <w:left w:val="single" w:color="C9D3DF" w:sz="4"/>
+              <w:bottom w:val="single" w:color="C9D3DF" w:sz="4"/>
+              <w:right w:val="single" w:color="C9D3DF" w:sz="4"/>
+            </w:tcBorders>
+            <w:tcMar>
+              <w:top w:type="dxa" w:w="50"/>
+              <w:left w:type="dxa" w:w="80"/>
+              <w:bottom w:type="dxa" w:w="50"/>
+              <w:right w:type="dxa" w:w="80"/>
+            </w:tcMar>
+          </w:tcPr>
+          <w:p>
+            <w:pPr>
+              <w:jc w:val="center"/>
+            </w:pPr>
+          </w:p>
+        </w:tc>
+        <w:tc>
+          <w:tcPr>
+            <w:tcW w:type="dxa" w:w="1205"/>
             <w:tcBorders>
               <w:top w:val="single" w:color="C9D3DF" w:sz="4"/>
               <w:left w:val="single" w:color="C9D3DF" w:sz="4"/>
@@ -7995,7 +7995,7 @@
         </w:trPr>
         <w:tc>
           <w:tcPr>
-            <w:tcW w:type="dxa" w:w="1778"/>
+            <w:tcW w:type="dxa" w:w="1638"/>
             <w:tcBorders>
               <w:top w:val="single" w:color="C9D3DF" w:sz="4"/>
               <w:left w:val="single" w:color="C9D3DF" w:sz="4"/>
@@ -8025,7 +8025,7 @@
         </w:tc>
         <w:tc>
           <w:tcPr>
-            <w:tcW w:type="dxa" w:w="2717"/>
+            <w:tcW w:type="dxa" w:w="2896"/>
             <w:tcBorders>
               <w:top w:val="single" w:color="C9D3DF" w:sz="4"/>
               <w:left w:val="single" w:color="C9D3DF" w:sz="4"/>
@@ -8055,7 +8055,7 @@
         </w:tc>
         <w:tc>
           <w:tcPr>
-            <w:tcW w:type="dxa" w:w="3159"/>
+            <w:tcW w:type="dxa" w:w="3319"/>
             <w:tcBorders>
               <w:top w:val="single" w:color="C9D3DF" w:sz="4"/>
               <w:left w:val="single" w:color="C9D3DF" w:sz="4"/>
@@ -8085,29 +8085,29 @@
         </w:tc>
         <w:tc>
           <w:tcPr>
-            <w:tcW w:type="dxa" w:w="1244"/>
-            <w:tcBorders>
-              <w:top w:val="single" w:color="C9D3DF" w:sz="4"/>
-              <w:left w:val="single" w:color="C9D3DF" w:sz="4"/>
-              <w:bottom w:val="single" w:color="C9D3DF" w:sz="4"/>
-              <w:right w:val="single" w:color="C9D3DF" w:sz="4"/>
-            </w:tcBorders>
-            <w:tcMar>
-              <w:top w:type="dxa" w:w="50"/>
-              <w:left w:type="dxa" w:w="80"/>
-              <w:bottom w:type="dxa" w:w="50"/>
-              <w:right w:type="dxa" w:w="80"/>
-            </w:tcMar>
-          </w:tcPr>
-          <w:p>
-            <w:pPr>
-              <w:jc w:val="center"/>
-            </w:pPr>
-          </w:p>
-        </w:tc>
-        <w:tc>
-          <w:tcPr>
-            <w:tcW w:type="dxa" w:w="1306"/>
+            <w:tcW w:type="dxa" w:w="1146"/>
+            <w:tcBorders>
+              <w:top w:val="single" w:color="C9D3DF" w:sz="4"/>
+              <w:left w:val="single" w:color="C9D3DF" w:sz="4"/>
+              <w:bottom w:val="single" w:color="C9D3DF" w:sz="4"/>
+              <w:right w:val="single" w:color="C9D3DF" w:sz="4"/>
+            </w:tcBorders>
+            <w:tcMar>
+              <w:top w:type="dxa" w:w="50"/>
+              <w:left w:type="dxa" w:w="80"/>
+              <w:bottom w:type="dxa" w:w="50"/>
+              <w:right w:type="dxa" w:w="80"/>
+            </w:tcMar>
+          </w:tcPr>
+          <w:p>
+            <w:pPr>
+              <w:jc w:val="center"/>
+            </w:pPr>
+          </w:p>
+        </w:tc>
+        <w:tc>
+          <w:tcPr>
+            <w:tcW w:type="dxa" w:w="1205"/>
             <w:tcBorders>
               <w:top w:val="single" w:color="C9D3DF" w:sz="4"/>
               <w:left w:val="single" w:color="C9D3DF" w:sz="4"/>
@@ -8135,7 +8135,7 @@
         </w:trPr>
         <w:tc>
           <w:tcPr>
-            <w:tcW w:type="dxa" w:w="1778"/>
+            <w:tcW w:type="dxa" w:w="1638"/>
             <w:tcBorders>
               <w:top w:val="single" w:color="C9D3DF" w:sz="4"/>
               <w:left w:val="single" w:color="C9D3DF" w:sz="4"/>
@@ -8165,7 +8165,7 @@
         </w:tc>
         <w:tc>
           <w:tcPr>
-            <w:tcW w:type="dxa" w:w="2717"/>
+            <w:tcW w:type="dxa" w:w="2896"/>
             <w:tcBorders>
               <w:top w:val="single" w:color="C9D3DF" w:sz="4"/>
               <w:left w:val="single" w:color="C9D3DF" w:sz="4"/>
@@ -8195,7 +8195,7 @@
         </w:tc>
         <w:tc>
           <w:tcPr>
-            <w:tcW w:type="dxa" w:w="3159"/>
+            <w:tcW w:type="dxa" w:w="3319"/>
             <w:tcBorders>
               <w:top w:val="single" w:color="C9D3DF" w:sz="4"/>
               <w:left w:val="single" w:color="C9D3DF" w:sz="4"/>
@@ -8225,29 +8225,29 @@
         </w:tc>
         <w:tc>
           <w:tcPr>
-            <w:tcW w:type="dxa" w:w="1244"/>
-            <w:tcBorders>
-              <w:top w:val="single" w:color="C9D3DF" w:sz="4"/>
-              <w:left w:val="single" w:color="C9D3DF" w:sz="4"/>
-              <w:bottom w:val="single" w:color="C9D3DF" w:sz="4"/>
-              <w:right w:val="single" w:color="C9D3DF" w:sz="4"/>
-            </w:tcBorders>
-            <w:tcMar>
-              <w:top w:type="dxa" w:w="50"/>
-              <w:left w:type="dxa" w:w="80"/>
-              <w:bottom w:type="dxa" w:w="50"/>
-              <w:right w:type="dxa" w:w="80"/>
-            </w:tcMar>
-          </w:tcPr>
-          <w:p>
-            <w:pPr>
-              <w:jc w:val="center"/>
-            </w:pPr>
-          </w:p>
-        </w:tc>
-        <w:tc>
-          <w:tcPr>
-            <w:tcW w:type="dxa" w:w="1306"/>
+            <w:tcW w:type="dxa" w:w="1146"/>
+            <w:tcBorders>
+              <w:top w:val="single" w:color="C9D3DF" w:sz="4"/>
+              <w:left w:val="single" w:color="C9D3DF" w:sz="4"/>
+              <w:bottom w:val="single" w:color="C9D3DF" w:sz="4"/>
+              <w:right w:val="single" w:color="C9D3DF" w:sz="4"/>
+            </w:tcBorders>
+            <w:tcMar>
+              <w:top w:type="dxa" w:w="50"/>
+              <w:left w:type="dxa" w:w="80"/>
+              <w:bottom w:type="dxa" w:w="50"/>
+              <w:right w:type="dxa" w:w="80"/>
+            </w:tcMar>
+          </w:tcPr>
+          <w:p>
+            <w:pPr>
+              <w:jc w:val="center"/>
+            </w:pPr>
+          </w:p>
+        </w:tc>
+        <w:tc>
+          <w:tcPr>
+            <w:tcW w:type="dxa" w:w="1205"/>
             <w:tcBorders>
               <w:top w:val="single" w:color="C9D3DF" w:sz="4"/>
               <w:left w:val="single" w:color="C9D3DF" w:sz="4"/>
@@ -8275,7 +8275,7 @@
         </w:trPr>
         <w:tc>
           <w:tcPr>
-            <w:tcW w:type="dxa" w:w="1778"/>
+            <w:tcW w:type="dxa" w:w="1638"/>
             <w:tcBorders>
               <w:top w:val="single" w:color="C9D3DF" w:sz="4"/>
               <w:left w:val="single" w:color="C9D3DF" w:sz="4"/>
@@ -8305,7 +8305,7 @@
         </w:tc>
         <w:tc>
           <w:tcPr>
-            <w:tcW w:type="dxa" w:w="2717"/>
+            <w:tcW w:type="dxa" w:w="2896"/>
             <w:tcBorders>
               <w:top w:val="single" w:color="C9D3DF" w:sz="4"/>
               <w:left w:val="single" w:color="C9D3DF" w:sz="4"/>
@@ -8329,13 +8329,13 @@
                 <w:sz w:val="17"/>
                 <w:szCs w:val="17"/>
               </w:rPr>
-              <w:t xml:space="preserve">‘차로 가면 좋은 곳’</w:t>
-            </w:r>
-          </w:p>
-        </w:tc>
-        <w:tc>
-          <w:tcPr>
-            <w:tcW w:type="dxa" w:w="3159"/>
+              <w:t xml:space="preserve">차량 없음 + 지역 ‘창원 전체’에서 ‘차로 가면 좋은 곳’</w:t>
+            </w:r>
+          </w:p>
+        </w:tc>
+        <w:tc>
+          <w:tcPr>
+            <w:tcW w:type="dxa" w:w="3319"/>
             <w:tcBorders>
               <w:top w:val="single" w:color="C9D3DF" w:sz="4"/>
               <w:left w:val="single" w:color="C9D3DF" w:sz="4"/>
@@ -8359,35 +8359,35 @@
                 <w:sz w:val="17"/>
                 <w:szCs w:val="17"/>
               </w:rPr>
-              <w:t xml:space="preserve">대중교통 목록과 따로 나뉘어 있다</w:t>
-            </w:r>
-          </w:p>
-        </w:tc>
-        <w:tc>
-          <w:tcPr>
-            <w:tcW w:type="dxa" w:w="1244"/>
-            <w:tcBorders>
-              <w:top w:val="single" w:color="C9D3DF" w:sz="4"/>
-              <w:left w:val="single" w:color="C9D3DF" w:sz="4"/>
-              <w:bottom w:val="single" w:color="C9D3DF" w:sz="4"/>
-              <w:right w:val="single" w:color="C9D3DF" w:sz="4"/>
-            </w:tcBorders>
-            <w:tcMar>
-              <w:top w:type="dxa" w:w="50"/>
-              <w:left w:type="dxa" w:w="80"/>
-              <w:bottom w:type="dxa" w:w="50"/>
-              <w:right w:type="dxa" w:w="80"/>
-            </w:tcMar>
-          </w:tcPr>
-          <w:p>
-            <w:pPr>
-              <w:jc w:val="center"/>
-            </w:pPr>
-          </w:p>
-        </w:tc>
-        <w:tc>
-          <w:tcPr>
-            <w:tcW w:type="dxa" w:w="1306"/>
+              <w:t xml:space="preserve">대중교통 목록과 따로 나뉘어 있다. 고른 지역·분야에 해당 장소가 없으면 “이 지역·분야에는 ‘차로 가면 좋은 곳’이 없어요” 안내</w:t>
+            </w:r>
+          </w:p>
+        </w:tc>
+        <w:tc>
+          <w:tcPr>
+            <w:tcW w:type="dxa" w:w="1146"/>
+            <w:tcBorders>
+              <w:top w:val="single" w:color="C9D3DF" w:sz="4"/>
+              <w:left w:val="single" w:color="C9D3DF" w:sz="4"/>
+              <w:bottom w:val="single" w:color="C9D3DF" w:sz="4"/>
+              <w:right w:val="single" w:color="C9D3DF" w:sz="4"/>
+            </w:tcBorders>
+            <w:tcMar>
+              <w:top w:type="dxa" w:w="50"/>
+              <w:left w:type="dxa" w:w="80"/>
+              <w:bottom w:type="dxa" w:w="50"/>
+              <w:right w:type="dxa" w:w="80"/>
+            </w:tcMar>
+          </w:tcPr>
+          <w:p>
+            <w:pPr>
+              <w:jc w:val="center"/>
+            </w:pPr>
+          </w:p>
+        </w:tc>
+        <w:tc>
+          <w:tcPr>
+            <w:tcW w:type="dxa" w:w="1205"/>
             <w:tcBorders>
               <w:top w:val="single" w:color="C9D3DF" w:sz="4"/>
               <w:left w:val="single" w:color="C9D3DF" w:sz="4"/>
@@ -9108,11 +9108,11 @@
         </w:tblBorders>
       </w:tblPr>
       <w:tblGrid>
-        <w:gridCol w:w="1823"/>
-        <w:gridCol w:w="2192"/>
-        <w:gridCol w:w="3412"/>
-        <w:gridCol w:w="1349"/>
-        <w:gridCol w:w="1428"/>
+        <w:gridCol w:w="1771"/>
+        <w:gridCol w:w="2420"/>
+        <w:gridCol w:w="3315"/>
+        <w:gridCol w:w="1310"/>
+        <w:gridCol w:w="1388"/>
       </w:tblGrid>
       <w:tr>
         <w:trPr>
@@ -9121,7 +9121,7 @@
         </w:trPr>
         <w:tc>
           <w:tcPr>
-            <w:tcW w:type="dxa" w:w="1823"/>
+            <w:tcW w:type="dxa" w:w="1771"/>
             <w:tcBorders>
               <w:top w:val="single" w:color="C9D3DF" w:sz="4"/>
               <w:left w:val="single" w:color="C9D3DF" w:sz="4"/>
@@ -9155,7 +9155,7 @@
         </w:tc>
         <w:tc>
           <w:tcPr>
-            <w:tcW w:type="dxa" w:w="2192"/>
+            <w:tcW w:type="dxa" w:w="2420"/>
             <w:tcBorders>
               <w:top w:val="single" w:color="C9D3DF" w:sz="4"/>
               <w:left w:val="single" w:color="C9D3DF" w:sz="4"/>
@@ -9189,7 +9189,7 @@
         </w:tc>
         <w:tc>
           <w:tcPr>
-            <w:tcW w:type="dxa" w:w="3412"/>
+            <w:tcW w:type="dxa" w:w="3315"/>
             <w:tcBorders>
               <w:top w:val="single" w:color="C9D3DF" w:sz="4"/>
               <w:left w:val="single" w:color="C9D3DF" w:sz="4"/>
@@ -9223,7 +9223,7 @@
         </w:tc>
         <w:tc>
           <w:tcPr>
-            <w:tcW w:type="dxa" w:w="1349"/>
+            <w:tcW w:type="dxa" w:w="1310"/>
             <w:tcBorders>
               <w:top w:val="single" w:color="C9D3DF" w:sz="4"/>
               <w:left w:val="single" w:color="C9D3DF" w:sz="4"/>
@@ -9257,7 +9257,7 @@
         </w:tc>
         <w:tc>
           <w:tcPr>
-            <w:tcW w:type="dxa" w:w="1428"/>
+            <w:tcW w:type="dxa" w:w="1388"/>
             <w:tcBorders>
               <w:top w:val="single" w:color="C9D3DF" w:sz="4"/>
               <w:left w:val="single" w:color="C9D3DF" w:sz="4"/>
@@ -9297,7 +9297,7 @@
         </w:trPr>
         <w:tc>
           <w:tcPr>
-            <w:tcW w:type="dxa" w:w="1823"/>
+            <w:tcW w:type="dxa" w:w="1771"/>
             <w:tcBorders>
               <w:top w:val="single" w:color="C9D3DF" w:sz="4"/>
               <w:left w:val="single" w:color="C9D3DF" w:sz="4"/>
@@ -9327,7 +9327,7 @@
         </w:tc>
         <w:tc>
           <w:tcPr>
-            <w:tcW w:type="dxa" w:w="2192"/>
+            <w:tcW w:type="dxa" w:w="2420"/>
             <w:tcBorders>
               <w:top w:val="single" w:color="C9D3DF" w:sz="4"/>
               <w:left w:val="single" w:color="C9D3DF" w:sz="4"/>
@@ -9351,13 +9351,13 @@
                 <w:sz w:val="17"/>
                 <w:szCs w:val="17"/>
               </w:rPr>
-              <w:t xml:space="preserve">예시 ‘단디 해래이’</w:t>
-            </w:r>
-          </w:p>
-        </w:tc>
-        <w:tc>
-          <w:tcPr>
-            <w:tcW w:type="dxa" w:w="3412"/>
+              <w:t xml:space="preserve">사이드바 ‘지역말’ → 예시 ‘단디 해래이’</w:t>
+            </w:r>
+          </w:p>
+        </w:tc>
+        <w:tc>
+          <w:tcPr>
+            <w:tcW w:type="dxa" w:w="3315"/>
             <w:tcBorders>
               <w:top w:val="single" w:color="C9D3DF" w:sz="4"/>
               <w:left w:val="single" w:color="C9D3DF" w:sz="4"/>
@@ -9387,29 +9387,29 @@
         </w:tc>
         <w:tc>
           <w:tcPr>
-            <w:tcW w:type="dxa" w:w="1349"/>
-            <w:tcBorders>
-              <w:top w:val="single" w:color="C9D3DF" w:sz="4"/>
-              <w:left w:val="single" w:color="C9D3DF" w:sz="4"/>
-              <w:bottom w:val="single" w:color="C9D3DF" w:sz="4"/>
-              <w:right w:val="single" w:color="C9D3DF" w:sz="4"/>
-            </w:tcBorders>
-            <w:tcMar>
-              <w:top w:type="dxa" w:w="50"/>
-              <w:left w:type="dxa" w:w="80"/>
-              <w:bottom w:type="dxa" w:w="50"/>
-              <w:right w:type="dxa" w:w="80"/>
-            </w:tcMar>
-          </w:tcPr>
-          <w:p>
-            <w:pPr>
-              <w:jc w:val="center"/>
-            </w:pPr>
-          </w:p>
-        </w:tc>
-        <w:tc>
-          <w:tcPr>
-            <w:tcW w:type="dxa" w:w="1428"/>
+            <w:tcW w:type="dxa" w:w="1310"/>
+            <w:tcBorders>
+              <w:top w:val="single" w:color="C9D3DF" w:sz="4"/>
+              <w:left w:val="single" w:color="C9D3DF" w:sz="4"/>
+              <w:bottom w:val="single" w:color="C9D3DF" w:sz="4"/>
+              <w:right w:val="single" w:color="C9D3DF" w:sz="4"/>
+            </w:tcBorders>
+            <w:tcMar>
+              <w:top w:type="dxa" w:w="50"/>
+              <w:left w:type="dxa" w:w="80"/>
+              <w:bottom w:type="dxa" w:w="50"/>
+              <w:right w:type="dxa" w:w="80"/>
+            </w:tcMar>
+          </w:tcPr>
+          <w:p>
+            <w:pPr>
+              <w:jc w:val="center"/>
+            </w:pPr>
+          </w:p>
+        </w:tc>
+        <w:tc>
+          <w:tcPr>
+            <w:tcW w:type="dxa" w:w="1388"/>
             <w:tcBorders>
               <w:top w:val="single" w:color="C9D3DF" w:sz="4"/>
               <w:left w:val="single" w:color="C9D3DF" w:sz="4"/>
@@ -9437,7 +9437,7 @@
         </w:trPr>
         <w:tc>
           <w:tcPr>
-            <w:tcW w:type="dxa" w:w="1823"/>
+            <w:tcW w:type="dxa" w:w="1771"/>
             <w:tcBorders>
               <w:top w:val="single" w:color="C9D3DF" w:sz="4"/>
               <w:left w:val="single" w:color="C9D3DF" w:sz="4"/>
@@ -9467,7 +9467,7 @@
         </w:tc>
         <w:tc>
           <w:tcPr>
-            <w:tcW w:type="dxa" w:w="2192"/>
+            <w:tcW w:type="dxa" w:w="2420"/>
             <w:tcBorders>
               <w:top w:val="single" w:color="C9D3DF" w:sz="4"/>
               <w:left w:val="single" w:color="C9D3DF" w:sz="4"/>
@@ -9497,7 +9497,7 @@
         </w:tc>
         <w:tc>
           <w:tcPr>
-            <w:tcW w:type="dxa" w:w="3412"/>
+            <w:tcW w:type="dxa" w:w="3315"/>
             <w:tcBorders>
               <w:top w:val="single" w:color="C9D3DF" w:sz="4"/>
               <w:left w:val="single" w:color="C9D3DF" w:sz="4"/>
@@ -9527,29 +9527,29 @@
         </w:tc>
         <w:tc>
           <w:tcPr>
-            <w:tcW w:type="dxa" w:w="1349"/>
-            <w:tcBorders>
-              <w:top w:val="single" w:color="C9D3DF" w:sz="4"/>
-              <w:left w:val="single" w:color="C9D3DF" w:sz="4"/>
-              <w:bottom w:val="single" w:color="C9D3DF" w:sz="4"/>
-              <w:right w:val="single" w:color="C9D3DF" w:sz="4"/>
-            </w:tcBorders>
-            <w:tcMar>
-              <w:top w:type="dxa" w:w="50"/>
-              <w:left w:type="dxa" w:w="80"/>
-              <w:bottom w:type="dxa" w:w="50"/>
-              <w:right w:type="dxa" w:w="80"/>
-            </w:tcMar>
-          </w:tcPr>
-          <w:p>
-            <w:pPr>
-              <w:jc w:val="center"/>
-            </w:pPr>
-          </w:p>
-        </w:tc>
-        <w:tc>
-          <w:tcPr>
-            <w:tcW w:type="dxa" w:w="1428"/>
+            <w:tcW w:type="dxa" w:w="1310"/>
+            <w:tcBorders>
+              <w:top w:val="single" w:color="C9D3DF" w:sz="4"/>
+              <w:left w:val="single" w:color="C9D3DF" w:sz="4"/>
+              <w:bottom w:val="single" w:color="C9D3DF" w:sz="4"/>
+              <w:right w:val="single" w:color="C9D3DF" w:sz="4"/>
+            </w:tcBorders>
+            <w:tcMar>
+              <w:top w:type="dxa" w:w="50"/>
+              <w:left w:type="dxa" w:w="80"/>
+              <w:bottom w:type="dxa" w:w="50"/>
+              <w:right w:type="dxa" w:w="80"/>
+            </w:tcMar>
+          </w:tcPr>
+          <w:p>
+            <w:pPr>
+              <w:jc w:val="center"/>
+            </w:pPr>
+          </w:p>
+        </w:tc>
+        <w:tc>
+          <w:tcPr>
+            <w:tcW w:type="dxa" w:w="1388"/>
             <w:tcBorders>
               <w:top w:val="single" w:color="C9D3DF" w:sz="4"/>
               <w:left w:val="single" w:color="C9D3DF" w:sz="4"/>
@@ -9577,7 +9577,7 @@
         </w:trPr>
         <w:tc>
           <w:tcPr>
-            <w:tcW w:type="dxa" w:w="1823"/>
+            <w:tcW w:type="dxa" w:w="1771"/>
             <w:tcBorders>
               <w:top w:val="single" w:color="C9D3DF" w:sz="4"/>
               <w:left w:val="single" w:color="C9D3DF" w:sz="4"/>
@@ -9607,7 +9607,7 @@
         </w:tc>
         <w:tc>
           <w:tcPr>
-            <w:tcW w:type="dxa" w:w="2192"/>
+            <w:tcW w:type="dxa" w:w="2420"/>
             <w:tcBorders>
               <w:top w:val="single" w:color="C9D3DF" w:sz="4"/>
               <w:left w:val="single" w:color="C9D3DF" w:sz="4"/>
@@ -9637,7 +9637,7 @@
         </w:tc>
         <w:tc>
           <w:tcPr>
-            <w:tcW w:type="dxa" w:w="3412"/>
+            <w:tcW w:type="dxa" w:w="3315"/>
             <w:tcBorders>
               <w:top w:val="single" w:color="C9D3DF" w:sz="4"/>
               <w:left w:val="single" w:color="C9D3DF" w:sz="4"/>
@@ -9683,29 +9683,29 @@
         </w:tc>
         <w:tc>
           <w:tcPr>
-            <w:tcW w:type="dxa" w:w="1349"/>
-            <w:tcBorders>
-              <w:top w:val="single" w:color="C9D3DF" w:sz="4"/>
-              <w:left w:val="single" w:color="C9D3DF" w:sz="4"/>
-              <w:bottom w:val="single" w:color="C9D3DF" w:sz="4"/>
-              <w:right w:val="single" w:color="C9D3DF" w:sz="4"/>
-            </w:tcBorders>
-            <w:tcMar>
-              <w:top w:type="dxa" w:w="50"/>
-              <w:left w:type="dxa" w:w="80"/>
-              <w:bottom w:type="dxa" w:w="50"/>
-              <w:right w:type="dxa" w:w="80"/>
-            </w:tcMar>
-          </w:tcPr>
-          <w:p>
-            <w:pPr>
-              <w:jc w:val="center"/>
-            </w:pPr>
-          </w:p>
-        </w:tc>
-        <w:tc>
-          <w:tcPr>
-            <w:tcW w:type="dxa" w:w="1428"/>
+            <w:tcW w:type="dxa" w:w="1310"/>
+            <w:tcBorders>
+              <w:top w:val="single" w:color="C9D3DF" w:sz="4"/>
+              <w:left w:val="single" w:color="C9D3DF" w:sz="4"/>
+              <w:bottom w:val="single" w:color="C9D3DF" w:sz="4"/>
+              <w:right w:val="single" w:color="C9D3DF" w:sz="4"/>
+            </w:tcBorders>
+            <w:tcMar>
+              <w:top w:type="dxa" w:w="50"/>
+              <w:left w:type="dxa" w:w="80"/>
+              <w:bottom w:type="dxa" w:w="50"/>
+              <w:right w:type="dxa" w:w="80"/>
+            </w:tcMar>
+          </w:tcPr>
+          <w:p>
+            <w:pPr>
+              <w:jc w:val="center"/>
+            </w:pPr>
+          </w:p>
+        </w:tc>
+        <w:tc>
+          <w:tcPr>
+            <w:tcW w:type="dxa" w:w="1388"/>
             <w:tcBorders>
               <w:top w:val="single" w:color="C9D3DF" w:sz="4"/>
               <w:left w:val="single" w:color="C9D3DF" w:sz="4"/>
@@ -11748,7 +11748,7 @@
               </w:rPr>
               <w:t xml:space="preserve">설문 링크(</w:t>
             </w:r>
-            <w:hyperlink w:history="1" r:id="rIdufff6iyfl_3nzg5onptfv">
+            <w:hyperlink w:history="1" r:id="rIdksnb9aaxlhd2axhw6iloe">
               <w:r>
                 <w:rPr>
                   <w:rStyle w:val="Hyperlink"/>

--- a/tests/team_self_test/오이소창원_최종자체테스트_체크리스트_20261003.docx
+++ b/tests/team_self_test/오이소창원_최종자체테스트_체크리스트_20261003.docx
@@ -44,7 +44,7 @@
         </w:rPr>
         <w:t xml:space="preserve"> 배포본 </w:t>
       </w:r>
-      <w:hyperlink w:history="1" r:id="rIdu89yqth1ilatbczuwlkh-">
+      <w:hyperlink w:history="1" r:id="rIdnuqpwfiooekuxqf81z9lc">
         <w:r>
           <w:rPr>
             <w:rStyle w:val="Hyperlink"/>
@@ -190,10 +190,10 @@
         </w:tblBorders>
       </w:tblPr>
       <w:tblGrid>
-        <w:gridCol w:w="2046"/>
-        <w:gridCol w:w="5042"/>
-        <w:gridCol w:w="1514"/>
-        <w:gridCol w:w="1602"/>
+        <w:gridCol w:w="860"/>
+        <w:gridCol w:w="7824"/>
+        <w:gridCol w:w="660"/>
+        <w:gridCol w:w="860"/>
       </w:tblGrid>
       <w:tr>
         <w:trPr>
@@ -202,7 +202,7 @@
         </w:trPr>
         <w:tc>
           <w:tcPr>
-            <w:tcW w:type="dxa" w:w="2046"/>
+            <w:tcW w:type="dxa" w:w="860"/>
             <w:tcBorders>
               <w:top w:val="single" w:color="C9D3DF" w:sz="4"/>
               <w:left w:val="single" w:color="C9D3DF" w:sz="4"/>
@@ -236,7 +236,7 @@
         </w:tc>
         <w:tc>
           <w:tcPr>
-            <w:tcW w:type="dxa" w:w="5042"/>
+            <w:tcW w:type="dxa" w:w="7824"/>
             <w:tcBorders>
               <w:top w:val="single" w:color="C9D3DF" w:sz="4"/>
               <w:left w:val="single" w:color="C9D3DF" w:sz="4"/>
@@ -270,7 +270,7 @@
         </w:tc>
         <w:tc>
           <w:tcPr>
-            <w:tcW w:type="dxa" w:w="1514"/>
+            <w:tcW w:type="dxa" w:w="660"/>
             <w:tcBorders>
               <w:top w:val="single" w:color="C9D3DF" w:sz="4"/>
               <w:left w:val="single" w:color="C9D3DF" w:sz="4"/>
@@ -304,7 +304,7 @@
         </w:tc>
         <w:tc>
           <w:tcPr>
-            <w:tcW w:type="dxa" w:w="1602"/>
+            <w:tcW w:type="dxa" w:w="860"/>
             <w:tcBorders>
               <w:top w:val="single" w:color="C9D3DF" w:sz="4"/>
               <w:left w:val="single" w:color="C9D3DF" w:sz="4"/>
@@ -344,7 +344,7 @@
         </w:trPr>
         <w:tc>
           <w:tcPr>
-            <w:tcW w:type="dxa" w:w="2046"/>
+            <w:tcW w:type="dxa" w:w="860"/>
             <w:tcBorders>
               <w:top w:val="single" w:color="C9D3DF" w:sz="4"/>
               <w:left w:val="single" w:color="C9D3DF" w:sz="4"/>
@@ -374,7 +374,7 @@
         </w:tc>
         <w:tc>
           <w:tcPr>
-            <w:tcW w:type="dxa" w:w="5042"/>
+            <w:tcW w:type="dxa" w:w="7824"/>
             <w:tcBorders>
               <w:top w:val="single" w:color="C9D3DF" w:sz="4"/>
               <w:left w:val="single" w:color="C9D3DF" w:sz="4"/>
@@ -404,29 +404,29 @@
         </w:tc>
         <w:tc>
           <w:tcPr>
-            <w:tcW w:type="dxa" w:w="1514"/>
-            <w:tcBorders>
-              <w:top w:val="single" w:color="C9D3DF" w:sz="4"/>
-              <w:left w:val="single" w:color="C9D3DF" w:sz="4"/>
-              <w:bottom w:val="single" w:color="C9D3DF" w:sz="4"/>
-              <w:right w:val="single" w:color="C9D3DF" w:sz="4"/>
-            </w:tcBorders>
-            <w:tcMar>
-              <w:top w:type="dxa" w:w="50"/>
-              <w:left w:type="dxa" w:w="80"/>
-              <w:bottom w:type="dxa" w:w="50"/>
-              <w:right w:type="dxa" w:w="80"/>
-            </w:tcMar>
-          </w:tcPr>
-          <w:p>
-            <w:pPr>
-              <w:jc w:val="center"/>
-            </w:pPr>
-          </w:p>
-        </w:tc>
-        <w:tc>
-          <w:tcPr>
-            <w:tcW w:type="dxa" w:w="1602"/>
+            <w:tcW w:type="dxa" w:w="660"/>
+            <w:tcBorders>
+              <w:top w:val="single" w:color="C9D3DF" w:sz="4"/>
+              <w:left w:val="single" w:color="C9D3DF" w:sz="4"/>
+              <w:bottom w:val="single" w:color="C9D3DF" w:sz="4"/>
+              <w:right w:val="single" w:color="C9D3DF" w:sz="4"/>
+            </w:tcBorders>
+            <w:tcMar>
+              <w:top w:type="dxa" w:w="50"/>
+              <w:left w:type="dxa" w:w="80"/>
+              <w:bottom w:type="dxa" w:w="50"/>
+              <w:right w:type="dxa" w:w="80"/>
+            </w:tcMar>
+          </w:tcPr>
+          <w:p>
+            <w:pPr>
+              <w:jc w:val="center"/>
+            </w:pPr>
+          </w:p>
+        </w:tc>
+        <w:tc>
+          <w:tcPr>
+            <w:tcW w:type="dxa" w:w="860"/>
             <w:tcBorders>
               <w:top w:val="single" w:color="C9D3DF" w:sz="4"/>
               <w:left w:val="single" w:color="C9D3DF" w:sz="4"/>
@@ -454,7 +454,7 @@
         </w:trPr>
         <w:tc>
           <w:tcPr>
-            <w:tcW w:type="dxa" w:w="2046"/>
+            <w:tcW w:type="dxa" w:w="860"/>
             <w:tcBorders>
               <w:top w:val="single" w:color="C9D3DF" w:sz="4"/>
               <w:left w:val="single" w:color="C9D3DF" w:sz="4"/>
@@ -484,7 +484,7 @@
         </w:tc>
         <w:tc>
           <w:tcPr>
-            <w:tcW w:type="dxa" w:w="5042"/>
+            <w:tcW w:type="dxa" w:w="7824"/>
             <w:tcBorders>
               <w:top w:val="single" w:color="C9D3DF" w:sz="4"/>
               <w:left w:val="single" w:color="C9D3DF" w:sz="4"/>
@@ -514,29 +514,29 @@
         </w:tc>
         <w:tc>
           <w:tcPr>
-            <w:tcW w:type="dxa" w:w="1514"/>
-            <w:tcBorders>
-              <w:top w:val="single" w:color="C9D3DF" w:sz="4"/>
-              <w:left w:val="single" w:color="C9D3DF" w:sz="4"/>
-              <w:bottom w:val="single" w:color="C9D3DF" w:sz="4"/>
-              <w:right w:val="single" w:color="C9D3DF" w:sz="4"/>
-            </w:tcBorders>
-            <w:tcMar>
-              <w:top w:type="dxa" w:w="50"/>
-              <w:left w:type="dxa" w:w="80"/>
-              <w:bottom w:type="dxa" w:w="50"/>
-              <w:right w:type="dxa" w:w="80"/>
-            </w:tcMar>
-          </w:tcPr>
-          <w:p>
-            <w:pPr>
-              <w:jc w:val="center"/>
-            </w:pPr>
-          </w:p>
-        </w:tc>
-        <w:tc>
-          <w:tcPr>
-            <w:tcW w:type="dxa" w:w="1602"/>
+            <w:tcW w:type="dxa" w:w="660"/>
+            <w:tcBorders>
+              <w:top w:val="single" w:color="C9D3DF" w:sz="4"/>
+              <w:left w:val="single" w:color="C9D3DF" w:sz="4"/>
+              <w:bottom w:val="single" w:color="C9D3DF" w:sz="4"/>
+              <w:right w:val="single" w:color="C9D3DF" w:sz="4"/>
+            </w:tcBorders>
+            <w:tcMar>
+              <w:top w:type="dxa" w:w="50"/>
+              <w:left w:type="dxa" w:w="80"/>
+              <w:bottom w:type="dxa" w:w="50"/>
+              <w:right w:type="dxa" w:w="80"/>
+            </w:tcMar>
+          </w:tcPr>
+          <w:p>
+            <w:pPr>
+              <w:jc w:val="center"/>
+            </w:pPr>
+          </w:p>
+        </w:tc>
+        <w:tc>
+          <w:tcPr>
+            <w:tcW w:type="dxa" w:w="860"/>
             <w:tcBorders>
               <w:top w:val="single" w:color="C9D3DF" w:sz="4"/>
               <w:left w:val="single" w:color="C9D3DF" w:sz="4"/>
@@ -564,7 +564,7 @@
         </w:trPr>
         <w:tc>
           <w:tcPr>
-            <w:tcW w:type="dxa" w:w="2046"/>
+            <w:tcW w:type="dxa" w:w="860"/>
             <w:tcBorders>
               <w:top w:val="single" w:color="C9D3DF" w:sz="4"/>
               <w:left w:val="single" w:color="C9D3DF" w:sz="4"/>
@@ -594,7 +594,7 @@
         </w:tc>
         <w:tc>
           <w:tcPr>
-            <w:tcW w:type="dxa" w:w="5042"/>
+            <w:tcW w:type="dxa" w:w="7824"/>
             <w:tcBorders>
               <w:top w:val="single" w:color="C9D3DF" w:sz="4"/>
               <w:left w:val="single" w:color="C9D3DF" w:sz="4"/>
@@ -624,29 +624,29 @@
         </w:tc>
         <w:tc>
           <w:tcPr>
-            <w:tcW w:type="dxa" w:w="1514"/>
-            <w:tcBorders>
-              <w:top w:val="single" w:color="C9D3DF" w:sz="4"/>
-              <w:left w:val="single" w:color="C9D3DF" w:sz="4"/>
-              <w:bottom w:val="single" w:color="C9D3DF" w:sz="4"/>
-              <w:right w:val="single" w:color="C9D3DF" w:sz="4"/>
-            </w:tcBorders>
-            <w:tcMar>
-              <w:top w:type="dxa" w:w="50"/>
-              <w:left w:type="dxa" w:w="80"/>
-              <w:bottom w:type="dxa" w:w="50"/>
-              <w:right w:type="dxa" w:w="80"/>
-            </w:tcMar>
-          </w:tcPr>
-          <w:p>
-            <w:pPr>
-              <w:jc w:val="center"/>
-            </w:pPr>
-          </w:p>
-        </w:tc>
-        <w:tc>
-          <w:tcPr>
-            <w:tcW w:type="dxa" w:w="1602"/>
+            <w:tcW w:type="dxa" w:w="660"/>
+            <w:tcBorders>
+              <w:top w:val="single" w:color="C9D3DF" w:sz="4"/>
+              <w:left w:val="single" w:color="C9D3DF" w:sz="4"/>
+              <w:bottom w:val="single" w:color="C9D3DF" w:sz="4"/>
+              <w:right w:val="single" w:color="C9D3DF" w:sz="4"/>
+            </w:tcBorders>
+            <w:tcMar>
+              <w:top w:type="dxa" w:w="50"/>
+              <w:left w:type="dxa" w:w="80"/>
+              <w:bottom w:type="dxa" w:w="50"/>
+              <w:right w:type="dxa" w:w="80"/>
+            </w:tcMar>
+          </w:tcPr>
+          <w:p>
+            <w:pPr>
+              <w:jc w:val="center"/>
+            </w:pPr>
+          </w:p>
+        </w:tc>
+        <w:tc>
+          <w:tcPr>
+            <w:tcW w:type="dxa" w:w="860"/>
             <w:tcBorders>
               <w:top w:val="single" w:color="C9D3DF" w:sz="4"/>
               <w:left w:val="single" w:color="C9D3DF" w:sz="4"/>
@@ -704,10 +704,10 @@
         </w:tblBorders>
       </w:tblPr>
       <w:tblGrid>
-        <w:gridCol w:w="2234"/>
-        <w:gridCol w:w="4766"/>
-        <w:gridCol w:w="1563"/>
-        <w:gridCol w:w="1641"/>
+        <w:gridCol w:w="860"/>
+        <w:gridCol w:w="7824"/>
+        <w:gridCol w:w="660"/>
+        <w:gridCol w:w="860"/>
       </w:tblGrid>
       <w:tr>
         <w:trPr>
@@ -716,7 +716,7 @@
         </w:trPr>
         <w:tc>
           <w:tcPr>
-            <w:tcW w:type="dxa" w:w="2234"/>
+            <w:tcW w:type="dxa" w:w="860"/>
             <w:tcBorders>
               <w:top w:val="single" w:color="C9D3DF" w:sz="4"/>
               <w:left w:val="single" w:color="C9D3DF" w:sz="4"/>
@@ -750,7 +750,7 @@
         </w:tc>
         <w:tc>
           <w:tcPr>
-            <w:tcW w:type="dxa" w:w="4766"/>
+            <w:tcW w:type="dxa" w:w="7824"/>
             <w:tcBorders>
               <w:top w:val="single" w:color="C9D3DF" w:sz="4"/>
               <w:left w:val="single" w:color="C9D3DF" w:sz="4"/>
@@ -784,7 +784,7 @@
         </w:tc>
         <w:tc>
           <w:tcPr>
-            <w:tcW w:type="dxa" w:w="1563"/>
+            <w:tcW w:type="dxa" w:w="660"/>
             <w:tcBorders>
               <w:top w:val="single" w:color="C9D3DF" w:sz="4"/>
               <w:left w:val="single" w:color="C9D3DF" w:sz="4"/>
@@ -818,7 +818,7 @@
         </w:tc>
         <w:tc>
           <w:tcPr>
-            <w:tcW w:type="dxa" w:w="1641"/>
+            <w:tcW w:type="dxa" w:w="860"/>
             <w:tcBorders>
               <w:top w:val="single" w:color="C9D3DF" w:sz="4"/>
               <w:left w:val="single" w:color="C9D3DF" w:sz="4"/>
@@ -858,7 +858,7 @@
         </w:trPr>
         <w:tc>
           <w:tcPr>
-            <w:tcW w:type="dxa" w:w="2234"/>
+            <w:tcW w:type="dxa" w:w="860"/>
             <w:tcBorders>
               <w:top w:val="single" w:color="C9D3DF" w:sz="4"/>
               <w:left w:val="single" w:color="C9D3DF" w:sz="4"/>
@@ -888,7 +888,7 @@
         </w:tc>
         <w:tc>
           <w:tcPr>
-            <w:tcW w:type="dxa" w:w="4766"/>
+            <w:tcW w:type="dxa" w:w="7824"/>
             <w:tcBorders>
               <w:top w:val="single" w:color="C9D3DF" w:sz="4"/>
               <w:left w:val="single" w:color="C9D3DF" w:sz="4"/>
@@ -918,29 +918,29 @@
         </w:tc>
         <w:tc>
           <w:tcPr>
-            <w:tcW w:type="dxa" w:w="1563"/>
-            <w:tcBorders>
-              <w:top w:val="single" w:color="C9D3DF" w:sz="4"/>
-              <w:left w:val="single" w:color="C9D3DF" w:sz="4"/>
-              <w:bottom w:val="single" w:color="C9D3DF" w:sz="4"/>
-              <w:right w:val="single" w:color="C9D3DF" w:sz="4"/>
-            </w:tcBorders>
-            <w:tcMar>
-              <w:top w:type="dxa" w:w="50"/>
-              <w:left w:type="dxa" w:w="80"/>
-              <w:bottom w:type="dxa" w:w="50"/>
-              <w:right w:type="dxa" w:w="80"/>
-            </w:tcMar>
-          </w:tcPr>
-          <w:p>
-            <w:pPr>
-              <w:jc w:val="center"/>
-            </w:pPr>
-          </w:p>
-        </w:tc>
-        <w:tc>
-          <w:tcPr>
-            <w:tcW w:type="dxa" w:w="1641"/>
+            <w:tcW w:type="dxa" w:w="660"/>
+            <w:tcBorders>
+              <w:top w:val="single" w:color="C9D3DF" w:sz="4"/>
+              <w:left w:val="single" w:color="C9D3DF" w:sz="4"/>
+              <w:bottom w:val="single" w:color="C9D3DF" w:sz="4"/>
+              <w:right w:val="single" w:color="C9D3DF" w:sz="4"/>
+            </w:tcBorders>
+            <w:tcMar>
+              <w:top w:type="dxa" w:w="50"/>
+              <w:left w:type="dxa" w:w="80"/>
+              <w:bottom w:type="dxa" w:w="50"/>
+              <w:right w:type="dxa" w:w="80"/>
+            </w:tcMar>
+          </w:tcPr>
+          <w:p>
+            <w:pPr>
+              <w:jc w:val="center"/>
+            </w:pPr>
+          </w:p>
+        </w:tc>
+        <w:tc>
+          <w:tcPr>
+            <w:tcW w:type="dxa" w:w="860"/>
             <w:tcBorders>
               <w:top w:val="single" w:color="C9D3DF" w:sz="4"/>
               <w:left w:val="single" w:color="C9D3DF" w:sz="4"/>
@@ -968,7 +968,7 @@
         </w:trPr>
         <w:tc>
           <w:tcPr>
-            <w:tcW w:type="dxa" w:w="2234"/>
+            <w:tcW w:type="dxa" w:w="860"/>
             <w:tcBorders>
               <w:top w:val="single" w:color="C9D3DF" w:sz="4"/>
               <w:left w:val="single" w:color="C9D3DF" w:sz="4"/>
@@ -998,7 +998,7 @@
         </w:tc>
         <w:tc>
           <w:tcPr>
-            <w:tcW w:type="dxa" w:w="4766"/>
+            <w:tcW w:type="dxa" w:w="7824"/>
             <w:tcBorders>
               <w:top w:val="single" w:color="C9D3DF" w:sz="4"/>
               <w:left w:val="single" w:color="C9D3DF" w:sz="4"/>
@@ -1028,29 +1028,29 @@
         </w:tc>
         <w:tc>
           <w:tcPr>
-            <w:tcW w:type="dxa" w:w="1563"/>
-            <w:tcBorders>
-              <w:top w:val="single" w:color="C9D3DF" w:sz="4"/>
-              <w:left w:val="single" w:color="C9D3DF" w:sz="4"/>
-              <w:bottom w:val="single" w:color="C9D3DF" w:sz="4"/>
-              <w:right w:val="single" w:color="C9D3DF" w:sz="4"/>
-            </w:tcBorders>
-            <w:tcMar>
-              <w:top w:type="dxa" w:w="50"/>
-              <w:left w:type="dxa" w:w="80"/>
-              <w:bottom w:type="dxa" w:w="50"/>
-              <w:right w:type="dxa" w:w="80"/>
-            </w:tcMar>
-          </w:tcPr>
-          <w:p>
-            <w:pPr>
-              <w:jc w:val="center"/>
-            </w:pPr>
-          </w:p>
-        </w:tc>
-        <w:tc>
-          <w:tcPr>
-            <w:tcW w:type="dxa" w:w="1641"/>
+            <w:tcW w:type="dxa" w:w="660"/>
+            <w:tcBorders>
+              <w:top w:val="single" w:color="C9D3DF" w:sz="4"/>
+              <w:left w:val="single" w:color="C9D3DF" w:sz="4"/>
+              <w:bottom w:val="single" w:color="C9D3DF" w:sz="4"/>
+              <w:right w:val="single" w:color="C9D3DF" w:sz="4"/>
+            </w:tcBorders>
+            <w:tcMar>
+              <w:top w:type="dxa" w:w="50"/>
+              <w:left w:type="dxa" w:w="80"/>
+              <w:bottom w:type="dxa" w:w="50"/>
+              <w:right w:type="dxa" w:w="80"/>
+            </w:tcMar>
+          </w:tcPr>
+          <w:p>
+            <w:pPr>
+              <w:jc w:val="center"/>
+            </w:pPr>
+          </w:p>
+        </w:tc>
+        <w:tc>
+          <w:tcPr>
+            <w:tcW w:type="dxa" w:w="860"/>
             <w:tcBorders>
               <w:top w:val="single" w:color="C9D3DF" w:sz="4"/>
               <w:left w:val="single" w:color="C9D3DF" w:sz="4"/>
@@ -1078,7 +1078,7 @@
         </w:trPr>
         <w:tc>
           <w:tcPr>
-            <w:tcW w:type="dxa" w:w="2234"/>
+            <w:tcW w:type="dxa" w:w="860"/>
             <w:tcBorders>
               <w:top w:val="single" w:color="C9D3DF" w:sz="4"/>
               <w:left w:val="single" w:color="C9D3DF" w:sz="4"/>
@@ -1108,7 +1108,7 @@
         </w:tc>
         <w:tc>
           <w:tcPr>
-            <w:tcW w:type="dxa" w:w="4766"/>
+            <w:tcW w:type="dxa" w:w="7824"/>
             <w:tcBorders>
               <w:top w:val="single" w:color="C9D3DF" w:sz="4"/>
               <w:left w:val="single" w:color="C9D3DF" w:sz="4"/>
@@ -1154,29 +1154,29 @@
         </w:tc>
         <w:tc>
           <w:tcPr>
-            <w:tcW w:type="dxa" w:w="1563"/>
-            <w:tcBorders>
-              <w:top w:val="single" w:color="C9D3DF" w:sz="4"/>
-              <w:left w:val="single" w:color="C9D3DF" w:sz="4"/>
-              <w:bottom w:val="single" w:color="C9D3DF" w:sz="4"/>
-              <w:right w:val="single" w:color="C9D3DF" w:sz="4"/>
-            </w:tcBorders>
-            <w:tcMar>
-              <w:top w:type="dxa" w:w="50"/>
-              <w:left w:type="dxa" w:w="80"/>
-              <w:bottom w:type="dxa" w:w="50"/>
-              <w:right w:type="dxa" w:w="80"/>
-            </w:tcMar>
-          </w:tcPr>
-          <w:p>
-            <w:pPr>
-              <w:jc w:val="center"/>
-            </w:pPr>
-          </w:p>
-        </w:tc>
-        <w:tc>
-          <w:tcPr>
-            <w:tcW w:type="dxa" w:w="1641"/>
+            <w:tcW w:type="dxa" w:w="660"/>
+            <w:tcBorders>
+              <w:top w:val="single" w:color="C9D3DF" w:sz="4"/>
+              <w:left w:val="single" w:color="C9D3DF" w:sz="4"/>
+              <w:bottom w:val="single" w:color="C9D3DF" w:sz="4"/>
+              <w:right w:val="single" w:color="C9D3DF" w:sz="4"/>
+            </w:tcBorders>
+            <w:tcMar>
+              <w:top w:type="dxa" w:w="50"/>
+              <w:left w:type="dxa" w:w="80"/>
+              <w:bottom w:type="dxa" w:w="50"/>
+              <w:right w:type="dxa" w:w="80"/>
+            </w:tcMar>
+          </w:tcPr>
+          <w:p>
+            <w:pPr>
+              <w:jc w:val="center"/>
+            </w:pPr>
+          </w:p>
+        </w:tc>
+        <w:tc>
+          <w:tcPr>
+            <w:tcW w:type="dxa" w:w="860"/>
             <w:tcBorders>
               <w:top w:val="single" w:color="C9D3DF" w:sz="4"/>
               <w:left w:val="single" w:color="C9D3DF" w:sz="4"/>
@@ -1204,7 +1204,7 @@
         </w:trPr>
         <w:tc>
           <w:tcPr>
-            <w:tcW w:type="dxa" w:w="2234"/>
+            <w:tcW w:type="dxa" w:w="860"/>
             <w:tcBorders>
               <w:top w:val="single" w:color="C9D3DF" w:sz="4"/>
               <w:left w:val="single" w:color="C9D3DF" w:sz="4"/>
@@ -1234,7 +1234,7 @@
         </w:tc>
         <w:tc>
           <w:tcPr>
-            <w:tcW w:type="dxa" w:w="4766"/>
+            <w:tcW w:type="dxa" w:w="7824"/>
             <w:tcBorders>
               <w:top w:val="single" w:color="C9D3DF" w:sz="4"/>
               <w:left w:val="single" w:color="C9D3DF" w:sz="4"/>
@@ -1272,29 +1272,29 @@
         </w:tc>
         <w:tc>
           <w:tcPr>
-            <w:tcW w:type="dxa" w:w="1563"/>
-            <w:tcBorders>
-              <w:top w:val="single" w:color="C9D3DF" w:sz="4"/>
-              <w:left w:val="single" w:color="C9D3DF" w:sz="4"/>
-              <w:bottom w:val="single" w:color="C9D3DF" w:sz="4"/>
-              <w:right w:val="single" w:color="C9D3DF" w:sz="4"/>
-            </w:tcBorders>
-            <w:tcMar>
-              <w:top w:type="dxa" w:w="50"/>
-              <w:left w:type="dxa" w:w="80"/>
-              <w:bottom w:type="dxa" w:w="50"/>
-              <w:right w:type="dxa" w:w="80"/>
-            </w:tcMar>
-          </w:tcPr>
-          <w:p>
-            <w:pPr>
-              <w:jc w:val="center"/>
-            </w:pPr>
-          </w:p>
-        </w:tc>
-        <w:tc>
-          <w:tcPr>
-            <w:tcW w:type="dxa" w:w="1641"/>
+            <w:tcW w:type="dxa" w:w="660"/>
+            <w:tcBorders>
+              <w:top w:val="single" w:color="C9D3DF" w:sz="4"/>
+              <w:left w:val="single" w:color="C9D3DF" w:sz="4"/>
+              <w:bottom w:val="single" w:color="C9D3DF" w:sz="4"/>
+              <w:right w:val="single" w:color="C9D3DF" w:sz="4"/>
+            </w:tcBorders>
+            <w:tcMar>
+              <w:top w:type="dxa" w:w="50"/>
+              <w:left w:type="dxa" w:w="80"/>
+              <w:bottom w:type="dxa" w:w="50"/>
+              <w:right w:type="dxa" w:w="80"/>
+            </w:tcMar>
+          </w:tcPr>
+          <w:p>
+            <w:pPr>
+              <w:jc w:val="center"/>
+            </w:pPr>
+          </w:p>
+        </w:tc>
+        <w:tc>
+          <w:tcPr>
+            <w:tcW w:type="dxa" w:w="860"/>
             <w:tcBorders>
               <w:top w:val="single" w:color="C9D3DF" w:sz="4"/>
               <w:left w:val="single" w:color="C9D3DF" w:sz="4"/>
@@ -1322,7 +1322,7 @@
         </w:trPr>
         <w:tc>
           <w:tcPr>
-            <w:tcW w:type="dxa" w:w="2234"/>
+            <w:tcW w:type="dxa" w:w="860"/>
             <w:tcBorders>
               <w:top w:val="single" w:color="C9D3DF" w:sz="4"/>
               <w:left w:val="single" w:color="C9D3DF" w:sz="4"/>
@@ -1352,7 +1352,7 @@
         </w:tc>
         <w:tc>
           <w:tcPr>
-            <w:tcW w:type="dxa" w:w="4766"/>
+            <w:tcW w:type="dxa" w:w="7824"/>
             <w:tcBorders>
               <w:top w:val="single" w:color="C9D3DF" w:sz="4"/>
               <w:left w:val="single" w:color="C9D3DF" w:sz="4"/>
@@ -1382,29 +1382,29 @@
         </w:tc>
         <w:tc>
           <w:tcPr>
-            <w:tcW w:type="dxa" w:w="1563"/>
-            <w:tcBorders>
-              <w:top w:val="single" w:color="C9D3DF" w:sz="4"/>
-              <w:left w:val="single" w:color="C9D3DF" w:sz="4"/>
-              <w:bottom w:val="single" w:color="C9D3DF" w:sz="4"/>
-              <w:right w:val="single" w:color="C9D3DF" w:sz="4"/>
-            </w:tcBorders>
-            <w:tcMar>
-              <w:top w:type="dxa" w:w="50"/>
-              <w:left w:type="dxa" w:w="80"/>
-              <w:bottom w:type="dxa" w:w="50"/>
-              <w:right w:type="dxa" w:w="80"/>
-            </w:tcMar>
-          </w:tcPr>
-          <w:p>
-            <w:pPr>
-              <w:jc w:val="center"/>
-            </w:pPr>
-          </w:p>
-        </w:tc>
-        <w:tc>
-          <w:tcPr>
-            <w:tcW w:type="dxa" w:w="1641"/>
+            <w:tcW w:type="dxa" w:w="660"/>
+            <w:tcBorders>
+              <w:top w:val="single" w:color="C9D3DF" w:sz="4"/>
+              <w:left w:val="single" w:color="C9D3DF" w:sz="4"/>
+              <w:bottom w:val="single" w:color="C9D3DF" w:sz="4"/>
+              <w:right w:val="single" w:color="C9D3DF" w:sz="4"/>
+            </w:tcBorders>
+            <w:tcMar>
+              <w:top w:type="dxa" w:w="50"/>
+              <w:left w:type="dxa" w:w="80"/>
+              <w:bottom w:type="dxa" w:w="50"/>
+              <w:right w:type="dxa" w:w="80"/>
+            </w:tcMar>
+          </w:tcPr>
+          <w:p>
+            <w:pPr>
+              <w:jc w:val="center"/>
+            </w:pPr>
+          </w:p>
+        </w:tc>
+        <w:tc>
+          <w:tcPr>
+            <w:tcW w:type="dxa" w:w="860"/>
             <w:tcBorders>
               <w:top w:val="single" w:color="C9D3DF" w:sz="4"/>
               <w:left w:val="single" w:color="C9D3DF" w:sz="4"/>
@@ -1462,10 +1462,10 @@
         </w:tblBorders>
       </w:tblPr>
       <w:tblGrid>
-        <w:gridCol w:w="1999"/>
-        <w:gridCol w:w="5393"/>
-        <w:gridCol w:w="1373"/>
-        <w:gridCol w:w="1439"/>
+        <w:gridCol w:w="860"/>
+        <w:gridCol w:w="7824"/>
+        <w:gridCol w:w="660"/>
+        <w:gridCol w:w="860"/>
       </w:tblGrid>
       <w:tr>
         <w:trPr>
@@ -1474,7 +1474,7 @@
         </w:trPr>
         <w:tc>
           <w:tcPr>
-            <w:tcW w:type="dxa" w:w="1999"/>
+            <w:tcW w:type="dxa" w:w="860"/>
             <w:tcBorders>
               <w:top w:val="single" w:color="C9D3DF" w:sz="4"/>
               <w:left w:val="single" w:color="C9D3DF" w:sz="4"/>
@@ -1508,7 +1508,7 @@
         </w:tc>
         <w:tc>
           <w:tcPr>
-            <w:tcW w:type="dxa" w:w="5393"/>
+            <w:tcW w:type="dxa" w:w="7824"/>
             <w:tcBorders>
               <w:top w:val="single" w:color="C9D3DF" w:sz="4"/>
               <w:left w:val="single" w:color="C9D3DF" w:sz="4"/>
@@ -1542,7 +1542,7 @@
         </w:tc>
         <w:tc>
           <w:tcPr>
-            <w:tcW w:type="dxa" w:w="1373"/>
+            <w:tcW w:type="dxa" w:w="660"/>
             <w:tcBorders>
               <w:top w:val="single" w:color="C9D3DF" w:sz="4"/>
               <w:left w:val="single" w:color="C9D3DF" w:sz="4"/>
@@ -1576,7 +1576,7 @@
         </w:tc>
         <w:tc>
           <w:tcPr>
-            <w:tcW w:type="dxa" w:w="1439"/>
+            <w:tcW w:type="dxa" w:w="860"/>
             <w:tcBorders>
               <w:top w:val="single" w:color="C9D3DF" w:sz="4"/>
               <w:left w:val="single" w:color="C9D3DF" w:sz="4"/>
@@ -1616,7 +1616,7 @@
         </w:trPr>
         <w:tc>
           <w:tcPr>
-            <w:tcW w:type="dxa" w:w="1999"/>
+            <w:tcW w:type="dxa" w:w="860"/>
             <w:tcBorders>
               <w:top w:val="single" w:color="C9D3DF" w:sz="4"/>
               <w:left w:val="single" w:color="C9D3DF" w:sz="4"/>
@@ -1646,7 +1646,7 @@
         </w:tc>
         <w:tc>
           <w:tcPr>
-            <w:tcW w:type="dxa" w:w="5393"/>
+            <w:tcW w:type="dxa" w:w="7824"/>
             <w:tcBorders>
               <w:top w:val="single" w:color="C9D3DF" w:sz="4"/>
               <w:left w:val="single" w:color="C9D3DF" w:sz="4"/>
@@ -1676,29 +1676,29 @@
         </w:tc>
         <w:tc>
           <w:tcPr>
-            <w:tcW w:type="dxa" w:w="1373"/>
-            <w:tcBorders>
-              <w:top w:val="single" w:color="C9D3DF" w:sz="4"/>
-              <w:left w:val="single" w:color="C9D3DF" w:sz="4"/>
-              <w:bottom w:val="single" w:color="C9D3DF" w:sz="4"/>
-              <w:right w:val="single" w:color="C9D3DF" w:sz="4"/>
-            </w:tcBorders>
-            <w:tcMar>
-              <w:top w:type="dxa" w:w="50"/>
-              <w:left w:type="dxa" w:w="80"/>
-              <w:bottom w:type="dxa" w:w="50"/>
-              <w:right w:type="dxa" w:w="80"/>
-            </w:tcMar>
-          </w:tcPr>
-          <w:p>
-            <w:pPr>
-              <w:jc w:val="center"/>
-            </w:pPr>
-          </w:p>
-        </w:tc>
-        <w:tc>
-          <w:tcPr>
-            <w:tcW w:type="dxa" w:w="1439"/>
+            <w:tcW w:type="dxa" w:w="660"/>
+            <w:tcBorders>
+              <w:top w:val="single" w:color="C9D3DF" w:sz="4"/>
+              <w:left w:val="single" w:color="C9D3DF" w:sz="4"/>
+              <w:bottom w:val="single" w:color="C9D3DF" w:sz="4"/>
+              <w:right w:val="single" w:color="C9D3DF" w:sz="4"/>
+            </w:tcBorders>
+            <w:tcMar>
+              <w:top w:type="dxa" w:w="50"/>
+              <w:left w:type="dxa" w:w="80"/>
+              <w:bottom w:type="dxa" w:w="50"/>
+              <w:right w:type="dxa" w:w="80"/>
+            </w:tcMar>
+          </w:tcPr>
+          <w:p>
+            <w:pPr>
+              <w:jc w:val="center"/>
+            </w:pPr>
+          </w:p>
+        </w:tc>
+        <w:tc>
+          <w:tcPr>
+            <w:tcW w:type="dxa" w:w="860"/>
             <w:tcBorders>
               <w:top w:val="single" w:color="C9D3DF" w:sz="4"/>
               <w:left w:val="single" w:color="C9D3DF" w:sz="4"/>
@@ -1726,7 +1726,7 @@
         </w:trPr>
         <w:tc>
           <w:tcPr>
-            <w:tcW w:type="dxa" w:w="1999"/>
+            <w:tcW w:type="dxa" w:w="860"/>
             <w:tcBorders>
               <w:top w:val="single" w:color="C9D3DF" w:sz="4"/>
               <w:left w:val="single" w:color="C9D3DF" w:sz="4"/>
@@ -1756,7 +1756,7 @@
         </w:tc>
         <w:tc>
           <w:tcPr>
-            <w:tcW w:type="dxa" w:w="5393"/>
+            <w:tcW w:type="dxa" w:w="7824"/>
             <w:tcBorders>
               <w:top w:val="single" w:color="C9D3DF" w:sz="4"/>
               <w:left w:val="single" w:color="C9D3DF" w:sz="4"/>
@@ -1786,29 +1786,29 @@
         </w:tc>
         <w:tc>
           <w:tcPr>
-            <w:tcW w:type="dxa" w:w="1373"/>
-            <w:tcBorders>
-              <w:top w:val="single" w:color="C9D3DF" w:sz="4"/>
-              <w:left w:val="single" w:color="C9D3DF" w:sz="4"/>
-              <w:bottom w:val="single" w:color="C9D3DF" w:sz="4"/>
-              <w:right w:val="single" w:color="C9D3DF" w:sz="4"/>
-            </w:tcBorders>
-            <w:tcMar>
-              <w:top w:type="dxa" w:w="50"/>
-              <w:left w:type="dxa" w:w="80"/>
-              <w:bottom w:type="dxa" w:w="50"/>
-              <w:right w:type="dxa" w:w="80"/>
-            </w:tcMar>
-          </w:tcPr>
-          <w:p>
-            <w:pPr>
-              <w:jc w:val="center"/>
-            </w:pPr>
-          </w:p>
-        </w:tc>
-        <w:tc>
-          <w:tcPr>
-            <w:tcW w:type="dxa" w:w="1439"/>
+            <w:tcW w:type="dxa" w:w="660"/>
+            <w:tcBorders>
+              <w:top w:val="single" w:color="C9D3DF" w:sz="4"/>
+              <w:left w:val="single" w:color="C9D3DF" w:sz="4"/>
+              <w:bottom w:val="single" w:color="C9D3DF" w:sz="4"/>
+              <w:right w:val="single" w:color="C9D3DF" w:sz="4"/>
+            </w:tcBorders>
+            <w:tcMar>
+              <w:top w:type="dxa" w:w="50"/>
+              <w:left w:type="dxa" w:w="80"/>
+              <w:bottom w:type="dxa" w:w="50"/>
+              <w:right w:type="dxa" w:w="80"/>
+            </w:tcMar>
+          </w:tcPr>
+          <w:p>
+            <w:pPr>
+              <w:jc w:val="center"/>
+            </w:pPr>
+          </w:p>
+        </w:tc>
+        <w:tc>
+          <w:tcPr>
+            <w:tcW w:type="dxa" w:w="860"/>
             <w:tcBorders>
               <w:top w:val="single" w:color="C9D3DF" w:sz="4"/>
               <w:left w:val="single" w:color="C9D3DF" w:sz="4"/>
@@ -1836,7 +1836,7 @@
         </w:trPr>
         <w:tc>
           <w:tcPr>
-            <w:tcW w:type="dxa" w:w="1999"/>
+            <w:tcW w:type="dxa" w:w="860"/>
             <w:tcBorders>
               <w:top w:val="single" w:color="C9D3DF" w:sz="4"/>
               <w:left w:val="single" w:color="C9D3DF" w:sz="4"/>
@@ -1866,7 +1866,7 @@
         </w:tc>
         <w:tc>
           <w:tcPr>
-            <w:tcW w:type="dxa" w:w="5393"/>
+            <w:tcW w:type="dxa" w:w="7824"/>
             <w:tcBorders>
               <w:top w:val="single" w:color="C9D3DF" w:sz="4"/>
               <w:left w:val="single" w:color="C9D3DF" w:sz="4"/>
@@ -1896,29 +1896,29 @@
         </w:tc>
         <w:tc>
           <w:tcPr>
-            <w:tcW w:type="dxa" w:w="1373"/>
-            <w:tcBorders>
-              <w:top w:val="single" w:color="C9D3DF" w:sz="4"/>
-              <w:left w:val="single" w:color="C9D3DF" w:sz="4"/>
-              <w:bottom w:val="single" w:color="C9D3DF" w:sz="4"/>
-              <w:right w:val="single" w:color="C9D3DF" w:sz="4"/>
-            </w:tcBorders>
-            <w:tcMar>
-              <w:top w:type="dxa" w:w="50"/>
-              <w:left w:type="dxa" w:w="80"/>
-              <w:bottom w:type="dxa" w:w="50"/>
-              <w:right w:type="dxa" w:w="80"/>
-            </w:tcMar>
-          </w:tcPr>
-          <w:p>
-            <w:pPr>
-              <w:jc w:val="center"/>
-            </w:pPr>
-          </w:p>
-        </w:tc>
-        <w:tc>
-          <w:tcPr>
-            <w:tcW w:type="dxa" w:w="1439"/>
+            <w:tcW w:type="dxa" w:w="660"/>
+            <w:tcBorders>
+              <w:top w:val="single" w:color="C9D3DF" w:sz="4"/>
+              <w:left w:val="single" w:color="C9D3DF" w:sz="4"/>
+              <w:bottom w:val="single" w:color="C9D3DF" w:sz="4"/>
+              <w:right w:val="single" w:color="C9D3DF" w:sz="4"/>
+            </w:tcBorders>
+            <w:tcMar>
+              <w:top w:type="dxa" w:w="50"/>
+              <w:left w:type="dxa" w:w="80"/>
+              <w:bottom w:type="dxa" w:w="50"/>
+              <w:right w:type="dxa" w:w="80"/>
+            </w:tcMar>
+          </w:tcPr>
+          <w:p>
+            <w:pPr>
+              <w:jc w:val="center"/>
+            </w:pPr>
+          </w:p>
+        </w:tc>
+        <w:tc>
+          <w:tcPr>
+            <w:tcW w:type="dxa" w:w="860"/>
             <w:tcBorders>
               <w:top w:val="single" w:color="C9D3DF" w:sz="4"/>
               <w:left w:val="single" w:color="C9D3DF" w:sz="4"/>
@@ -1946,7 +1946,7 @@
         </w:trPr>
         <w:tc>
           <w:tcPr>
-            <w:tcW w:type="dxa" w:w="1999"/>
+            <w:tcW w:type="dxa" w:w="860"/>
             <w:tcBorders>
               <w:top w:val="single" w:color="C9D3DF" w:sz="4"/>
               <w:left w:val="single" w:color="C9D3DF" w:sz="4"/>
@@ -1976,7 +1976,7 @@
         </w:tc>
         <w:tc>
           <w:tcPr>
-            <w:tcW w:type="dxa" w:w="5393"/>
+            <w:tcW w:type="dxa" w:w="7824"/>
             <w:tcBorders>
               <w:top w:val="single" w:color="C9D3DF" w:sz="4"/>
               <w:left w:val="single" w:color="C9D3DF" w:sz="4"/>
@@ -2006,29 +2006,29 @@
         </w:tc>
         <w:tc>
           <w:tcPr>
-            <w:tcW w:type="dxa" w:w="1373"/>
-            <w:tcBorders>
-              <w:top w:val="single" w:color="C9D3DF" w:sz="4"/>
-              <w:left w:val="single" w:color="C9D3DF" w:sz="4"/>
-              <w:bottom w:val="single" w:color="C9D3DF" w:sz="4"/>
-              <w:right w:val="single" w:color="C9D3DF" w:sz="4"/>
-            </w:tcBorders>
-            <w:tcMar>
-              <w:top w:type="dxa" w:w="50"/>
-              <w:left w:type="dxa" w:w="80"/>
-              <w:bottom w:type="dxa" w:w="50"/>
-              <w:right w:type="dxa" w:w="80"/>
-            </w:tcMar>
-          </w:tcPr>
-          <w:p>
-            <w:pPr>
-              <w:jc w:val="center"/>
-            </w:pPr>
-          </w:p>
-        </w:tc>
-        <w:tc>
-          <w:tcPr>
-            <w:tcW w:type="dxa" w:w="1439"/>
+            <w:tcW w:type="dxa" w:w="660"/>
+            <w:tcBorders>
+              <w:top w:val="single" w:color="C9D3DF" w:sz="4"/>
+              <w:left w:val="single" w:color="C9D3DF" w:sz="4"/>
+              <w:bottom w:val="single" w:color="C9D3DF" w:sz="4"/>
+              <w:right w:val="single" w:color="C9D3DF" w:sz="4"/>
+            </w:tcBorders>
+            <w:tcMar>
+              <w:top w:type="dxa" w:w="50"/>
+              <w:left w:type="dxa" w:w="80"/>
+              <w:bottom w:type="dxa" w:w="50"/>
+              <w:right w:type="dxa" w:w="80"/>
+            </w:tcMar>
+          </w:tcPr>
+          <w:p>
+            <w:pPr>
+              <w:jc w:val="center"/>
+            </w:pPr>
+          </w:p>
+        </w:tc>
+        <w:tc>
+          <w:tcPr>
+            <w:tcW w:type="dxa" w:w="860"/>
             <w:tcBorders>
               <w:top w:val="single" w:color="C9D3DF" w:sz="4"/>
               <w:left w:val="single" w:color="C9D3DF" w:sz="4"/>
@@ -2056,7 +2056,7 @@
         </w:trPr>
         <w:tc>
           <w:tcPr>
-            <w:tcW w:type="dxa" w:w="1999"/>
+            <w:tcW w:type="dxa" w:w="860"/>
             <w:tcBorders>
               <w:top w:val="single" w:color="C9D3DF" w:sz="4"/>
               <w:left w:val="single" w:color="C9D3DF" w:sz="4"/>
@@ -2086,7 +2086,7 @@
         </w:tc>
         <w:tc>
           <w:tcPr>
-            <w:tcW w:type="dxa" w:w="5393"/>
+            <w:tcW w:type="dxa" w:w="7824"/>
             <w:tcBorders>
               <w:top w:val="single" w:color="C9D3DF" w:sz="4"/>
               <w:left w:val="single" w:color="C9D3DF" w:sz="4"/>
@@ -2116,29 +2116,29 @@
         </w:tc>
         <w:tc>
           <w:tcPr>
-            <w:tcW w:type="dxa" w:w="1373"/>
-            <w:tcBorders>
-              <w:top w:val="single" w:color="C9D3DF" w:sz="4"/>
-              <w:left w:val="single" w:color="C9D3DF" w:sz="4"/>
-              <w:bottom w:val="single" w:color="C9D3DF" w:sz="4"/>
-              <w:right w:val="single" w:color="C9D3DF" w:sz="4"/>
-            </w:tcBorders>
-            <w:tcMar>
-              <w:top w:type="dxa" w:w="50"/>
-              <w:left w:type="dxa" w:w="80"/>
-              <w:bottom w:type="dxa" w:w="50"/>
-              <w:right w:type="dxa" w:w="80"/>
-            </w:tcMar>
-          </w:tcPr>
-          <w:p>
-            <w:pPr>
-              <w:jc w:val="center"/>
-            </w:pPr>
-          </w:p>
-        </w:tc>
-        <w:tc>
-          <w:tcPr>
-            <w:tcW w:type="dxa" w:w="1439"/>
+            <w:tcW w:type="dxa" w:w="660"/>
+            <w:tcBorders>
+              <w:top w:val="single" w:color="C9D3DF" w:sz="4"/>
+              <w:left w:val="single" w:color="C9D3DF" w:sz="4"/>
+              <w:bottom w:val="single" w:color="C9D3DF" w:sz="4"/>
+              <w:right w:val="single" w:color="C9D3DF" w:sz="4"/>
+            </w:tcBorders>
+            <w:tcMar>
+              <w:top w:type="dxa" w:w="50"/>
+              <w:left w:type="dxa" w:w="80"/>
+              <w:bottom w:type="dxa" w:w="50"/>
+              <w:right w:type="dxa" w:w="80"/>
+            </w:tcMar>
+          </w:tcPr>
+          <w:p>
+            <w:pPr>
+              <w:jc w:val="center"/>
+            </w:pPr>
+          </w:p>
+        </w:tc>
+        <w:tc>
+          <w:tcPr>
+            <w:tcW w:type="dxa" w:w="860"/>
             <w:tcBorders>
               <w:top w:val="single" w:color="C9D3DF" w:sz="4"/>
               <w:left w:val="single" w:color="C9D3DF" w:sz="4"/>
@@ -2166,7 +2166,7 @@
         </w:trPr>
         <w:tc>
           <w:tcPr>
-            <w:tcW w:type="dxa" w:w="1999"/>
+            <w:tcW w:type="dxa" w:w="860"/>
             <w:tcBorders>
               <w:top w:val="single" w:color="C9D3DF" w:sz="4"/>
               <w:left w:val="single" w:color="C9D3DF" w:sz="4"/>
@@ -2196,7 +2196,7 @@
         </w:tc>
         <w:tc>
           <w:tcPr>
-            <w:tcW w:type="dxa" w:w="5393"/>
+            <w:tcW w:type="dxa" w:w="7824"/>
             <w:tcBorders>
               <w:top w:val="single" w:color="C9D3DF" w:sz="4"/>
               <w:left w:val="single" w:color="C9D3DF" w:sz="4"/>
@@ -2234,29 +2234,29 @@
         </w:tc>
         <w:tc>
           <w:tcPr>
-            <w:tcW w:type="dxa" w:w="1373"/>
-            <w:tcBorders>
-              <w:top w:val="single" w:color="C9D3DF" w:sz="4"/>
-              <w:left w:val="single" w:color="C9D3DF" w:sz="4"/>
-              <w:bottom w:val="single" w:color="C9D3DF" w:sz="4"/>
-              <w:right w:val="single" w:color="C9D3DF" w:sz="4"/>
-            </w:tcBorders>
-            <w:tcMar>
-              <w:top w:type="dxa" w:w="50"/>
-              <w:left w:type="dxa" w:w="80"/>
-              <w:bottom w:type="dxa" w:w="50"/>
-              <w:right w:type="dxa" w:w="80"/>
-            </w:tcMar>
-          </w:tcPr>
-          <w:p>
-            <w:pPr>
-              <w:jc w:val="center"/>
-            </w:pPr>
-          </w:p>
-        </w:tc>
-        <w:tc>
-          <w:tcPr>
-            <w:tcW w:type="dxa" w:w="1439"/>
+            <w:tcW w:type="dxa" w:w="660"/>
+            <w:tcBorders>
+              <w:top w:val="single" w:color="C9D3DF" w:sz="4"/>
+              <w:left w:val="single" w:color="C9D3DF" w:sz="4"/>
+              <w:bottom w:val="single" w:color="C9D3DF" w:sz="4"/>
+              <w:right w:val="single" w:color="C9D3DF" w:sz="4"/>
+            </w:tcBorders>
+            <w:tcMar>
+              <w:top w:type="dxa" w:w="50"/>
+              <w:left w:type="dxa" w:w="80"/>
+              <w:bottom w:type="dxa" w:w="50"/>
+              <w:right w:type="dxa" w:w="80"/>
+            </w:tcMar>
+          </w:tcPr>
+          <w:p>
+            <w:pPr>
+              <w:jc w:val="center"/>
+            </w:pPr>
+          </w:p>
+        </w:tc>
+        <w:tc>
+          <w:tcPr>
+            <w:tcW w:type="dxa" w:w="860"/>
             <w:tcBorders>
               <w:top w:val="single" w:color="C9D3DF" w:sz="4"/>
               <w:left w:val="single" w:color="C9D3DF" w:sz="4"/>
@@ -2314,11 +2314,11 @@
         </w:tblBorders>
       </w:tblPr>
       <w:tblGrid>
-        <w:gridCol w:w="1690"/>
-        <w:gridCol w:w="2665"/>
-        <w:gridCol w:w="3362"/>
-        <w:gridCol w:w="1211"/>
-        <w:gridCol w:w="1276"/>
+        <w:gridCol w:w="860"/>
+        <w:gridCol w:w="3460"/>
+        <w:gridCol w:w="4364"/>
+        <w:gridCol w:w="660"/>
+        <w:gridCol w:w="860"/>
       </w:tblGrid>
       <w:tr>
         <w:trPr>
@@ -2327,7 +2327,7 @@
         </w:trPr>
         <w:tc>
           <w:tcPr>
-            <w:tcW w:type="dxa" w:w="1690"/>
+            <w:tcW w:type="dxa" w:w="860"/>
             <w:tcBorders>
               <w:top w:val="single" w:color="C9D3DF" w:sz="4"/>
               <w:left w:val="single" w:color="C9D3DF" w:sz="4"/>
@@ -2361,7 +2361,7 @@
         </w:tc>
         <w:tc>
           <w:tcPr>
-            <w:tcW w:type="dxa" w:w="2665"/>
+            <w:tcW w:type="dxa" w:w="3460"/>
             <w:tcBorders>
               <w:top w:val="single" w:color="C9D3DF" w:sz="4"/>
               <w:left w:val="single" w:color="C9D3DF" w:sz="4"/>
@@ -2395,7 +2395,7 @@
         </w:tc>
         <w:tc>
           <w:tcPr>
-            <w:tcW w:type="dxa" w:w="3362"/>
+            <w:tcW w:type="dxa" w:w="4364"/>
             <w:tcBorders>
               <w:top w:val="single" w:color="C9D3DF" w:sz="4"/>
               <w:left w:val="single" w:color="C9D3DF" w:sz="4"/>
@@ -2429,7 +2429,7 @@
         </w:tc>
         <w:tc>
           <w:tcPr>
-            <w:tcW w:type="dxa" w:w="1211"/>
+            <w:tcW w:type="dxa" w:w="660"/>
             <w:tcBorders>
               <w:top w:val="single" w:color="C9D3DF" w:sz="4"/>
               <w:left w:val="single" w:color="C9D3DF" w:sz="4"/>
@@ -2463,7 +2463,7 @@
         </w:tc>
         <w:tc>
           <w:tcPr>
-            <w:tcW w:type="dxa" w:w="1276"/>
+            <w:tcW w:type="dxa" w:w="860"/>
             <w:tcBorders>
               <w:top w:val="single" w:color="C9D3DF" w:sz="4"/>
               <w:left w:val="single" w:color="C9D3DF" w:sz="4"/>
@@ -2503,7 +2503,7 @@
         </w:trPr>
         <w:tc>
           <w:tcPr>
-            <w:tcW w:type="dxa" w:w="1690"/>
+            <w:tcW w:type="dxa" w:w="860"/>
             <w:tcBorders>
               <w:top w:val="single" w:color="C9D3DF" w:sz="4"/>
               <w:left w:val="single" w:color="C9D3DF" w:sz="4"/>
@@ -2533,7 +2533,7 @@
         </w:tc>
         <w:tc>
           <w:tcPr>
-            <w:tcW w:type="dxa" w:w="2665"/>
+            <w:tcW w:type="dxa" w:w="3460"/>
             <w:tcBorders>
               <w:top w:val="single" w:color="C9D3DF" w:sz="4"/>
               <w:left w:val="single" w:color="C9D3DF" w:sz="4"/>
@@ -2563,7 +2563,7 @@
         </w:tc>
         <w:tc>
           <w:tcPr>
-            <w:tcW w:type="dxa" w:w="3362"/>
+            <w:tcW w:type="dxa" w:w="4364"/>
             <w:tcBorders>
               <w:top w:val="single" w:color="C9D3DF" w:sz="4"/>
               <w:left w:val="single" w:color="C9D3DF" w:sz="4"/>
@@ -2593,29 +2593,29 @@
         </w:tc>
         <w:tc>
           <w:tcPr>
-            <w:tcW w:type="dxa" w:w="1211"/>
-            <w:tcBorders>
-              <w:top w:val="single" w:color="C9D3DF" w:sz="4"/>
-              <w:left w:val="single" w:color="C9D3DF" w:sz="4"/>
-              <w:bottom w:val="single" w:color="C9D3DF" w:sz="4"/>
-              <w:right w:val="single" w:color="C9D3DF" w:sz="4"/>
-            </w:tcBorders>
-            <w:tcMar>
-              <w:top w:type="dxa" w:w="50"/>
-              <w:left w:type="dxa" w:w="80"/>
-              <w:bottom w:type="dxa" w:w="50"/>
-              <w:right w:type="dxa" w:w="80"/>
-            </w:tcMar>
-          </w:tcPr>
-          <w:p>
-            <w:pPr>
-              <w:jc w:val="center"/>
-            </w:pPr>
-          </w:p>
-        </w:tc>
-        <w:tc>
-          <w:tcPr>
-            <w:tcW w:type="dxa" w:w="1276"/>
+            <w:tcW w:type="dxa" w:w="660"/>
+            <w:tcBorders>
+              <w:top w:val="single" w:color="C9D3DF" w:sz="4"/>
+              <w:left w:val="single" w:color="C9D3DF" w:sz="4"/>
+              <w:bottom w:val="single" w:color="C9D3DF" w:sz="4"/>
+              <w:right w:val="single" w:color="C9D3DF" w:sz="4"/>
+            </w:tcBorders>
+            <w:tcMar>
+              <w:top w:type="dxa" w:w="50"/>
+              <w:left w:type="dxa" w:w="80"/>
+              <w:bottom w:type="dxa" w:w="50"/>
+              <w:right w:type="dxa" w:w="80"/>
+            </w:tcMar>
+          </w:tcPr>
+          <w:p>
+            <w:pPr>
+              <w:jc w:val="center"/>
+            </w:pPr>
+          </w:p>
+        </w:tc>
+        <w:tc>
+          <w:tcPr>
+            <w:tcW w:type="dxa" w:w="860"/>
             <w:tcBorders>
               <w:top w:val="single" w:color="C9D3DF" w:sz="4"/>
               <w:left w:val="single" w:color="C9D3DF" w:sz="4"/>
@@ -2643,7 +2643,7 @@
         </w:trPr>
         <w:tc>
           <w:tcPr>
-            <w:tcW w:type="dxa" w:w="1690"/>
+            <w:tcW w:type="dxa" w:w="860"/>
             <w:tcBorders>
               <w:top w:val="single" w:color="C9D3DF" w:sz="4"/>
               <w:left w:val="single" w:color="C9D3DF" w:sz="4"/>
@@ -2673,7 +2673,7 @@
         </w:tc>
         <w:tc>
           <w:tcPr>
-            <w:tcW w:type="dxa" w:w="2665"/>
+            <w:tcW w:type="dxa" w:w="3460"/>
             <w:tcBorders>
               <w:top w:val="single" w:color="C9D3DF" w:sz="4"/>
               <w:left w:val="single" w:color="C9D3DF" w:sz="4"/>
@@ -2703,7 +2703,7 @@
         </w:tc>
         <w:tc>
           <w:tcPr>
-            <w:tcW w:type="dxa" w:w="3362"/>
+            <w:tcW w:type="dxa" w:w="4364"/>
             <w:tcBorders>
               <w:top w:val="single" w:color="C9D3DF" w:sz="4"/>
               <w:left w:val="single" w:color="C9D3DF" w:sz="4"/>
@@ -2733,29 +2733,29 @@
         </w:tc>
         <w:tc>
           <w:tcPr>
-            <w:tcW w:type="dxa" w:w="1211"/>
-            <w:tcBorders>
-              <w:top w:val="single" w:color="C9D3DF" w:sz="4"/>
-              <w:left w:val="single" w:color="C9D3DF" w:sz="4"/>
-              <w:bottom w:val="single" w:color="C9D3DF" w:sz="4"/>
-              <w:right w:val="single" w:color="C9D3DF" w:sz="4"/>
-            </w:tcBorders>
-            <w:tcMar>
-              <w:top w:type="dxa" w:w="50"/>
-              <w:left w:type="dxa" w:w="80"/>
-              <w:bottom w:type="dxa" w:w="50"/>
-              <w:right w:type="dxa" w:w="80"/>
-            </w:tcMar>
-          </w:tcPr>
-          <w:p>
-            <w:pPr>
-              <w:jc w:val="center"/>
-            </w:pPr>
-          </w:p>
-        </w:tc>
-        <w:tc>
-          <w:tcPr>
-            <w:tcW w:type="dxa" w:w="1276"/>
+            <w:tcW w:type="dxa" w:w="660"/>
+            <w:tcBorders>
+              <w:top w:val="single" w:color="C9D3DF" w:sz="4"/>
+              <w:left w:val="single" w:color="C9D3DF" w:sz="4"/>
+              <w:bottom w:val="single" w:color="C9D3DF" w:sz="4"/>
+              <w:right w:val="single" w:color="C9D3DF" w:sz="4"/>
+            </w:tcBorders>
+            <w:tcMar>
+              <w:top w:type="dxa" w:w="50"/>
+              <w:left w:type="dxa" w:w="80"/>
+              <w:bottom w:type="dxa" w:w="50"/>
+              <w:right w:type="dxa" w:w="80"/>
+            </w:tcMar>
+          </w:tcPr>
+          <w:p>
+            <w:pPr>
+              <w:jc w:val="center"/>
+            </w:pPr>
+          </w:p>
+        </w:tc>
+        <w:tc>
+          <w:tcPr>
+            <w:tcW w:type="dxa" w:w="860"/>
             <w:tcBorders>
               <w:top w:val="single" w:color="C9D3DF" w:sz="4"/>
               <w:left w:val="single" w:color="C9D3DF" w:sz="4"/>
@@ -2783,7 +2783,7 @@
         </w:trPr>
         <w:tc>
           <w:tcPr>
-            <w:tcW w:type="dxa" w:w="1690"/>
+            <w:tcW w:type="dxa" w:w="860"/>
             <w:tcBorders>
               <w:top w:val="single" w:color="C9D3DF" w:sz="4"/>
               <w:left w:val="single" w:color="C9D3DF" w:sz="4"/>
@@ -2813,7 +2813,7 @@
         </w:tc>
         <w:tc>
           <w:tcPr>
-            <w:tcW w:type="dxa" w:w="2665"/>
+            <w:tcW w:type="dxa" w:w="3460"/>
             <w:tcBorders>
               <w:top w:val="single" w:color="C9D3DF" w:sz="4"/>
               <w:left w:val="single" w:color="C9D3DF" w:sz="4"/>
@@ -2843,7 +2843,7 @@
         </w:tc>
         <w:tc>
           <w:tcPr>
-            <w:tcW w:type="dxa" w:w="3362"/>
+            <w:tcW w:type="dxa" w:w="4364"/>
             <w:tcBorders>
               <w:top w:val="single" w:color="C9D3DF" w:sz="4"/>
               <w:left w:val="single" w:color="C9D3DF" w:sz="4"/>
@@ -2873,29 +2873,29 @@
         </w:tc>
         <w:tc>
           <w:tcPr>
-            <w:tcW w:type="dxa" w:w="1211"/>
-            <w:tcBorders>
-              <w:top w:val="single" w:color="C9D3DF" w:sz="4"/>
-              <w:left w:val="single" w:color="C9D3DF" w:sz="4"/>
-              <w:bottom w:val="single" w:color="C9D3DF" w:sz="4"/>
-              <w:right w:val="single" w:color="C9D3DF" w:sz="4"/>
-            </w:tcBorders>
-            <w:tcMar>
-              <w:top w:type="dxa" w:w="50"/>
-              <w:left w:type="dxa" w:w="80"/>
-              <w:bottom w:type="dxa" w:w="50"/>
-              <w:right w:type="dxa" w:w="80"/>
-            </w:tcMar>
-          </w:tcPr>
-          <w:p>
-            <w:pPr>
-              <w:jc w:val="center"/>
-            </w:pPr>
-          </w:p>
-        </w:tc>
-        <w:tc>
-          <w:tcPr>
-            <w:tcW w:type="dxa" w:w="1276"/>
+            <w:tcW w:type="dxa" w:w="660"/>
+            <w:tcBorders>
+              <w:top w:val="single" w:color="C9D3DF" w:sz="4"/>
+              <w:left w:val="single" w:color="C9D3DF" w:sz="4"/>
+              <w:bottom w:val="single" w:color="C9D3DF" w:sz="4"/>
+              <w:right w:val="single" w:color="C9D3DF" w:sz="4"/>
+            </w:tcBorders>
+            <w:tcMar>
+              <w:top w:type="dxa" w:w="50"/>
+              <w:left w:type="dxa" w:w="80"/>
+              <w:bottom w:type="dxa" w:w="50"/>
+              <w:right w:type="dxa" w:w="80"/>
+            </w:tcMar>
+          </w:tcPr>
+          <w:p>
+            <w:pPr>
+              <w:jc w:val="center"/>
+            </w:pPr>
+          </w:p>
+        </w:tc>
+        <w:tc>
+          <w:tcPr>
+            <w:tcW w:type="dxa" w:w="860"/>
             <w:tcBorders>
               <w:top w:val="single" w:color="C9D3DF" w:sz="4"/>
               <w:left w:val="single" w:color="C9D3DF" w:sz="4"/>
@@ -2923,7 +2923,7 @@
         </w:trPr>
         <w:tc>
           <w:tcPr>
-            <w:tcW w:type="dxa" w:w="1690"/>
+            <w:tcW w:type="dxa" w:w="860"/>
             <w:tcBorders>
               <w:top w:val="single" w:color="C9D3DF" w:sz="4"/>
               <w:left w:val="single" w:color="C9D3DF" w:sz="4"/>
@@ -2953,7 +2953,7 @@
         </w:tc>
         <w:tc>
           <w:tcPr>
-            <w:tcW w:type="dxa" w:w="2665"/>
+            <w:tcW w:type="dxa" w:w="3460"/>
             <w:tcBorders>
               <w:top w:val="single" w:color="C9D3DF" w:sz="4"/>
               <w:left w:val="single" w:color="C9D3DF" w:sz="4"/>
@@ -2983,7 +2983,7 @@
         </w:tc>
         <w:tc>
           <w:tcPr>
-            <w:tcW w:type="dxa" w:w="3362"/>
+            <w:tcW w:type="dxa" w:w="4364"/>
             <w:tcBorders>
               <w:top w:val="single" w:color="C9D3DF" w:sz="4"/>
               <w:left w:val="single" w:color="C9D3DF" w:sz="4"/>
@@ -3013,29 +3013,29 @@
         </w:tc>
         <w:tc>
           <w:tcPr>
-            <w:tcW w:type="dxa" w:w="1211"/>
-            <w:tcBorders>
-              <w:top w:val="single" w:color="C9D3DF" w:sz="4"/>
-              <w:left w:val="single" w:color="C9D3DF" w:sz="4"/>
-              <w:bottom w:val="single" w:color="C9D3DF" w:sz="4"/>
-              <w:right w:val="single" w:color="C9D3DF" w:sz="4"/>
-            </w:tcBorders>
-            <w:tcMar>
-              <w:top w:type="dxa" w:w="50"/>
-              <w:left w:type="dxa" w:w="80"/>
-              <w:bottom w:type="dxa" w:w="50"/>
-              <w:right w:type="dxa" w:w="80"/>
-            </w:tcMar>
-          </w:tcPr>
-          <w:p>
-            <w:pPr>
-              <w:jc w:val="center"/>
-            </w:pPr>
-          </w:p>
-        </w:tc>
-        <w:tc>
-          <w:tcPr>
-            <w:tcW w:type="dxa" w:w="1276"/>
+            <w:tcW w:type="dxa" w:w="660"/>
+            <w:tcBorders>
+              <w:top w:val="single" w:color="C9D3DF" w:sz="4"/>
+              <w:left w:val="single" w:color="C9D3DF" w:sz="4"/>
+              <w:bottom w:val="single" w:color="C9D3DF" w:sz="4"/>
+              <w:right w:val="single" w:color="C9D3DF" w:sz="4"/>
+            </w:tcBorders>
+            <w:tcMar>
+              <w:top w:type="dxa" w:w="50"/>
+              <w:left w:type="dxa" w:w="80"/>
+              <w:bottom w:type="dxa" w:w="50"/>
+              <w:right w:type="dxa" w:w="80"/>
+            </w:tcMar>
+          </w:tcPr>
+          <w:p>
+            <w:pPr>
+              <w:jc w:val="center"/>
+            </w:pPr>
+          </w:p>
+        </w:tc>
+        <w:tc>
+          <w:tcPr>
+            <w:tcW w:type="dxa" w:w="860"/>
             <w:tcBorders>
               <w:top w:val="single" w:color="C9D3DF" w:sz="4"/>
               <w:left w:val="single" w:color="C9D3DF" w:sz="4"/>
@@ -3093,11 +3093,11 @@
         </w:tblBorders>
       </w:tblPr>
       <w:tblGrid>
-        <w:gridCol w:w="1670"/>
-        <w:gridCol w:w="2824"/>
-        <w:gridCol w:w="3430"/>
-        <w:gridCol w:w="1116"/>
-        <w:gridCol w:w="1164"/>
+        <w:gridCol w:w="860"/>
+        <w:gridCol w:w="3533"/>
+        <w:gridCol w:w="4291"/>
+        <w:gridCol w:w="660"/>
+        <w:gridCol w:w="860"/>
       </w:tblGrid>
       <w:tr>
         <w:trPr>
@@ -3106,7 +3106,7 @@
         </w:trPr>
         <w:tc>
           <w:tcPr>
-            <w:tcW w:type="dxa" w:w="1670"/>
+            <w:tcW w:type="dxa" w:w="860"/>
             <w:tcBorders>
               <w:top w:val="single" w:color="C9D3DF" w:sz="4"/>
               <w:left w:val="single" w:color="C9D3DF" w:sz="4"/>
@@ -3140,7 +3140,7 @@
         </w:tc>
         <w:tc>
           <w:tcPr>
-            <w:tcW w:type="dxa" w:w="2824"/>
+            <w:tcW w:type="dxa" w:w="3533"/>
             <w:tcBorders>
               <w:top w:val="single" w:color="C9D3DF" w:sz="4"/>
               <w:left w:val="single" w:color="C9D3DF" w:sz="4"/>
@@ -3174,7 +3174,7 @@
         </w:tc>
         <w:tc>
           <w:tcPr>
-            <w:tcW w:type="dxa" w:w="3430"/>
+            <w:tcW w:type="dxa" w:w="4291"/>
             <w:tcBorders>
               <w:top w:val="single" w:color="C9D3DF" w:sz="4"/>
               <w:left w:val="single" w:color="C9D3DF" w:sz="4"/>
@@ -3208,7 +3208,7 @@
         </w:tc>
         <w:tc>
           <w:tcPr>
-            <w:tcW w:type="dxa" w:w="1116"/>
+            <w:tcW w:type="dxa" w:w="660"/>
             <w:tcBorders>
               <w:top w:val="single" w:color="C9D3DF" w:sz="4"/>
               <w:left w:val="single" w:color="C9D3DF" w:sz="4"/>
@@ -3242,7 +3242,7 @@
         </w:tc>
         <w:tc>
           <w:tcPr>
-            <w:tcW w:type="dxa" w:w="1164"/>
+            <w:tcW w:type="dxa" w:w="860"/>
             <w:tcBorders>
               <w:top w:val="single" w:color="C9D3DF" w:sz="4"/>
               <w:left w:val="single" w:color="C9D3DF" w:sz="4"/>
@@ -3282,7 +3282,7 @@
         </w:trPr>
         <w:tc>
           <w:tcPr>
-            <w:tcW w:type="dxa" w:w="1670"/>
+            <w:tcW w:type="dxa" w:w="860"/>
             <w:tcBorders>
               <w:top w:val="single" w:color="C9D3DF" w:sz="4"/>
               <w:left w:val="single" w:color="C9D3DF" w:sz="4"/>
@@ -3312,7 +3312,7 @@
         </w:tc>
         <w:tc>
           <w:tcPr>
-            <w:tcW w:type="dxa" w:w="2824"/>
+            <w:tcW w:type="dxa" w:w="3533"/>
             <w:tcBorders>
               <w:top w:val="single" w:color="C9D3DF" w:sz="4"/>
               <w:left w:val="single" w:color="C9D3DF" w:sz="4"/>
@@ -3342,7 +3342,7 @@
         </w:tc>
         <w:tc>
           <w:tcPr>
-            <w:tcW w:type="dxa" w:w="3430"/>
+            <w:tcW w:type="dxa" w:w="4291"/>
             <w:tcBorders>
               <w:top w:val="single" w:color="C9D3DF" w:sz="4"/>
               <w:left w:val="single" w:color="C9D3DF" w:sz="4"/>
@@ -3372,29 +3372,29 @@
         </w:tc>
         <w:tc>
           <w:tcPr>
-            <w:tcW w:type="dxa" w:w="1116"/>
-            <w:tcBorders>
-              <w:top w:val="single" w:color="C9D3DF" w:sz="4"/>
-              <w:left w:val="single" w:color="C9D3DF" w:sz="4"/>
-              <w:bottom w:val="single" w:color="C9D3DF" w:sz="4"/>
-              <w:right w:val="single" w:color="C9D3DF" w:sz="4"/>
-            </w:tcBorders>
-            <w:tcMar>
-              <w:top w:type="dxa" w:w="50"/>
-              <w:left w:type="dxa" w:w="80"/>
-              <w:bottom w:type="dxa" w:w="50"/>
-              <w:right w:type="dxa" w:w="80"/>
-            </w:tcMar>
-          </w:tcPr>
-          <w:p>
-            <w:pPr>
-              <w:jc w:val="center"/>
-            </w:pPr>
-          </w:p>
-        </w:tc>
-        <w:tc>
-          <w:tcPr>
-            <w:tcW w:type="dxa" w:w="1164"/>
+            <w:tcW w:type="dxa" w:w="660"/>
+            <w:tcBorders>
+              <w:top w:val="single" w:color="C9D3DF" w:sz="4"/>
+              <w:left w:val="single" w:color="C9D3DF" w:sz="4"/>
+              <w:bottom w:val="single" w:color="C9D3DF" w:sz="4"/>
+              <w:right w:val="single" w:color="C9D3DF" w:sz="4"/>
+            </w:tcBorders>
+            <w:tcMar>
+              <w:top w:type="dxa" w:w="50"/>
+              <w:left w:type="dxa" w:w="80"/>
+              <w:bottom w:type="dxa" w:w="50"/>
+              <w:right w:type="dxa" w:w="80"/>
+            </w:tcMar>
+          </w:tcPr>
+          <w:p>
+            <w:pPr>
+              <w:jc w:val="center"/>
+            </w:pPr>
+          </w:p>
+        </w:tc>
+        <w:tc>
+          <w:tcPr>
+            <w:tcW w:type="dxa" w:w="860"/>
             <w:tcBorders>
               <w:top w:val="single" w:color="C9D3DF" w:sz="4"/>
               <w:left w:val="single" w:color="C9D3DF" w:sz="4"/>
@@ -3422,7 +3422,7 @@
         </w:trPr>
         <w:tc>
           <w:tcPr>
-            <w:tcW w:type="dxa" w:w="1670"/>
+            <w:tcW w:type="dxa" w:w="860"/>
             <w:tcBorders>
               <w:top w:val="single" w:color="C9D3DF" w:sz="4"/>
               <w:left w:val="single" w:color="C9D3DF" w:sz="4"/>
@@ -3452,7 +3452,7 @@
         </w:tc>
         <w:tc>
           <w:tcPr>
-            <w:tcW w:type="dxa" w:w="2824"/>
+            <w:tcW w:type="dxa" w:w="3533"/>
             <w:tcBorders>
               <w:top w:val="single" w:color="C9D3DF" w:sz="4"/>
               <w:left w:val="single" w:color="C9D3DF" w:sz="4"/>
@@ -3482,7 +3482,7 @@
         </w:tc>
         <w:tc>
           <w:tcPr>
-            <w:tcW w:type="dxa" w:w="3430"/>
+            <w:tcW w:type="dxa" w:w="4291"/>
             <w:tcBorders>
               <w:top w:val="single" w:color="C9D3DF" w:sz="4"/>
               <w:left w:val="single" w:color="C9D3DF" w:sz="4"/>
@@ -3520,29 +3520,29 @@
         </w:tc>
         <w:tc>
           <w:tcPr>
-            <w:tcW w:type="dxa" w:w="1116"/>
-            <w:tcBorders>
-              <w:top w:val="single" w:color="C9D3DF" w:sz="4"/>
-              <w:left w:val="single" w:color="C9D3DF" w:sz="4"/>
-              <w:bottom w:val="single" w:color="C9D3DF" w:sz="4"/>
-              <w:right w:val="single" w:color="C9D3DF" w:sz="4"/>
-            </w:tcBorders>
-            <w:tcMar>
-              <w:top w:type="dxa" w:w="50"/>
-              <w:left w:type="dxa" w:w="80"/>
-              <w:bottom w:type="dxa" w:w="50"/>
-              <w:right w:type="dxa" w:w="80"/>
-            </w:tcMar>
-          </w:tcPr>
-          <w:p>
-            <w:pPr>
-              <w:jc w:val="center"/>
-            </w:pPr>
-          </w:p>
-        </w:tc>
-        <w:tc>
-          <w:tcPr>
-            <w:tcW w:type="dxa" w:w="1164"/>
+            <w:tcW w:type="dxa" w:w="660"/>
+            <w:tcBorders>
+              <w:top w:val="single" w:color="C9D3DF" w:sz="4"/>
+              <w:left w:val="single" w:color="C9D3DF" w:sz="4"/>
+              <w:bottom w:val="single" w:color="C9D3DF" w:sz="4"/>
+              <w:right w:val="single" w:color="C9D3DF" w:sz="4"/>
+            </w:tcBorders>
+            <w:tcMar>
+              <w:top w:type="dxa" w:w="50"/>
+              <w:left w:type="dxa" w:w="80"/>
+              <w:bottom w:type="dxa" w:w="50"/>
+              <w:right w:type="dxa" w:w="80"/>
+            </w:tcMar>
+          </w:tcPr>
+          <w:p>
+            <w:pPr>
+              <w:jc w:val="center"/>
+            </w:pPr>
+          </w:p>
+        </w:tc>
+        <w:tc>
+          <w:tcPr>
+            <w:tcW w:type="dxa" w:w="860"/>
             <w:tcBorders>
               <w:top w:val="single" w:color="C9D3DF" w:sz="4"/>
               <w:left w:val="single" w:color="C9D3DF" w:sz="4"/>
@@ -3570,7 +3570,7 @@
         </w:trPr>
         <w:tc>
           <w:tcPr>
-            <w:tcW w:type="dxa" w:w="1670"/>
+            <w:tcW w:type="dxa" w:w="860"/>
             <w:tcBorders>
               <w:top w:val="single" w:color="C9D3DF" w:sz="4"/>
               <w:left w:val="single" w:color="C9D3DF" w:sz="4"/>
@@ -3600,7 +3600,7 @@
         </w:tc>
         <w:tc>
           <w:tcPr>
-            <w:tcW w:type="dxa" w:w="2824"/>
+            <w:tcW w:type="dxa" w:w="3533"/>
             <w:tcBorders>
               <w:top w:val="single" w:color="C9D3DF" w:sz="4"/>
               <w:left w:val="single" w:color="C9D3DF" w:sz="4"/>
@@ -3630,7 +3630,7 @@
         </w:tc>
         <w:tc>
           <w:tcPr>
-            <w:tcW w:type="dxa" w:w="3430"/>
+            <w:tcW w:type="dxa" w:w="4291"/>
             <w:tcBorders>
               <w:top w:val="single" w:color="C9D3DF" w:sz="4"/>
               <w:left w:val="single" w:color="C9D3DF" w:sz="4"/>
@@ -3668,29 +3668,29 @@
         </w:tc>
         <w:tc>
           <w:tcPr>
-            <w:tcW w:type="dxa" w:w="1116"/>
-            <w:tcBorders>
-              <w:top w:val="single" w:color="C9D3DF" w:sz="4"/>
-              <w:left w:val="single" w:color="C9D3DF" w:sz="4"/>
-              <w:bottom w:val="single" w:color="C9D3DF" w:sz="4"/>
-              <w:right w:val="single" w:color="C9D3DF" w:sz="4"/>
-            </w:tcBorders>
-            <w:tcMar>
-              <w:top w:type="dxa" w:w="50"/>
-              <w:left w:type="dxa" w:w="80"/>
-              <w:bottom w:type="dxa" w:w="50"/>
-              <w:right w:type="dxa" w:w="80"/>
-            </w:tcMar>
-          </w:tcPr>
-          <w:p>
-            <w:pPr>
-              <w:jc w:val="center"/>
-            </w:pPr>
-          </w:p>
-        </w:tc>
-        <w:tc>
-          <w:tcPr>
-            <w:tcW w:type="dxa" w:w="1164"/>
+            <w:tcW w:type="dxa" w:w="660"/>
+            <w:tcBorders>
+              <w:top w:val="single" w:color="C9D3DF" w:sz="4"/>
+              <w:left w:val="single" w:color="C9D3DF" w:sz="4"/>
+              <w:bottom w:val="single" w:color="C9D3DF" w:sz="4"/>
+              <w:right w:val="single" w:color="C9D3DF" w:sz="4"/>
+            </w:tcBorders>
+            <w:tcMar>
+              <w:top w:type="dxa" w:w="50"/>
+              <w:left w:type="dxa" w:w="80"/>
+              <w:bottom w:type="dxa" w:w="50"/>
+              <w:right w:type="dxa" w:w="80"/>
+            </w:tcMar>
+          </w:tcPr>
+          <w:p>
+            <w:pPr>
+              <w:jc w:val="center"/>
+            </w:pPr>
+          </w:p>
+        </w:tc>
+        <w:tc>
+          <w:tcPr>
+            <w:tcW w:type="dxa" w:w="860"/>
             <w:tcBorders>
               <w:top w:val="single" w:color="C9D3DF" w:sz="4"/>
               <w:left w:val="single" w:color="C9D3DF" w:sz="4"/>
@@ -3718,7 +3718,7 @@
         </w:trPr>
         <w:tc>
           <w:tcPr>
-            <w:tcW w:type="dxa" w:w="1670"/>
+            <w:tcW w:type="dxa" w:w="860"/>
             <w:tcBorders>
               <w:top w:val="single" w:color="C9D3DF" w:sz="4"/>
               <w:left w:val="single" w:color="C9D3DF" w:sz="4"/>
@@ -3748,7 +3748,7 @@
         </w:tc>
         <w:tc>
           <w:tcPr>
-            <w:tcW w:type="dxa" w:w="2824"/>
+            <w:tcW w:type="dxa" w:w="3533"/>
             <w:tcBorders>
               <w:top w:val="single" w:color="C9D3DF" w:sz="4"/>
               <w:left w:val="single" w:color="C9D3DF" w:sz="4"/>
@@ -3778,7 +3778,7 @@
         </w:tc>
         <w:tc>
           <w:tcPr>
-            <w:tcW w:type="dxa" w:w="3430"/>
+            <w:tcW w:type="dxa" w:w="4291"/>
             <w:tcBorders>
               <w:top w:val="single" w:color="C9D3DF" w:sz="4"/>
               <w:left w:val="single" w:color="C9D3DF" w:sz="4"/>
@@ -3808,29 +3808,29 @@
         </w:tc>
         <w:tc>
           <w:tcPr>
-            <w:tcW w:type="dxa" w:w="1116"/>
-            <w:tcBorders>
-              <w:top w:val="single" w:color="C9D3DF" w:sz="4"/>
-              <w:left w:val="single" w:color="C9D3DF" w:sz="4"/>
-              <w:bottom w:val="single" w:color="C9D3DF" w:sz="4"/>
-              <w:right w:val="single" w:color="C9D3DF" w:sz="4"/>
-            </w:tcBorders>
-            <w:tcMar>
-              <w:top w:type="dxa" w:w="50"/>
-              <w:left w:type="dxa" w:w="80"/>
-              <w:bottom w:type="dxa" w:w="50"/>
-              <w:right w:type="dxa" w:w="80"/>
-            </w:tcMar>
-          </w:tcPr>
-          <w:p>
-            <w:pPr>
-              <w:jc w:val="center"/>
-            </w:pPr>
-          </w:p>
-        </w:tc>
-        <w:tc>
-          <w:tcPr>
-            <w:tcW w:type="dxa" w:w="1164"/>
+            <w:tcW w:type="dxa" w:w="660"/>
+            <w:tcBorders>
+              <w:top w:val="single" w:color="C9D3DF" w:sz="4"/>
+              <w:left w:val="single" w:color="C9D3DF" w:sz="4"/>
+              <w:bottom w:val="single" w:color="C9D3DF" w:sz="4"/>
+              <w:right w:val="single" w:color="C9D3DF" w:sz="4"/>
+            </w:tcBorders>
+            <w:tcMar>
+              <w:top w:type="dxa" w:w="50"/>
+              <w:left w:type="dxa" w:w="80"/>
+              <w:bottom w:type="dxa" w:w="50"/>
+              <w:right w:type="dxa" w:w="80"/>
+            </w:tcMar>
+          </w:tcPr>
+          <w:p>
+            <w:pPr>
+              <w:jc w:val="center"/>
+            </w:pPr>
+          </w:p>
+        </w:tc>
+        <w:tc>
+          <w:tcPr>
+            <w:tcW w:type="dxa" w:w="860"/>
             <w:tcBorders>
               <w:top w:val="single" w:color="C9D3DF" w:sz="4"/>
               <w:left w:val="single" w:color="C9D3DF" w:sz="4"/>
@@ -3858,7 +3858,7 @@
         </w:trPr>
         <w:tc>
           <w:tcPr>
-            <w:tcW w:type="dxa" w:w="1670"/>
+            <w:tcW w:type="dxa" w:w="860"/>
             <w:tcBorders>
               <w:top w:val="single" w:color="C9D3DF" w:sz="4"/>
               <w:left w:val="single" w:color="C9D3DF" w:sz="4"/>
@@ -3888,7 +3888,7 @@
         </w:tc>
         <w:tc>
           <w:tcPr>
-            <w:tcW w:type="dxa" w:w="2824"/>
+            <w:tcW w:type="dxa" w:w="3533"/>
             <w:tcBorders>
               <w:top w:val="single" w:color="C9D3DF" w:sz="4"/>
               <w:left w:val="single" w:color="C9D3DF" w:sz="4"/>
@@ -3918,7 +3918,7 @@
         </w:tc>
         <w:tc>
           <w:tcPr>
-            <w:tcW w:type="dxa" w:w="3430"/>
+            <w:tcW w:type="dxa" w:w="4291"/>
             <w:tcBorders>
               <w:top w:val="single" w:color="C9D3DF" w:sz="4"/>
               <w:left w:val="single" w:color="C9D3DF" w:sz="4"/>
@@ -3956,29 +3956,29 @@
         </w:tc>
         <w:tc>
           <w:tcPr>
-            <w:tcW w:type="dxa" w:w="1116"/>
-            <w:tcBorders>
-              <w:top w:val="single" w:color="C9D3DF" w:sz="4"/>
-              <w:left w:val="single" w:color="C9D3DF" w:sz="4"/>
-              <w:bottom w:val="single" w:color="C9D3DF" w:sz="4"/>
-              <w:right w:val="single" w:color="C9D3DF" w:sz="4"/>
-            </w:tcBorders>
-            <w:tcMar>
-              <w:top w:type="dxa" w:w="50"/>
-              <w:left w:type="dxa" w:w="80"/>
-              <w:bottom w:type="dxa" w:w="50"/>
-              <w:right w:type="dxa" w:w="80"/>
-            </w:tcMar>
-          </w:tcPr>
-          <w:p>
-            <w:pPr>
-              <w:jc w:val="center"/>
-            </w:pPr>
-          </w:p>
-        </w:tc>
-        <w:tc>
-          <w:tcPr>
-            <w:tcW w:type="dxa" w:w="1164"/>
+            <w:tcW w:type="dxa" w:w="660"/>
+            <w:tcBorders>
+              <w:top w:val="single" w:color="C9D3DF" w:sz="4"/>
+              <w:left w:val="single" w:color="C9D3DF" w:sz="4"/>
+              <w:bottom w:val="single" w:color="C9D3DF" w:sz="4"/>
+              <w:right w:val="single" w:color="C9D3DF" w:sz="4"/>
+            </w:tcBorders>
+            <w:tcMar>
+              <w:top w:type="dxa" w:w="50"/>
+              <w:left w:type="dxa" w:w="80"/>
+              <w:bottom w:type="dxa" w:w="50"/>
+              <w:right w:type="dxa" w:w="80"/>
+            </w:tcMar>
+          </w:tcPr>
+          <w:p>
+            <w:pPr>
+              <w:jc w:val="center"/>
+            </w:pPr>
+          </w:p>
+        </w:tc>
+        <w:tc>
+          <w:tcPr>
+            <w:tcW w:type="dxa" w:w="860"/>
             <w:tcBorders>
               <w:top w:val="single" w:color="C9D3DF" w:sz="4"/>
               <w:left w:val="single" w:color="C9D3DF" w:sz="4"/>
@@ -4006,7 +4006,7 @@
         </w:trPr>
         <w:tc>
           <w:tcPr>
-            <w:tcW w:type="dxa" w:w="1670"/>
+            <w:tcW w:type="dxa" w:w="860"/>
             <w:tcBorders>
               <w:top w:val="single" w:color="C9D3DF" w:sz="4"/>
               <w:left w:val="single" w:color="C9D3DF" w:sz="4"/>
@@ -4036,7 +4036,7 @@
         </w:tc>
         <w:tc>
           <w:tcPr>
-            <w:tcW w:type="dxa" w:w="2824"/>
+            <w:tcW w:type="dxa" w:w="3533"/>
             <w:tcBorders>
               <w:top w:val="single" w:color="C9D3DF" w:sz="4"/>
               <w:left w:val="single" w:color="C9D3DF" w:sz="4"/>
@@ -4082,7 +4082,7 @@
         </w:tc>
         <w:tc>
           <w:tcPr>
-            <w:tcW w:type="dxa" w:w="3430"/>
+            <w:tcW w:type="dxa" w:w="4291"/>
             <w:tcBorders>
               <w:top w:val="single" w:color="C9D3DF" w:sz="4"/>
               <w:left w:val="single" w:color="C9D3DF" w:sz="4"/>
@@ -4128,29 +4128,29 @@
         </w:tc>
         <w:tc>
           <w:tcPr>
-            <w:tcW w:type="dxa" w:w="1116"/>
-            <w:tcBorders>
-              <w:top w:val="single" w:color="C9D3DF" w:sz="4"/>
-              <w:left w:val="single" w:color="C9D3DF" w:sz="4"/>
-              <w:bottom w:val="single" w:color="C9D3DF" w:sz="4"/>
-              <w:right w:val="single" w:color="C9D3DF" w:sz="4"/>
-            </w:tcBorders>
-            <w:tcMar>
-              <w:top w:type="dxa" w:w="50"/>
-              <w:left w:type="dxa" w:w="80"/>
-              <w:bottom w:type="dxa" w:w="50"/>
-              <w:right w:type="dxa" w:w="80"/>
-            </w:tcMar>
-          </w:tcPr>
-          <w:p>
-            <w:pPr>
-              <w:jc w:val="center"/>
-            </w:pPr>
-          </w:p>
-        </w:tc>
-        <w:tc>
-          <w:tcPr>
-            <w:tcW w:type="dxa" w:w="1164"/>
+            <w:tcW w:type="dxa" w:w="660"/>
+            <w:tcBorders>
+              <w:top w:val="single" w:color="C9D3DF" w:sz="4"/>
+              <w:left w:val="single" w:color="C9D3DF" w:sz="4"/>
+              <w:bottom w:val="single" w:color="C9D3DF" w:sz="4"/>
+              <w:right w:val="single" w:color="C9D3DF" w:sz="4"/>
+            </w:tcBorders>
+            <w:tcMar>
+              <w:top w:type="dxa" w:w="50"/>
+              <w:left w:type="dxa" w:w="80"/>
+              <w:bottom w:type="dxa" w:w="50"/>
+              <w:right w:type="dxa" w:w="80"/>
+            </w:tcMar>
+          </w:tcPr>
+          <w:p>
+            <w:pPr>
+              <w:jc w:val="center"/>
+            </w:pPr>
+          </w:p>
+        </w:tc>
+        <w:tc>
+          <w:tcPr>
+            <w:tcW w:type="dxa" w:w="860"/>
             <w:tcBorders>
               <w:top w:val="single" w:color="C9D3DF" w:sz="4"/>
               <w:left w:val="single" w:color="C9D3DF" w:sz="4"/>
@@ -4178,7 +4178,7 @@
         </w:trPr>
         <w:tc>
           <w:tcPr>
-            <w:tcW w:type="dxa" w:w="1670"/>
+            <w:tcW w:type="dxa" w:w="860"/>
             <w:tcBorders>
               <w:top w:val="single" w:color="C9D3DF" w:sz="4"/>
               <w:left w:val="single" w:color="C9D3DF" w:sz="4"/>
@@ -4208,7 +4208,7 @@
         </w:tc>
         <w:tc>
           <w:tcPr>
-            <w:tcW w:type="dxa" w:w="2824"/>
+            <w:tcW w:type="dxa" w:w="3533"/>
             <w:tcBorders>
               <w:top w:val="single" w:color="C9D3DF" w:sz="4"/>
               <w:left w:val="single" w:color="C9D3DF" w:sz="4"/>
@@ -4254,7 +4254,7 @@
         </w:tc>
         <w:tc>
           <w:tcPr>
-            <w:tcW w:type="dxa" w:w="3430"/>
+            <w:tcW w:type="dxa" w:w="4291"/>
             <w:tcBorders>
               <w:top w:val="single" w:color="C9D3DF" w:sz="4"/>
               <w:left w:val="single" w:color="C9D3DF" w:sz="4"/>
@@ -4284,29 +4284,29 @@
         </w:tc>
         <w:tc>
           <w:tcPr>
-            <w:tcW w:type="dxa" w:w="1116"/>
-            <w:tcBorders>
-              <w:top w:val="single" w:color="C9D3DF" w:sz="4"/>
-              <w:left w:val="single" w:color="C9D3DF" w:sz="4"/>
-              <w:bottom w:val="single" w:color="C9D3DF" w:sz="4"/>
-              <w:right w:val="single" w:color="C9D3DF" w:sz="4"/>
-            </w:tcBorders>
-            <w:tcMar>
-              <w:top w:type="dxa" w:w="50"/>
-              <w:left w:type="dxa" w:w="80"/>
-              <w:bottom w:type="dxa" w:w="50"/>
-              <w:right w:type="dxa" w:w="80"/>
-            </w:tcMar>
-          </w:tcPr>
-          <w:p>
-            <w:pPr>
-              <w:jc w:val="center"/>
-            </w:pPr>
-          </w:p>
-        </w:tc>
-        <w:tc>
-          <w:tcPr>
-            <w:tcW w:type="dxa" w:w="1164"/>
+            <w:tcW w:type="dxa" w:w="660"/>
+            <w:tcBorders>
+              <w:top w:val="single" w:color="C9D3DF" w:sz="4"/>
+              <w:left w:val="single" w:color="C9D3DF" w:sz="4"/>
+              <w:bottom w:val="single" w:color="C9D3DF" w:sz="4"/>
+              <w:right w:val="single" w:color="C9D3DF" w:sz="4"/>
+            </w:tcBorders>
+            <w:tcMar>
+              <w:top w:type="dxa" w:w="50"/>
+              <w:left w:type="dxa" w:w="80"/>
+              <w:bottom w:type="dxa" w:w="50"/>
+              <w:right w:type="dxa" w:w="80"/>
+            </w:tcMar>
+          </w:tcPr>
+          <w:p>
+            <w:pPr>
+              <w:jc w:val="center"/>
+            </w:pPr>
+          </w:p>
+        </w:tc>
+        <w:tc>
+          <w:tcPr>
+            <w:tcW w:type="dxa" w:w="860"/>
             <w:tcBorders>
               <w:top w:val="single" w:color="C9D3DF" w:sz="4"/>
               <w:left w:val="single" w:color="C9D3DF" w:sz="4"/>
@@ -4334,7 +4334,7 @@
         </w:trPr>
         <w:tc>
           <w:tcPr>
-            <w:tcW w:type="dxa" w:w="1670"/>
+            <w:tcW w:type="dxa" w:w="860"/>
             <w:tcBorders>
               <w:top w:val="single" w:color="C9D3DF" w:sz="4"/>
               <w:left w:val="single" w:color="C9D3DF" w:sz="4"/>
@@ -4364,7 +4364,7 @@
         </w:tc>
         <w:tc>
           <w:tcPr>
-            <w:tcW w:type="dxa" w:w="2824"/>
+            <w:tcW w:type="dxa" w:w="3533"/>
             <w:tcBorders>
               <w:top w:val="single" w:color="C9D3DF" w:sz="4"/>
               <w:left w:val="single" w:color="C9D3DF" w:sz="4"/>
@@ -4410,7 +4410,7 @@
         </w:tc>
         <w:tc>
           <w:tcPr>
-            <w:tcW w:type="dxa" w:w="3430"/>
+            <w:tcW w:type="dxa" w:w="4291"/>
             <w:tcBorders>
               <w:top w:val="single" w:color="C9D3DF" w:sz="4"/>
               <w:left w:val="single" w:color="C9D3DF" w:sz="4"/>
@@ -4440,29 +4440,29 @@
         </w:tc>
         <w:tc>
           <w:tcPr>
-            <w:tcW w:type="dxa" w:w="1116"/>
-            <w:tcBorders>
-              <w:top w:val="single" w:color="C9D3DF" w:sz="4"/>
-              <w:left w:val="single" w:color="C9D3DF" w:sz="4"/>
-              <w:bottom w:val="single" w:color="C9D3DF" w:sz="4"/>
-              <w:right w:val="single" w:color="C9D3DF" w:sz="4"/>
-            </w:tcBorders>
-            <w:tcMar>
-              <w:top w:type="dxa" w:w="50"/>
-              <w:left w:type="dxa" w:w="80"/>
-              <w:bottom w:type="dxa" w:w="50"/>
-              <w:right w:type="dxa" w:w="80"/>
-            </w:tcMar>
-          </w:tcPr>
-          <w:p>
-            <w:pPr>
-              <w:jc w:val="center"/>
-            </w:pPr>
-          </w:p>
-        </w:tc>
-        <w:tc>
-          <w:tcPr>
-            <w:tcW w:type="dxa" w:w="1164"/>
+            <w:tcW w:type="dxa" w:w="660"/>
+            <w:tcBorders>
+              <w:top w:val="single" w:color="C9D3DF" w:sz="4"/>
+              <w:left w:val="single" w:color="C9D3DF" w:sz="4"/>
+              <w:bottom w:val="single" w:color="C9D3DF" w:sz="4"/>
+              <w:right w:val="single" w:color="C9D3DF" w:sz="4"/>
+            </w:tcBorders>
+            <w:tcMar>
+              <w:top w:type="dxa" w:w="50"/>
+              <w:left w:type="dxa" w:w="80"/>
+              <w:bottom w:type="dxa" w:w="50"/>
+              <w:right w:type="dxa" w:w="80"/>
+            </w:tcMar>
+          </w:tcPr>
+          <w:p>
+            <w:pPr>
+              <w:jc w:val="center"/>
+            </w:pPr>
+          </w:p>
+        </w:tc>
+        <w:tc>
+          <w:tcPr>
+            <w:tcW w:type="dxa" w:w="860"/>
             <w:tcBorders>
               <w:top w:val="single" w:color="C9D3DF" w:sz="4"/>
               <w:left w:val="single" w:color="C9D3DF" w:sz="4"/>
@@ -4520,11 +4520,11 @@
         </w:tblBorders>
       </w:tblPr>
       <w:tblGrid>
-        <w:gridCol w:w="1670"/>
-        <w:gridCol w:w="2747"/>
-        <w:gridCol w:w="3476"/>
-        <w:gridCol w:w="1130"/>
-        <w:gridCol w:w="1181"/>
+        <w:gridCol w:w="860"/>
+        <w:gridCol w:w="3454"/>
+        <w:gridCol w:w="4370"/>
+        <w:gridCol w:w="660"/>
+        <w:gridCol w:w="860"/>
       </w:tblGrid>
       <w:tr>
         <w:trPr>
@@ -4533,7 +4533,7 @@
         </w:trPr>
         <w:tc>
           <w:tcPr>
-            <w:tcW w:type="dxa" w:w="1670"/>
+            <w:tcW w:type="dxa" w:w="860"/>
             <w:tcBorders>
               <w:top w:val="single" w:color="C9D3DF" w:sz="4"/>
               <w:left w:val="single" w:color="C9D3DF" w:sz="4"/>
@@ -4567,7 +4567,7 @@
         </w:tc>
         <w:tc>
           <w:tcPr>
-            <w:tcW w:type="dxa" w:w="2747"/>
+            <w:tcW w:type="dxa" w:w="3454"/>
             <w:tcBorders>
               <w:top w:val="single" w:color="C9D3DF" w:sz="4"/>
               <w:left w:val="single" w:color="C9D3DF" w:sz="4"/>
@@ -4601,7 +4601,7 @@
         </w:tc>
         <w:tc>
           <w:tcPr>
-            <w:tcW w:type="dxa" w:w="3476"/>
+            <w:tcW w:type="dxa" w:w="4370"/>
             <w:tcBorders>
               <w:top w:val="single" w:color="C9D3DF" w:sz="4"/>
               <w:left w:val="single" w:color="C9D3DF" w:sz="4"/>
@@ -4635,7 +4635,7 @@
         </w:tc>
         <w:tc>
           <w:tcPr>
-            <w:tcW w:type="dxa" w:w="1130"/>
+            <w:tcW w:type="dxa" w:w="660"/>
             <w:tcBorders>
               <w:top w:val="single" w:color="C9D3DF" w:sz="4"/>
               <w:left w:val="single" w:color="C9D3DF" w:sz="4"/>
@@ -4669,7 +4669,7 @@
         </w:tc>
         <w:tc>
           <w:tcPr>
-            <w:tcW w:type="dxa" w:w="1181"/>
+            <w:tcW w:type="dxa" w:w="860"/>
             <w:tcBorders>
               <w:top w:val="single" w:color="C9D3DF" w:sz="4"/>
               <w:left w:val="single" w:color="C9D3DF" w:sz="4"/>
@@ -4709,7 +4709,7 @@
         </w:trPr>
         <w:tc>
           <w:tcPr>
-            <w:tcW w:type="dxa" w:w="1670"/>
+            <w:tcW w:type="dxa" w:w="860"/>
             <w:tcBorders>
               <w:top w:val="single" w:color="C9D3DF" w:sz="4"/>
               <w:left w:val="single" w:color="C9D3DF" w:sz="4"/>
@@ -4739,7 +4739,7 @@
         </w:tc>
         <w:tc>
           <w:tcPr>
-            <w:tcW w:type="dxa" w:w="2747"/>
+            <w:tcW w:type="dxa" w:w="3454"/>
             <w:tcBorders>
               <w:top w:val="single" w:color="C9D3DF" w:sz="4"/>
               <w:left w:val="single" w:color="C9D3DF" w:sz="4"/>
@@ -4769,7 +4769,7 @@
         </w:tc>
         <w:tc>
           <w:tcPr>
-            <w:tcW w:type="dxa" w:w="3476"/>
+            <w:tcW w:type="dxa" w:w="4370"/>
             <w:tcBorders>
               <w:top w:val="single" w:color="C9D3DF" w:sz="4"/>
               <w:left w:val="single" w:color="C9D3DF" w:sz="4"/>
@@ -4799,29 +4799,29 @@
         </w:tc>
         <w:tc>
           <w:tcPr>
-            <w:tcW w:type="dxa" w:w="1130"/>
-            <w:tcBorders>
-              <w:top w:val="single" w:color="C9D3DF" w:sz="4"/>
-              <w:left w:val="single" w:color="C9D3DF" w:sz="4"/>
-              <w:bottom w:val="single" w:color="C9D3DF" w:sz="4"/>
-              <w:right w:val="single" w:color="C9D3DF" w:sz="4"/>
-            </w:tcBorders>
-            <w:tcMar>
-              <w:top w:type="dxa" w:w="50"/>
-              <w:left w:type="dxa" w:w="80"/>
-              <w:bottom w:type="dxa" w:w="50"/>
-              <w:right w:type="dxa" w:w="80"/>
-            </w:tcMar>
-          </w:tcPr>
-          <w:p>
-            <w:pPr>
-              <w:jc w:val="center"/>
-            </w:pPr>
-          </w:p>
-        </w:tc>
-        <w:tc>
-          <w:tcPr>
-            <w:tcW w:type="dxa" w:w="1181"/>
+            <w:tcW w:type="dxa" w:w="660"/>
+            <w:tcBorders>
+              <w:top w:val="single" w:color="C9D3DF" w:sz="4"/>
+              <w:left w:val="single" w:color="C9D3DF" w:sz="4"/>
+              <w:bottom w:val="single" w:color="C9D3DF" w:sz="4"/>
+              <w:right w:val="single" w:color="C9D3DF" w:sz="4"/>
+            </w:tcBorders>
+            <w:tcMar>
+              <w:top w:type="dxa" w:w="50"/>
+              <w:left w:type="dxa" w:w="80"/>
+              <w:bottom w:type="dxa" w:w="50"/>
+              <w:right w:type="dxa" w:w="80"/>
+            </w:tcMar>
+          </w:tcPr>
+          <w:p>
+            <w:pPr>
+              <w:jc w:val="center"/>
+            </w:pPr>
+          </w:p>
+        </w:tc>
+        <w:tc>
+          <w:tcPr>
+            <w:tcW w:type="dxa" w:w="860"/>
             <w:tcBorders>
               <w:top w:val="single" w:color="C9D3DF" w:sz="4"/>
               <w:left w:val="single" w:color="C9D3DF" w:sz="4"/>
@@ -4849,7 +4849,7 @@
         </w:trPr>
         <w:tc>
           <w:tcPr>
-            <w:tcW w:type="dxa" w:w="1670"/>
+            <w:tcW w:type="dxa" w:w="860"/>
             <w:tcBorders>
               <w:top w:val="single" w:color="C9D3DF" w:sz="4"/>
               <w:left w:val="single" w:color="C9D3DF" w:sz="4"/>
@@ -4879,7 +4879,7 @@
         </w:tc>
         <w:tc>
           <w:tcPr>
-            <w:tcW w:type="dxa" w:w="2747"/>
+            <w:tcW w:type="dxa" w:w="3454"/>
             <w:tcBorders>
               <w:top w:val="single" w:color="C9D3DF" w:sz="4"/>
               <w:left w:val="single" w:color="C9D3DF" w:sz="4"/>
@@ -4909,7 +4909,7 @@
         </w:tc>
         <w:tc>
           <w:tcPr>
-            <w:tcW w:type="dxa" w:w="3476"/>
+            <w:tcW w:type="dxa" w:w="4370"/>
             <w:tcBorders>
               <w:top w:val="single" w:color="C9D3DF" w:sz="4"/>
               <w:left w:val="single" w:color="C9D3DF" w:sz="4"/>
@@ -4947,29 +4947,29 @@
         </w:tc>
         <w:tc>
           <w:tcPr>
-            <w:tcW w:type="dxa" w:w="1130"/>
-            <w:tcBorders>
-              <w:top w:val="single" w:color="C9D3DF" w:sz="4"/>
-              <w:left w:val="single" w:color="C9D3DF" w:sz="4"/>
-              <w:bottom w:val="single" w:color="C9D3DF" w:sz="4"/>
-              <w:right w:val="single" w:color="C9D3DF" w:sz="4"/>
-            </w:tcBorders>
-            <w:tcMar>
-              <w:top w:type="dxa" w:w="50"/>
-              <w:left w:type="dxa" w:w="80"/>
-              <w:bottom w:type="dxa" w:w="50"/>
-              <w:right w:type="dxa" w:w="80"/>
-            </w:tcMar>
-          </w:tcPr>
-          <w:p>
-            <w:pPr>
-              <w:jc w:val="center"/>
-            </w:pPr>
-          </w:p>
-        </w:tc>
-        <w:tc>
-          <w:tcPr>
-            <w:tcW w:type="dxa" w:w="1181"/>
+            <w:tcW w:type="dxa" w:w="660"/>
+            <w:tcBorders>
+              <w:top w:val="single" w:color="C9D3DF" w:sz="4"/>
+              <w:left w:val="single" w:color="C9D3DF" w:sz="4"/>
+              <w:bottom w:val="single" w:color="C9D3DF" w:sz="4"/>
+              <w:right w:val="single" w:color="C9D3DF" w:sz="4"/>
+            </w:tcBorders>
+            <w:tcMar>
+              <w:top w:type="dxa" w:w="50"/>
+              <w:left w:type="dxa" w:w="80"/>
+              <w:bottom w:type="dxa" w:w="50"/>
+              <w:right w:type="dxa" w:w="80"/>
+            </w:tcMar>
+          </w:tcPr>
+          <w:p>
+            <w:pPr>
+              <w:jc w:val="center"/>
+            </w:pPr>
+          </w:p>
+        </w:tc>
+        <w:tc>
+          <w:tcPr>
+            <w:tcW w:type="dxa" w:w="860"/>
             <w:tcBorders>
               <w:top w:val="single" w:color="C9D3DF" w:sz="4"/>
               <w:left w:val="single" w:color="C9D3DF" w:sz="4"/>
@@ -4997,7 +4997,7 @@
         </w:trPr>
         <w:tc>
           <w:tcPr>
-            <w:tcW w:type="dxa" w:w="1670"/>
+            <w:tcW w:type="dxa" w:w="860"/>
             <w:tcBorders>
               <w:top w:val="single" w:color="C9D3DF" w:sz="4"/>
               <w:left w:val="single" w:color="C9D3DF" w:sz="4"/>
@@ -5027,7 +5027,7 @@
         </w:tc>
         <w:tc>
           <w:tcPr>
-            <w:tcW w:type="dxa" w:w="2747"/>
+            <w:tcW w:type="dxa" w:w="3454"/>
             <w:tcBorders>
               <w:top w:val="single" w:color="C9D3DF" w:sz="4"/>
               <w:left w:val="single" w:color="C9D3DF" w:sz="4"/>
@@ -5057,7 +5057,7 @@
         </w:tc>
         <w:tc>
           <w:tcPr>
-            <w:tcW w:type="dxa" w:w="3476"/>
+            <w:tcW w:type="dxa" w:w="4370"/>
             <w:tcBorders>
               <w:top w:val="single" w:color="C9D3DF" w:sz="4"/>
               <w:left w:val="single" w:color="C9D3DF" w:sz="4"/>
@@ -5087,29 +5087,29 @@
         </w:tc>
         <w:tc>
           <w:tcPr>
-            <w:tcW w:type="dxa" w:w="1130"/>
-            <w:tcBorders>
-              <w:top w:val="single" w:color="C9D3DF" w:sz="4"/>
-              <w:left w:val="single" w:color="C9D3DF" w:sz="4"/>
-              <w:bottom w:val="single" w:color="C9D3DF" w:sz="4"/>
-              <w:right w:val="single" w:color="C9D3DF" w:sz="4"/>
-            </w:tcBorders>
-            <w:tcMar>
-              <w:top w:type="dxa" w:w="50"/>
-              <w:left w:type="dxa" w:w="80"/>
-              <w:bottom w:type="dxa" w:w="50"/>
-              <w:right w:type="dxa" w:w="80"/>
-            </w:tcMar>
-          </w:tcPr>
-          <w:p>
-            <w:pPr>
-              <w:jc w:val="center"/>
-            </w:pPr>
-          </w:p>
-        </w:tc>
-        <w:tc>
-          <w:tcPr>
-            <w:tcW w:type="dxa" w:w="1181"/>
+            <w:tcW w:type="dxa" w:w="660"/>
+            <w:tcBorders>
+              <w:top w:val="single" w:color="C9D3DF" w:sz="4"/>
+              <w:left w:val="single" w:color="C9D3DF" w:sz="4"/>
+              <w:bottom w:val="single" w:color="C9D3DF" w:sz="4"/>
+              <w:right w:val="single" w:color="C9D3DF" w:sz="4"/>
+            </w:tcBorders>
+            <w:tcMar>
+              <w:top w:type="dxa" w:w="50"/>
+              <w:left w:type="dxa" w:w="80"/>
+              <w:bottom w:type="dxa" w:w="50"/>
+              <w:right w:type="dxa" w:w="80"/>
+            </w:tcMar>
+          </w:tcPr>
+          <w:p>
+            <w:pPr>
+              <w:jc w:val="center"/>
+            </w:pPr>
+          </w:p>
+        </w:tc>
+        <w:tc>
+          <w:tcPr>
+            <w:tcW w:type="dxa" w:w="860"/>
             <w:tcBorders>
               <w:top w:val="single" w:color="C9D3DF" w:sz="4"/>
               <w:left w:val="single" w:color="C9D3DF" w:sz="4"/>
@@ -5137,7 +5137,7 @@
         </w:trPr>
         <w:tc>
           <w:tcPr>
-            <w:tcW w:type="dxa" w:w="1670"/>
+            <w:tcW w:type="dxa" w:w="860"/>
             <w:tcBorders>
               <w:top w:val="single" w:color="C9D3DF" w:sz="4"/>
               <w:left w:val="single" w:color="C9D3DF" w:sz="4"/>
@@ -5167,7 +5167,7 @@
         </w:tc>
         <w:tc>
           <w:tcPr>
-            <w:tcW w:type="dxa" w:w="2747"/>
+            <w:tcW w:type="dxa" w:w="3454"/>
             <w:tcBorders>
               <w:top w:val="single" w:color="C9D3DF" w:sz="4"/>
               <w:left w:val="single" w:color="C9D3DF" w:sz="4"/>
@@ -5197,7 +5197,7 @@
         </w:tc>
         <w:tc>
           <w:tcPr>
-            <w:tcW w:type="dxa" w:w="3476"/>
+            <w:tcW w:type="dxa" w:w="4370"/>
             <w:tcBorders>
               <w:top w:val="single" w:color="C9D3DF" w:sz="4"/>
               <w:left w:val="single" w:color="C9D3DF" w:sz="4"/>
@@ -5227,29 +5227,29 @@
         </w:tc>
         <w:tc>
           <w:tcPr>
-            <w:tcW w:type="dxa" w:w="1130"/>
-            <w:tcBorders>
-              <w:top w:val="single" w:color="C9D3DF" w:sz="4"/>
-              <w:left w:val="single" w:color="C9D3DF" w:sz="4"/>
-              <w:bottom w:val="single" w:color="C9D3DF" w:sz="4"/>
-              <w:right w:val="single" w:color="C9D3DF" w:sz="4"/>
-            </w:tcBorders>
-            <w:tcMar>
-              <w:top w:type="dxa" w:w="50"/>
-              <w:left w:type="dxa" w:w="80"/>
-              <w:bottom w:type="dxa" w:w="50"/>
-              <w:right w:type="dxa" w:w="80"/>
-            </w:tcMar>
-          </w:tcPr>
-          <w:p>
-            <w:pPr>
-              <w:jc w:val="center"/>
-            </w:pPr>
-          </w:p>
-        </w:tc>
-        <w:tc>
-          <w:tcPr>
-            <w:tcW w:type="dxa" w:w="1181"/>
+            <w:tcW w:type="dxa" w:w="660"/>
+            <w:tcBorders>
+              <w:top w:val="single" w:color="C9D3DF" w:sz="4"/>
+              <w:left w:val="single" w:color="C9D3DF" w:sz="4"/>
+              <w:bottom w:val="single" w:color="C9D3DF" w:sz="4"/>
+              <w:right w:val="single" w:color="C9D3DF" w:sz="4"/>
+            </w:tcBorders>
+            <w:tcMar>
+              <w:top w:type="dxa" w:w="50"/>
+              <w:left w:type="dxa" w:w="80"/>
+              <w:bottom w:type="dxa" w:w="50"/>
+              <w:right w:type="dxa" w:w="80"/>
+            </w:tcMar>
+          </w:tcPr>
+          <w:p>
+            <w:pPr>
+              <w:jc w:val="center"/>
+            </w:pPr>
+          </w:p>
+        </w:tc>
+        <w:tc>
+          <w:tcPr>
+            <w:tcW w:type="dxa" w:w="860"/>
             <w:tcBorders>
               <w:top w:val="single" w:color="C9D3DF" w:sz="4"/>
               <w:left w:val="single" w:color="C9D3DF" w:sz="4"/>
@@ -5277,7 +5277,7 @@
         </w:trPr>
         <w:tc>
           <w:tcPr>
-            <w:tcW w:type="dxa" w:w="1670"/>
+            <w:tcW w:type="dxa" w:w="860"/>
             <w:tcBorders>
               <w:top w:val="single" w:color="C9D3DF" w:sz="4"/>
               <w:left w:val="single" w:color="C9D3DF" w:sz="4"/>
@@ -5307,7 +5307,7 @@
         </w:tc>
         <w:tc>
           <w:tcPr>
-            <w:tcW w:type="dxa" w:w="2747"/>
+            <w:tcW w:type="dxa" w:w="3454"/>
             <w:tcBorders>
               <w:top w:val="single" w:color="C9D3DF" w:sz="4"/>
               <w:left w:val="single" w:color="C9D3DF" w:sz="4"/>
@@ -5337,7 +5337,7 @@
         </w:tc>
         <w:tc>
           <w:tcPr>
-            <w:tcW w:type="dxa" w:w="3476"/>
+            <w:tcW w:type="dxa" w:w="4370"/>
             <w:tcBorders>
               <w:top w:val="single" w:color="C9D3DF" w:sz="4"/>
               <w:left w:val="single" w:color="C9D3DF" w:sz="4"/>
@@ -5367,29 +5367,29 @@
         </w:tc>
         <w:tc>
           <w:tcPr>
-            <w:tcW w:type="dxa" w:w="1130"/>
-            <w:tcBorders>
-              <w:top w:val="single" w:color="C9D3DF" w:sz="4"/>
-              <w:left w:val="single" w:color="C9D3DF" w:sz="4"/>
-              <w:bottom w:val="single" w:color="C9D3DF" w:sz="4"/>
-              <w:right w:val="single" w:color="C9D3DF" w:sz="4"/>
-            </w:tcBorders>
-            <w:tcMar>
-              <w:top w:type="dxa" w:w="50"/>
-              <w:left w:type="dxa" w:w="80"/>
-              <w:bottom w:type="dxa" w:w="50"/>
-              <w:right w:type="dxa" w:w="80"/>
-            </w:tcMar>
-          </w:tcPr>
-          <w:p>
-            <w:pPr>
-              <w:jc w:val="center"/>
-            </w:pPr>
-          </w:p>
-        </w:tc>
-        <w:tc>
-          <w:tcPr>
-            <w:tcW w:type="dxa" w:w="1181"/>
+            <w:tcW w:type="dxa" w:w="660"/>
+            <w:tcBorders>
+              <w:top w:val="single" w:color="C9D3DF" w:sz="4"/>
+              <w:left w:val="single" w:color="C9D3DF" w:sz="4"/>
+              <w:bottom w:val="single" w:color="C9D3DF" w:sz="4"/>
+              <w:right w:val="single" w:color="C9D3DF" w:sz="4"/>
+            </w:tcBorders>
+            <w:tcMar>
+              <w:top w:type="dxa" w:w="50"/>
+              <w:left w:type="dxa" w:w="80"/>
+              <w:bottom w:type="dxa" w:w="50"/>
+              <w:right w:type="dxa" w:w="80"/>
+            </w:tcMar>
+          </w:tcPr>
+          <w:p>
+            <w:pPr>
+              <w:jc w:val="center"/>
+            </w:pPr>
+          </w:p>
+        </w:tc>
+        <w:tc>
+          <w:tcPr>
+            <w:tcW w:type="dxa" w:w="860"/>
             <w:tcBorders>
               <w:top w:val="single" w:color="C9D3DF" w:sz="4"/>
               <w:left w:val="single" w:color="C9D3DF" w:sz="4"/>
@@ -5417,7 +5417,7 @@
         </w:trPr>
         <w:tc>
           <w:tcPr>
-            <w:tcW w:type="dxa" w:w="1670"/>
+            <w:tcW w:type="dxa" w:w="860"/>
             <w:tcBorders>
               <w:top w:val="single" w:color="C9D3DF" w:sz="4"/>
               <w:left w:val="single" w:color="C9D3DF" w:sz="4"/>
@@ -5447,7 +5447,7 @@
         </w:tc>
         <w:tc>
           <w:tcPr>
-            <w:tcW w:type="dxa" w:w="2747"/>
+            <w:tcW w:type="dxa" w:w="3454"/>
             <w:tcBorders>
               <w:top w:val="single" w:color="C9D3DF" w:sz="4"/>
               <w:left w:val="single" w:color="C9D3DF" w:sz="4"/>
@@ -5477,7 +5477,7 @@
         </w:tc>
         <w:tc>
           <w:tcPr>
-            <w:tcW w:type="dxa" w:w="3476"/>
+            <w:tcW w:type="dxa" w:w="4370"/>
             <w:tcBorders>
               <w:top w:val="single" w:color="C9D3DF" w:sz="4"/>
               <w:left w:val="single" w:color="C9D3DF" w:sz="4"/>
@@ -5507,29 +5507,29 @@
         </w:tc>
         <w:tc>
           <w:tcPr>
-            <w:tcW w:type="dxa" w:w="1130"/>
-            <w:tcBorders>
-              <w:top w:val="single" w:color="C9D3DF" w:sz="4"/>
-              <w:left w:val="single" w:color="C9D3DF" w:sz="4"/>
-              <w:bottom w:val="single" w:color="C9D3DF" w:sz="4"/>
-              <w:right w:val="single" w:color="C9D3DF" w:sz="4"/>
-            </w:tcBorders>
-            <w:tcMar>
-              <w:top w:type="dxa" w:w="50"/>
-              <w:left w:type="dxa" w:w="80"/>
-              <w:bottom w:type="dxa" w:w="50"/>
-              <w:right w:type="dxa" w:w="80"/>
-            </w:tcMar>
-          </w:tcPr>
-          <w:p>
-            <w:pPr>
-              <w:jc w:val="center"/>
-            </w:pPr>
-          </w:p>
-        </w:tc>
-        <w:tc>
-          <w:tcPr>
-            <w:tcW w:type="dxa" w:w="1181"/>
+            <w:tcW w:type="dxa" w:w="660"/>
+            <w:tcBorders>
+              <w:top w:val="single" w:color="C9D3DF" w:sz="4"/>
+              <w:left w:val="single" w:color="C9D3DF" w:sz="4"/>
+              <w:bottom w:val="single" w:color="C9D3DF" w:sz="4"/>
+              <w:right w:val="single" w:color="C9D3DF" w:sz="4"/>
+            </w:tcBorders>
+            <w:tcMar>
+              <w:top w:type="dxa" w:w="50"/>
+              <w:left w:type="dxa" w:w="80"/>
+              <w:bottom w:type="dxa" w:w="50"/>
+              <w:right w:type="dxa" w:w="80"/>
+            </w:tcMar>
+          </w:tcPr>
+          <w:p>
+            <w:pPr>
+              <w:jc w:val="center"/>
+            </w:pPr>
+          </w:p>
+        </w:tc>
+        <w:tc>
+          <w:tcPr>
+            <w:tcW w:type="dxa" w:w="860"/>
             <w:tcBorders>
               <w:top w:val="single" w:color="C9D3DF" w:sz="4"/>
               <w:left w:val="single" w:color="C9D3DF" w:sz="4"/>
@@ -5557,7 +5557,7 @@
         </w:trPr>
         <w:tc>
           <w:tcPr>
-            <w:tcW w:type="dxa" w:w="1670"/>
+            <w:tcW w:type="dxa" w:w="860"/>
             <w:tcBorders>
               <w:top w:val="single" w:color="C9D3DF" w:sz="4"/>
               <w:left w:val="single" w:color="C9D3DF" w:sz="4"/>
@@ -5587,7 +5587,7 @@
         </w:tc>
         <w:tc>
           <w:tcPr>
-            <w:tcW w:type="dxa" w:w="2747"/>
+            <w:tcW w:type="dxa" w:w="3454"/>
             <w:tcBorders>
               <w:top w:val="single" w:color="C9D3DF" w:sz="4"/>
               <w:left w:val="single" w:color="C9D3DF" w:sz="4"/>
@@ -5617,7 +5617,7 @@
         </w:tc>
         <w:tc>
           <w:tcPr>
-            <w:tcW w:type="dxa" w:w="3476"/>
+            <w:tcW w:type="dxa" w:w="4370"/>
             <w:tcBorders>
               <w:top w:val="single" w:color="C9D3DF" w:sz="4"/>
               <w:left w:val="single" w:color="C9D3DF" w:sz="4"/>
@@ -5647,29 +5647,29 @@
         </w:tc>
         <w:tc>
           <w:tcPr>
-            <w:tcW w:type="dxa" w:w="1130"/>
-            <w:tcBorders>
-              <w:top w:val="single" w:color="C9D3DF" w:sz="4"/>
-              <w:left w:val="single" w:color="C9D3DF" w:sz="4"/>
-              <w:bottom w:val="single" w:color="C9D3DF" w:sz="4"/>
-              <w:right w:val="single" w:color="C9D3DF" w:sz="4"/>
-            </w:tcBorders>
-            <w:tcMar>
-              <w:top w:type="dxa" w:w="50"/>
-              <w:left w:type="dxa" w:w="80"/>
-              <w:bottom w:type="dxa" w:w="50"/>
-              <w:right w:type="dxa" w:w="80"/>
-            </w:tcMar>
-          </w:tcPr>
-          <w:p>
-            <w:pPr>
-              <w:jc w:val="center"/>
-            </w:pPr>
-          </w:p>
-        </w:tc>
-        <w:tc>
-          <w:tcPr>
-            <w:tcW w:type="dxa" w:w="1181"/>
+            <w:tcW w:type="dxa" w:w="660"/>
+            <w:tcBorders>
+              <w:top w:val="single" w:color="C9D3DF" w:sz="4"/>
+              <w:left w:val="single" w:color="C9D3DF" w:sz="4"/>
+              <w:bottom w:val="single" w:color="C9D3DF" w:sz="4"/>
+              <w:right w:val="single" w:color="C9D3DF" w:sz="4"/>
+            </w:tcBorders>
+            <w:tcMar>
+              <w:top w:type="dxa" w:w="50"/>
+              <w:left w:type="dxa" w:w="80"/>
+              <w:bottom w:type="dxa" w:w="50"/>
+              <w:right w:type="dxa" w:w="80"/>
+            </w:tcMar>
+          </w:tcPr>
+          <w:p>
+            <w:pPr>
+              <w:jc w:val="center"/>
+            </w:pPr>
+          </w:p>
+        </w:tc>
+        <w:tc>
+          <w:tcPr>
+            <w:tcW w:type="dxa" w:w="860"/>
             <w:tcBorders>
               <w:top w:val="single" w:color="C9D3DF" w:sz="4"/>
               <w:left w:val="single" w:color="C9D3DF" w:sz="4"/>
@@ -5727,11 +5727,11 @@
         </w:tblBorders>
       </w:tblPr>
       <w:tblGrid>
-        <w:gridCol w:w="1664"/>
-        <w:gridCol w:w="2904"/>
-        <w:gridCol w:w="3462"/>
-        <w:gridCol w:w="1067"/>
-        <w:gridCol w:w="1107"/>
+        <w:gridCol w:w="1060"/>
+        <w:gridCol w:w="3477"/>
+        <w:gridCol w:w="4147"/>
+        <w:gridCol w:w="660"/>
+        <w:gridCol w:w="860"/>
       </w:tblGrid>
       <w:tr>
         <w:trPr>
@@ -5740,7 +5740,7 @@
         </w:trPr>
         <w:tc>
           <w:tcPr>
-            <w:tcW w:type="dxa" w:w="1664"/>
+            <w:tcW w:type="dxa" w:w="1060"/>
             <w:tcBorders>
               <w:top w:val="single" w:color="C9D3DF" w:sz="4"/>
               <w:left w:val="single" w:color="C9D3DF" w:sz="4"/>
@@ -5774,7 +5774,7 @@
         </w:tc>
         <w:tc>
           <w:tcPr>
-            <w:tcW w:type="dxa" w:w="2904"/>
+            <w:tcW w:type="dxa" w:w="3477"/>
             <w:tcBorders>
               <w:top w:val="single" w:color="C9D3DF" w:sz="4"/>
               <w:left w:val="single" w:color="C9D3DF" w:sz="4"/>
@@ -5808,7 +5808,7 @@
         </w:tc>
         <w:tc>
           <w:tcPr>
-            <w:tcW w:type="dxa" w:w="3462"/>
+            <w:tcW w:type="dxa" w:w="4147"/>
             <w:tcBorders>
               <w:top w:val="single" w:color="C9D3DF" w:sz="4"/>
               <w:left w:val="single" w:color="C9D3DF" w:sz="4"/>
@@ -5842,7 +5842,7 @@
         </w:tc>
         <w:tc>
           <w:tcPr>
-            <w:tcW w:type="dxa" w:w="1067"/>
+            <w:tcW w:type="dxa" w:w="660"/>
             <w:tcBorders>
               <w:top w:val="single" w:color="C9D3DF" w:sz="4"/>
               <w:left w:val="single" w:color="C9D3DF" w:sz="4"/>
@@ -5876,7 +5876,7 @@
         </w:tc>
         <w:tc>
           <w:tcPr>
-            <w:tcW w:type="dxa" w:w="1107"/>
+            <w:tcW w:type="dxa" w:w="860"/>
             <w:tcBorders>
               <w:top w:val="single" w:color="C9D3DF" w:sz="4"/>
               <w:left w:val="single" w:color="C9D3DF" w:sz="4"/>
@@ -5916,7 +5916,7 @@
         </w:trPr>
         <w:tc>
           <w:tcPr>
-            <w:tcW w:type="dxa" w:w="1664"/>
+            <w:tcW w:type="dxa" w:w="1060"/>
             <w:tcBorders>
               <w:top w:val="single" w:color="C9D3DF" w:sz="4"/>
               <w:left w:val="single" w:color="C9D3DF" w:sz="4"/>
@@ -5946,7 +5946,7 @@
         </w:tc>
         <w:tc>
           <w:tcPr>
-            <w:tcW w:type="dxa" w:w="2904"/>
+            <w:tcW w:type="dxa" w:w="3477"/>
             <w:tcBorders>
               <w:top w:val="single" w:color="C9D3DF" w:sz="4"/>
               <w:left w:val="single" w:color="C9D3DF" w:sz="4"/>
@@ -5976,7 +5976,7 @@
         </w:tc>
         <w:tc>
           <w:tcPr>
-            <w:tcW w:type="dxa" w:w="3462"/>
+            <w:tcW w:type="dxa" w:w="4147"/>
             <w:tcBorders>
               <w:top w:val="single" w:color="C9D3DF" w:sz="4"/>
               <w:left w:val="single" w:color="C9D3DF" w:sz="4"/>
@@ -6006,29 +6006,29 @@
         </w:tc>
         <w:tc>
           <w:tcPr>
-            <w:tcW w:type="dxa" w:w="1067"/>
-            <w:tcBorders>
-              <w:top w:val="single" w:color="C9D3DF" w:sz="4"/>
-              <w:left w:val="single" w:color="C9D3DF" w:sz="4"/>
-              <w:bottom w:val="single" w:color="C9D3DF" w:sz="4"/>
-              <w:right w:val="single" w:color="C9D3DF" w:sz="4"/>
-            </w:tcBorders>
-            <w:tcMar>
-              <w:top w:type="dxa" w:w="50"/>
-              <w:left w:type="dxa" w:w="80"/>
-              <w:bottom w:type="dxa" w:w="50"/>
-              <w:right w:type="dxa" w:w="80"/>
-            </w:tcMar>
-          </w:tcPr>
-          <w:p>
-            <w:pPr>
-              <w:jc w:val="center"/>
-            </w:pPr>
-          </w:p>
-        </w:tc>
-        <w:tc>
-          <w:tcPr>
-            <w:tcW w:type="dxa" w:w="1107"/>
+            <w:tcW w:type="dxa" w:w="660"/>
+            <w:tcBorders>
+              <w:top w:val="single" w:color="C9D3DF" w:sz="4"/>
+              <w:left w:val="single" w:color="C9D3DF" w:sz="4"/>
+              <w:bottom w:val="single" w:color="C9D3DF" w:sz="4"/>
+              <w:right w:val="single" w:color="C9D3DF" w:sz="4"/>
+            </w:tcBorders>
+            <w:tcMar>
+              <w:top w:type="dxa" w:w="50"/>
+              <w:left w:type="dxa" w:w="80"/>
+              <w:bottom w:type="dxa" w:w="50"/>
+              <w:right w:type="dxa" w:w="80"/>
+            </w:tcMar>
+          </w:tcPr>
+          <w:p>
+            <w:pPr>
+              <w:jc w:val="center"/>
+            </w:pPr>
+          </w:p>
+        </w:tc>
+        <w:tc>
+          <w:tcPr>
+            <w:tcW w:type="dxa" w:w="860"/>
             <w:tcBorders>
               <w:top w:val="single" w:color="C9D3DF" w:sz="4"/>
               <w:left w:val="single" w:color="C9D3DF" w:sz="4"/>
@@ -6056,7 +6056,7 @@
         </w:trPr>
         <w:tc>
           <w:tcPr>
-            <w:tcW w:type="dxa" w:w="1664"/>
+            <w:tcW w:type="dxa" w:w="1060"/>
             <w:tcBorders>
               <w:top w:val="single" w:color="C9D3DF" w:sz="4"/>
               <w:left w:val="single" w:color="C9D3DF" w:sz="4"/>
@@ -6086,7 +6086,7 @@
         </w:tc>
         <w:tc>
           <w:tcPr>
-            <w:tcW w:type="dxa" w:w="2904"/>
+            <w:tcW w:type="dxa" w:w="3477"/>
             <w:tcBorders>
               <w:top w:val="single" w:color="C9D3DF" w:sz="4"/>
               <w:left w:val="single" w:color="C9D3DF" w:sz="4"/>
@@ -6116,7 +6116,7 @@
         </w:tc>
         <w:tc>
           <w:tcPr>
-            <w:tcW w:type="dxa" w:w="3462"/>
+            <w:tcW w:type="dxa" w:w="4147"/>
             <w:tcBorders>
               <w:top w:val="single" w:color="C9D3DF" w:sz="4"/>
               <w:left w:val="single" w:color="C9D3DF" w:sz="4"/>
@@ -6146,29 +6146,29 @@
         </w:tc>
         <w:tc>
           <w:tcPr>
-            <w:tcW w:type="dxa" w:w="1067"/>
-            <w:tcBorders>
-              <w:top w:val="single" w:color="C9D3DF" w:sz="4"/>
-              <w:left w:val="single" w:color="C9D3DF" w:sz="4"/>
-              <w:bottom w:val="single" w:color="C9D3DF" w:sz="4"/>
-              <w:right w:val="single" w:color="C9D3DF" w:sz="4"/>
-            </w:tcBorders>
-            <w:tcMar>
-              <w:top w:type="dxa" w:w="50"/>
-              <w:left w:type="dxa" w:w="80"/>
-              <w:bottom w:type="dxa" w:w="50"/>
-              <w:right w:type="dxa" w:w="80"/>
-            </w:tcMar>
-          </w:tcPr>
-          <w:p>
-            <w:pPr>
-              <w:jc w:val="center"/>
-            </w:pPr>
-          </w:p>
-        </w:tc>
-        <w:tc>
-          <w:tcPr>
-            <w:tcW w:type="dxa" w:w="1107"/>
+            <w:tcW w:type="dxa" w:w="660"/>
+            <w:tcBorders>
+              <w:top w:val="single" w:color="C9D3DF" w:sz="4"/>
+              <w:left w:val="single" w:color="C9D3DF" w:sz="4"/>
+              <w:bottom w:val="single" w:color="C9D3DF" w:sz="4"/>
+              <w:right w:val="single" w:color="C9D3DF" w:sz="4"/>
+            </w:tcBorders>
+            <w:tcMar>
+              <w:top w:type="dxa" w:w="50"/>
+              <w:left w:type="dxa" w:w="80"/>
+              <w:bottom w:type="dxa" w:w="50"/>
+              <w:right w:type="dxa" w:w="80"/>
+            </w:tcMar>
+          </w:tcPr>
+          <w:p>
+            <w:pPr>
+              <w:jc w:val="center"/>
+            </w:pPr>
+          </w:p>
+        </w:tc>
+        <w:tc>
+          <w:tcPr>
+            <w:tcW w:type="dxa" w:w="860"/>
             <w:tcBorders>
               <w:top w:val="single" w:color="C9D3DF" w:sz="4"/>
               <w:left w:val="single" w:color="C9D3DF" w:sz="4"/>
@@ -6196,7 +6196,7 @@
         </w:trPr>
         <w:tc>
           <w:tcPr>
-            <w:tcW w:type="dxa" w:w="1664"/>
+            <w:tcW w:type="dxa" w:w="1060"/>
             <w:tcBorders>
               <w:top w:val="single" w:color="C9D3DF" w:sz="4"/>
               <w:left w:val="single" w:color="C9D3DF" w:sz="4"/>
@@ -6226,7 +6226,7 @@
         </w:tc>
         <w:tc>
           <w:tcPr>
-            <w:tcW w:type="dxa" w:w="2904"/>
+            <w:tcW w:type="dxa" w:w="3477"/>
             <w:tcBorders>
               <w:top w:val="single" w:color="C9D3DF" w:sz="4"/>
               <w:left w:val="single" w:color="C9D3DF" w:sz="4"/>
@@ -6256,7 +6256,7 @@
         </w:tc>
         <w:tc>
           <w:tcPr>
-            <w:tcW w:type="dxa" w:w="3462"/>
+            <w:tcW w:type="dxa" w:w="4147"/>
             <w:tcBorders>
               <w:top w:val="single" w:color="C9D3DF" w:sz="4"/>
               <w:left w:val="single" w:color="C9D3DF" w:sz="4"/>
@@ -6294,29 +6294,29 @@
         </w:tc>
         <w:tc>
           <w:tcPr>
-            <w:tcW w:type="dxa" w:w="1067"/>
-            <w:tcBorders>
-              <w:top w:val="single" w:color="C9D3DF" w:sz="4"/>
-              <w:left w:val="single" w:color="C9D3DF" w:sz="4"/>
-              <w:bottom w:val="single" w:color="C9D3DF" w:sz="4"/>
-              <w:right w:val="single" w:color="C9D3DF" w:sz="4"/>
-            </w:tcBorders>
-            <w:tcMar>
-              <w:top w:type="dxa" w:w="50"/>
-              <w:left w:type="dxa" w:w="80"/>
-              <w:bottom w:type="dxa" w:w="50"/>
-              <w:right w:type="dxa" w:w="80"/>
-            </w:tcMar>
-          </w:tcPr>
-          <w:p>
-            <w:pPr>
-              <w:jc w:val="center"/>
-            </w:pPr>
-          </w:p>
-        </w:tc>
-        <w:tc>
-          <w:tcPr>
-            <w:tcW w:type="dxa" w:w="1107"/>
+            <w:tcW w:type="dxa" w:w="660"/>
+            <w:tcBorders>
+              <w:top w:val="single" w:color="C9D3DF" w:sz="4"/>
+              <w:left w:val="single" w:color="C9D3DF" w:sz="4"/>
+              <w:bottom w:val="single" w:color="C9D3DF" w:sz="4"/>
+              <w:right w:val="single" w:color="C9D3DF" w:sz="4"/>
+            </w:tcBorders>
+            <w:tcMar>
+              <w:top w:type="dxa" w:w="50"/>
+              <w:left w:type="dxa" w:w="80"/>
+              <w:bottom w:type="dxa" w:w="50"/>
+              <w:right w:type="dxa" w:w="80"/>
+            </w:tcMar>
+          </w:tcPr>
+          <w:p>
+            <w:pPr>
+              <w:jc w:val="center"/>
+            </w:pPr>
+          </w:p>
+        </w:tc>
+        <w:tc>
+          <w:tcPr>
+            <w:tcW w:type="dxa" w:w="860"/>
             <w:tcBorders>
               <w:top w:val="single" w:color="C9D3DF" w:sz="4"/>
               <w:left w:val="single" w:color="C9D3DF" w:sz="4"/>
@@ -6344,7 +6344,7 @@
         </w:trPr>
         <w:tc>
           <w:tcPr>
-            <w:tcW w:type="dxa" w:w="1664"/>
+            <w:tcW w:type="dxa" w:w="1060"/>
             <w:tcBorders>
               <w:top w:val="single" w:color="C9D3DF" w:sz="4"/>
               <w:left w:val="single" w:color="C9D3DF" w:sz="4"/>
@@ -6374,7 +6374,7 @@
         </w:tc>
         <w:tc>
           <w:tcPr>
-            <w:tcW w:type="dxa" w:w="2904"/>
+            <w:tcW w:type="dxa" w:w="3477"/>
             <w:tcBorders>
               <w:top w:val="single" w:color="C9D3DF" w:sz="4"/>
               <w:left w:val="single" w:color="C9D3DF" w:sz="4"/>
@@ -6404,7 +6404,7 @@
         </w:tc>
         <w:tc>
           <w:tcPr>
-            <w:tcW w:type="dxa" w:w="3462"/>
+            <w:tcW w:type="dxa" w:w="4147"/>
             <w:tcBorders>
               <w:top w:val="single" w:color="C9D3DF" w:sz="4"/>
               <w:left w:val="single" w:color="C9D3DF" w:sz="4"/>
@@ -6434,29 +6434,29 @@
         </w:tc>
         <w:tc>
           <w:tcPr>
-            <w:tcW w:type="dxa" w:w="1067"/>
-            <w:tcBorders>
-              <w:top w:val="single" w:color="C9D3DF" w:sz="4"/>
-              <w:left w:val="single" w:color="C9D3DF" w:sz="4"/>
-              <w:bottom w:val="single" w:color="C9D3DF" w:sz="4"/>
-              <w:right w:val="single" w:color="C9D3DF" w:sz="4"/>
-            </w:tcBorders>
-            <w:tcMar>
-              <w:top w:type="dxa" w:w="50"/>
-              <w:left w:type="dxa" w:w="80"/>
-              <w:bottom w:type="dxa" w:w="50"/>
-              <w:right w:type="dxa" w:w="80"/>
-            </w:tcMar>
-          </w:tcPr>
-          <w:p>
-            <w:pPr>
-              <w:jc w:val="center"/>
-            </w:pPr>
-          </w:p>
-        </w:tc>
-        <w:tc>
-          <w:tcPr>
-            <w:tcW w:type="dxa" w:w="1107"/>
+            <w:tcW w:type="dxa" w:w="660"/>
+            <w:tcBorders>
+              <w:top w:val="single" w:color="C9D3DF" w:sz="4"/>
+              <w:left w:val="single" w:color="C9D3DF" w:sz="4"/>
+              <w:bottom w:val="single" w:color="C9D3DF" w:sz="4"/>
+              <w:right w:val="single" w:color="C9D3DF" w:sz="4"/>
+            </w:tcBorders>
+            <w:tcMar>
+              <w:top w:type="dxa" w:w="50"/>
+              <w:left w:type="dxa" w:w="80"/>
+              <w:bottom w:type="dxa" w:w="50"/>
+              <w:right w:type="dxa" w:w="80"/>
+            </w:tcMar>
+          </w:tcPr>
+          <w:p>
+            <w:pPr>
+              <w:jc w:val="center"/>
+            </w:pPr>
+          </w:p>
+        </w:tc>
+        <w:tc>
+          <w:tcPr>
+            <w:tcW w:type="dxa" w:w="860"/>
             <w:tcBorders>
               <w:top w:val="single" w:color="C9D3DF" w:sz="4"/>
               <w:left w:val="single" w:color="C9D3DF" w:sz="4"/>
@@ -6484,7 +6484,7 @@
         </w:trPr>
         <w:tc>
           <w:tcPr>
-            <w:tcW w:type="dxa" w:w="1664"/>
+            <w:tcW w:type="dxa" w:w="1060"/>
             <w:tcBorders>
               <w:top w:val="single" w:color="C9D3DF" w:sz="4"/>
               <w:left w:val="single" w:color="C9D3DF" w:sz="4"/>
@@ -6514,7 +6514,7 @@
         </w:tc>
         <w:tc>
           <w:tcPr>
-            <w:tcW w:type="dxa" w:w="2904"/>
+            <w:tcW w:type="dxa" w:w="3477"/>
             <w:tcBorders>
               <w:top w:val="single" w:color="C9D3DF" w:sz="4"/>
               <w:left w:val="single" w:color="C9D3DF" w:sz="4"/>
@@ -6544,7 +6544,7 @@
         </w:tc>
         <w:tc>
           <w:tcPr>
-            <w:tcW w:type="dxa" w:w="3462"/>
+            <w:tcW w:type="dxa" w:w="4147"/>
             <w:tcBorders>
               <w:top w:val="single" w:color="C9D3DF" w:sz="4"/>
               <w:left w:val="single" w:color="C9D3DF" w:sz="4"/>
@@ -6574,29 +6574,29 @@
         </w:tc>
         <w:tc>
           <w:tcPr>
-            <w:tcW w:type="dxa" w:w="1067"/>
-            <w:tcBorders>
-              <w:top w:val="single" w:color="C9D3DF" w:sz="4"/>
-              <w:left w:val="single" w:color="C9D3DF" w:sz="4"/>
-              <w:bottom w:val="single" w:color="C9D3DF" w:sz="4"/>
-              <w:right w:val="single" w:color="C9D3DF" w:sz="4"/>
-            </w:tcBorders>
-            <w:tcMar>
-              <w:top w:type="dxa" w:w="50"/>
-              <w:left w:type="dxa" w:w="80"/>
-              <w:bottom w:type="dxa" w:w="50"/>
-              <w:right w:type="dxa" w:w="80"/>
-            </w:tcMar>
-          </w:tcPr>
-          <w:p>
-            <w:pPr>
-              <w:jc w:val="center"/>
-            </w:pPr>
-          </w:p>
-        </w:tc>
-        <w:tc>
-          <w:tcPr>
-            <w:tcW w:type="dxa" w:w="1107"/>
+            <w:tcW w:type="dxa" w:w="660"/>
+            <w:tcBorders>
+              <w:top w:val="single" w:color="C9D3DF" w:sz="4"/>
+              <w:left w:val="single" w:color="C9D3DF" w:sz="4"/>
+              <w:bottom w:val="single" w:color="C9D3DF" w:sz="4"/>
+              <w:right w:val="single" w:color="C9D3DF" w:sz="4"/>
+            </w:tcBorders>
+            <w:tcMar>
+              <w:top w:type="dxa" w:w="50"/>
+              <w:left w:type="dxa" w:w="80"/>
+              <w:bottom w:type="dxa" w:w="50"/>
+              <w:right w:type="dxa" w:w="80"/>
+            </w:tcMar>
+          </w:tcPr>
+          <w:p>
+            <w:pPr>
+              <w:jc w:val="center"/>
+            </w:pPr>
+          </w:p>
+        </w:tc>
+        <w:tc>
+          <w:tcPr>
+            <w:tcW w:type="dxa" w:w="860"/>
             <w:tcBorders>
               <w:top w:val="single" w:color="C9D3DF" w:sz="4"/>
               <w:left w:val="single" w:color="C9D3DF" w:sz="4"/>
@@ -6624,7 +6624,7 @@
         </w:trPr>
         <w:tc>
           <w:tcPr>
-            <w:tcW w:type="dxa" w:w="1664"/>
+            <w:tcW w:type="dxa" w:w="1060"/>
             <w:tcBorders>
               <w:top w:val="single" w:color="C9D3DF" w:sz="4"/>
               <w:left w:val="single" w:color="C9D3DF" w:sz="4"/>
@@ -6654,7 +6654,7 @@
         </w:tc>
         <w:tc>
           <w:tcPr>
-            <w:tcW w:type="dxa" w:w="2904"/>
+            <w:tcW w:type="dxa" w:w="3477"/>
             <w:tcBorders>
               <w:top w:val="single" w:color="C9D3DF" w:sz="4"/>
               <w:left w:val="single" w:color="C9D3DF" w:sz="4"/>
@@ -6692,7 +6692,7 @@
         </w:tc>
         <w:tc>
           <w:tcPr>
-            <w:tcW w:type="dxa" w:w="3462"/>
+            <w:tcW w:type="dxa" w:w="4147"/>
             <w:tcBorders>
               <w:top w:val="single" w:color="C9D3DF" w:sz="4"/>
               <w:left w:val="single" w:color="C9D3DF" w:sz="4"/>
@@ -6738,29 +6738,29 @@
         </w:tc>
         <w:tc>
           <w:tcPr>
-            <w:tcW w:type="dxa" w:w="1067"/>
-            <w:tcBorders>
-              <w:top w:val="single" w:color="C9D3DF" w:sz="4"/>
-              <w:left w:val="single" w:color="C9D3DF" w:sz="4"/>
-              <w:bottom w:val="single" w:color="C9D3DF" w:sz="4"/>
-              <w:right w:val="single" w:color="C9D3DF" w:sz="4"/>
-            </w:tcBorders>
-            <w:tcMar>
-              <w:top w:type="dxa" w:w="50"/>
-              <w:left w:type="dxa" w:w="80"/>
-              <w:bottom w:type="dxa" w:w="50"/>
-              <w:right w:type="dxa" w:w="80"/>
-            </w:tcMar>
-          </w:tcPr>
-          <w:p>
-            <w:pPr>
-              <w:jc w:val="center"/>
-            </w:pPr>
-          </w:p>
-        </w:tc>
-        <w:tc>
-          <w:tcPr>
-            <w:tcW w:type="dxa" w:w="1107"/>
+            <w:tcW w:type="dxa" w:w="660"/>
+            <w:tcBorders>
+              <w:top w:val="single" w:color="C9D3DF" w:sz="4"/>
+              <w:left w:val="single" w:color="C9D3DF" w:sz="4"/>
+              <w:bottom w:val="single" w:color="C9D3DF" w:sz="4"/>
+              <w:right w:val="single" w:color="C9D3DF" w:sz="4"/>
+            </w:tcBorders>
+            <w:tcMar>
+              <w:top w:type="dxa" w:w="50"/>
+              <w:left w:type="dxa" w:w="80"/>
+              <w:bottom w:type="dxa" w:w="50"/>
+              <w:right w:type="dxa" w:w="80"/>
+            </w:tcMar>
+          </w:tcPr>
+          <w:p>
+            <w:pPr>
+              <w:jc w:val="center"/>
+            </w:pPr>
+          </w:p>
+        </w:tc>
+        <w:tc>
+          <w:tcPr>
+            <w:tcW w:type="dxa" w:w="860"/>
             <w:tcBorders>
               <w:top w:val="single" w:color="C9D3DF" w:sz="4"/>
               <w:left w:val="single" w:color="C9D3DF" w:sz="4"/>
@@ -6788,7 +6788,7 @@
         </w:trPr>
         <w:tc>
           <w:tcPr>
-            <w:tcW w:type="dxa" w:w="1664"/>
+            <w:tcW w:type="dxa" w:w="1060"/>
             <w:tcBorders>
               <w:top w:val="single" w:color="C9D3DF" w:sz="4"/>
               <w:left w:val="single" w:color="C9D3DF" w:sz="4"/>
@@ -6818,7 +6818,7 @@
         </w:tc>
         <w:tc>
           <w:tcPr>
-            <w:tcW w:type="dxa" w:w="2904"/>
+            <w:tcW w:type="dxa" w:w="3477"/>
             <w:tcBorders>
               <w:top w:val="single" w:color="C9D3DF" w:sz="4"/>
               <w:left w:val="single" w:color="C9D3DF" w:sz="4"/>
@@ -6848,7 +6848,7 @@
         </w:tc>
         <w:tc>
           <w:tcPr>
-            <w:tcW w:type="dxa" w:w="3462"/>
+            <w:tcW w:type="dxa" w:w="4147"/>
             <w:tcBorders>
               <w:top w:val="single" w:color="C9D3DF" w:sz="4"/>
               <w:left w:val="single" w:color="C9D3DF" w:sz="4"/>
@@ -6878,29 +6878,29 @@
         </w:tc>
         <w:tc>
           <w:tcPr>
-            <w:tcW w:type="dxa" w:w="1067"/>
-            <w:tcBorders>
-              <w:top w:val="single" w:color="C9D3DF" w:sz="4"/>
-              <w:left w:val="single" w:color="C9D3DF" w:sz="4"/>
-              <w:bottom w:val="single" w:color="C9D3DF" w:sz="4"/>
-              <w:right w:val="single" w:color="C9D3DF" w:sz="4"/>
-            </w:tcBorders>
-            <w:tcMar>
-              <w:top w:type="dxa" w:w="50"/>
-              <w:left w:type="dxa" w:w="80"/>
-              <w:bottom w:type="dxa" w:w="50"/>
-              <w:right w:type="dxa" w:w="80"/>
-            </w:tcMar>
-          </w:tcPr>
-          <w:p>
-            <w:pPr>
-              <w:jc w:val="center"/>
-            </w:pPr>
-          </w:p>
-        </w:tc>
-        <w:tc>
-          <w:tcPr>
-            <w:tcW w:type="dxa" w:w="1107"/>
+            <w:tcW w:type="dxa" w:w="660"/>
+            <w:tcBorders>
+              <w:top w:val="single" w:color="C9D3DF" w:sz="4"/>
+              <w:left w:val="single" w:color="C9D3DF" w:sz="4"/>
+              <w:bottom w:val="single" w:color="C9D3DF" w:sz="4"/>
+              <w:right w:val="single" w:color="C9D3DF" w:sz="4"/>
+            </w:tcBorders>
+            <w:tcMar>
+              <w:top w:type="dxa" w:w="50"/>
+              <w:left w:type="dxa" w:w="80"/>
+              <w:bottom w:type="dxa" w:w="50"/>
+              <w:right w:type="dxa" w:w="80"/>
+            </w:tcMar>
+          </w:tcPr>
+          <w:p>
+            <w:pPr>
+              <w:jc w:val="center"/>
+            </w:pPr>
+          </w:p>
+        </w:tc>
+        <w:tc>
+          <w:tcPr>
+            <w:tcW w:type="dxa" w:w="860"/>
             <w:tcBorders>
               <w:top w:val="single" w:color="C9D3DF" w:sz="4"/>
               <w:left w:val="single" w:color="C9D3DF" w:sz="4"/>
@@ -6928,7 +6928,7 @@
         </w:trPr>
         <w:tc>
           <w:tcPr>
-            <w:tcW w:type="dxa" w:w="1664"/>
+            <w:tcW w:type="dxa" w:w="1060"/>
             <w:tcBorders>
               <w:top w:val="single" w:color="C9D3DF" w:sz="4"/>
               <w:left w:val="single" w:color="C9D3DF" w:sz="4"/>
@@ -6958,7 +6958,7 @@
         </w:tc>
         <w:tc>
           <w:tcPr>
-            <w:tcW w:type="dxa" w:w="2904"/>
+            <w:tcW w:type="dxa" w:w="3477"/>
             <w:tcBorders>
               <w:top w:val="single" w:color="C9D3DF" w:sz="4"/>
               <w:left w:val="single" w:color="C9D3DF" w:sz="4"/>
@@ -6988,7 +6988,7 @@
         </w:tc>
         <w:tc>
           <w:tcPr>
-            <w:tcW w:type="dxa" w:w="3462"/>
+            <w:tcW w:type="dxa" w:w="4147"/>
             <w:tcBorders>
               <w:top w:val="single" w:color="C9D3DF" w:sz="4"/>
               <w:left w:val="single" w:color="C9D3DF" w:sz="4"/>
@@ -7026,29 +7026,29 @@
         </w:tc>
         <w:tc>
           <w:tcPr>
-            <w:tcW w:type="dxa" w:w="1067"/>
-            <w:tcBorders>
-              <w:top w:val="single" w:color="C9D3DF" w:sz="4"/>
-              <w:left w:val="single" w:color="C9D3DF" w:sz="4"/>
-              <w:bottom w:val="single" w:color="C9D3DF" w:sz="4"/>
-              <w:right w:val="single" w:color="C9D3DF" w:sz="4"/>
-            </w:tcBorders>
-            <w:tcMar>
-              <w:top w:type="dxa" w:w="50"/>
-              <w:left w:type="dxa" w:w="80"/>
-              <w:bottom w:type="dxa" w:w="50"/>
-              <w:right w:type="dxa" w:w="80"/>
-            </w:tcMar>
-          </w:tcPr>
-          <w:p>
-            <w:pPr>
-              <w:jc w:val="center"/>
-            </w:pPr>
-          </w:p>
-        </w:tc>
-        <w:tc>
-          <w:tcPr>
-            <w:tcW w:type="dxa" w:w="1107"/>
+            <w:tcW w:type="dxa" w:w="660"/>
+            <w:tcBorders>
+              <w:top w:val="single" w:color="C9D3DF" w:sz="4"/>
+              <w:left w:val="single" w:color="C9D3DF" w:sz="4"/>
+              <w:bottom w:val="single" w:color="C9D3DF" w:sz="4"/>
+              <w:right w:val="single" w:color="C9D3DF" w:sz="4"/>
+            </w:tcBorders>
+            <w:tcMar>
+              <w:top w:type="dxa" w:w="50"/>
+              <w:left w:type="dxa" w:w="80"/>
+              <w:bottom w:type="dxa" w:w="50"/>
+              <w:right w:type="dxa" w:w="80"/>
+            </w:tcMar>
+          </w:tcPr>
+          <w:p>
+            <w:pPr>
+              <w:jc w:val="center"/>
+            </w:pPr>
+          </w:p>
+        </w:tc>
+        <w:tc>
+          <w:tcPr>
+            <w:tcW w:type="dxa" w:w="860"/>
             <w:tcBorders>
               <w:top w:val="single" w:color="C9D3DF" w:sz="4"/>
               <w:left w:val="single" w:color="C9D3DF" w:sz="4"/>
@@ -7076,7 +7076,7 @@
         </w:trPr>
         <w:tc>
           <w:tcPr>
-            <w:tcW w:type="dxa" w:w="1664"/>
+            <w:tcW w:type="dxa" w:w="1060"/>
             <w:tcBorders>
               <w:top w:val="single" w:color="C9D3DF" w:sz="4"/>
               <w:left w:val="single" w:color="C9D3DF" w:sz="4"/>
@@ -7106,7 +7106,7 @@
         </w:tc>
         <w:tc>
           <w:tcPr>
-            <w:tcW w:type="dxa" w:w="2904"/>
+            <w:tcW w:type="dxa" w:w="3477"/>
             <w:tcBorders>
               <w:top w:val="single" w:color="C9D3DF" w:sz="4"/>
               <w:left w:val="single" w:color="C9D3DF" w:sz="4"/>
@@ -7136,7 +7136,7 @@
         </w:tc>
         <w:tc>
           <w:tcPr>
-            <w:tcW w:type="dxa" w:w="3462"/>
+            <w:tcW w:type="dxa" w:w="4147"/>
             <w:tcBorders>
               <w:top w:val="single" w:color="C9D3DF" w:sz="4"/>
               <w:left w:val="single" w:color="C9D3DF" w:sz="4"/>
@@ -7166,29 +7166,29 @@
         </w:tc>
         <w:tc>
           <w:tcPr>
-            <w:tcW w:type="dxa" w:w="1067"/>
-            <w:tcBorders>
-              <w:top w:val="single" w:color="C9D3DF" w:sz="4"/>
-              <w:left w:val="single" w:color="C9D3DF" w:sz="4"/>
-              <w:bottom w:val="single" w:color="C9D3DF" w:sz="4"/>
-              <w:right w:val="single" w:color="C9D3DF" w:sz="4"/>
-            </w:tcBorders>
-            <w:tcMar>
-              <w:top w:type="dxa" w:w="50"/>
-              <w:left w:type="dxa" w:w="80"/>
-              <w:bottom w:type="dxa" w:w="50"/>
-              <w:right w:type="dxa" w:w="80"/>
-            </w:tcMar>
-          </w:tcPr>
-          <w:p>
-            <w:pPr>
-              <w:jc w:val="center"/>
-            </w:pPr>
-          </w:p>
-        </w:tc>
-        <w:tc>
-          <w:tcPr>
-            <w:tcW w:type="dxa" w:w="1107"/>
+            <w:tcW w:type="dxa" w:w="660"/>
+            <w:tcBorders>
+              <w:top w:val="single" w:color="C9D3DF" w:sz="4"/>
+              <w:left w:val="single" w:color="C9D3DF" w:sz="4"/>
+              <w:bottom w:val="single" w:color="C9D3DF" w:sz="4"/>
+              <w:right w:val="single" w:color="C9D3DF" w:sz="4"/>
+            </w:tcBorders>
+            <w:tcMar>
+              <w:top w:type="dxa" w:w="50"/>
+              <w:left w:type="dxa" w:w="80"/>
+              <w:bottom w:type="dxa" w:w="50"/>
+              <w:right w:type="dxa" w:w="80"/>
+            </w:tcMar>
+          </w:tcPr>
+          <w:p>
+            <w:pPr>
+              <w:jc w:val="center"/>
+            </w:pPr>
+          </w:p>
+        </w:tc>
+        <w:tc>
+          <w:tcPr>
+            <w:tcW w:type="dxa" w:w="860"/>
             <w:tcBorders>
               <w:top w:val="single" w:color="C9D3DF" w:sz="4"/>
               <w:left w:val="single" w:color="C9D3DF" w:sz="4"/>
@@ -7216,7 +7216,7 @@
         </w:trPr>
         <w:tc>
           <w:tcPr>
-            <w:tcW w:type="dxa" w:w="1664"/>
+            <w:tcW w:type="dxa" w:w="1060"/>
             <w:tcBorders>
               <w:top w:val="single" w:color="C9D3DF" w:sz="4"/>
               <w:left w:val="single" w:color="C9D3DF" w:sz="4"/>
@@ -7246,7 +7246,7 @@
         </w:tc>
         <w:tc>
           <w:tcPr>
-            <w:tcW w:type="dxa" w:w="2904"/>
+            <w:tcW w:type="dxa" w:w="3477"/>
             <w:tcBorders>
               <w:top w:val="single" w:color="C9D3DF" w:sz="4"/>
               <w:left w:val="single" w:color="C9D3DF" w:sz="4"/>
@@ -7276,7 +7276,7 @@
         </w:tc>
         <w:tc>
           <w:tcPr>
-            <w:tcW w:type="dxa" w:w="3462"/>
+            <w:tcW w:type="dxa" w:w="4147"/>
             <w:tcBorders>
               <w:top w:val="single" w:color="C9D3DF" w:sz="4"/>
               <w:left w:val="single" w:color="C9D3DF" w:sz="4"/>
@@ -7306,29 +7306,29 @@
         </w:tc>
         <w:tc>
           <w:tcPr>
-            <w:tcW w:type="dxa" w:w="1067"/>
-            <w:tcBorders>
-              <w:top w:val="single" w:color="C9D3DF" w:sz="4"/>
-              <w:left w:val="single" w:color="C9D3DF" w:sz="4"/>
-              <w:bottom w:val="single" w:color="C9D3DF" w:sz="4"/>
-              <w:right w:val="single" w:color="C9D3DF" w:sz="4"/>
-            </w:tcBorders>
-            <w:tcMar>
-              <w:top w:type="dxa" w:w="50"/>
-              <w:left w:type="dxa" w:w="80"/>
-              <w:bottom w:type="dxa" w:w="50"/>
-              <w:right w:type="dxa" w:w="80"/>
-            </w:tcMar>
-          </w:tcPr>
-          <w:p>
-            <w:pPr>
-              <w:jc w:val="center"/>
-            </w:pPr>
-          </w:p>
-        </w:tc>
-        <w:tc>
-          <w:tcPr>
-            <w:tcW w:type="dxa" w:w="1107"/>
+            <w:tcW w:type="dxa" w:w="660"/>
+            <w:tcBorders>
+              <w:top w:val="single" w:color="C9D3DF" w:sz="4"/>
+              <w:left w:val="single" w:color="C9D3DF" w:sz="4"/>
+              <w:bottom w:val="single" w:color="C9D3DF" w:sz="4"/>
+              <w:right w:val="single" w:color="C9D3DF" w:sz="4"/>
+            </w:tcBorders>
+            <w:tcMar>
+              <w:top w:type="dxa" w:w="50"/>
+              <w:left w:type="dxa" w:w="80"/>
+              <w:bottom w:type="dxa" w:w="50"/>
+              <w:right w:type="dxa" w:w="80"/>
+            </w:tcMar>
+          </w:tcPr>
+          <w:p>
+            <w:pPr>
+              <w:jc w:val="center"/>
+            </w:pPr>
+          </w:p>
+        </w:tc>
+        <w:tc>
+          <w:tcPr>
+            <w:tcW w:type="dxa" w:w="860"/>
             <w:tcBorders>
               <w:top w:val="single" w:color="C9D3DF" w:sz="4"/>
               <w:left w:val="single" w:color="C9D3DF" w:sz="4"/>
@@ -7356,7 +7356,7 @@
         </w:trPr>
         <w:tc>
           <w:tcPr>
-            <w:tcW w:type="dxa" w:w="1664"/>
+            <w:tcW w:type="dxa" w:w="1060"/>
             <w:tcBorders>
               <w:top w:val="single" w:color="C9D3DF" w:sz="4"/>
               <w:left w:val="single" w:color="C9D3DF" w:sz="4"/>
@@ -7386,7 +7386,7 @@
         </w:tc>
         <w:tc>
           <w:tcPr>
-            <w:tcW w:type="dxa" w:w="2904"/>
+            <w:tcW w:type="dxa" w:w="3477"/>
             <w:tcBorders>
               <w:top w:val="single" w:color="C9D3DF" w:sz="4"/>
               <w:left w:val="single" w:color="C9D3DF" w:sz="4"/>
@@ -7416,7 +7416,7 @@
         </w:tc>
         <w:tc>
           <w:tcPr>
-            <w:tcW w:type="dxa" w:w="3462"/>
+            <w:tcW w:type="dxa" w:w="4147"/>
             <w:tcBorders>
               <w:top w:val="single" w:color="C9D3DF" w:sz="4"/>
               <w:left w:val="single" w:color="C9D3DF" w:sz="4"/>
@@ -7446,29 +7446,29 @@
         </w:tc>
         <w:tc>
           <w:tcPr>
-            <w:tcW w:type="dxa" w:w="1067"/>
-            <w:tcBorders>
-              <w:top w:val="single" w:color="C9D3DF" w:sz="4"/>
-              <w:left w:val="single" w:color="C9D3DF" w:sz="4"/>
-              <w:bottom w:val="single" w:color="C9D3DF" w:sz="4"/>
-              <w:right w:val="single" w:color="C9D3DF" w:sz="4"/>
-            </w:tcBorders>
-            <w:tcMar>
-              <w:top w:type="dxa" w:w="50"/>
-              <w:left w:type="dxa" w:w="80"/>
-              <w:bottom w:type="dxa" w:w="50"/>
-              <w:right w:type="dxa" w:w="80"/>
-            </w:tcMar>
-          </w:tcPr>
-          <w:p>
-            <w:pPr>
-              <w:jc w:val="center"/>
-            </w:pPr>
-          </w:p>
-        </w:tc>
-        <w:tc>
-          <w:tcPr>
-            <w:tcW w:type="dxa" w:w="1107"/>
+            <w:tcW w:type="dxa" w:w="660"/>
+            <w:tcBorders>
+              <w:top w:val="single" w:color="C9D3DF" w:sz="4"/>
+              <w:left w:val="single" w:color="C9D3DF" w:sz="4"/>
+              <w:bottom w:val="single" w:color="C9D3DF" w:sz="4"/>
+              <w:right w:val="single" w:color="C9D3DF" w:sz="4"/>
+            </w:tcBorders>
+            <w:tcMar>
+              <w:top w:type="dxa" w:w="50"/>
+              <w:left w:type="dxa" w:w="80"/>
+              <w:bottom w:type="dxa" w:w="50"/>
+              <w:right w:type="dxa" w:w="80"/>
+            </w:tcMar>
+          </w:tcPr>
+          <w:p>
+            <w:pPr>
+              <w:jc w:val="center"/>
+            </w:pPr>
+          </w:p>
+        </w:tc>
+        <w:tc>
+          <w:tcPr>
+            <w:tcW w:type="dxa" w:w="860"/>
             <w:tcBorders>
               <w:top w:val="single" w:color="C9D3DF" w:sz="4"/>
               <w:left w:val="single" w:color="C9D3DF" w:sz="4"/>
@@ -7526,11 +7526,11 @@
         </w:tblBorders>
       </w:tblPr>
       <w:tblGrid>
-        <w:gridCol w:w="1638"/>
-        <w:gridCol w:w="2896"/>
-        <w:gridCol w:w="3319"/>
-        <w:gridCol w:w="1146"/>
-        <w:gridCol w:w="1205"/>
+        <w:gridCol w:w="860"/>
+        <w:gridCol w:w="3645"/>
+        <w:gridCol w:w="4179"/>
+        <w:gridCol w:w="660"/>
+        <w:gridCol w:w="860"/>
       </w:tblGrid>
       <w:tr>
         <w:trPr>
@@ -7539,7 +7539,7 @@
         </w:trPr>
         <w:tc>
           <w:tcPr>
-            <w:tcW w:type="dxa" w:w="1638"/>
+            <w:tcW w:type="dxa" w:w="860"/>
             <w:tcBorders>
               <w:top w:val="single" w:color="C9D3DF" w:sz="4"/>
               <w:left w:val="single" w:color="C9D3DF" w:sz="4"/>
@@ -7573,7 +7573,7 @@
         </w:tc>
         <w:tc>
           <w:tcPr>
-            <w:tcW w:type="dxa" w:w="2896"/>
+            <w:tcW w:type="dxa" w:w="3645"/>
             <w:tcBorders>
               <w:top w:val="single" w:color="C9D3DF" w:sz="4"/>
               <w:left w:val="single" w:color="C9D3DF" w:sz="4"/>
@@ -7607,7 +7607,7 @@
         </w:tc>
         <w:tc>
           <w:tcPr>
-            <w:tcW w:type="dxa" w:w="3319"/>
+            <w:tcW w:type="dxa" w:w="4179"/>
             <w:tcBorders>
               <w:top w:val="single" w:color="C9D3DF" w:sz="4"/>
               <w:left w:val="single" w:color="C9D3DF" w:sz="4"/>
@@ -7641,7 +7641,7 @@
         </w:tc>
         <w:tc>
           <w:tcPr>
-            <w:tcW w:type="dxa" w:w="1146"/>
+            <w:tcW w:type="dxa" w:w="660"/>
             <w:tcBorders>
               <w:top w:val="single" w:color="C9D3DF" w:sz="4"/>
               <w:left w:val="single" w:color="C9D3DF" w:sz="4"/>
@@ -7675,7 +7675,7 @@
         </w:tc>
         <w:tc>
           <w:tcPr>
-            <w:tcW w:type="dxa" w:w="1205"/>
+            <w:tcW w:type="dxa" w:w="860"/>
             <w:tcBorders>
               <w:top w:val="single" w:color="C9D3DF" w:sz="4"/>
               <w:left w:val="single" w:color="C9D3DF" w:sz="4"/>
@@ -7715,7 +7715,7 @@
         </w:trPr>
         <w:tc>
           <w:tcPr>
-            <w:tcW w:type="dxa" w:w="1638"/>
+            <w:tcW w:type="dxa" w:w="860"/>
             <w:tcBorders>
               <w:top w:val="single" w:color="C9D3DF" w:sz="4"/>
               <w:left w:val="single" w:color="C9D3DF" w:sz="4"/>
@@ -7745,7 +7745,7 @@
         </w:tc>
         <w:tc>
           <w:tcPr>
-            <w:tcW w:type="dxa" w:w="2896"/>
+            <w:tcW w:type="dxa" w:w="3645"/>
             <w:tcBorders>
               <w:top w:val="single" w:color="C9D3DF" w:sz="4"/>
               <w:left w:val="single" w:color="C9D3DF" w:sz="4"/>
@@ -7775,7 +7775,7 @@
         </w:tc>
         <w:tc>
           <w:tcPr>
-            <w:tcW w:type="dxa" w:w="3319"/>
+            <w:tcW w:type="dxa" w:w="4179"/>
             <w:tcBorders>
               <w:top w:val="single" w:color="C9D3DF" w:sz="4"/>
               <w:left w:val="single" w:color="C9D3DF" w:sz="4"/>
@@ -7805,29 +7805,29 @@
         </w:tc>
         <w:tc>
           <w:tcPr>
-            <w:tcW w:type="dxa" w:w="1146"/>
-            <w:tcBorders>
-              <w:top w:val="single" w:color="C9D3DF" w:sz="4"/>
-              <w:left w:val="single" w:color="C9D3DF" w:sz="4"/>
-              <w:bottom w:val="single" w:color="C9D3DF" w:sz="4"/>
-              <w:right w:val="single" w:color="C9D3DF" w:sz="4"/>
-            </w:tcBorders>
-            <w:tcMar>
-              <w:top w:type="dxa" w:w="50"/>
-              <w:left w:type="dxa" w:w="80"/>
-              <w:bottom w:type="dxa" w:w="50"/>
-              <w:right w:type="dxa" w:w="80"/>
-            </w:tcMar>
-          </w:tcPr>
-          <w:p>
-            <w:pPr>
-              <w:jc w:val="center"/>
-            </w:pPr>
-          </w:p>
-        </w:tc>
-        <w:tc>
-          <w:tcPr>
-            <w:tcW w:type="dxa" w:w="1205"/>
+            <w:tcW w:type="dxa" w:w="660"/>
+            <w:tcBorders>
+              <w:top w:val="single" w:color="C9D3DF" w:sz="4"/>
+              <w:left w:val="single" w:color="C9D3DF" w:sz="4"/>
+              <w:bottom w:val="single" w:color="C9D3DF" w:sz="4"/>
+              <w:right w:val="single" w:color="C9D3DF" w:sz="4"/>
+            </w:tcBorders>
+            <w:tcMar>
+              <w:top w:type="dxa" w:w="50"/>
+              <w:left w:type="dxa" w:w="80"/>
+              <w:bottom w:type="dxa" w:w="50"/>
+              <w:right w:type="dxa" w:w="80"/>
+            </w:tcMar>
+          </w:tcPr>
+          <w:p>
+            <w:pPr>
+              <w:jc w:val="center"/>
+            </w:pPr>
+          </w:p>
+        </w:tc>
+        <w:tc>
+          <w:tcPr>
+            <w:tcW w:type="dxa" w:w="860"/>
             <w:tcBorders>
               <w:top w:val="single" w:color="C9D3DF" w:sz="4"/>
               <w:left w:val="single" w:color="C9D3DF" w:sz="4"/>
@@ -7855,7 +7855,7 @@
         </w:trPr>
         <w:tc>
           <w:tcPr>
-            <w:tcW w:type="dxa" w:w="1638"/>
+            <w:tcW w:type="dxa" w:w="860"/>
             <w:tcBorders>
               <w:top w:val="single" w:color="C9D3DF" w:sz="4"/>
               <w:left w:val="single" w:color="C9D3DF" w:sz="4"/>
@@ -7885,7 +7885,7 @@
         </w:tc>
         <w:tc>
           <w:tcPr>
-            <w:tcW w:type="dxa" w:w="2896"/>
+            <w:tcW w:type="dxa" w:w="3645"/>
             <w:tcBorders>
               <w:top w:val="single" w:color="C9D3DF" w:sz="4"/>
               <w:left w:val="single" w:color="C9D3DF" w:sz="4"/>
@@ -7915,7 +7915,7 @@
         </w:tc>
         <w:tc>
           <w:tcPr>
-            <w:tcW w:type="dxa" w:w="3319"/>
+            <w:tcW w:type="dxa" w:w="4179"/>
             <w:tcBorders>
               <w:top w:val="single" w:color="C9D3DF" w:sz="4"/>
               <w:left w:val="single" w:color="C9D3DF" w:sz="4"/>
@@ -7945,29 +7945,29 @@
         </w:tc>
         <w:tc>
           <w:tcPr>
-            <w:tcW w:type="dxa" w:w="1146"/>
-            <w:tcBorders>
-              <w:top w:val="single" w:color="C9D3DF" w:sz="4"/>
-              <w:left w:val="single" w:color="C9D3DF" w:sz="4"/>
-              <w:bottom w:val="single" w:color="C9D3DF" w:sz="4"/>
-              <w:right w:val="single" w:color="C9D3DF" w:sz="4"/>
-            </w:tcBorders>
-            <w:tcMar>
-              <w:top w:type="dxa" w:w="50"/>
-              <w:left w:type="dxa" w:w="80"/>
-              <w:bottom w:type="dxa" w:w="50"/>
-              <w:right w:type="dxa" w:w="80"/>
-            </w:tcMar>
-          </w:tcPr>
-          <w:p>
-            <w:pPr>
-              <w:jc w:val="center"/>
-            </w:pPr>
-          </w:p>
-        </w:tc>
-        <w:tc>
-          <w:tcPr>
-            <w:tcW w:type="dxa" w:w="1205"/>
+            <w:tcW w:type="dxa" w:w="660"/>
+            <w:tcBorders>
+              <w:top w:val="single" w:color="C9D3DF" w:sz="4"/>
+              <w:left w:val="single" w:color="C9D3DF" w:sz="4"/>
+              <w:bottom w:val="single" w:color="C9D3DF" w:sz="4"/>
+              <w:right w:val="single" w:color="C9D3DF" w:sz="4"/>
+            </w:tcBorders>
+            <w:tcMar>
+              <w:top w:type="dxa" w:w="50"/>
+              <w:left w:type="dxa" w:w="80"/>
+              <w:bottom w:type="dxa" w:w="50"/>
+              <w:right w:type="dxa" w:w="80"/>
+            </w:tcMar>
+          </w:tcPr>
+          <w:p>
+            <w:pPr>
+              <w:jc w:val="center"/>
+            </w:pPr>
+          </w:p>
+        </w:tc>
+        <w:tc>
+          <w:tcPr>
+            <w:tcW w:type="dxa" w:w="860"/>
             <w:tcBorders>
               <w:top w:val="single" w:color="C9D3DF" w:sz="4"/>
               <w:left w:val="single" w:color="C9D3DF" w:sz="4"/>
@@ -7995,7 +7995,7 @@
         </w:trPr>
         <w:tc>
           <w:tcPr>
-            <w:tcW w:type="dxa" w:w="1638"/>
+            <w:tcW w:type="dxa" w:w="860"/>
             <w:tcBorders>
               <w:top w:val="single" w:color="C9D3DF" w:sz="4"/>
               <w:left w:val="single" w:color="C9D3DF" w:sz="4"/>
@@ -8025,7 +8025,7 @@
         </w:tc>
         <w:tc>
           <w:tcPr>
-            <w:tcW w:type="dxa" w:w="2896"/>
+            <w:tcW w:type="dxa" w:w="3645"/>
             <w:tcBorders>
               <w:top w:val="single" w:color="C9D3DF" w:sz="4"/>
               <w:left w:val="single" w:color="C9D3DF" w:sz="4"/>
@@ -8055,7 +8055,7 @@
         </w:tc>
         <w:tc>
           <w:tcPr>
-            <w:tcW w:type="dxa" w:w="3319"/>
+            <w:tcW w:type="dxa" w:w="4179"/>
             <w:tcBorders>
               <w:top w:val="single" w:color="C9D3DF" w:sz="4"/>
               <w:left w:val="single" w:color="C9D3DF" w:sz="4"/>
@@ -8085,29 +8085,29 @@
         </w:tc>
         <w:tc>
           <w:tcPr>
-            <w:tcW w:type="dxa" w:w="1146"/>
-            <w:tcBorders>
-              <w:top w:val="single" w:color="C9D3DF" w:sz="4"/>
-              <w:left w:val="single" w:color="C9D3DF" w:sz="4"/>
-              <w:bottom w:val="single" w:color="C9D3DF" w:sz="4"/>
-              <w:right w:val="single" w:color="C9D3DF" w:sz="4"/>
-            </w:tcBorders>
-            <w:tcMar>
-              <w:top w:type="dxa" w:w="50"/>
-              <w:left w:type="dxa" w:w="80"/>
-              <w:bottom w:type="dxa" w:w="50"/>
-              <w:right w:type="dxa" w:w="80"/>
-            </w:tcMar>
-          </w:tcPr>
-          <w:p>
-            <w:pPr>
-              <w:jc w:val="center"/>
-            </w:pPr>
-          </w:p>
-        </w:tc>
-        <w:tc>
-          <w:tcPr>
-            <w:tcW w:type="dxa" w:w="1205"/>
+            <w:tcW w:type="dxa" w:w="660"/>
+            <w:tcBorders>
+              <w:top w:val="single" w:color="C9D3DF" w:sz="4"/>
+              <w:left w:val="single" w:color="C9D3DF" w:sz="4"/>
+              <w:bottom w:val="single" w:color="C9D3DF" w:sz="4"/>
+              <w:right w:val="single" w:color="C9D3DF" w:sz="4"/>
+            </w:tcBorders>
+            <w:tcMar>
+              <w:top w:type="dxa" w:w="50"/>
+              <w:left w:type="dxa" w:w="80"/>
+              <w:bottom w:type="dxa" w:w="50"/>
+              <w:right w:type="dxa" w:w="80"/>
+            </w:tcMar>
+          </w:tcPr>
+          <w:p>
+            <w:pPr>
+              <w:jc w:val="center"/>
+            </w:pPr>
+          </w:p>
+        </w:tc>
+        <w:tc>
+          <w:tcPr>
+            <w:tcW w:type="dxa" w:w="860"/>
             <w:tcBorders>
               <w:top w:val="single" w:color="C9D3DF" w:sz="4"/>
               <w:left w:val="single" w:color="C9D3DF" w:sz="4"/>
@@ -8135,7 +8135,7 @@
         </w:trPr>
         <w:tc>
           <w:tcPr>
-            <w:tcW w:type="dxa" w:w="1638"/>
+            <w:tcW w:type="dxa" w:w="860"/>
             <w:tcBorders>
               <w:top w:val="single" w:color="C9D3DF" w:sz="4"/>
               <w:left w:val="single" w:color="C9D3DF" w:sz="4"/>
@@ -8165,7 +8165,7 @@
         </w:tc>
         <w:tc>
           <w:tcPr>
-            <w:tcW w:type="dxa" w:w="2896"/>
+            <w:tcW w:type="dxa" w:w="3645"/>
             <w:tcBorders>
               <w:top w:val="single" w:color="C9D3DF" w:sz="4"/>
               <w:left w:val="single" w:color="C9D3DF" w:sz="4"/>
@@ -8195,7 +8195,7 @@
         </w:tc>
         <w:tc>
           <w:tcPr>
-            <w:tcW w:type="dxa" w:w="3319"/>
+            <w:tcW w:type="dxa" w:w="4179"/>
             <w:tcBorders>
               <w:top w:val="single" w:color="C9D3DF" w:sz="4"/>
               <w:left w:val="single" w:color="C9D3DF" w:sz="4"/>
@@ -8225,29 +8225,29 @@
         </w:tc>
         <w:tc>
           <w:tcPr>
-            <w:tcW w:type="dxa" w:w="1146"/>
-            <w:tcBorders>
-              <w:top w:val="single" w:color="C9D3DF" w:sz="4"/>
-              <w:left w:val="single" w:color="C9D3DF" w:sz="4"/>
-              <w:bottom w:val="single" w:color="C9D3DF" w:sz="4"/>
-              <w:right w:val="single" w:color="C9D3DF" w:sz="4"/>
-            </w:tcBorders>
-            <w:tcMar>
-              <w:top w:type="dxa" w:w="50"/>
-              <w:left w:type="dxa" w:w="80"/>
-              <w:bottom w:type="dxa" w:w="50"/>
-              <w:right w:type="dxa" w:w="80"/>
-            </w:tcMar>
-          </w:tcPr>
-          <w:p>
-            <w:pPr>
-              <w:jc w:val="center"/>
-            </w:pPr>
-          </w:p>
-        </w:tc>
-        <w:tc>
-          <w:tcPr>
-            <w:tcW w:type="dxa" w:w="1205"/>
+            <w:tcW w:type="dxa" w:w="660"/>
+            <w:tcBorders>
+              <w:top w:val="single" w:color="C9D3DF" w:sz="4"/>
+              <w:left w:val="single" w:color="C9D3DF" w:sz="4"/>
+              <w:bottom w:val="single" w:color="C9D3DF" w:sz="4"/>
+              <w:right w:val="single" w:color="C9D3DF" w:sz="4"/>
+            </w:tcBorders>
+            <w:tcMar>
+              <w:top w:type="dxa" w:w="50"/>
+              <w:left w:type="dxa" w:w="80"/>
+              <w:bottom w:type="dxa" w:w="50"/>
+              <w:right w:type="dxa" w:w="80"/>
+            </w:tcMar>
+          </w:tcPr>
+          <w:p>
+            <w:pPr>
+              <w:jc w:val="center"/>
+            </w:pPr>
+          </w:p>
+        </w:tc>
+        <w:tc>
+          <w:tcPr>
+            <w:tcW w:type="dxa" w:w="860"/>
             <w:tcBorders>
               <w:top w:val="single" w:color="C9D3DF" w:sz="4"/>
               <w:left w:val="single" w:color="C9D3DF" w:sz="4"/>
@@ -8275,7 +8275,7 @@
         </w:trPr>
         <w:tc>
           <w:tcPr>
-            <w:tcW w:type="dxa" w:w="1638"/>
+            <w:tcW w:type="dxa" w:w="860"/>
             <w:tcBorders>
               <w:top w:val="single" w:color="C9D3DF" w:sz="4"/>
               <w:left w:val="single" w:color="C9D3DF" w:sz="4"/>
@@ -8305,7 +8305,7 @@
         </w:tc>
         <w:tc>
           <w:tcPr>
-            <w:tcW w:type="dxa" w:w="2896"/>
+            <w:tcW w:type="dxa" w:w="3645"/>
             <w:tcBorders>
               <w:top w:val="single" w:color="C9D3DF" w:sz="4"/>
               <w:left w:val="single" w:color="C9D3DF" w:sz="4"/>
@@ -8335,7 +8335,7 @@
         </w:tc>
         <w:tc>
           <w:tcPr>
-            <w:tcW w:type="dxa" w:w="3319"/>
+            <w:tcW w:type="dxa" w:w="4179"/>
             <w:tcBorders>
               <w:top w:val="single" w:color="C9D3DF" w:sz="4"/>
               <w:left w:val="single" w:color="C9D3DF" w:sz="4"/>
@@ -8365,29 +8365,29 @@
         </w:tc>
         <w:tc>
           <w:tcPr>
-            <w:tcW w:type="dxa" w:w="1146"/>
-            <w:tcBorders>
-              <w:top w:val="single" w:color="C9D3DF" w:sz="4"/>
-              <w:left w:val="single" w:color="C9D3DF" w:sz="4"/>
-              <w:bottom w:val="single" w:color="C9D3DF" w:sz="4"/>
-              <w:right w:val="single" w:color="C9D3DF" w:sz="4"/>
-            </w:tcBorders>
-            <w:tcMar>
-              <w:top w:type="dxa" w:w="50"/>
-              <w:left w:type="dxa" w:w="80"/>
-              <w:bottom w:type="dxa" w:w="50"/>
-              <w:right w:type="dxa" w:w="80"/>
-            </w:tcMar>
-          </w:tcPr>
-          <w:p>
-            <w:pPr>
-              <w:jc w:val="center"/>
-            </w:pPr>
-          </w:p>
-        </w:tc>
-        <w:tc>
-          <w:tcPr>
-            <w:tcW w:type="dxa" w:w="1205"/>
+            <w:tcW w:type="dxa" w:w="660"/>
+            <w:tcBorders>
+              <w:top w:val="single" w:color="C9D3DF" w:sz="4"/>
+              <w:left w:val="single" w:color="C9D3DF" w:sz="4"/>
+              <w:bottom w:val="single" w:color="C9D3DF" w:sz="4"/>
+              <w:right w:val="single" w:color="C9D3DF" w:sz="4"/>
+            </w:tcBorders>
+            <w:tcMar>
+              <w:top w:type="dxa" w:w="50"/>
+              <w:left w:type="dxa" w:w="80"/>
+              <w:bottom w:type="dxa" w:w="50"/>
+              <w:right w:type="dxa" w:w="80"/>
+            </w:tcMar>
+          </w:tcPr>
+          <w:p>
+            <w:pPr>
+              <w:jc w:val="center"/>
+            </w:pPr>
+          </w:p>
+        </w:tc>
+        <w:tc>
+          <w:tcPr>
+            <w:tcW w:type="dxa" w:w="860"/>
             <w:tcBorders>
               <w:top w:val="single" w:color="C9D3DF" w:sz="4"/>
               <w:left w:val="single" w:color="C9D3DF" w:sz="4"/>
@@ -8445,11 +8445,11 @@
         </w:tblBorders>
       </w:tblPr>
       <w:tblGrid>
-        <w:gridCol w:w="1672"/>
-        <w:gridCol w:w="2798"/>
-        <w:gridCol w:w="3187"/>
-        <w:gridCol w:w="1237"/>
-        <w:gridCol w:w="1310"/>
+        <w:gridCol w:w="860"/>
+        <w:gridCol w:w="3658"/>
+        <w:gridCol w:w="4166"/>
+        <w:gridCol w:w="660"/>
+        <w:gridCol w:w="860"/>
       </w:tblGrid>
       <w:tr>
         <w:trPr>
@@ -8458,7 +8458,7 @@
         </w:trPr>
         <w:tc>
           <w:tcPr>
-            <w:tcW w:type="dxa" w:w="1672"/>
+            <w:tcW w:type="dxa" w:w="860"/>
             <w:tcBorders>
               <w:top w:val="single" w:color="C9D3DF" w:sz="4"/>
               <w:left w:val="single" w:color="C9D3DF" w:sz="4"/>
@@ -8492,7 +8492,7 @@
         </w:tc>
         <w:tc>
           <w:tcPr>
-            <w:tcW w:type="dxa" w:w="2798"/>
+            <w:tcW w:type="dxa" w:w="3658"/>
             <w:tcBorders>
               <w:top w:val="single" w:color="C9D3DF" w:sz="4"/>
               <w:left w:val="single" w:color="C9D3DF" w:sz="4"/>
@@ -8526,7 +8526,7 @@
         </w:tc>
         <w:tc>
           <w:tcPr>
-            <w:tcW w:type="dxa" w:w="3187"/>
+            <w:tcW w:type="dxa" w:w="4166"/>
             <w:tcBorders>
               <w:top w:val="single" w:color="C9D3DF" w:sz="4"/>
               <w:left w:val="single" w:color="C9D3DF" w:sz="4"/>
@@ -8560,7 +8560,7 @@
         </w:tc>
         <w:tc>
           <w:tcPr>
-            <w:tcW w:type="dxa" w:w="1237"/>
+            <w:tcW w:type="dxa" w:w="660"/>
             <w:tcBorders>
               <w:top w:val="single" w:color="C9D3DF" w:sz="4"/>
               <w:left w:val="single" w:color="C9D3DF" w:sz="4"/>
@@ -8594,7 +8594,7 @@
         </w:tc>
         <w:tc>
           <w:tcPr>
-            <w:tcW w:type="dxa" w:w="1310"/>
+            <w:tcW w:type="dxa" w:w="860"/>
             <w:tcBorders>
               <w:top w:val="single" w:color="C9D3DF" w:sz="4"/>
               <w:left w:val="single" w:color="C9D3DF" w:sz="4"/>
@@ -8634,7 +8634,7 @@
         </w:trPr>
         <w:tc>
           <w:tcPr>
-            <w:tcW w:type="dxa" w:w="1672"/>
+            <w:tcW w:type="dxa" w:w="860"/>
             <w:tcBorders>
               <w:top w:val="single" w:color="C9D3DF" w:sz="4"/>
               <w:left w:val="single" w:color="C9D3DF" w:sz="4"/>
@@ -8664,7 +8664,7 @@
         </w:tc>
         <w:tc>
           <w:tcPr>
-            <w:tcW w:type="dxa" w:w="2798"/>
+            <w:tcW w:type="dxa" w:w="3658"/>
             <w:tcBorders>
               <w:top w:val="single" w:color="C9D3DF" w:sz="4"/>
               <w:left w:val="single" w:color="C9D3DF" w:sz="4"/>
@@ -8694,7 +8694,7 @@
         </w:tc>
         <w:tc>
           <w:tcPr>
-            <w:tcW w:type="dxa" w:w="3187"/>
+            <w:tcW w:type="dxa" w:w="4166"/>
             <w:tcBorders>
               <w:top w:val="single" w:color="C9D3DF" w:sz="4"/>
               <w:left w:val="single" w:color="C9D3DF" w:sz="4"/>
@@ -8724,29 +8724,29 @@
         </w:tc>
         <w:tc>
           <w:tcPr>
-            <w:tcW w:type="dxa" w:w="1237"/>
-            <w:tcBorders>
-              <w:top w:val="single" w:color="C9D3DF" w:sz="4"/>
-              <w:left w:val="single" w:color="C9D3DF" w:sz="4"/>
-              <w:bottom w:val="single" w:color="C9D3DF" w:sz="4"/>
-              <w:right w:val="single" w:color="C9D3DF" w:sz="4"/>
-            </w:tcBorders>
-            <w:tcMar>
-              <w:top w:type="dxa" w:w="50"/>
-              <w:left w:type="dxa" w:w="80"/>
-              <w:bottom w:type="dxa" w:w="50"/>
-              <w:right w:type="dxa" w:w="80"/>
-            </w:tcMar>
-          </w:tcPr>
-          <w:p>
-            <w:pPr>
-              <w:jc w:val="center"/>
-            </w:pPr>
-          </w:p>
-        </w:tc>
-        <w:tc>
-          <w:tcPr>
-            <w:tcW w:type="dxa" w:w="1310"/>
+            <w:tcW w:type="dxa" w:w="660"/>
+            <w:tcBorders>
+              <w:top w:val="single" w:color="C9D3DF" w:sz="4"/>
+              <w:left w:val="single" w:color="C9D3DF" w:sz="4"/>
+              <w:bottom w:val="single" w:color="C9D3DF" w:sz="4"/>
+              <w:right w:val="single" w:color="C9D3DF" w:sz="4"/>
+            </w:tcBorders>
+            <w:tcMar>
+              <w:top w:type="dxa" w:w="50"/>
+              <w:left w:type="dxa" w:w="80"/>
+              <w:bottom w:type="dxa" w:w="50"/>
+              <w:right w:type="dxa" w:w="80"/>
+            </w:tcMar>
+          </w:tcPr>
+          <w:p>
+            <w:pPr>
+              <w:jc w:val="center"/>
+            </w:pPr>
+          </w:p>
+        </w:tc>
+        <w:tc>
+          <w:tcPr>
+            <w:tcW w:type="dxa" w:w="860"/>
             <w:tcBorders>
               <w:top w:val="single" w:color="C9D3DF" w:sz="4"/>
               <w:left w:val="single" w:color="C9D3DF" w:sz="4"/>
@@ -8774,7 +8774,7 @@
         </w:trPr>
         <w:tc>
           <w:tcPr>
-            <w:tcW w:type="dxa" w:w="1672"/>
+            <w:tcW w:type="dxa" w:w="860"/>
             <w:tcBorders>
               <w:top w:val="single" w:color="C9D3DF" w:sz="4"/>
               <w:left w:val="single" w:color="C9D3DF" w:sz="4"/>
@@ -8804,7 +8804,7 @@
         </w:tc>
         <w:tc>
           <w:tcPr>
-            <w:tcW w:type="dxa" w:w="2798"/>
+            <w:tcW w:type="dxa" w:w="3658"/>
             <w:tcBorders>
               <w:top w:val="single" w:color="C9D3DF" w:sz="4"/>
               <w:left w:val="single" w:color="C9D3DF" w:sz="4"/>
@@ -8834,7 +8834,7 @@
         </w:tc>
         <w:tc>
           <w:tcPr>
-            <w:tcW w:type="dxa" w:w="3187"/>
+            <w:tcW w:type="dxa" w:w="4166"/>
             <w:tcBorders>
               <w:top w:val="single" w:color="C9D3DF" w:sz="4"/>
               <w:left w:val="single" w:color="C9D3DF" w:sz="4"/>
@@ -8872,29 +8872,29 @@
         </w:tc>
         <w:tc>
           <w:tcPr>
-            <w:tcW w:type="dxa" w:w="1237"/>
-            <w:tcBorders>
-              <w:top w:val="single" w:color="C9D3DF" w:sz="4"/>
-              <w:left w:val="single" w:color="C9D3DF" w:sz="4"/>
-              <w:bottom w:val="single" w:color="C9D3DF" w:sz="4"/>
-              <w:right w:val="single" w:color="C9D3DF" w:sz="4"/>
-            </w:tcBorders>
-            <w:tcMar>
-              <w:top w:type="dxa" w:w="50"/>
-              <w:left w:type="dxa" w:w="80"/>
-              <w:bottom w:type="dxa" w:w="50"/>
-              <w:right w:type="dxa" w:w="80"/>
-            </w:tcMar>
-          </w:tcPr>
-          <w:p>
-            <w:pPr>
-              <w:jc w:val="center"/>
-            </w:pPr>
-          </w:p>
-        </w:tc>
-        <w:tc>
-          <w:tcPr>
-            <w:tcW w:type="dxa" w:w="1310"/>
+            <w:tcW w:type="dxa" w:w="660"/>
+            <w:tcBorders>
+              <w:top w:val="single" w:color="C9D3DF" w:sz="4"/>
+              <w:left w:val="single" w:color="C9D3DF" w:sz="4"/>
+              <w:bottom w:val="single" w:color="C9D3DF" w:sz="4"/>
+              <w:right w:val="single" w:color="C9D3DF" w:sz="4"/>
+            </w:tcBorders>
+            <w:tcMar>
+              <w:top w:type="dxa" w:w="50"/>
+              <w:left w:type="dxa" w:w="80"/>
+              <w:bottom w:type="dxa" w:w="50"/>
+              <w:right w:type="dxa" w:w="80"/>
+            </w:tcMar>
+          </w:tcPr>
+          <w:p>
+            <w:pPr>
+              <w:jc w:val="center"/>
+            </w:pPr>
+          </w:p>
+        </w:tc>
+        <w:tc>
+          <w:tcPr>
+            <w:tcW w:type="dxa" w:w="860"/>
             <w:tcBorders>
               <w:top w:val="single" w:color="C9D3DF" w:sz="4"/>
               <w:left w:val="single" w:color="C9D3DF" w:sz="4"/>
@@ -8922,7 +8922,7 @@
         </w:trPr>
         <w:tc>
           <w:tcPr>
-            <w:tcW w:type="dxa" w:w="1672"/>
+            <w:tcW w:type="dxa" w:w="860"/>
             <w:tcBorders>
               <w:top w:val="single" w:color="C9D3DF" w:sz="4"/>
               <w:left w:val="single" w:color="C9D3DF" w:sz="4"/>
@@ -8952,7 +8952,7 @@
         </w:tc>
         <w:tc>
           <w:tcPr>
-            <w:tcW w:type="dxa" w:w="2798"/>
+            <w:tcW w:type="dxa" w:w="3658"/>
             <w:tcBorders>
               <w:top w:val="single" w:color="C9D3DF" w:sz="4"/>
               <w:left w:val="single" w:color="C9D3DF" w:sz="4"/>
@@ -8982,7 +8982,7 @@
         </w:tc>
         <w:tc>
           <w:tcPr>
-            <w:tcW w:type="dxa" w:w="3187"/>
+            <w:tcW w:type="dxa" w:w="4166"/>
             <w:tcBorders>
               <w:top w:val="single" w:color="C9D3DF" w:sz="4"/>
               <w:left w:val="single" w:color="C9D3DF" w:sz="4"/>
@@ -9028,29 +9028,29 @@
         </w:tc>
         <w:tc>
           <w:tcPr>
-            <w:tcW w:type="dxa" w:w="1237"/>
-            <w:tcBorders>
-              <w:top w:val="single" w:color="C9D3DF" w:sz="4"/>
-              <w:left w:val="single" w:color="C9D3DF" w:sz="4"/>
-              <w:bottom w:val="single" w:color="C9D3DF" w:sz="4"/>
-              <w:right w:val="single" w:color="C9D3DF" w:sz="4"/>
-            </w:tcBorders>
-            <w:tcMar>
-              <w:top w:type="dxa" w:w="50"/>
-              <w:left w:type="dxa" w:w="80"/>
-              <w:bottom w:type="dxa" w:w="50"/>
-              <w:right w:type="dxa" w:w="80"/>
-            </w:tcMar>
-          </w:tcPr>
-          <w:p>
-            <w:pPr>
-              <w:jc w:val="center"/>
-            </w:pPr>
-          </w:p>
-        </w:tc>
-        <w:tc>
-          <w:tcPr>
-            <w:tcW w:type="dxa" w:w="1310"/>
+            <w:tcW w:type="dxa" w:w="660"/>
+            <w:tcBorders>
+              <w:top w:val="single" w:color="C9D3DF" w:sz="4"/>
+              <w:left w:val="single" w:color="C9D3DF" w:sz="4"/>
+              <w:bottom w:val="single" w:color="C9D3DF" w:sz="4"/>
+              <w:right w:val="single" w:color="C9D3DF" w:sz="4"/>
+            </w:tcBorders>
+            <w:tcMar>
+              <w:top w:type="dxa" w:w="50"/>
+              <w:left w:type="dxa" w:w="80"/>
+              <w:bottom w:type="dxa" w:w="50"/>
+              <w:right w:type="dxa" w:w="80"/>
+            </w:tcMar>
+          </w:tcPr>
+          <w:p>
+            <w:pPr>
+              <w:jc w:val="center"/>
+            </w:pPr>
+          </w:p>
+        </w:tc>
+        <w:tc>
+          <w:tcPr>
+            <w:tcW w:type="dxa" w:w="860"/>
             <w:tcBorders>
               <w:top w:val="single" w:color="C9D3DF" w:sz="4"/>
               <w:left w:val="single" w:color="C9D3DF" w:sz="4"/>
@@ -9108,11 +9108,11 @@
         </w:tblBorders>
       </w:tblPr>
       <w:tblGrid>
-        <w:gridCol w:w="1771"/>
-        <w:gridCol w:w="2420"/>
-        <w:gridCol w:w="3315"/>
-        <w:gridCol w:w="1310"/>
-        <w:gridCol w:w="1388"/>
+        <w:gridCol w:w="860"/>
+        <w:gridCol w:w="3302"/>
+        <w:gridCol w:w="4522"/>
+        <w:gridCol w:w="660"/>
+        <w:gridCol w:w="860"/>
       </w:tblGrid>
       <w:tr>
         <w:trPr>
@@ -9121,7 +9121,7 @@
         </w:trPr>
         <w:tc>
           <w:tcPr>
-            <w:tcW w:type="dxa" w:w="1771"/>
+            <w:tcW w:type="dxa" w:w="860"/>
             <w:tcBorders>
               <w:top w:val="single" w:color="C9D3DF" w:sz="4"/>
               <w:left w:val="single" w:color="C9D3DF" w:sz="4"/>
@@ -9155,7 +9155,7 @@
         </w:tc>
         <w:tc>
           <w:tcPr>
-            <w:tcW w:type="dxa" w:w="2420"/>
+            <w:tcW w:type="dxa" w:w="3302"/>
             <w:tcBorders>
               <w:top w:val="single" w:color="C9D3DF" w:sz="4"/>
               <w:left w:val="single" w:color="C9D3DF" w:sz="4"/>
@@ -9189,7 +9189,7 @@
         </w:tc>
         <w:tc>
           <w:tcPr>
-            <w:tcW w:type="dxa" w:w="3315"/>
+            <w:tcW w:type="dxa" w:w="4522"/>
             <w:tcBorders>
               <w:top w:val="single" w:color="C9D3DF" w:sz="4"/>
               <w:left w:val="single" w:color="C9D3DF" w:sz="4"/>
@@ -9223,7 +9223,7 @@
         </w:tc>
         <w:tc>
           <w:tcPr>
-            <w:tcW w:type="dxa" w:w="1310"/>
+            <w:tcW w:type="dxa" w:w="660"/>
             <w:tcBorders>
               <w:top w:val="single" w:color="C9D3DF" w:sz="4"/>
               <w:left w:val="single" w:color="C9D3DF" w:sz="4"/>
@@ -9257,7 +9257,7 @@
         </w:tc>
         <w:tc>
           <w:tcPr>
-            <w:tcW w:type="dxa" w:w="1388"/>
+            <w:tcW w:type="dxa" w:w="860"/>
             <w:tcBorders>
               <w:top w:val="single" w:color="C9D3DF" w:sz="4"/>
               <w:left w:val="single" w:color="C9D3DF" w:sz="4"/>
@@ -9297,7 +9297,7 @@
         </w:trPr>
         <w:tc>
           <w:tcPr>
-            <w:tcW w:type="dxa" w:w="1771"/>
+            <w:tcW w:type="dxa" w:w="860"/>
             <w:tcBorders>
               <w:top w:val="single" w:color="C9D3DF" w:sz="4"/>
               <w:left w:val="single" w:color="C9D3DF" w:sz="4"/>
@@ -9327,7 +9327,7 @@
         </w:tc>
         <w:tc>
           <w:tcPr>
-            <w:tcW w:type="dxa" w:w="2420"/>
+            <w:tcW w:type="dxa" w:w="3302"/>
             <w:tcBorders>
               <w:top w:val="single" w:color="C9D3DF" w:sz="4"/>
               <w:left w:val="single" w:color="C9D3DF" w:sz="4"/>
@@ -9357,7 +9357,7 @@
         </w:tc>
         <w:tc>
           <w:tcPr>
-            <w:tcW w:type="dxa" w:w="3315"/>
+            <w:tcW w:type="dxa" w:w="4522"/>
             <w:tcBorders>
               <w:top w:val="single" w:color="C9D3DF" w:sz="4"/>
               <w:left w:val="single" w:color="C9D3DF" w:sz="4"/>
@@ -9387,29 +9387,29 @@
         </w:tc>
         <w:tc>
           <w:tcPr>
-            <w:tcW w:type="dxa" w:w="1310"/>
-            <w:tcBorders>
-              <w:top w:val="single" w:color="C9D3DF" w:sz="4"/>
-              <w:left w:val="single" w:color="C9D3DF" w:sz="4"/>
-              <w:bottom w:val="single" w:color="C9D3DF" w:sz="4"/>
-              <w:right w:val="single" w:color="C9D3DF" w:sz="4"/>
-            </w:tcBorders>
-            <w:tcMar>
-              <w:top w:type="dxa" w:w="50"/>
-              <w:left w:type="dxa" w:w="80"/>
-              <w:bottom w:type="dxa" w:w="50"/>
-              <w:right w:type="dxa" w:w="80"/>
-            </w:tcMar>
-          </w:tcPr>
-          <w:p>
-            <w:pPr>
-              <w:jc w:val="center"/>
-            </w:pPr>
-          </w:p>
-        </w:tc>
-        <w:tc>
-          <w:tcPr>
-            <w:tcW w:type="dxa" w:w="1388"/>
+            <w:tcW w:type="dxa" w:w="660"/>
+            <w:tcBorders>
+              <w:top w:val="single" w:color="C9D3DF" w:sz="4"/>
+              <w:left w:val="single" w:color="C9D3DF" w:sz="4"/>
+              <w:bottom w:val="single" w:color="C9D3DF" w:sz="4"/>
+              <w:right w:val="single" w:color="C9D3DF" w:sz="4"/>
+            </w:tcBorders>
+            <w:tcMar>
+              <w:top w:type="dxa" w:w="50"/>
+              <w:left w:type="dxa" w:w="80"/>
+              <w:bottom w:type="dxa" w:w="50"/>
+              <w:right w:type="dxa" w:w="80"/>
+            </w:tcMar>
+          </w:tcPr>
+          <w:p>
+            <w:pPr>
+              <w:jc w:val="center"/>
+            </w:pPr>
+          </w:p>
+        </w:tc>
+        <w:tc>
+          <w:tcPr>
+            <w:tcW w:type="dxa" w:w="860"/>
             <w:tcBorders>
               <w:top w:val="single" w:color="C9D3DF" w:sz="4"/>
               <w:left w:val="single" w:color="C9D3DF" w:sz="4"/>
@@ -9437,7 +9437,7 @@
         </w:trPr>
         <w:tc>
           <w:tcPr>
-            <w:tcW w:type="dxa" w:w="1771"/>
+            <w:tcW w:type="dxa" w:w="860"/>
             <w:tcBorders>
               <w:top w:val="single" w:color="C9D3DF" w:sz="4"/>
               <w:left w:val="single" w:color="C9D3DF" w:sz="4"/>
@@ -9467,7 +9467,7 @@
         </w:tc>
         <w:tc>
           <w:tcPr>
-            <w:tcW w:type="dxa" w:w="2420"/>
+            <w:tcW w:type="dxa" w:w="3302"/>
             <w:tcBorders>
               <w:top w:val="single" w:color="C9D3DF" w:sz="4"/>
               <w:left w:val="single" w:color="C9D3DF" w:sz="4"/>
@@ -9497,7 +9497,7 @@
         </w:tc>
         <w:tc>
           <w:tcPr>
-            <w:tcW w:type="dxa" w:w="3315"/>
+            <w:tcW w:type="dxa" w:w="4522"/>
             <w:tcBorders>
               <w:top w:val="single" w:color="C9D3DF" w:sz="4"/>
               <w:left w:val="single" w:color="C9D3DF" w:sz="4"/>
@@ -9527,29 +9527,29 @@
         </w:tc>
         <w:tc>
           <w:tcPr>
-            <w:tcW w:type="dxa" w:w="1310"/>
-            <w:tcBorders>
-              <w:top w:val="single" w:color="C9D3DF" w:sz="4"/>
-              <w:left w:val="single" w:color="C9D3DF" w:sz="4"/>
-              <w:bottom w:val="single" w:color="C9D3DF" w:sz="4"/>
-              <w:right w:val="single" w:color="C9D3DF" w:sz="4"/>
-            </w:tcBorders>
-            <w:tcMar>
-              <w:top w:type="dxa" w:w="50"/>
-              <w:left w:type="dxa" w:w="80"/>
-              <w:bottom w:type="dxa" w:w="50"/>
-              <w:right w:type="dxa" w:w="80"/>
-            </w:tcMar>
-          </w:tcPr>
-          <w:p>
-            <w:pPr>
-              <w:jc w:val="center"/>
-            </w:pPr>
-          </w:p>
-        </w:tc>
-        <w:tc>
-          <w:tcPr>
-            <w:tcW w:type="dxa" w:w="1388"/>
+            <w:tcW w:type="dxa" w:w="660"/>
+            <w:tcBorders>
+              <w:top w:val="single" w:color="C9D3DF" w:sz="4"/>
+              <w:left w:val="single" w:color="C9D3DF" w:sz="4"/>
+              <w:bottom w:val="single" w:color="C9D3DF" w:sz="4"/>
+              <w:right w:val="single" w:color="C9D3DF" w:sz="4"/>
+            </w:tcBorders>
+            <w:tcMar>
+              <w:top w:type="dxa" w:w="50"/>
+              <w:left w:type="dxa" w:w="80"/>
+              <w:bottom w:type="dxa" w:w="50"/>
+              <w:right w:type="dxa" w:w="80"/>
+            </w:tcMar>
+          </w:tcPr>
+          <w:p>
+            <w:pPr>
+              <w:jc w:val="center"/>
+            </w:pPr>
+          </w:p>
+        </w:tc>
+        <w:tc>
+          <w:tcPr>
+            <w:tcW w:type="dxa" w:w="860"/>
             <w:tcBorders>
               <w:top w:val="single" w:color="C9D3DF" w:sz="4"/>
               <w:left w:val="single" w:color="C9D3DF" w:sz="4"/>
@@ -9577,7 +9577,7 @@
         </w:trPr>
         <w:tc>
           <w:tcPr>
-            <w:tcW w:type="dxa" w:w="1771"/>
+            <w:tcW w:type="dxa" w:w="860"/>
             <w:tcBorders>
               <w:top w:val="single" w:color="C9D3DF" w:sz="4"/>
               <w:left w:val="single" w:color="C9D3DF" w:sz="4"/>
@@ -9607,7 +9607,7 @@
         </w:tc>
         <w:tc>
           <w:tcPr>
-            <w:tcW w:type="dxa" w:w="2420"/>
+            <w:tcW w:type="dxa" w:w="3302"/>
             <w:tcBorders>
               <w:top w:val="single" w:color="C9D3DF" w:sz="4"/>
               <w:left w:val="single" w:color="C9D3DF" w:sz="4"/>
@@ -9637,7 +9637,7 @@
         </w:tc>
         <w:tc>
           <w:tcPr>
-            <w:tcW w:type="dxa" w:w="3315"/>
+            <w:tcW w:type="dxa" w:w="4522"/>
             <w:tcBorders>
               <w:top w:val="single" w:color="C9D3DF" w:sz="4"/>
               <w:left w:val="single" w:color="C9D3DF" w:sz="4"/>
@@ -9683,29 +9683,29 @@
         </w:tc>
         <w:tc>
           <w:tcPr>
-            <w:tcW w:type="dxa" w:w="1310"/>
-            <w:tcBorders>
-              <w:top w:val="single" w:color="C9D3DF" w:sz="4"/>
-              <w:left w:val="single" w:color="C9D3DF" w:sz="4"/>
-              <w:bottom w:val="single" w:color="C9D3DF" w:sz="4"/>
-              <w:right w:val="single" w:color="C9D3DF" w:sz="4"/>
-            </w:tcBorders>
-            <w:tcMar>
-              <w:top w:type="dxa" w:w="50"/>
-              <w:left w:type="dxa" w:w="80"/>
-              <w:bottom w:type="dxa" w:w="50"/>
-              <w:right w:type="dxa" w:w="80"/>
-            </w:tcMar>
-          </w:tcPr>
-          <w:p>
-            <w:pPr>
-              <w:jc w:val="center"/>
-            </w:pPr>
-          </w:p>
-        </w:tc>
-        <w:tc>
-          <w:tcPr>
-            <w:tcW w:type="dxa" w:w="1388"/>
+            <w:tcW w:type="dxa" w:w="660"/>
+            <w:tcBorders>
+              <w:top w:val="single" w:color="C9D3DF" w:sz="4"/>
+              <w:left w:val="single" w:color="C9D3DF" w:sz="4"/>
+              <w:bottom w:val="single" w:color="C9D3DF" w:sz="4"/>
+              <w:right w:val="single" w:color="C9D3DF" w:sz="4"/>
+            </w:tcBorders>
+            <w:tcMar>
+              <w:top w:type="dxa" w:w="50"/>
+              <w:left w:type="dxa" w:w="80"/>
+              <w:bottom w:type="dxa" w:w="50"/>
+              <w:right w:type="dxa" w:w="80"/>
+            </w:tcMar>
+          </w:tcPr>
+          <w:p>
+            <w:pPr>
+              <w:jc w:val="center"/>
+            </w:pPr>
+          </w:p>
+        </w:tc>
+        <w:tc>
+          <w:tcPr>
+            <w:tcW w:type="dxa" w:w="860"/>
             <w:tcBorders>
               <w:top w:val="single" w:color="C9D3DF" w:sz="4"/>
               <w:left w:val="single" w:color="C9D3DF" w:sz="4"/>
@@ -9763,11 +9763,11 @@
         </w:tblBorders>
       </w:tblPr>
       <w:tblGrid>
-        <w:gridCol w:w="1684"/>
-        <w:gridCol w:w="2769"/>
-        <w:gridCol w:w="3422"/>
-        <w:gridCol w:w="1139"/>
-        <w:gridCol w:w="1190"/>
+        <w:gridCol w:w="860"/>
+        <w:gridCol w:w="3499"/>
+        <w:gridCol w:w="4325"/>
+        <w:gridCol w:w="660"/>
+        <w:gridCol w:w="860"/>
       </w:tblGrid>
       <w:tr>
         <w:trPr>
@@ -9776,7 +9776,7 @@
         </w:trPr>
         <w:tc>
           <w:tcPr>
-            <w:tcW w:type="dxa" w:w="1684"/>
+            <w:tcW w:type="dxa" w:w="860"/>
             <w:tcBorders>
               <w:top w:val="single" w:color="C9D3DF" w:sz="4"/>
               <w:left w:val="single" w:color="C9D3DF" w:sz="4"/>
@@ -9810,7 +9810,7 @@
         </w:tc>
         <w:tc>
           <w:tcPr>
-            <w:tcW w:type="dxa" w:w="2769"/>
+            <w:tcW w:type="dxa" w:w="3499"/>
             <w:tcBorders>
               <w:top w:val="single" w:color="C9D3DF" w:sz="4"/>
               <w:left w:val="single" w:color="C9D3DF" w:sz="4"/>
@@ -9844,7 +9844,7 @@
         </w:tc>
         <w:tc>
           <w:tcPr>
-            <w:tcW w:type="dxa" w:w="3422"/>
+            <w:tcW w:type="dxa" w:w="4325"/>
             <w:tcBorders>
               <w:top w:val="single" w:color="C9D3DF" w:sz="4"/>
               <w:left w:val="single" w:color="C9D3DF" w:sz="4"/>
@@ -9878,7 +9878,7 @@
         </w:tc>
         <w:tc>
           <w:tcPr>
-            <w:tcW w:type="dxa" w:w="1139"/>
+            <w:tcW w:type="dxa" w:w="660"/>
             <w:tcBorders>
               <w:top w:val="single" w:color="C9D3DF" w:sz="4"/>
               <w:left w:val="single" w:color="C9D3DF" w:sz="4"/>
@@ -9912,7 +9912,7 @@
         </w:tc>
         <w:tc>
           <w:tcPr>
-            <w:tcW w:type="dxa" w:w="1190"/>
+            <w:tcW w:type="dxa" w:w="860"/>
             <w:tcBorders>
               <w:top w:val="single" w:color="C9D3DF" w:sz="4"/>
               <w:left w:val="single" w:color="C9D3DF" w:sz="4"/>
@@ -9952,7 +9952,7 @@
         </w:trPr>
         <w:tc>
           <w:tcPr>
-            <w:tcW w:type="dxa" w:w="1684"/>
+            <w:tcW w:type="dxa" w:w="860"/>
             <w:tcBorders>
               <w:top w:val="single" w:color="C9D3DF" w:sz="4"/>
               <w:left w:val="single" w:color="C9D3DF" w:sz="4"/>
@@ -9982,7 +9982,7 @@
         </w:tc>
         <w:tc>
           <w:tcPr>
-            <w:tcW w:type="dxa" w:w="2769"/>
+            <w:tcW w:type="dxa" w:w="3499"/>
             <w:tcBorders>
               <w:top w:val="single" w:color="C9D3DF" w:sz="4"/>
               <w:left w:val="single" w:color="C9D3DF" w:sz="4"/>
@@ -10012,7 +10012,7 @@
         </w:tc>
         <w:tc>
           <w:tcPr>
-            <w:tcW w:type="dxa" w:w="3422"/>
+            <w:tcW w:type="dxa" w:w="4325"/>
             <w:tcBorders>
               <w:top w:val="single" w:color="C9D3DF" w:sz="4"/>
               <w:left w:val="single" w:color="C9D3DF" w:sz="4"/>
@@ -10042,29 +10042,29 @@
         </w:tc>
         <w:tc>
           <w:tcPr>
-            <w:tcW w:type="dxa" w:w="1139"/>
-            <w:tcBorders>
-              <w:top w:val="single" w:color="C9D3DF" w:sz="4"/>
-              <w:left w:val="single" w:color="C9D3DF" w:sz="4"/>
-              <w:bottom w:val="single" w:color="C9D3DF" w:sz="4"/>
-              <w:right w:val="single" w:color="C9D3DF" w:sz="4"/>
-            </w:tcBorders>
-            <w:tcMar>
-              <w:top w:type="dxa" w:w="50"/>
-              <w:left w:type="dxa" w:w="80"/>
-              <w:bottom w:type="dxa" w:w="50"/>
-              <w:right w:type="dxa" w:w="80"/>
-            </w:tcMar>
-          </w:tcPr>
-          <w:p>
-            <w:pPr>
-              <w:jc w:val="center"/>
-            </w:pPr>
-          </w:p>
-        </w:tc>
-        <w:tc>
-          <w:tcPr>
-            <w:tcW w:type="dxa" w:w="1190"/>
+            <w:tcW w:type="dxa" w:w="660"/>
+            <w:tcBorders>
+              <w:top w:val="single" w:color="C9D3DF" w:sz="4"/>
+              <w:left w:val="single" w:color="C9D3DF" w:sz="4"/>
+              <w:bottom w:val="single" w:color="C9D3DF" w:sz="4"/>
+              <w:right w:val="single" w:color="C9D3DF" w:sz="4"/>
+            </w:tcBorders>
+            <w:tcMar>
+              <w:top w:type="dxa" w:w="50"/>
+              <w:left w:type="dxa" w:w="80"/>
+              <w:bottom w:type="dxa" w:w="50"/>
+              <w:right w:type="dxa" w:w="80"/>
+            </w:tcMar>
+          </w:tcPr>
+          <w:p>
+            <w:pPr>
+              <w:jc w:val="center"/>
+            </w:pPr>
+          </w:p>
+        </w:tc>
+        <w:tc>
+          <w:tcPr>
+            <w:tcW w:type="dxa" w:w="860"/>
             <w:tcBorders>
               <w:top w:val="single" w:color="C9D3DF" w:sz="4"/>
               <w:left w:val="single" w:color="C9D3DF" w:sz="4"/>
@@ -10092,7 +10092,7 @@
         </w:trPr>
         <w:tc>
           <w:tcPr>
-            <w:tcW w:type="dxa" w:w="1684"/>
+            <w:tcW w:type="dxa" w:w="860"/>
             <w:tcBorders>
               <w:top w:val="single" w:color="C9D3DF" w:sz="4"/>
               <w:left w:val="single" w:color="C9D3DF" w:sz="4"/>
@@ -10122,7 +10122,7 @@
         </w:tc>
         <w:tc>
           <w:tcPr>
-            <w:tcW w:type="dxa" w:w="2769"/>
+            <w:tcW w:type="dxa" w:w="3499"/>
             <w:tcBorders>
               <w:top w:val="single" w:color="C9D3DF" w:sz="4"/>
               <w:left w:val="single" w:color="C9D3DF" w:sz="4"/>
@@ -10152,7 +10152,7 @@
         </w:tc>
         <w:tc>
           <w:tcPr>
-            <w:tcW w:type="dxa" w:w="3422"/>
+            <w:tcW w:type="dxa" w:w="4325"/>
             <w:tcBorders>
               <w:top w:val="single" w:color="C9D3DF" w:sz="4"/>
               <w:left w:val="single" w:color="C9D3DF" w:sz="4"/>
@@ -10182,29 +10182,29 @@
         </w:tc>
         <w:tc>
           <w:tcPr>
-            <w:tcW w:type="dxa" w:w="1139"/>
-            <w:tcBorders>
-              <w:top w:val="single" w:color="C9D3DF" w:sz="4"/>
-              <w:left w:val="single" w:color="C9D3DF" w:sz="4"/>
-              <w:bottom w:val="single" w:color="C9D3DF" w:sz="4"/>
-              <w:right w:val="single" w:color="C9D3DF" w:sz="4"/>
-            </w:tcBorders>
-            <w:tcMar>
-              <w:top w:type="dxa" w:w="50"/>
-              <w:left w:type="dxa" w:w="80"/>
-              <w:bottom w:type="dxa" w:w="50"/>
-              <w:right w:type="dxa" w:w="80"/>
-            </w:tcMar>
-          </w:tcPr>
-          <w:p>
-            <w:pPr>
-              <w:jc w:val="center"/>
-            </w:pPr>
-          </w:p>
-        </w:tc>
-        <w:tc>
-          <w:tcPr>
-            <w:tcW w:type="dxa" w:w="1190"/>
+            <w:tcW w:type="dxa" w:w="660"/>
+            <w:tcBorders>
+              <w:top w:val="single" w:color="C9D3DF" w:sz="4"/>
+              <w:left w:val="single" w:color="C9D3DF" w:sz="4"/>
+              <w:bottom w:val="single" w:color="C9D3DF" w:sz="4"/>
+              <w:right w:val="single" w:color="C9D3DF" w:sz="4"/>
+            </w:tcBorders>
+            <w:tcMar>
+              <w:top w:type="dxa" w:w="50"/>
+              <w:left w:type="dxa" w:w="80"/>
+              <w:bottom w:type="dxa" w:w="50"/>
+              <w:right w:type="dxa" w:w="80"/>
+            </w:tcMar>
+          </w:tcPr>
+          <w:p>
+            <w:pPr>
+              <w:jc w:val="center"/>
+            </w:pPr>
+          </w:p>
+        </w:tc>
+        <w:tc>
+          <w:tcPr>
+            <w:tcW w:type="dxa" w:w="860"/>
             <w:tcBorders>
               <w:top w:val="single" w:color="C9D3DF" w:sz="4"/>
               <w:left w:val="single" w:color="C9D3DF" w:sz="4"/>
@@ -10232,7 +10232,7 @@
         </w:trPr>
         <w:tc>
           <w:tcPr>
-            <w:tcW w:type="dxa" w:w="1684"/>
+            <w:tcW w:type="dxa" w:w="860"/>
             <w:tcBorders>
               <w:top w:val="single" w:color="C9D3DF" w:sz="4"/>
               <w:left w:val="single" w:color="C9D3DF" w:sz="4"/>
@@ -10262,7 +10262,7 @@
         </w:tc>
         <w:tc>
           <w:tcPr>
-            <w:tcW w:type="dxa" w:w="2769"/>
+            <w:tcW w:type="dxa" w:w="3499"/>
             <w:tcBorders>
               <w:top w:val="single" w:color="C9D3DF" w:sz="4"/>
               <w:left w:val="single" w:color="C9D3DF" w:sz="4"/>
@@ -10292,7 +10292,7 @@
         </w:tc>
         <w:tc>
           <w:tcPr>
-            <w:tcW w:type="dxa" w:w="3422"/>
+            <w:tcW w:type="dxa" w:w="4325"/>
             <w:tcBorders>
               <w:top w:val="single" w:color="C9D3DF" w:sz="4"/>
               <w:left w:val="single" w:color="C9D3DF" w:sz="4"/>
@@ -10322,29 +10322,29 @@
         </w:tc>
         <w:tc>
           <w:tcPr>
-            <w:tcW w:type="dxa" w:w="1139"/>
-            <w:tcBorders>
-              <w:top w:val="single" w:color="C9D3DF" w:sz="4"/>
-              <w:left w:val="single" w:color="C9D3DF" w:sz="4"/>
-              <w:bottom w:val="single" w:color="C9D3DF" w:sz="4"/>
-              <w:right w:val="single" w:color="C9D3DF" w:sz="4"/>
-            </w:tcBorders>
-            <w:tcMar>
-              <w:top w:type="dxa" w:w="50"/>
-              <w:left w:type="dxa" w:w="80"/>
-              <w:bottom w:type="dxa" w:w="50"/>
-              <w:right w:type="dxa" w:w="80"/>
-            </w:tcMar>
-          </w:tcPr>
-          <w:p>
-            <w:pPr>
-              <w:jc w:val="center"/>
-            </w:pPr>
-          </w:p>
-        </w:tc>
-        <w:tc>
-          <w:tcPr>
-            <w:tcW w:type="dxa" w:w="1190"/>
+            <w:tcW w:type="dxa" w:w="660"/>
+            <w:tcBorders>
+              <w:top w:val="single" w:color="C9D3DF" w:sz="4"/>
+              <w:left w:val="single" w:color="C9D3DF" w:sz="4"/>
+              <w:bottom w:val="single" w:color="C9D3DF" w:sz="4"/>
+              <w:right w:val="single" w:color="C9D3DF" w:sz="4"/>
+            </w:tcBorders>
+            <w:tcMar>
+              <w:top w:type="dxa" w:w="50"/>
+              <w:left w:type="dxa" w:w="80"/>
+              <w:bottom w:type="dxa" w:w="50"/>
+              <w:right w:type="dxa" w:w="80"/>
+            </w:tcMar>
+          </w:tcPr>
+          <w:p>
+            <w:pPr>
+              <w:jc w:val="center"/>
+            </w:pPr>
+          </w:p>
+        </w:tc>
+        <w:tc>
+          <w:tcPr>
+            <w:tcW w:type="dxa" w:w="860"/>
             <w:tcBorders>
               <w:top w:val="single" w:color="C9D3DF" w:sz="4"/>
               <w:left w:val="single" w:color="C9D3DF" w:sz="4"/>
@@ -10372,7 +10372,7 @@
         </w:trPr>
         <w:tc>
           <w:tcPr>
-            <w:tcW w:type="dxa" w:w="1684"/>
+            <w:tcW w:type="dxa" w:w="860"/>
             <w:tcBorders>
               <w:top w:val="single" w:color="C9D3DF" w:sz="4"/>
               <w:left w:val="single" w:color="C9D3DF" w:sz="4"/>
@@ -10402,7 +10402,7 @@
         </w:tc>
         <w:tc>
           <w:tcPr>
-            <w:tcW w:type="dxa" w:w="2769"/>
+            <w:tcW w:type="dxa" w:w="3499"/>
             <w:tcBorders>
               <w:top w:val="single" w:color="C9D3DF" w:sz="4"/>
               <w:left w:val="single" w:color="C9D3DF" w:sz="4"/>
@@ -10432,7 +10432,7 @@
         </w:tc>
         <w:tc>
           <w:tcPr>
-            <w:tcW w:type="dxa" w:w="3422"/>
+            <w:tcW w:type="dxa" w:w="4325"/>
             <w:tcBorders>
               <w:top w:val="single" w:color="C9D3DF" w:sz="4"/>
               <w:left w:val="single" w:color="C9D3DF" w:sz="4"/>
@@ -10478,29 +10478,29 @@
         </w:tc>
         <w:tc>
           <w:tcPr>
-            <w:tcW w:type="dxa" w:w="1139"/>
-            <w:tcBorders>
-              <w:top w:val="single" w:color="C9D3DF" w:sz="4"/>
-              <w:left w:val="single" w:color="C9D3DF" w:sz="4"/>
-              <w:bottom w:val="single" w:color="C9D3DF" w:sz="4"/>
-              <w:right w:val="single" w:color="C9D3DF" w:sz="4"/>
-            </w:tcBorders>
-            <w:tcMar>
-              <w:top w:type="dxa" w:w="50"/>
-              <w:left w:type="dxa" w:w="80"/>
-              <w:bottom w:type="dxa" w:w="50"/>
-              <w:right w:type="dxa" w:w="80"/>
-            </w:tcMar>
-          </w:tcPr>
-          <w:p>
-            <w:pPr>
-              <w:jc w:val="center"/>
-            </w:pPr>
-          </w:p>
-        </w:tc>
-        <w:tc>
-          <w:tcPr>
-            <w:tcW w:type="dxa" w:w="1190"/>
+            <w:tcW w:type="dxa" w:w="660"/>
+            <w:tcBorders>
+              <w:top w:val="single" w:color="C9D3DF" w:sz="4"/>
+              <w:left w:val="single" w:color="C9D3DF" w:sz="4"/>
+              <w:bottom w:val="single" w:color="C9D3DF" w:sz="4"/>
+              <w:right w:val="single" w:color="C9D3DF" w:sz="4"/>
+            </w:tcBorders>
+            <w:tcMar>
+              <w:top w:type="dxa" w:w="50"/>
+              <w:left w:type="dxa" w:w="80"/>
+              <w:bottom w:type="dxa" w:w="50"/>
+              <w:right w:type="dxa" w:w="80"/>
+            </w:tcMar>
+          </w:tcPr>
+          <w:p>
+            <w:pPr>
+              <w:jc w:val="center"/>
+            </w:pPr>
+          </w:p>
+        </w:tc>
+        <w:tc>
+          <w:tcPr>
+            <w:tcW w:type="dxa" w:w="860"/>
             <w:tcBorders>
               <w:top w:val="single" w:color="C9D3DF" w:sz="4"/>
               <w:left w:val="single" w:color="C9D3DF" w:sz="4"/>
@@ -10528,7 +10528,7 @@
         </w:trPr>
         <w:tc>
           <w:tcPr>
-            <w:tcW w:type="dxa" w:w="1684"/>
+            <w:tcW w:type="dxa" w:w="860"/>
             <w:tcBorders>
               <w:top w:val="single" w:color="C9D3DF" w:sz="4"/>
               <w:left w:val="single" w:color="C9D3DF" w:sz="4"/>
@@ -10558,7 +10558,7 @@
         </w:tc>
         <w:tc>
           <w:tcPr>
-            <w:tcW w:type="dxa" w:w="2769"/>
+            <w:tcW w:type="dxa" w:w="3499"/>
             <w:tcBorders>
               <w:top w:val="single" w:color="C9D3DF" w:sz="4"/>
               <w:left w:val="single" w:color="C9D3DF" w:sz="4"/>
@@ -10588,7 +10588,7 @@
         </w:tc>
         <w:tc>
           <w:tcPr>
-            <w:tcW w:type="dxa" w:w="3422"/>
+            <w:tcW w:type="dxa" w:w="4325"/>
             <w:tcBorders>
               <w:top w:val="single" w:color="C9D3DF" w:sz="4"/>
               <w:left w:val="single" w:color="C9D3DF" w:sz="4"/>
@@ -10618,29 +10618,29 @@
         </w:tc>
         <w:tc>
           <w:tcPr>
-            <w:tcW w:type="dxa" w:w="1139"/>
-            <w:tcBorders>
-              <w:top w:val="single" w:color="C9D3DF" w:sz="4"/>
-              <w:left w:val="single" w:color="C9D3DF" w:sz="4"/>
-              <w:bottom w:val="single" w:color="C9D3DF" w:sz="4"/>
-              <w:right w:val="single" w:color="C9D3DF" w:sz="4"/>
-            </w:tcBorders>
-            <w:tcMar>
-              <w:top w:type="dxa" w:w="50"/>
-              <w:left w:type="dxa" w:w="80"/>
-              <w:bottom w:type="dxa" w:w="50"/>
-              <w:right w:type="dxa" w:w="80"/>
-            </w:tcMar>
-          </w:tcPr>
-          <w:p>
-            <w:pPr>
-              <w:jc w:val="center"/>
-            </w:pPr>
-          </w:p>
-        </w:tc>
-        <w:tc>
-          <w:tcPr>
-            <w:tcW w:type="dxa" w:w="1190"/>
+            <w:tcW w:type="dxa" w:w="660"/>
+            <w:tcBorders>
+              <w:top w:val="single" w:color="C9D3DF" w:sz="4"/>
+              <w:left w:val="single" w:color="C9D3DF" w:sz="4"/>
+              <w:bottom w:val="single" w:color="C9D3DF" w:sz="4"/>
+              <w:right w:val="single" w:color="C9D3DF" w:sz="4"/>
+            </w:tcBorders>
+            <w:tcMar>
+              <w:top w:type="dxa" w:w="50"/>
+              <w:left w:type="dxa" w:w="80"/>
+              <w:bottom w:type="dxa" w:w="50"/>
+              <w:right w:type="dxa" w:w="80"/>
+            </w:tcMar>
+          </w:tcPr>
+          <w:p>
+            <w:pPr>
+              <w:jc w:val="center"/>
+            </w:pPr>
+          </w:p>
+        </w:tc>
+        <w:tc>
+          <w:tcPr>
+            <w:tcW w:type="dxa" w:w="860"/>
             <w:tcBorders>
               <w:top w:val="single" w:color="C9D3DF" w:sz="4"/>
               <w:left w:val="single" w:color="C9D3DF" w:sz="4"/>
@@ -10668,7 +10668,7 @@
         </w:trPr>
         <w:tc>
           <w:tcPr>
-            <w:tcW w:type="dxa" w:w="1684"/>
+            <w:tcW w:type="dxa" w:w="860"/>
             <w:tcBorders>
               <w:top w:val="single" w:color="C9D3DF" w:sz="4"/>
               <w:left w:val="single" w:color="C9D3DF" w:sz="4"/>
@@ -10698,7 +10698,7 @@
         </w:tc>
         <w:tc>
           <w:tcPr>
-            <w:tcW w:type="dxa" w:w="2769"/>
+            <w:tcW w:type="dxa" w:w="3499"/>
             <w:tcBorders>
               <w:top w:val="single" w:color="C9D3DF" w:sz="4"/>
               <w:left w:val="single" w:color="C9D3DF" w:sz="4"/>
@@ -10728,7 +10728,7 @@
         </w:tc>
         <w:tc>
           <w:tcPr>
-            <w:tcW w:type="dxa" w:w="3422"/>
+            <w:tcW w:type="dxa" w:w="4325"/>
             <w:tcBorders>
               <w:top w:val="single" w:color="C9D3DF" w:sz="4"/>
               <w:left w:val="single" w:color="C9D3DF" w:sz="4"/>
@@ -10758,29 +10758,29 @@
         </w:tc>
         <w:tc>
           <w:tcPr>
-            <w:tcW w:type="dxa" w:w="1139"/>
-            <w:tcBorders>
-              <w:top w:val="single" w:color="C9D3DF" w:sz="4"/>
-              <w:left w:val="single" w:color="C9D3DF" w:sz="4"/>
-              <w:bottom w:val="single" w:color="C9D3DF" w:sz="4"/>
-              <w:right w:val="single" w:color="C9D3DF" w:sz="4"/>
-            </w:tcBorders>
-            <w:tcMar>
-              <w:top w:type="dxa" w:w="50"/>
-              <w:left w:type="dxa" w:w="80"/>
-              <w:bottom w:type="dxa" w:w="50"/>
-              <w:right w:type="dxa" w:w="80"/>
-            </w:tcMar>
-          </w:tcPr>
-          <w:p>
-            <w:pPr>
-              <w:jc w:val="center"/>
-            </w:pPr>
-          </w:p>
-        </w:tc>
-        <w:tc>
-          <w:tcPr>
-            <w:tcW w:type="dxa" w:w="1190"/>
+            <w:tcW w:type="dxa" w:w="660"/>
+            <w:tcBorders>
+              <w:top w:val="single" w:color="C9D3DF" w:sz="4"/>
+              <w:left w:val="single" w:color="C9D3DF" w:sz="4"/>
+              <w:bottom w:val="single" w:color="C9D3DF" w:sz="4"/>
+              <w:right w:val="single" w:color="C9D3DF" w:sz="4"/>
+            </w:tcBorders>
+            <w:tcMar>
+              <w:top w:type="dxa" w:w="50"/>
+              <w:left w:type="dxa" w:w="80"/>
+              <w:bottom w:type="dxa" w:w="50"/>
+              <w:right w:type="dxa" w:w="80"/>
+            </w:tcMar>
+          </w:tcPr>
+          <w:p>
+            <w:pPr>
+              <w:jc w:val="center"/>
+            </w:pPr>
+          </w:p>
+        </w:tc>
+        <w:tc>
+          <w:tcPr>
+            <w:tcW w:type="dxa" w:w="860"/>
             <w:tcBorders>
               <w:top w:val="single" w:color="C9D3DF" w:sz="4"/>
               <w:left w:val="single" w:color="C9D3DF" w:sz="4"/>
@@ -10808,7 +10808,7 @@
         </w:trPr>
         <w:tc>
           <w:tcPr>
-            <w:tcW w:type="dxa" w:w="1684"/>
+            <w:tcW w:type="dxa" w:w="860"/>
             <w:tcBorders>
               <w:top w:val="single" w:color="C9D3DF" w:sz="4"/>
               <w:left w:val="single" w:color="C9D3DF" w:sz="4"/>
@@ -10838,7 +10838,7 @@
         </w:tc>
         <w:tc>
           <w:tcPr>
-            <w:tcW w:type="dxa" w:w="2769"/>
+            <w:tcW w:type="dxa" w:w="3499"/>
             <w:tcBorders>
               <w:top w:val="single" w:color="C9D3DF" w:sz="4"/>
               <w:left w:val="single" w:color="C9D3DF" w:sz="4"/>
@@ -10868,7 +10868,7 @@
         </w:tc>
         <w:tc>
           <w:tcPr>
-            <w:tcW w:type="dxa" w:w="3422"/>
+            <w:tcW w:type="dxa" w:w="4325"/>
             <w:tcBorders>
               <w:top w:val="single" w:color="C9D3DF" w:sz="4"/>
               <w:left w:val="single" w:color="C9D3DF" w:sz="4"/>
@@ -10906,29 +10906,29 @@
         </w:tc>
         <w:tc>
           <w:tcPr>
-            <w:tcW w:type="dxa" w:w="1139"/>
-            <w:tcBorders>
-              <w:top w:val="single" w:color="C9D3DF" w:sz="4"/>
-              <w:left w:val="single" w:color="C9D3DF" w:sz="4"/>
-              <w:bottom w:val="single" w:color="C9D3DF" w:sz="4"/>
-              <w:right w:val="single" w:color="C9D3DF" w:sz="4"/>
-            </w:tcBorders>
-            <w:tcMar>
-              <w:top w:type="dxa" w:w="50"/>
-              <w:left w:type="dxa" w:w="80"/>
-              <w:bottom w:type="dxa" w:w="50"/>
-              <w:right w:type="dxa" w:w="80"/>
-            </w:tcMar>
-          </w:tcPr>
-          <w:p>
-            <w:pPr>
-              <w:jc w:val="center"/>
-            </w:pPr>
-          </w:p>
-        </w:tc>
-        <w:tc>
-          <w:tcPr>
-            <w:tcW w:type="dxa" w:w="1190"/>
+            <w:tcW w:type="dxa" w:w="660"/>
+            <w:tcBorders>
+              <w:top w:val="single" w:color="C9D3DF" w:sz="4"/>
+              <w:left w:val="single" w:color="C9D3DF" w:sz="4"/>
+              <w:bottom w:val="single" w:color="C9D3DF" w:sz="4"/>
+              <w:right w:val="single" w:color="C9D3DF" w:sz="4"/>
+            </w:tcBorders>
+            <w:tcMar>
+              <w:top w:type="dxa" w:w="50"/>
+              <w:left w:type="dxa" w:w="80"/>
+              <w:bottom w:type="dxa" w:w="50"/>
+              <w:right w:type="dxa" w:w="80"/>
+            </w:tcMar>
+          </w:tcPr>
+          <w:p>
+            <w:pPr>
+              <w:jc w:val="center"/>
+            </w:pPr>
+          </w:p>
+        </w:tc>
+        <w:tc>
+          <w:tcPr>
+            <w:tcW w:type="dxa" w:w="860"/>
             <w:tcBorders>
               <w:top w:val="single" w:color="C9D3DF" w:sz="4"/>
               <w:left w:val="single" w:color="C9D3DF" w:sz="4"/>
@@ -10986,11 +10986,11 @@
         </w:tblBorders>
       </w:tblPr>
       <w:tblGrid>
-        <w:gridCol w:w="1622"/>
-        <w:gridCol w:w="2660"/>
-        <w:gridCol w:w="3325"/>
-        <w:gridCol w:w="1258"/>
-        <w:gridCol w:w="1339"/>
+        <w:gridCol w:w="860"/>
+        <w:gridCol w:w="3478"/>
+        <w:gridCol w:w="4346"/>
+        <w:gridCol w:w="660"/>
+        <w:gridCol w:w="860"/>
       </w:tblGrid>
       <w:tr>
         <w:trPr>
@@ -10999,7 +10999,7 @@
         </w:trPr>
         <w:tc>
           <w:tcPr>
-            <w:tcW w:type="dxa" w:w="1622"/>
+            <w:tcW w:type="dxa" w:w="860"/>
             <w:tcBorders>
               <w:top w:val="single" w:color="C9D3DF" w:sz="4"/>
               <w:left w:val="single" w:color="C9D3DF" w:sz="4"/>
@@ -11033,7 +11033,7 @@
         </w:tc>
         <w:tc>
           <w:tcPr>
-            <w:tcW w:type="dxa" w:w="2660"/>
+            <w:tcW w:type="dxa" w:w="3478"/>
             <w:tcBorders>
               <w:top w:val="single" w:color="C9D3DF" w:sz="4"/>
               <w:left w:val="single" w:color="C9D3DF" w:sz="4"/>
@@ -11067,7 +11067,7 @@
         </w:tc>
         <w:tc>
           <w:tcPr>
-            <w:tcW w:type="dxa" w:w="3325"/>
+            <w:tcW w:type="dxa" w:w="4346"/>
             <w:tcBorders>
               <w:top w:val="single" w:color="C9D3DF" w:sz="4"/>
               <w:left w:val="single" w:color="C9D3DF" w:sz="4"/>
@@ -11101,7 +11101,7 @@
         </w:tc>
         <w:tc>
           <w:tcPr>
-            <w:tcW w:type="dxa" w:w="1258"/>
+            <w:tcW w:type="dxa" w:w="660"/>
             <w:tcBorders>
               <w:top w:val="single" w:color="C9D3DF" w:sz="4"/>
               <w:left w:val="single" w:color="C9D3DF" w:sz="4"/>
@@ -11135,7 +11135,7 @@
         </w:tc>
         <w:tc>
           <w:tcPr>
-            <w:tcW w:type="dxa" w:w="1339"/>
+            <w:tcW w:type="dxa" w:w="860"/>
             <w:tcBorders>
               <w:top w:val="single" w:color="C9D3DF" w:sz="4"/>
               <w:left w:val="single" w:color="C9D3DF" w:sz="4"/>
@@ -11175,7 +11175,7 @@
         </w:trPr>
         <w:tc>
           <w:tcPr>
-            <w:tcW w:type="dxa" w:w="1622"/>
+            <w:tcW w:type="dxa" w:w="860"/>
             <w:tcBorders>
               <w:top w:val="single" w:color="C9D3DF" w:sz="4"/>
               <w:left w:val="single" w:color="C9D3DF" w:sz="4"/>
@@ -11205,7 +11205,7 @@
         </w:tc>
         <w:tc>
           <w:tcPr>
-            <w:tcW w:type="dxa" w:w="2660"/>
+            <w:tcW w:type="dxa" w:w="3478"/>
             <w:tcBorders>
               <w:top w:val="single" w:color="C9D3DF" w:sz="4"/>
               <w:left w:val="single" w:color="C9D3DF" w:sz="4"/>
@@ -11235,7 +11235,7 @@
         </w:tc>
         <w:tc>
           <w:tcPr>
-            <w:tcW w:type="dxa" w:w="3325"/>
+            <w:tcW w:type="dxa" w:w="4346"/>
             <w:tcBorders>
               <w:top w:val="single" w:color="C9D3DF" w:sz="4"/>
               <w:left w:val="single" w:color="C9D3DF" w:sz="4"/>
@@ -11265,29 +11265,29 @@
         </w:tc>
         <w:tc>
           <w:tcPr>
-            <w:tcW w:type="dxa" w:w="1258"/>
-            <w:tcBorders>
-              <w:top w:val="single" w:color="C9D3DF" w:sz="4"/>
-              <w:left w:val="single" w:color="C9D3DF" w:sz="4"/>
-              <w:bottom w:val="single" w:color="C9D3DF" w:sz="4"/>
-              <w:right w:val="single" w:color="C9D3DF" w:sz="4"/>
-            </w:tcBorders>
-            <w:tcMar>
-              <w:top w:type="dxa" w:w="50"/>
-              <w:left w:type="dxa" w:w="80"/>
-              <w:bottom w:type="dxa" w:w="50"/>
-              <w:right w:type="dxa" w:w="80"/>
-            </w:tcMar>
-          </w:tcPr>
-          <w:p>
-            <w:pPr>
-              <w:jc w:val="center"/>
-            </w:pPr>
-          </w:p>
-        </w:tc>
-        <w:tc>
-          <w:tcPr>
-            <w:tcW w:type="dxa" w:w="1339"/>
+            <w:tcW w:type="dxa" w:w="660"/>
+            <w:tcBorders>
+              <w:top w:val="single" w:color="C9D3DF" w:sz="4"/>
+              <w:left w:val="single" w:color="C9D3DF" w:sz="4"/>
+              <w:bottom w:val="single" w:color="C9D3DF" w:sz="4"/>
+              <w:right w:val="single" w:color="C9D3DF" w:sz="4"/>
+            </w:tcBorders>
+            <w:tcMar>
+              <w:top w:type="dxa" w:w="50"/>
+              <w:left w:type="dxa" w:w="80"/>
+              <w:bottom w:type="dxa" w:w="50"/>
+              <w:right w:type="dxa" w:w="80"/>
+            </w:tcMar>
+          </w:tcPr>
+          <w:p>
+            <w:pPr>
+              <w:jc w:val="center"/>
+            </w:pPr>
+          </w:p>
+        </w:tc>
+        <w:tc>
+          <w:tcPr>
+            <w:tcW w:type="dxa" w:w="860"/>
             <w:tcBorders>
               <w:top w:val="single" w:color="C9D3DF" w:sz="4"/>
               <w:left w:val="single" w:color="C9D3DF" w:sz="4"/>
@@ -11315,7 +11315,7 @@
         </w:trPr>
         <w:tc>
           <w:tcPr>
-            <w:tcW w:type="dxa" w:w="1622"/>
+            <w:tcW w:type="dxa" w:w="860"/>
             <w:tcBorders>
               <w:top w:val="single" w:color="C9D3DF" w:sz="4"/>
               <w:left w:val="single" w:color="C9D3DF" w:sz="4"/>
@@ -11345,7 +11345,7 @@
         </w:tc>
         <w:tc>
           <w:tcPr>
-            <w:tcW w:type="dxa" w:w="2660"/>
+            <w:tcW w:type="dxa" w:w="3478"/>
             <w:tcBorders>
               <w:top w:val="single" w:color="C9D3DF" w:sz="4"/>
               <w:left w:val="single" w:color="C9D3DF" w:sz="4"/>
@@ -11375,7 +11375,7 @@
         </w:tc>
         <w:tc>
           <w:tcPr>
-            <w:tcW w:type="dxa" w:w="3325"/>
+            <w:tcW w:type="dxa" w:w="4346"/>
             <w:tcBorders>
               <w:top w:val="single" w:color="C9D3DF" w:sz="4"/>
               <w:left w:val="single" w:color="C9D3DF" w:sz="4"/>
@@ -11405,29 +11405,29 @@
         </w:tc>
         <w:tc>
           <w:tcPr>
-            <w:tcW w:type="dxa" w:w="1258"/>
-            <w:tcBorders>
-              <w:top w:val="single" w:color="C9D3DF" w:sz="4"/>
-              <w:left w:val="single" w:color="C9D3DF" w:sz="4"/>
-              <w:bottom w:val="single" w:color="C9D3DF" w:sz="4"/>
-              <w:right w:val="single" w:color="C9D3DF" w:sz="4"/>
-            </w:tcBorders>
-            <w:tcMar>
-              <w:top w:type="dxa" w:w="50"/>
-              <w:left w:type="dxa" w:w="80"/>
-              <w:bottom w:type="dxa" w:w="50"/>
-              <w:right w:type="dxa" w:w="80"/>
-            </w:tcMar>
-          </w:tcPr>
-          <w:p>
-            <w:pPr>
-              <w:jc w:val="center"/>
-            </w:pPr>
-          </w:p>
-        </w:tc>
-        <w:tc>
-          <w:tcPr>
-            <w:tcW w:type="dxa" w:w="1339"/>
+            <w:tcW w:type="dxa" w:w="660"/>
+            <w:tcBorders>
+              <w:top w:val="single" w:color="C9D3DF" w:sz="4"/>
+              <w:left w:val="single" w:color="C9D3DF" w:sz="4"/>
+              <w:bottom w:val="single" w:color="C9D3DF" w:sz="4"/>
+              <w:right w:val="single" w:color="C9D3DF" w:sz="4"/>
+            </w:tcBorders>
+            <w:tcMar>
+              <w:top w:type="dxa" w:w="50"/>
+              <w:left w:type="dxa" w:w="80"/>
+              <w:bottom w:type="dxa" w:w="50"/>
+              <w:right w:type="dxa" w:w="80"/>
+            </w:tcMar>
+          </w:tcPr>
+          <w:p>
+            <w:pPr>
+              <w:jc w:val="center"/>
+            </w:pPr>
+          </w:p>
+        </w:tc>
+        <w:tc>
+          <w:tcPr>
+            <w:tcW w:type="dxa" w:w="860"/>
             <w:tcBorders>
               <w:top w:val="single" w:color="C9D3DF" w:sz="4"/>
               <w:left w:val="single" w:color="C9D3DF" w:sz="4"/>
@@ -11485,9 +11485,9 @@
         </w:tblBorders>
       </w:tblPr>
       <w:tblGrid>
-        <w:gridCol w:w="2330"/>
-        <w:gridCol w:w="6205"/>
-        <w:gridCol w:w="1669"/>
+        <w:gridCol w:w="860"/>
+        <w:gridCol w:w="8684"/>
+        <w:gridCol w:w="660"/>
       </w:tblGrid>
       <w:tr>
         <w:trPr>
@@ -11496,7 +11496,7 @@
         </w:trPr>
         <w:tc>
           <w:tcPr>
-            <w:tcW w:type="dxa" w:w="2330"/>
+            <w:tcW w:type="dxa" w:w="860"/>
             <w:tcBorders>
               <w:top w:val="single" w:color="C9D3DF" w:sz="4"/>
               <w:left w:val="single" w:color="C9D3DF" w:sz="4"/>
@@ -11530,7 +11530,7 @@
         </w:tc>
         <w:tc>
           <w:tcPr>
-            <w:tcW w:type="dxa" w:w="6205"/>
+            <w:tcW w:type="dxa" w:w="8684"/>
             <w:tcBorders>
               <w:top w:val="single" w:color="C9D3DF" w:sz="4"/>
               <w:left w:val="single" w:color="C9D3DF" w:sz="4"/>
@@ -11564,7 +11564,7 @@
         </w:tc>
         <w:tc>
           <w:tcPr>
-            <w:tcW w:type="dxa" w:w="1669"/>
+            <w:tcW w:type="dxa" w:w="660"/>
             <w:tcBorders>
               <w:top w:val="single" w:color="C9D3DF" w:sz="4"/>
               <w:left w:val="single" w:color="C9D3DF" w:sz="4"/>
@@ -11604,7 +11604,7 @@
         </w:trPr>
         <w:tc>
           <w:tcPr>
-            <w:tcW w:type="dxa" w:w="2330"/>
+            <w:tcW w:type="dxa" w:w="860"/>
             <w:tcBorders>
               <w:top w:val="single" w:color="C9D3DF" w:sz="4"/>
               <w:left w:val="single" w:color="C9D3DF" w:sz="4"/>
@@ -11634,7 +11634,7 @@
         </w:tc>
         <w:tc>
           <w:tcPr>
-            <w:tcW w:type="dxa" w:w="6205"/>
+            <w:tcW w:type="dxa" w:w="8684"/>
             <w:tcBorders>
               <w:top w:val="single" w:color="C9D3DF" w:sz="4"/>
               <w:left w:val="single" w:color="C9D3DF" w:sz="4"/>
@@ -11664,7 +11664,7 @@
         </w:tc>
         <w:tc>
           <w:tcPr>
-            <w:tcW w:type="dxa" w:w="1669"/>
+            <w:tcW w:type="dxa" w:w="660"/>
             <w:tcBorders>
               <w:top w:val="single" w:color="C9D3DF" w:sz="4"/>
               <w:left w:val="single" w:color="C9D3DF" w:sz="4"/>
@@ -11692,7 +11692,7 @@
         </w:trPr>
         <w:tc>
           <w:tcPr>
-            <w:tcW w:type="dxa" w:w="2330"/>
+            <w:tcW w:type="dxa" w:w="860"/>
             <w:tcBorders>
               <w:top w:val="single" w:color="C9D3DF" w:sz="4"/>
               <w:left w:val="single" w:color="C9D3DF" w:sz="4"/>
@@ -11722,7 +11722,7 @@
         </w:tc>
         <w:tc>
           <w:tcPr>
-            <w:tcW w:type="dxa" w:w="6205"/>
+            <w:tcW w:type="dxa" w:w="8684"/>
             <w:tcBorders>
               <w:top w:val="single" w:color="C9D3DF" w:sz="4"/>
               <w:left w:val="single" w:color="C9D3DF" w:sz="4"/>
@@ -11748,7 +11748,7 @@
               </w:rPr>
               <w:t xml:space="preserve">설문 링크(</w:t>
             </w:r>
-            <w:hyperlink w:history="1" r:id="rIdksnb9aaxlhd2axhw6iloe">
+            <w:hyperlink w:history="1" r:id="rIdaxckgyllocg_w-l-surxz">
               <w:r>
                 <w:rPr>
                   <w:rStyle w:val="Hyperlink"/>
@@ -11771,7 +11771,7 @@
         </w:tc>
         <w:tc>
           <w:tcPr>
-            <w:tcW w:type="dxa" w:w="1669"/>
+            <w:tcW w:type="dxa" w:w="660"/>
             <w:tcBorders>
               <w:top w:val="single" w:color="C9D3DF" w:sz="4"/>
               <w:left w:val="single" w:color="C9D3DF" w:sz="4"/>
@@ -11799,7 +11799,7 @@
         </w:trPr>
         <w:tc>
           <w:tcPr>
-            <w:tcW w:type="dxa" w:w="2330"/>
+            <w:tcW w:type="dxa" w:w="860"/>
             <w:tcBorders>
               <w:top w:val="single" w:color="C9D3DF" w:sz="4"/>
               <w:left w:val="single" w:color="C9D3DF" w:sz="4"/>
@@ -11829,7 +11829,7 @@
         </w:tc>
         <w:tc>
           <w:tcPr>
-            <w:tcW w:type="dxa" w:w="6205"/>
+            <w:tcW w:type="dxa" w:w="8684"/>
             <w:tcBorders>
               <w:top w:val="single" w:color="C9D3DF" w:sz="4"/>
               <w:left w:val="single" w:color="C9D3DF" w:sz="4"/>
@@ -11859,7 +11859,7 @@
         </w:tc>
         <w:tc>
           <w:tcPr>
-            <w:tcW w:type="dxa" w:w="1669"/>
+            <w:tcW w:type="dxa" w:w="660"/>
             <w:tcBorders>
               <w:top w:val="single" w:color="C9D3DF" w:sz="4"/>
               <w:left w:val="single" w:color="C9D3DF" w:sz="4"/>
@@ -11887,7 +11887,7 @@
         </w:trPr>
         <w:tc>
           <w:tcPr>
-            <w:tcW w:type="dxa" w:w="2330"/>
+            <w:tcW w:type="dxa" w:w="860"/>
             <w:tcBorders>
               <w:top w:val="single" w:color="C9D3DF" w:sz="4"/>
               <w:left w:val="single" w:color="C9D3DF" w:sz="4"/>
@@ -11917,7 +11917,7 @@
         </w:tc>
         <w:tc>
           <w:tcPr>
-            <w:tcW w:type="dxa" w:w="6205"/>
+            <w:tcW w:type="dxa" w:w="8684"/>
             <w:tcBorders>
               <w:top w:val="single" w:color="C9D3DF" w:sz="4"/>
               <w:left w:val="single" w:color="C9D3DF" w:sz="4"/>
@@ -11947,7 +11947,7 @@
         </w:tc>
         <w:tc>
           <w:tcPr>
-            <w:tcW w:type="dxa" w:w="1669"/>
+            <w:tcW w:type="dxa" w:w="660"/>
             <w:tcBorders>
               <w:top w:val="single" w:color="C9D3DF" w:sz="4"/>
               <w:left w:val="single" w:color="C9D3DF" w:sz="4"/>
@@ -12005,9 +12005,9 @@
         </w:tblBorders>
       </w:tblPr>
       <w:tblGrid>
-        <w:gridCol w:w="2715"/>
-        <w:gridCol w:w="5480"/>
-        <w:gridCol w:w="2009"/>
+        <w:gridCol w:w="860"/>
+        <w:gridCol w:w="8684"/>
+        <w:gridCol w:w="660"/>
       </w:tblGrid>
       <w:tr>
         <w:trPr>
@@ -12016,7 +12016,7 @@
         </w:trPr>
         <w:tc>
           <w:tcPr>
-            <w:tcW w:type="dxa" w:w="2715"/>
+            <w:tcW w:type="dxa" w:w="860"/>
             <w:tcBorders>
               <w:top w:val="single" w:color="C9D3DF" w:sz="4"/>
               <w:left w:val="single" w:color="C9D3DF" w:sz="4"/>
@@ -12050,7 +12050,7 @@
         </w:tc>
         <w:tc>
           <w:tcPr>
-            <w:tcW w:type="dxa" w:w="5480"/>
+            <w:tcW w:type="dxa" w:w="8684"/>
             <w:tcBorders>
               <w:top w:val="single" w:color="C9D3DF" w:sz="4"/>
               <w:left w:val="single" w:color="C9D3DF" w:sz="4"/>
@@ -12084,7 +12084,7 @@
         </w:tc>
         <w:tc>
           <w:tcPr>
-            <w:tcW w:type="dxa" w:w="2009"/>
+            <w:tcW w:type="dxa" w:w="660"/>
             <w:tcBorders>
               <w:top w:val="single" w:color="C9D3DF" w:sz="4"/>
               <w:left w:val="single" w:color="C9D3DF" w:sz="4"/>
@@ -12124,7 +12124,7 @@
         </w:trPr>
         <w:tc>
           <w:tcPr>
-            <w:tcW w:type="dxa" w:w="2715"/>
+            <w:tcW w:type="dxa" w:w="860"/>
             <w:tcBorders>
               <w:top w:val="single" w:color="C9D3DF" w:sz="4"/>
               <w:left w:val="single" w:color="C9D3DF" w:sz="4"/>
@@ -12154,7 +12154,7 @@
         </w:tc>
         <w:tc>
           <w:tcPr>
-            <w:tcW w:type="dxa" w:w="5480"/>
+            <w:tcW w:type="dxa" w:w="8684"/>
             <w:tcBorders>
               <w:top w:val="single" w:color="C9D3DF" w:sz="4"/>
               <w:left w:val="single" w:color="C9D3DF" w:sz="4"/>
@@ -12184,7 +12184,7 @@
         </w:tc>
         <w:tc>
           <w:tcPr>
-            <w:tcW w:type="dxa" w:w="2009"/>
+            <w:tcW w:type="dxa" w:w="660"/>
             <w:tcBorders>
               <w:top w:val="single" w:color="C9D3DF" w:sz="4"/>
               <w:left w:val="single" w:color="C9D3DF" w:sz="4"/>
@@ -12212,7 +12212,7 @@
         </w:trPr>
         <w:tc>
           <w:tcPr>
-            <w:tcW w:type="dxa" w:w="2715"/>
+            <w:tcW w:type="dxa" w:w="860"/>
             <w:tcBorders>
               <w:top w:val="single" w:color="C9D3DF" w:sz="4"/>
               <w:left w:val="single" w:color="C9D3DF" w:sz="4"/>
@@ -12242,7 +12242,7 @@
         </w:tc>
         <w:tc>
           <w:tcPr>
-            <w:tcW w:type="dxa" w:w="5480"/>
+            <w:tcW w:type="dxa" w:w="8684"/>
             <w:tcBorders>
               <w:top w:val="single" w:color="C9D3DF" w:sz="4"/>
               <w:left w:val="single" w:color="C9D3DF" w:sz="4"/>
@@ -12272,7 +12272,7 @@
         </w:tc>
         <w:tc>
           <w:tcPr>
-            <w:tcW w:type="dxa" w:w="2009"/>
+            <w:tcW w:type="dxa" w:w="660"/>
             <w:tcBorders>
               <w:top w:val="single" w:color="C9D3DF" w:sz="4"/>
               <w:left w:val="single" w:color="C9D3DF" w:sz="4"/>
@@ -12300,7 +12300,7 @@
         </w:trPr>
         <w:tc>
           <w:tcPr>
-            <w:tcW w:type="dxa" w:w="2715"/>
+            <w:tcW w:type="dxa" w:w="860"/>
             <w:tcBorders>
               <w:top w:val="single" w:color="C9D3DF" w:sz="4"/>
               <w:left w:val="single" w:color="C9D3DF" w:sz="4"/>
@@ -12330,7 +12330,7 @@
         </w:tc>
         <w:tc>
           <w:tcPr>
-            <w:tcW w:type="dxa" w:w="5480"/>
+            <w:tcW w:type="dxa" w:w="8684"/>
             <w:tcBorders>
               <w:top w:val="single" w:color="C9D3DF" w:sz="4"/>
               <w:left w:val="single" w:color="C9D3DF" w:sz="4"/>
@@ -12360,7 +12360,7 @@
         </w:tc>
         <w:tc>
           <w:tcPr>
-            <w:tcW w:type="dxa" w:w="2009"/>
+            <w:tcW w:type="dxa" w:w="660"/>
             <w:tcBorders>
               <w:top w:val="single" w:color="C9D3DF" w:sz="4"/>
               <w:left w:val="single" w:color="C9D3DF" w:sz="4"/>
@@ -12426,13 +12426,13 @@
         </w:tblBorders>
       </w:tblPr>
       <w:tblGrid>
-        <w:gridCol w:w="1483"/>
-        <w:gridCol w:w="1356"/>
-        <w:gridCol w:w="1483"/>
-        <w:gridCol w:w="1483"/>
-        <w:gridCol w:w="1553"/>
-        <w:gridCol w:w="1444"/>
-        <w:gridCol w:w="1402"/>
+        <w:gridCol w:w="686"/>
+        <w:gridCol w:w="1101"/>
+        <w:gridCol w:w="1725"/>
+        <w:gridCol w:w="1725"/>
+        <w:gridCol w:w="2141"/>
+        <w:gridCol w:w="1517"/>
+        <w:gridCol w:w="1309"/>
       </w:tblGrid>
       <w:tr>
         <w:trPr>
@@ -12441,7 +12441,7 @@
         </w:trPr>
         <w:tc>
           <w:tcPr>
-            <w:tcW w:type="dxa" w:w="1483"/>
+            <w:tcW w:type="dxa" w:w="686"/>
             <w:tcBorders>
               <w:top w:val="single" w:color="C9D3DF" w:sz="4"/>
               <w:left w:val="single" w:color="C9D3DF" w:sz="4"/>
@@ -12475,7 +12475,7 @@
         </w:tc>
         <w:tc>
           <w:tcPr>
-            <w:tcW w:type="dxa" w:w="1356"/>
+            <w:tcW w:type="dxa" w:w="1101"/>
             <w:tcBorders>
               <w:top w:val="single" w:color="C9D3DF" w:sz="4"/>
               <w:left w:val="single" w:color="C9D3DF" w:sz="4"/>
@@ -12509,7 +12509,7 @@
         </w:tc>
         <w:tc>
           <w:tcPr>
-            <w:tcW w:type="dxa" w:w="1483"/>
+            <w:tcW w:type="dxa" w:w="1725"/>
             <w:tcBorders>
               <w:top w:val="single" w:color="C9D3DF" w:sz="4"/>
               <w:left w:val="single" w:color="C9D3DF" w:sz="4"/>
@@ -12543,7 +12543,7 @@
         </w:tc>
         <w:tc>
           <w:tcPr>
-            <w:tcW w:type="dxa" w:w="1483"/>
+            <w:tcW w:type="dxa" w:w="1725"/>
             <w:tcBorders>
               <w:top w:val="single" w:color="C9D3DF" w:sz="4"/>
               <w:left w:val="single" w:color="C9D3DF" w:sz="4"/>
@@ -12577,7 +12577,7 @@
         </w:tc>
         <w:tc>
           <w:tcPr>
-            <w:tcW w:type="dxa" w:w="1553"/>
+            <w:tcW w:type="dxa" w:w="2141"/>
             <w:tcBorders>
               <w:top w:val="single" w:color="C9D3DF" w:sz="4"/>
               <w:left w:val="single" w:color="C9D3DF" w:sz="4"/>
@@ -12611,7 +12611,7 @@
         </w:tc>
         <w:tc>
           <w:tcPr>
-            <w:tcW w:type="dxa" w:w="1444"/>
+            <w:tcW w:type="dxa" w:w="1517"/>
             <w:tcBorders>
               <w:top w:val="single" w:color="C9D3DF" w:sz="4"/>
               <w:left w:val="single" w:color="C9D3DF" w:sz="4"/>
@@ -12645,7 +12645,7 @@
         </w:tc>
         <w:tc>
           <w:tcPr>
-            <w:tcW w:type="dxa" w:w="1402"/>
+            <w:tcW w:type="dxa" w:w="1309"/>
             <w:tcBorders>
               <w:top w:val="single" w:color="C9D3DF" w:sz="4"/>
               <w:left w:val="single" w:color="C9D3DF" w:sz="4"/>
@@ -12685,7 +12685,7 @@
         </w:trPr>
         <w:tc>
           <w:tcPr>
-            <w:tcW w:type="dxa" w:w="1483"/>
+            <w:tcW w:type="dxa" w:w="686"/>
             <w:tcBorders>
               <w:top w:val="single" w:color="C9D3DF" w:sz="4"/>
               <w:left w:val="single" w:color="C9D3DF" w:sz="4"/>
@@ -12715,117 +12715,117 @@
         </w:tc>
         <w:tc>
           <w:tcPr>
-            <w:tcW w:type="dxa" w:w="1356"/>
-            <w:tcBorders>
-              <w:top w:val="single" w:color="C9D3DF" w:sz="4"/>
-              <w:left w:val="single" w:color="C9D3DF" w:sz="4"/>
-              <w:bottom w:val="single" w:color="C9D3DF" w:sz="4"/>
-              <w:right w:val="single" w:color="C9D3DF" w:sz="4"/>
-            </w:tcBorders>
-            <w:tcMar>
-              <w:top w:type="dxa" w:w="50"/>
-              <w:left w:type="dxa" w:w="80"/>
-              <w:bottom w:type="dxa" w:w="50"/>
-              <w:right w:type="dxa" w:w="80"/>
-            </w:tcMar>
-          </w:tcPr>
-          <w:p>
-            <w:pPr>
-              <w:jc w:val="center"/>
-            </w:pPr>
-          </w:p>
-        </w:tc>
-        <w:tc>
-          <w:tcPr>
-            <w:tcW w:type="dxa" w:w="1483"/>
-            <w:tcBorders>
-              <w:top w:val="single" w:color="C9D3DF" w:sz="4"/>
-              <w:left w:val="single" w:color="C9D3DF" w:sz="4"/>
-              <w:bottom w:val="single" w:color="C9D3DF" w:sz="4"/>
-              <w:right w:val="single" w:color="C9D3DF" w:sz="4"/>
-            </w:tcBorders>
-            <w:tcMar>
-              <w:top w:type="dxa" w:w="50"/>
-              <w:left w:type="dxa" w:w="80"/>
-              <w:bottom w:type="dxa" w:w="50"/>
-              <w:right w:type="dxa" w:w="80"/>
-            </w:tcMar>
-          </w:tcPr>
-          <w:p>
-            <w:pPr>
-              <w:jc w:val="center"/>
-            </w:pPr>
-          </w:p>
-        </w:tc>
-        <w:tc>
-          <w:tcPr>
-            <w:tcW w:type="dxa" w:w="1483"/>
-            <w:tcBorders>
-              <w:top w:val="single" w:color="C9D3DF" w:sz="4"/>
-              <w:left w:val="single" w:color="C9D3DF" w:sz="4"/>
-              <w:bottom w:val="single" w:color="C9D3DF" w:sz="4"/>
-              <w:right w:val="single" w:color="C9D3DF" w:sz="4"/>
-            </w:tcBorders>
-            <w:tcMar>
-              <w:top w:type="dxa" w:w="50"/>
-              <w:left w:type="dxa" w:w="80"/>
-              <w:bottom w:type="dxa" w:w="50"/>
-              <w:right w:type="dxa" w:w="80"/>
-            </w:tcMar>
-          </w:tcPr>
-          <w:p>
-            <w:pPr>
-              <w:jc w:val="center"/>
-            </w:pPr>
-          </w:p>
-        </w:tc>
-        <w:tc>
-          <w:tcPr>
-            <w:tcW w:type="dxa" w:w="1553"/>
-            <w:tcBorders>
-              <w:top w:val="single" w:color="C9D3DF" w:sz="4"/>
-              <w:left w:val="single" w:color="C9D3DF" w:sz="4"/>
-              <w:bottom w:val="single" w:color="C9D3DF" w:sz="4"/>
-              <w:right w:val="single" w:color="C9D3DF" w:sz="4"/>
-            </w:tcBorders>
-            <w:tcMar>
-              <w:top w:type="dxa" w:w="50"/>
-              <w:left w:type="dxa" w:w="80"/>
-              <w:bottom w:type="dxa" w:w="50"/>
-              <w:right w:type="dxa" w:w="80"/>
-            </w:tcMar>
-          </w:tcPr>
-          <w:p>
-            <w:pPr>
-              <w:jc w:val="center"/>
-            </w:pPr>
-          </w:p>
-        </w:tc>
-        <w:tc>
-          <w:tcPr>
-            <w:tcW w:type="dxa" w:w="1444"/>
-            <w:tcBorders>
-              <w:top w:val="single" w:color="C9D3DF" w:sz="4"/>
-              <w:left w:val="single" w:color="C9D3DF" w:sz="4"/>
-              <w:bottom w:val="single" w:color="C9D3DF" w:sz="4"/>
-              <w:right w:val="single" w:color="C9D3DF" w:sz="4"/>
-            </w:tcBorders>
-            <w:tcMar>
-              <w:top w:type="dxa" w:w="50"/>
-              <w:left w:type="dxa" w:w="80"/>
-              <w:bottom w:type="dxa" w:w="50"/>
-              <w:right w:type="dxa" w:w="80"/>
-            </w:tcMar>
-          </w:tcPr>
-          <w:p>
-            <w:pPr>
-              <w:jc w:val="center"/>
-            </w:pPr>
-          </w:p>
-        </w:tc>
-        <w:tc>
-          <w:tcPr>
-            <w:tcW w:type="dxa" w:w="1402"/>
+            <w:tcW w:type="dxa" w:w="1101"/>
+            <w:tcBorders>
+              <w:top w:val="single" w:color="C9D3DF" w:sz="4"/>
+              <w:left w:val="single" w:color="C9D3DF" w:sz="4"/>
+              <w:bottom w:val="single" w:color="C9D3DF" w:sz="4"/>
+              <w:right w:val="single" w:color="C9D3DF" w:sz="4"/>
+            </w:tcBorders>
+            <w:tcMar>
+              <w:top w:type="dxa" w:w="50"/>
+              <w:left w:type="dxa" w:w="80"/>
+              <w:bottom w:type="dxa" w:w="50"/>
+              <w:right w:type="dxa" w:w="80"/>
+            </w:tcMar>
+          </w:tcPr>
+          <w:p>
+            <w:pPr>
+              <w:jc w:val="center"/>
+            </w:pPr>
+          </w:p>
+        </w:tc>
+        <w:tc>
+          <w:tcPr>
+            <w:tcW w:type="dxa" w:w="1725"/>
+            <w:tcBorders>
+              <w:top w:val="single" w:color="C9D3DF" w:sz="4"/>
+              <w:left w:val="single" w:color="C9D3DF" w:sz="4"/>
+              <w:bottom w:val="single" w:color="C9D3DF" w:sz="4"/>
+              <w:right w:val="single" w:color="C9D3DF" w:sz="4"/>
+            </w:tcBorders>
+            <w:tcMar>
+              <w:top w:type="dxa" w:w="50"/>
+              <w:left w:type="dxa" w:w="80"/>
+              <w:bottom w:type="dxa" w:w="50"/>
+              <w:right w:type="dxa" w:w="80"/>
+            </w:tcMar>
+          </w:tcPr>
+          <w:p>
+            <w:pPr>
+              <w:jc w:val="center"/>
+            </w:pPr>
+          </w:p>
+        </w:tc>
+        <w:tc>
+          <w:tcPr>
+            <w:tcW w:type="dxa" w:w="1725"/>
+            <w:tcBorders>
+              <w:top w:val="single" w:color="C9D3DF" w:sz="4"/>
+              <w:left w:val="single" w:color="C9D3DF" w:sz="4"/>
+              <w:bottom w:val="single" w:color="C9D3DF" w:sz="4"/>
+              <w:right w:val="single" w:color="C9D3DF" w:sz="4"/>
+            </w:tcBorders>
+            <w:tcMar>
+              <w:top w:type="dxa" w:w="50"/>
+              <w:left w:type="dxa" w:w="80"/>
+              <w:bottom w:type="dxa" w:w="50"/>
+              <w:right w:type="dxa" w:w="80"/>
+            </w:tcMar>
+          </w:tcPr>
+          <w:p>
+            <w:pPr>
+              <w:jc w:val="center"/>
+            </w:pPr>
+          </w:p>
+        </w:tc>
+        <w:tc>
+          <w:tcPr>
+            <w:tcW w:type="dxa" w:w="2141"/>
+            <w:tcBorders>
+              <w:top w:val="single" w:color="C9D3DF" w:sz="4"/>
+              <w:left w:val="single" w:color="C9D3DF" w:sz="4"/>
+              <w:bottom w:val="single" w:color="C9D3DF" w:sz="4"/>
+              <w:right w:val="single" w:color="C9D3DF" w:sz="4"/>
+            </w:tcBorders>
+            <w:tcMar>
+              <w:top w:type="dxa" w:w="50"/>
+              <w:left w:type="dxa" w:w="80"/>
+              <w:bottom w:type="dxa" w:w="50"/>
+              <w:right w:type="dxa" w:w="80"/>
+            </w:tcMar>
+          </w:tcPr>
+          <w:p>
+            <w:pPr>
+              <w:jc w:val="center"/>
+            </w:pPr>
+          </w:p>
+        </w:tc>
+        <w:tc>
+          <w:tcPr>
+            <w:tcW w:type="dxa" w:w="1517"/>
+            <w:tcBorders>
+              <w:top w:val="single" w:color="C9D3DF" w:sz="4"/>
+              <w:left w:val="single" w:color="C9D3DF" w:sz="4"/>
+              <w:bottom w:val="single" w:color="C9D3DF" w:sz="4"/>
+              <w:right w:val="single" w:color="C9D3DF" w:sz="4"/>
+            </w:tcBorders>
+            <w:tcMar>
+              <w:top w:type="dxa" w:w="50"/>
+              <w:left w:type="dxa" w:w="80"/>
+              <w:bottom w:type="dxa" w:w="50"/>
+              <w:right w:type="dxa" w:w="80"/>
+            </w:tcMar>
+          </w:tcPr>
+          <w:p>
+            <w:pPr>
+              <w:jc w:val="center"/>
+            </w:pPr>
+          </w:p>
+        </w:tc>
+        <w:tc>
+          <w:tcPr>
+            <w:tcW w:type="dxa" w:w="1309"/>
             <w:tcBorders>
               <w:top w:val="single" w:color="C9D3DF" w:sz="4"/>
               <w:left w:val="single" w:color="C9D3DF" w:sz="4"/>
@@ -12853,7 +12853,7 @@
         </w:trPr>
         <w:tc>
           <w:tcPr>
-            <w:tcW w:type="dxa" w:w="1483"/>
+            <w:tcW w:type="dxa" w:w="686"/>
             <w:tcBorders>
               <w:top w:val="single" w:color="C9D3DF" w:sz="4"/>
               <w:left w:val="single" w:color="C9D3DF" w:sz="4"/>
@@ -12883,117 +12883,117 @@
         </w:tc>
         <w:tc>
           <w:tcPr>
-            <w:tcW w:type="dxa" w:w="1356"/>
-            <w:tcBorders>
-              <w:top w:val="single" w:color="C9D3DF" w:sz="4"/>
-              <w:left w:val="single" w:color="C9D3DF" w:sz="4"/>
-              <w:bottom w:val="single" w:color="C9D3DF" w:sz="4"/>
-              <w:right w:val="single" w:color="C9D3DF" w:sz="4"/>
-            </w:tcBorders>
-            <w:tcMar>
-              <w:top w:type="dxa" w:w="50"/>
-              <w:left w:type="dxa" w:w="80"/>
-              <w:bottom w:type="dxa" w:w="50"/>
-              <w:right w:type="dxa" w:w="80"/>
-            </w:tcMar>
-          </w:tcPr>
-          <w:p>
-            <w:pPr>
-              <w:jc w:val="center"/>
-            </w:pPr>
-          </w:p>
-        </w:tc>
-        <w:tc>
-          <w:tcPr>
-            <w:tcW w:type="dxa" w:w="1483"/>
-            <w:tcBorders>
-              <w:top w:val="single" w:color="C9D3DF" w:sz="4"/>
-              <w:left w:val="single" w:color="C9D3DF" w:sz="4"/>
-              <w:bottom w:val="single" w:color="C9D3DF" w:sz="4"/>
-              <w:right w:val="single" w:color="C9D3DF" w:sz="4"/>
-            </w:tcBorders>
-            <w:tcMar>
-              <w:top w:type="dxa" w:w="50"/>
-              <w:left w:type="dxa" w:w="80"/>
-              <w:bottom w:type="dxa" w:w="50"/>
-              <w:right w:type="dxa" w:w="80"/>
-            </w:tcMar>
-          </w:tcPr>
-          <w:p>
-            <w:pPr>
-              <w:jc w:val="center"/>
-            </w:pPr>
-          </w:p>
-        </w:tc>
-        <w:tc>
-          <w:tcPr>
-            <w:tcW w:type="dxa" w:w="1483"/>
-            <w:tcBorders>
-              <w:top w:val="single" w:color="C9D3DF" w:sz="4"/>
-              <w:left w:val="single" w:color="C9D3DF" w:sz="4"/>
-              <w:bottom w:val="single" w:color="C9D3DF" w:sz="4"/>
-              <w:right w:val="single" w:color="C9D3DF" w:sz="4"/>
-            </w:tcBorders>
-            <w:tcMar>
-              <w:top w:type="dxa" w:w="50"/>
-              <w:left w:type="dxa" w:w="80"/>
-              <w:bottom w:type="dxa" w:w="50"/>
-              <w:right w:type="dxa" w:w="80"/>
-            </w:tcMar>
-          </w:tcPr>
-          <w:p>
-            <w:pPr>
-              <w:jc w:val="center"/>
-            </w:pPr>
-          </w:p>
-        </w:tc>
-        <w:tc>
-          <w:tcPr>
-            <w:tcW w:type="dxa" w:w="1553"/>
-            <w:tcBorders>
-              <w:top w:val="single" w:color="C9D3DF" w:sz="4"/>
-              <w:left w:val="single" w:color="C9D3DF" w:sz="4"/>
-              <w:bottom w:val="single" w:color="C9D3DF" w:sz="4"/>
-              <w:right w:val="single" w:color="C9D3DF" w:sz="4"/>
-            </w:tcBorders>
-            <w:tcMar>
-              <w:top w:type="dxa" w:w="50"/>
-              <w:left w:type="dxa" w:w="80"/>
-              <w:bottom w:type="dxa" w:w="50"/>
-              <w:right w:type="dxa" w:w="80"/>
-            </w:tcMar>
-          </w:tcPr>
-          <w:p>
-            <w:pPr>
-              <w:jc w:val="center"/>
-            </w:pPr>
-          </w:p>
-        </w:tc>
-        <w:tc>
-          <w:tcPr>
-            <w:tcW w:type="dxa" w:w="1444"/>
-            <w:tcBorders>
-              <w:top w:val="single" w:color="C9D3DF" w:sz="4"/>
-              <w:left w:val="single" w:color="C9D3DF" w:sz="4"/>
-              <w:bottom w:val="single" w:color="C9D3DF" w:sz="4"/>
-              <w:right w:val="single" w:color="C9D3DF" w:sz="4"/>
-            </w:tcBorders>
-            <w:tcMar>
-              <w:top w:type="dxa" w:w="50"/>
-              <w:left w:type="dxa" w:w="80"/>
-              <w:bottom w:type="dxa" w:w="50"/>
-              <w:right w:type="dxa" w:w="80"/>
-            </w:tcMar>
-          </w:tcPr>
-          <w:p>
-            <w:pPr>
-              <w:jc w:val="center"/>
-            </w:pPr>
-          </w:p>
-        </w:tc>
-        <w:tc>
-          <w:tcPr>
-            <w:tcW w:type="dxa" w:w="1402"/>
+            <w:tcW w:type="dxa" w:w="1101"/>
+            <w:tcBorders>
+              <w:top w:val="single" w:color="C9D3DF" w:sz="4"/>
+              <w:left w:val="single" w:color="C9D3DF" w:sz="4"/>
+              <w:bottom w:val="single" w:color="C9D3DF" w:sz="4"/>
+              <w:right w:val="single" w:color="C9D3DF" w:sz="4"/>
+            </w:tcBorders>
+            <w:tcMar>
+              <w:top w:type="dxa" w:w="50"/>
+              <w:left w:type="dxa" w:w="80"/>
+              <w:bottom w:type="dxa" w:w="50"/>
+              <w:right w:type="dxa" w:w="80"/>
+            </w:tcMar>
+          </w:tcPr>
+          <w:p>
+            <w:pPr>
+              <w:jc w:val="center"/>
+            </w:pPr>
+          </w:p>
+        </w:tc>
+        <w:tc>
+          <w:tcPr>
+            <w:tcW w:type="dxa" w:w="1725"/>
+            <w:tcBorders>
+              <w:top w:val="single" w:color="C9D3DF" w:sz="4"/>
+              <w:left w:val="single" w:color="C9D3DF" w:sz="4"/>
+              <w:bottom w:val="single" w:color="C9D3DF" w:sz="4"/>
+              <w:right w:val="single" w:color="C9D3DF" w:sz="4"/>
+            </w:tcBorders>
+            <w:tcMar>
+              <w:top w:type="dxa" w:w="50"/>
+              <w:left w:type="dxa" w:w="80"/>
+              <w:bottom w:type="dxa" w:w="50"/>
+              <w:right w:type="dxa" w:w="80"/>
+            </w:tcMar>
+          </w:tcPr>
+          <w:p>
+            <w:pPr>
+              <w:jc w:val="center"/>
+            </w:pPr>
+          </w:p>
+        </w:tc>
+        <w:tc>
+          <w:tcPr>
+            <w:tcW w:type="dxa" w:w="1725"/>
+            <w:tcBorders>
+              <w:top w:val="single" w:color="C9D3DF" w:sz="4"/>
+              <w:left w:val="single" w:color="C9D3DF" w:sz="4"/>
+              <w:bottom w:val="single" w:color="C9D3DF" w:sz="4"/>
+              <w:right w:val="single" w:color="C9D3DF" w:sz="4"/>
+            </w:tcBorders>
+            <w:tcMar>
+              <w:top w:type="dxa" w:w="50"/>
+              <w:left w:type="dxa" w:w="80"/>
+              <w:bottom w:type="dxa" w:w="50"/>
+              <w:right w:type="dxa" w:w="80"/>
+            </w:tcMar>
+          </w:tcPr>
+          <w:p>
+            <w:pPr>
+              <w:jc w:val="center"/>
+            </w:pPr>
+          </w:p>
+        </w:tc>
+        <w:tc>
+          <w:tcPr>
+            <w:tcW w:type="dxa" w:w="2141"/>
+            <w:tcBorders>
+              <w:top w:val="single" w:color="C9D3DF" w:sz="4"/>
+              <w:left w:val="single" w:color="C9D3DF" w:sz="4"/>
+              <w:bottom w:val="single" w:color="C9D3DF" w:sz="4"/>
+              <w:right w:val="single" w:color="C9D3DF" w:sz="4"/>
+            </w:tcBorders>
+            <w:tcMar>
+              <w:top w:type="dxa" w:w="50"/>
+              <w:left w:type="dxa" w:w="80"/>
+              <w:bottom w:type="dxa" w:w="50"/>
+              <w:right w:type="dxa" w:w="80"/>
+            </w:tcMar>
+          </w:tcPr>
+          <w:p>
+            <w:pPr>
+              <w:jc w:val="center"/>
+            </w:pPr>
+          </w:p>
+        </w:tc>
+        <w:tc>
+          <w:tcPr>
+            <w:tcW w:type="dxa" w:w="1517"/>
+            <w:tcBorders>
+              <w:top w:val="single" w:color="C9D3DF" w:sz="4"/>
+              <w:left w:val="single" w:color="C9D3DF" w:sz="4"/>
+              <w:bottom w:val="single" w:color="C9D3DF" w:sz="4"/>
+              <w:right w:val="single" w:color="C9D3DF" w:sz="4"/>
+            </w:tcBorders>
+            <w:tcMar>
+              <w:top w:type="dxa" w:w="50"/>
+              <w:left w:type="dxa" w:w="80"/>
+              <w:bottom w:type="dxa" w:w="50"/>
+              <w:right w:type="dxa" w:w="80"/>
+            </w:tcMar>
+          </w:tcPr>
+          <w:p>
+            <w:pPr>
+              <w:jc w:val="center"/>
+            </w:pPr>
+          </w:p>
+        </w:tc>
+        <w:tc>
+          <w:tcPr>
+            <w:tcW w:type="dxa" w:w="1309"/>
             <w:tcBorders>
               <w:top w:val="single" w:color="C9D3DF" w:sz="4"/>
               <w:left w:val="single" w:color="C9D3DF" w:sz="4"/>
@@ -13021,7 +13021,7 @@
         </w:trPr>
         <w:tc>
           <w:tcPr>
-            <w:tcW w:type="dxa" w:w="1483"/>
+            <w:tcW w:type="dxa" w:w="686"/>
             <w:tcBorders>
               <w:top w:val="single" w:color="C9D3DF" w:sz="4"/>
               <w:left w:val="single" w:color="C9D3DF" w:sz="4"/>
@@ -13051,117 +13051,117 @@
         </w:tc>
         <w:tc>
           <w:tcPr>
-            <w:tcW w:type="dxa" w:w="1356"/>
-            <w:tcBorders>
-              <w:top w:val="single" w:color="C9D3DF" w:sz="4"/>
-              <w:left w:val="single" w:color="C9D3DF" w:sz="4"/>
-              <w:bottom w:val="single" w:color="C9D3DF" w:sz="4"/>
-              <w:right w:val="single" w:color="C9D3DF" w:sz="4"/>
-            </w:tcBorders>
-            <w:tcMar>
-              <w:top w:type="dxa" w:w="50"/>
-              <w:left w:type="dxa" w:w="80"/>
-              <w:bottom w:type="dxa" w:w="50"/>
-              <w:right w:type="dxa" w:w="80"/>
-            </w:tcMar>
-          </w:tcPr>
-          <w:p>
-            <w:pPr>
-              <w:jc w:val="center"/>
-            </w:pPr>
-          </w:p>
-        </w:tc>
-        <w:tc>
-          <w:tcPr>
-            <w:tcW w:type="dxa" w:w="1483"/>
-            <w:tcBorders>
-              <w:top w:val="single" w:color="C9D3DF" w:sz="4"/>
-              <w:left w:val="single" w:color="C9D3DF" w:sz="4"/>
-              <w:bottom w:val="single" w:color="C9D3DF" w:sz="4"/>
-              <w:right w:val="single" w:color="C9D3DF" w:sz="4"/>
-            </w:tcBorders>
-            <w:tcMar>
-              <w:top w:type="dxa" w:w="50"/>
-              <w:left w:type="dxa" w:w="80"/>
-              <w:bottom w:type="dxa" w:w="50"/>
-              <w:right w:type="dxa" w:w="80"/>
-            </w:tcMar>
-          </w:tcPr>
-          <w:p>
-            <w:pPr>
-              <w:jc w:val="center"/>
-            </w:pPr>
-          </w:p>
-        </w:tc>
-        <w:tc>
-          <w:tcPr>
-            <w:tcW w:type="dxa" w:w="1483"/>
-            <w:tcBorders>
-              <w:top w:val="single" w:color="C9D3DF" w:sz="4"/>
-              <w:left w:val="single" w:color="C9D3DF" w:sz="4"/>
-              <w:bottom w:val="single" w:color="C9D3DF" w:sz="4"/>
-              <w:right w:val="single" w:color="C9D3DF" w:sz="4"/>
-            </w:tcBorders>
-            <w:tcMar>
-              <w:top w:type="dxa" w:w="50"/>
-              <w:left w:type="dxa" w:w="80"/>
-              <w:bottom w:type="dxa" w:w="50"/>
-              <w:right w:type="dxa" w:w="80"/>
-            </w:tcMar>
-          </w:tcPr>
-          <w:p>
-            <w:pPr>
-              <w:jc w:val="center"/>
-            </w:pPr>
-          </w:p>
-        </w:tc>
-        <w:tc>
-          <w:tcPr>
-            <w:tcW w:type="dxa" w:w="1553"/>
-            <w:tcBorders>
-              <w:top w:val="single" w:color="C9D3DF" w:sz="4"/>
-              <w:left w:val="single" w:color="C9D3DF" w:sz="4"/>
-              <w:bottom w:val="single" w:color="C9D3DF" w:sz="4"/>
-              <w:right w:val="single" w:color="C9D3DF" w:sz="4"/>
-            </w:tcBorders>
-            <w:tcMar>
-              <w:top w:type="dxa" w:w="50"/>
-              <w:left w:type="dxa" w:w="80"/>
-              <w:bottom w:type="dxa" w:w="50"/>
-              <w:right w:type="dxa" w:w="80"/>
-            </w:tcMar>
-          </w:tcPr>
-          <w:p>
-            <w:pPr>
-              <w:jc w:val="center"/>
-            </w:pPr>
-          </w:p>
-        </w:tc>
-        <w:tc>
-          <w:tcPr>
-            <w:tcW w:type="dxa" w:w="1444"/>
-            <w:tcBorders>
-              <w:top w:val="single" w:color="C9D3DF" w:sz="4"/>
-              <w:left w:val="single" w:color="C9D3DF" w:sz="4"/>
-              <w:bottom w:val="single" w:color="C9D3DF" w:sz="4"/>
-              <w:right w:val="single" w:color="C9D3DF" w:sz="4"/>
-            </w:tcBorders>
-            <w:tcMar>
-              <w:top w:type="dxa" w:w="50"/>
-              <w:left w:type="dxa" w:w="80"/>
-              <w:bottom w:type="dxa" w:w="50"/>
-              <w:right w:type="dxa" w:w="80"/>
-            </w:tcMar>
-          </w:tcPr>
-          <w:p>
-            <w:pPr>
-              <w:jc w:val="center"/>
-            </w:pPr>
-          </w:p>
-        </w:tc>
-        <w:tc>
-          <w:tcPr>
-            <w:tcW w:type="dxa" w:w="1402"/>
+            <w:tcW w:type="dxa" w:w="1101"/>
+            <w:tcBorders>
+              <w:top w:val="single" w:color="C9D3DF" w:sz="4"/>
+              <w:left w:val="single" w:color="C9D3DF" w:sz="4"/>
+              <w:bottom w:val="single" w:color="C9D3DF" w:sz="4"/>
+              <w:right w:val="single" w:color="C9D3DF" w:sz="4"/>
+            </w:tcBorders>
+            <w:tcMar>
+              <w:top w:type="dxa" w:w="50"/>
+              <w:left w:type="dxa" w:w="80"/>
+              <w:bottom w:type="dxa" w:w="50"/>
+              <w:right w:type="dxa" w:w="80"/>
+            </w:tcMar>
+          </w:tcPr>
+          <w:p>
+            <w:pPr>
+              <w:jc w:val="center"/>
+            </w:pPr>
+          </w:p>
+        </w:tc>
+        <w:tc>
+          <w:tcPr>
+            <w:tcW w:type="dxa" w:w="1725"/>
+            <w:tcBorders>
+              <w:top w:val="single" w:color="C9D3DF" w:sz="4"/>
+              <w:left w:val="single" w:color="C9D3DF" w:sz="4"/>
+              <w:bottom w:val="single" w:color="C9D3DF" w:sz="4"/>
+              <w:right w:val="single" w:color="C9D3DF" w:sz="4"/>
+            </w:tcBorders>
+            <w:tcMar>
+              <w:top w:type="dxa" w:w="50"/>
+              <w:left w:type="dxa" w:w="80"/>
+              <w:bottom w:type="dxa" w:w="50"/>
+              <w:right w:type="dxa" w:w="80"/>
+            </w:tcMar>
+          </w:tcPr>
+          <w:p>
+            <w:pPr>
+              <w:jc w:val="center"/>
+            </w:pPr>
+          </w:p>
+        </w:tc>
+        <w:tc>
+          <w:tcPr>
+            <w:tcW w:type="dxa" w:w="1725"/>
+            <w:tcBorders>
+              <w:top w:val="single" w:color="C9D3DF" w:sz="4"/>
+              <w:left w:val="single" w:color="C9D3DF" w:sz="4"/>
+              <w:bottom w:val="single" w:color="C9D3DF" w:sz="4"/>
+              <w:right w:val="single" w:color="C9D3DF" w:sz="4"/>
+            </w:tcBorders>
+            <w:tcMar>
+              <w:top w:type="dxa" w:w="50"/>
+              <w:left w:type="dxa" w:w="80"/>
+              <w:bottom w:type="dxa" w:w="50"/>
+              <w:right w:type="dxa" w:w="80"/>
+            </w:tcMar>
+          </w:tcPr>
+          <w:p>
+            <w:pPr>
+              <w:jc w:val="center"/>
+            </w:pPr>
+          </w:p>
+        </w:tc>
+        <w:tc>
+          <w:tcPr>
+            <w:tcW w:type="dxa" w:w="2141"/>
+            <w:tcBorders>
+              <w:top w:val="single" w:color="C9D3DF" w:sz="4"/>
+              <w:left w:val="single" w:color="C9D3DF" w:sz="4"/>
+              <w:bottom w:val="single" w:color="C9D3DF" w:sz="4"/>
+              <w:right w:val="single" w:color="C9D3DF" w:sz="4"/>
+            </w:tcBorders>
+            <w:tcMar>
+              <w:top w:type="dxa" w:w="50"/>
+              <w:left w:type="dxa" w:w="80"/>
+              <w:bottom w:type="dxa" w:w="50"/>
+              <w:right w:type="dxa" w:w="80"/>
+            </w:tcMar>
+          </w:tcPr>
+          <w:p>
+            <w:pPr>
+              <w:jc w:val="center"/>
+            </w:pPr>
+          </w:p>
+        </w:tc>
+        <w:tc>
+          <w:tcPr>
+            <w:tcW w:type="dxa" w:w="1517"/>
+            <w:tcBorders>
+              <w:top w:val="single" w:color="C9D3DF" w:sz="4"/>
+              <w:left w:val="single" w:color="C9D3DF" w:sz="4"/>
+              <w:bottom w:val="single" w:color="C9D3DF" w:sz="4"/>
+              <w:right w:val="single" w:color="C9D3DF" w:sz="4"/>
+            </w:tcBorders>
+            <w:tcMar>
+              <w:top w:type="dxa" w:w="50"/>
+              <w:left w:type="dxa" w:w="80"/>
+              <w:bottom w:type="dxa" w:w="50"/>
+              <w:right w:type="dxa" w:w="80"/>
+            </w:tcMar>
+          </w:tcPr>
+          <w:p>
+            <w:pPr>
+              <w:jc w:val="center"/>
+            </w:pPr>
+          </w:p>
+        </w:tc>
+        <w:tc>
+          <w:tcPr>
+            <w:tcW w:type="dxa" w:w="1309"/>
             <w:tcBorders>
               <w:top w:val="single" w:color="C9D3DF" w:sz="4"/>
               <w:left w:val="single" w:color="C9D3DF" w:sz="4"/>
@@ -13189,7 +13189,7 @@
         </w:trPr>
         <w:tc>
           <w:tcPr>
-            <w:tcW w:type="dxa" w:w="1483"/>
+            <w:tcW w:type="dxa" w:w="686"/>
             <w:tcBorders>
               <w:top w:val="single" w:color="C9D3DF" w:sz="4"/>
               <w:left w:val="single" w:color="C9D3DF" w:sz="4"/>
@@ -13219,117 +13219,117 @@
         </w:tc>
         <w:tc>
           <w:tcPr>
-            <w:tcW w:type="dxa" w:w="1356"/>
-            <w:tcBorders>
-              <w:top w:val="single" w:color="C9D3DF" w:sz="4"/>
-              <w:left w:val="single" w:color="C9D3DF" w:sz="4"/>
-              <w:bottom w:val="single" w:color="C9D3DF" w:sz="4"/>
-              <w:right w:val="single" w:color="C9D3DF" w:sz="4"/>
-            </w:tcBorders>
-            <w:tcMar>
-              <w:top w:type="dxa" w:w="50"/>
-              <w:left w:type="dxa" w:w="80"/>
-              <w:bottom w:type="dxa" w:w="50"/>
-              <w:right w:type="dxa" w:w="80"/>
-            </w:tcMar>
-          </w:tcPr>
-          <w:p>
-            <w:pPr>
-              <w:jc w:val="center"/>
-            </w:pPr>
-          </w:p>
-        </w:tc>
-        <w:tc>
-          <w:tcPr>
-            <w:tcW w:type="dxa" w:w="1483"/>
-            <w:tcBorders>
-              <w:top w:val="single" w:color="C9D3DF" w:sz="4"/>
-              <w:left w:val="single" w:color="C9D3DF" w:sz="4"/>
-              <w:bottom w:val="single" w:color="C9D3DF" w:sz="4"/>
-              <w:right w:val="single" w:color="C9D3DF" w:sz="4"/>
-            </w:tcBorders>
-            <w:tcMar>
-              <w:top w:type="dxa" w:w="50"/>
-              <w:left w:type="dxa" w:w="80"/>
-              <w:bottom w:type="dxa" w:w="50"/>
-              <w:right w:type="dxa" w:w="80"/>
-            </w:tcMar>
-          </w:tcPr>
-          <w:p>
-            <w:pPr>
-              <w:jc w:val="center"/>
-            </w:pPr>
-          </w:p>
-        </w:tc>
-        <w:tc>
-          <w:tcPr>
-            <w:tcW w:type="dxa" w:w="1483"/>
-            <w:tcBorders>
-              <w:top w:val="single" w:color="C9D3DF" w:sz="4"/>
-              <w:left w:val="single" w:color="C9D3DF" w:sz="4"/>
-              <w:bottom w:val="single" w:color="C9D3DF" w:sz="4"/>
-              <w:right w:val="single" w:color="C9D3DF" w:sz="4"/>
-            </w:tcBorders>
-            <w:tcMar>
-              <w:top w:type="dxa" w:w="50"/>
-              <w:left w:type="dxa" w:w="80"/>
-              <w:bottom w:type="dxa" w:w="50"/>
-              <w:right w:type="dxa" w:w="80"/>
-            </w:tcMar>
-          </w:tcPr>
-          <w:p>
-            <w:pPr>
-              <w:jc w:val="center"/>
-            </w:pPr>
-          </w:p>
-        </w:tc>
-        <w:tc>
-          <w:tcPr>
-            <w:tcW w:type="dxa" w:w="1553"/>
-            <w:tcBorders>
-              <w:top w:val="single" w:color="C9D3DF" w:sz="4"/>
-              <w:left w:val="single" w:color="C9D3DF" w:sz="4"/>
-              <w:bottom w:val="single" w:color="C9D3DF" w:sz="4"/>
-              <w:right w:val="single" w:color="C9D3DF" w:sz="4"/>
-            </w:tcBorders>
-            <w:tcMar>
-              <w:top w:type="dxa" w:w="50"/>
-              <w:left w:type="dxa" w:w="80"/>
-              <w:bottom w:type="dxa" w:w="50"/>
-              <w:right w:type="dxa" w:w="80"/>
-            </w:tcMar>
-          </w:tcPr>
-          <w:p>
-            <w:pPr>
-              <w:jc w:val="center"/>
-            </w:pPr>
-          </w:p>
-        </w:tc>
-        <w:tc>
-          <w:tcPr>
-            <w:tcW w:type="dxa" w:w="1444"/>
-            <w:tcBorders>
-              <w:top w:val="single" w:color="C9D3DF" w:sz="4"/>
-              <w:left w:val="single" w:color="C9D3DF" w:sz="4"/>
-              <w:bottom w:val="single" w:color="C9D3DF" w:sz="4"/>
-              <w:right w:val="single" w:color="C9D3DF" w:sz="4"/>
-            </w:tcBorders>
-            <w:tcMar>
-              <w:top w:type="dxa" w:w="50"/>
-              <w:left w:type="dxa" w:w="80"/>
-              <w:bottom w:type="dxa" w:w="50"/>
-              <w:right w:type="dxa" w:w="80"/>
-            </w:tcMar>
-          </w:tcPr>
-          <w:p>
-            <w:pPr>
-              <w:jc w:val="center"/>
-            </w:pPr>
-          </w:p>
-        </w:tc>
-        <w:tc>
-          <w:tcPr>
-            <w:tcW w:type="dxa" w:w="1402"/>
+            <w:tcW w:type="dxa" w:w="1101"/>
+            <w:tcBorders>
+              <w:top w:val="single" w:color="C9D3DF" w:sz="4"/>
+              <w:left w:val="single" w:color="C9D3DF" w:sz="4"/>
+              <w:bottom w:val="single" w:color="C9D3DF" w:sz="4"/>
+              <w:right w:val="single" w:color="C9D3DF" w:sz="4"/>
+            </w:tcBorders>
+            <w:tcMar>
+              <w:top w:type="dxa" w:w="50"/>
+              <w:left w:type="dxa" w:w="80"/>
+              <w:bottom w:type="dxa" w:w="50"/>
+              <w:right w:type="dxa" w:w="80"/>
+            </w:tcMar>
+          </w:tcPr>
+          <w:p>
+            <w:pPr>
+              <w:jc w:val="center"/>
+            </w:pPr>
+          </w:p>
+        </w:tc>
+        <w:tc>
+          <w:tcPr>
+            <w:tcW w:type="dxa" w:w="1725"/>
+            <w:tcBorders>
+              <w:top w:val="single" w:color="C9D3DF" w:sz="4"/>
+              <w:left w:val="single" w:color="C9D3DF" w:sz="4"/>
+              <w:bottom w:val="single" w:color="C9D3DF" w:sz="4"/>
+              <w:right w:val="single" w:color="C9D3DF" w:sz="4"/>
+            </w:tcBorders>
+            <w:tcMar>
+              <w:top w:type="dxa" w:w="50"/>
+              <w:left w:type="dxa" w:w="80"/>
+              <w:bottom w:type="dxa" w:w="50"/>
+              <w:right w:type="dxa" w:w="80"/>
+            </w:tcMar>
+          </w:tcPr>
+          <w:p>
+            <w:pPr>
+              <w:jc w:val="center"/>
+            </w:pPr>
+          </w:p>
+        </w:tc>
+        <w:tc>
+          <w:tcPr>
+            <w:tcW w:type="dxa" w:w="1725"/>
+            <w:tcBorders>
+              <w:top w:val="single" w:color="C9D3DF" w:sz="4"/>
+              <w:left w:val="single" w:color="C9D3DF" w:sz="4"/>
+              <w:bottom w:val="single" w:color="C9D3DF" w:sz="4"/>
+              <w:right w:val="single" w:color="C9D3DF" w:sz="4"/>
+            </w:tcBorders>
+            <w:tcMar>
+              <w:top w:type="dxa" w:w="50"/>
+              <w:left w:type="dxa" w:w="80"/>
+              <w:bottom w:type="dxa" w:w="50"/>
+              <w:right w:type="dxa" w:w="80"/>
+            </w:tcMar>
+          </w:tcPr>
+          <w:p>
+            <w:pPr>
+              <w:jc w:val="center"/>
+            </w:pPr>
+          </w:p>
+        </w:tc>
+        <w:tc>
+          <w:tcPr>
+            <w:tcW w:type="dxa" w:w="2141"/>
+            <w:tcBorders>
+              <w:top w:val="single" w:color="C9D3DF" w:sz="4"/>
+              <w:left w:val="single" w:color="C9D3DF" w:sz="4"/>
+              <w:bottom w:val="single" w:color="C9D3DF" w:sz="4"/>
+              <w:right w:val="single" w:color="C9D3DF" w:sz="4"/>
+            </w:tcBorders>
+            <w:tcMar>
+              <w:top w:type="dxa" w:w="50"/>
+              <w:left w:type="dxa" w:w="80"/>
+              <w:bottom w:type="dxa" w:w="50"/>
+              <w:right w:type="dxa" w:w="80"/>
+            </w:tcMar>
+          </w:tcPr>
+          <w:p>
+            <w:pPr>
+              <w:jc w:val="center"/>
+            </w:pPr>
+          </w:p>
+        </w:tc>
+        <w:tc>
+          <w:tcPr>
+            <w:tcW w:type="dxa" w:w="1517"/>
+            <w:tcBorders>
+              <w:top w:val="single" w:color="C9D3DF" w:sz="4"/>
+              <w:left w:val="single" w:color="C9D3DF" w:sz="4"/>
+              <w:bottom w:val="single" w:color="C9D3DF" w:sz="4"/>
+              <w:right w:val="single" w:color="C9D3DF" w:sz="4"/>
+            </w:tcBorders>
+            <w:tcMar>
+              <w:top w:type="dxa" w:w="50"/>
+              <w:left w:type="dxa" w:w="80"/>
+              <w:bottom w:type="dxa" w:w="50"/>
+              <w:right w:type="dxa" w:w="80"/>
+            </w:tcMar>
+          </w:tcPr>
+          <w:p>
+            <w:pPr>
+              <w:jc w:val="center"/>
+            </w:pPr>
+          </w:p>
+        </w:tc>
+        <w:tc>
+          <w:tcPr>
+            <w:tcW w:type="dxa" w:w="1309"/>
             <w:tcBorders>
               <w:top w:val="single" w:color="C9D3DF" w:sz="4"/>
               <w:left w:val="single" w:color="C9D3DF" w:sz="4"/>
@@ -13357,7 +13357,7 @@
         </w:trPr>
         <w:tc>
           <w:tcPr>
-            <w:tcW w:type="dxa" w:w="1483"/>
+            <w:tcW w:type="dxa" w:w="686"/>
             <w:tcBorders>
               <w:top w:val="single" w:color="C9D3DF" w:sz="4"/>
               <w:left w:val="single" w:color="C9D3DF" w:sz="4"/>
@@ -13387,117 +13387,117 @@
         </w:tc>
         <w:tc>
           <w:tcPr>
-            <w:tcW w:type="dxa" w:w="1356"/>
-            <w:tcBorders>
-              <w:top w:val="single" w:color="C9D3DF" w:sz="4"/>
-              <w:left w:val="single" w:color="C9D3DF" w:sz="4"/>
-              <w:bottom w:val="single" w:color="C9D3DF" w:sz="4"/>
-              <w:right w:val="single" w:color="C9D3DF" w:sz="4"/>
-            </w:tcBorders>
-            <w:tcMar>
-              <w:top w:type="dxa" w:w="50"/>
-              <w:left w:type="dxa" w:w="80"/>
-              <w:bottom w:type="dxa" w:w="50"/>
-              <w:right w:type="dxa" w:w="80"/>
-            </w:tcMar>
-          </w:tcPr>
-          <w:p>
-            <w:pPr>
-              <w:jc w:val="center"/>
-            </w:pPr>
-          </w:p>
-        </w:tc>
-        <w:tc>
-          <w:tcPr>
-            <w:tcW w:type="dxa" w:w="1483"/>
-            <w:tcBorders>
-              <w:top w:val="single" w:color="C9D3DF" w:sz="4"/>
-              <w:left w:val="single" w:color="C9D3DF" w:sz="4"/>
-              <w:bottom w:val="single" w:color="C9D3DF" w:sz="4"/>
-              <w:right w:val="single" w:color="C9D3DF" w:sz="4"/>
-            </w:tcBorders>
-            <w:tcMar>
-              <w:top w:type="dxa" w:w="50"/>
-              <w:left w:type="dxa" w:w="80"/>
-              <w:bottom w:type="dxa" w:w="50"/>
-              <w:right w:type="dxa" w:w="80"/>
-            </w:tcMar>
-          </w:tcPr>
-          <w:p>
-            <w:pPr>
-              <w:jc w:val="center"/>
-            </w:pPr>
-          </w:p>
-        </w:tc>
-        <w:tc>
-          <w:tcPr>
-            <w:tcW w:type="dxa" w:w="1483"/>
-            <w:tcBorders>
-              <w:top w:val="single" w:color="C9D3DF" w:sz="4"/>
-              <w:left w:val="single" w:color="C9D3DF" w:sz="4"/>
-              <w:bottom w:val="single" w:color="C9D3DF" w:sz="4"/>
-              <w:right w:val="single" w:color="C9D3DF" w:sz="4"/>
-            </w:tcBorders>
-            <w:tcMar>
-              <w:top w:type="dxa" w:w="50"/>
-              <w:left w:type="dxa" w:w="80"/>
-              <w:bottom w:type="dxa" w:w="50"/>
-              <w:right w:type="dxa" w:w="80"/>
-            </w:tcMar>
-          </w:tcPr>
-          <w:p>
-            <w:pPr>
-              <w:jc w:val="center"/>
-            </w:pPr>
-          </w:p>
-        </w:tc>
-        <w:tc>
-          <w:tcPr>
-            <w:tcW w:type="dxa" w:w="1553"/>
-            <w:tcBorders>
-              <w:top w:val="single" w:color="C9D3DF" w:sz="4"/>
-              <w:left w:val="single" w:color="C9D3DF" w:sz="4"/>
-              <w:bottom w:val="single" w:color="C9D3DF" w:sz="4"/>
-              <w:right w:val="single" w:color="C9D3DF" w:sz="4"/>
-            </w:tcBorders>
-            <w:tcMar>
-              <w:top w:type="dxa" w:w="50"/>
-              <w:left w:type="dxa" w:w="80"/>
-              <w:bottom w:type="dxa" w:w="50"/>
-              <w:right w:type="dxa" w:w="80"/>
-            </w:tcMar>
-          </w:tcPr>
-          <w:p>
-            <w:pPr>
-              <w:jc w:val="center"/>
-            </w:pPr>
-          </w:p>
-        </w:tc>
-        <w:tc>
-          <w:tcPr>
-            <w:tcW w:type="dxa" w:w="1444"/>
-            <w:tcBorders>
-              <w:top w:val="single" w:color="C9D3DF" w:sz="4"/>
-              <w:left w:val="single" w:color="C9D3DF" w:sz="4"/>
-              <w:bottom w:val="single" w:color="C9D3DF" w:sz="4"/>
-              <w:right w:val="single" w:color="C9D3DF" w:sz="4"/>
-            </w:tcBorders>
-            <w:tcMar>
-              <w:top w:type="dxa" w:w="50"/>
-              <w:left w:type="dxa" w:w="80"/>
-              <w:bottom w:type="dxa" w:w="50"/>
-              <w:right w:type="dxa" w:w="80"/>
-            </w:tcMar>
-          </w:tcPr>
-          <w:p>
-            <w:pPr>
-              <w:jc w:val="center"/>
-            </w:pPr>
-          </w:p>
-        </w:tc>
-        <w:tc>
-          <w:tcPr>
-            <w:tcW w:type="dxa" w:w="1402"/>
+            <w:tcW w:type="dxa" w:w="1101"/>
+            <w:tcBorders>
+              <w:top w:val="single" w:color="C9D3DF" w:sz="4"/>
+              <w:left w:val="single" w:color="C9D3DF" w:sz="4"/>
+              <w:bottom w:val="single" w:color="C9D3DF" w:sz="4"/>
+              <w:right w:val="single" w:color="C9D3DF" w:sz="4"/>
+            </w:tcBorders>
+            <w:tcMar>
+              <w:top w:type="dxa" w:w="50"/>
+              <w:left w:type="dxa" w:w="80"/>
+              <w:bottom w:type="dxa" w:w="50"/>
+              <w:right w:type="dxa" w:w="80"/>
+            </w:tcMar>
+          </w:tcPr>
+          <w:p>
+            <w:pPr>
+              <w:jc w:val="center"/>
+            </w:pPr>
+          </w:p>
+        </w:tc>
+        <w:tc>
+          <w:tcPr>
+            <w:tcW w:type="dxa" w:w="1725"/>
+            <w:tcBorders>
+              <w:top w:val="single" w:color="C9D3DF" w:sz="4"/>
+              <w:left w:val="single" w:color="C9D3DF" w:sz="4"/>
+              <w:bottom w:val="single" w:color="C9D3DF" w:sz="4"/>
+              <w:right w:val="single" w:color="C9D3DF" w:sz="4"/>
+            </w:tcBorders>
+            <w:tcMar>
+              <w:top w:type="dxa" w:w="50"/>
+              <w:left w:type="dxa" w:w="80"/>
+              <w:bottom w:type="dxa" w:w="50"/>
+              <w:right w:type="dxa" w:w="80"/>
+            </w:tcMar>
+          </w:tcPr>
+          <w:p>
+            <w:pPr>
+              <w:jc w:val="center"/>
+            </w:pPr>
+          </w:p>
+        </w:tc>
+        <w:tc>
+          <w:tcPr>
+            <w:tcW w:type="dxa" w:w="1725"/>
+            <w:tcBorders>
+              <w:top w:val="single" w:color="C9D3DF" w:sz="4"/>
+              <w:left w:val="single" w:color="C9D3DF" w:sz="4"/>
+              <w:bottom w:val="single" w:color="C9D3DF" w:sz="4"/>
+              <w:right w:val="single" w:color="C9D3DF" w:sz="4"/>
+            </w:tcBorders>
+            <w:tcMar>
+              <w:top w:type="dxa" w:w="50"/>
+              <w:left w:type="dxa" w:w="80"/>
+              <w:bottom w:type="dxa" w:w="50"/>
+              <w:right w:type="dxa" w:w="80"/>
+            </w:tcMar>
+          </w:tcPr>
+          <w:p>
+            <w:pPr>
+              <w:jc w:val="center"/>
+            </w:pPr>
+          </w:p>
+        </w:tc>
+        <w:tc>
+          <w:tcPr>
+            <w:tcW w:type="dxa" w:w="2141"/>
+            <w:tcBorders>
+              <w:top w:val="single" w:color="C9D3DF" w:sz="4"/>
+              <w:left w:val="single" w:color="C9D3DF" w:sz="4"/>
+              <w:bottom w:val="single" w:color="C9D3DF" w:sz="4"/>
+              <w:right w:val="single" w:color="C9D3DF" w:sz="4"/>
+            </w:tcBorders>
+            <w:tcMar>
+              <w:top w:type="dxa" w:w="50"/>
+              <w:left w:type="dxa" w:w="80"/>
+              <w:bottom w:type="dxa" w:w="50"/>
+              <w:right w:type="dxa" w:w="80"/>
+            </w:tcMar>
+          </w:tcPr>
+          <w:p>
+            <w:pPr>
+              <w:jc w:val="center"/>
+            </w:pPr>
+          </w:p>
+        </w:tc>
+        <w:tc>
+          <w:tcPr>
+            <w:tcW w:type="dxa" w:w="1517"/>
+            <w:tcBorders>
+              <w:top w:val="single" w:color="C9D3DF" w:sz="4"/>
+              <w:left w:val="single" w:color="C9D3DF" w:sz="4"/>
+              <w:bottom w:val="single" w:color="C9D3DF" w:sz="4"/>
+              <w:right w:val="single" w:color="C9D3DF" w:sz="4"/>
+            </w:tcBorders>
+            <w:tcMar>
+              <w:top w:type="dxa" w:w="50"/>
+              <w:left w:type="dxa" w:w="80"/>
+              <w:bottom w:type="dxa" w:w="50"/>
+              <w:right w:type="dxa" w:w="80"/>
+            </w:tcMar>
+          </w:tcPr>
+          <w:p>
+            <w:pPr>
+              <w:jc w:val="center"/>
+            </w:pPr>
+          </w:p>
+        </w:tc>
+        <w:tc>
+          <w:tcPr>
+            <w:tcW w:type="dxa" w:w="1309"/>
             <w:tcBorders>
               <w:top w:val="single" w:color="C9D3DF" w:sz="4"/>
               <w:left w:val="single" w:color="C9D3DF" w:sz="4"/>
@@ -13697,7 +13697,7 @@
         <w:sz w:val="16"/>
         <w:szCs w:val="16"/>
       </w:rPr>
-      <w:t xml:space="preserve">오이소창원 최종 자체 테스트 체크리스트</w:t>
+      <w:t xml:space="preserve">오이소창원 최종 자체 테스트 체크리스트 · </w:t>
     </w:r>
     <w:r>
       <w:rPr>
@@ -13707,6 +13707,11 @@
       </w:rPr>
       <w:fldChar w:fldCharType="begin"/>
       <w:instrText xml:space="preserve">PAGE</w:instrText>
+      <w:fldChar w:fldCharType="separate"/>
+      <w:fldChar w:fldCharType="end"/>
+      <w:t xml:space="preserve"> / </w:t>
+      <w:fldChar w:fldCharType="begin"/>
+      <w:instrText xml:space="preserve">NUMPAGES</w:instrText>
       <w:fldChar w:fldCharType="separate"/>
       <w:fldChar w:fldCharType="end"/>
     </w:r>

--- a/tests/team_self_test/오이소창원_최종자체테스트_체크리스트_20261003.docx
+++ b/tests/team_self_test/오이소창원_최종자체테스트_체크리스트_20261003.docx
@@ -44,7 +44,7 @@
         </w:rPr>
         <w:t xml:space="preserve"> 배포본 </w:t>
       </w:r>
-      <w:hyperlink w:history="1" r:id="rIdnuqpwfiooekuxqf81z9lc">
+      <w:hyperlink w:history="1" r:id="rIdxn-crlkzkssq_cxfnlkbl">
         <w:r>
           <w:rPr>
             <w:rStyle w:val="Hyperlink"/>
@@ -11748,7 +11748,7 @@
               </w:rPr>
               <w:t xml:space="preserve">설문 링크(</w:t>
             </w:r>
-            <w:hyperlink w:history="1" r:id="rIdaxckgyllocg_w-l-surxz">
+            <w:hyperlink w:history="1" r:id="rIdj0e_60j9sad9xw-sexcye">
               <w:r>
                 <w:rPr>
                   <w:rStyle w:val="Hyperlink"/>
